--- a/4.质量管理/2.运行记录类文件/JXTX-04-16-运维服务质量管理管理评审报告.docx
+++ b/4.质量管理/2.运行记录类文件/JXTX-04-16-运维服务质量管理管理评审报告.docx
@@ -21,7 +21,60 @@
         <w:spacing w:before="3120" w:beforeLines="1000"/>
         <w:textAlignment w:val="baseline"/>
       </w:pPr>
+      <w:bookmarkStart w:id="9" w:name="_GoBack"/>
       <w:bookmarkStart w:id="0" w:name="_Toc28008"/>
+      <w:r>
+        <w:drawing>
+          <wp:anchor distT="0" distB="0" distL="114300" distR="114300" simplePos="0" relativeHeight="251661312" behindDoc="1" locked="0" layoutInCell="1" allowOverlap="1">
+            <wp:simplePos x="0" y="0"/>
+            <wp:positionH relativeFrom="column">
+              <wp:posOffset>-19050</wp:posOffset>
+            </wp:positionH>
+            <wp:positionV relativeFrom="paragraph">
+              <wp:posOffset>-22225</wp:posOffset>
+            </wp:positionV>
+            <wp:extent cx="5304790" cy="8893810"/>
+            <wp:effectExtent l="0" t="0" r="13970" b="6350"/>
+            <wp:wrapNone/>
+            <wp:docPr id="1" name="图片 1"/>
+            <wp:cNvGraphicFramePr>
+              <a:graphicFrameLocks xmlns:a="http://schemas.openxmlformats.org/drawingml/2006/main" noChangeAspect="1"/>
+            </wp:cNvGraphicFramePr>
+            <a:graphic xmlns:a="http://schemas.openxmlformats.org/drawingml/2006/main">
+              <a:graphicData uri="http://schemas.openxmlformats.org/drawingml/2006/picture">
+                <pic:pic xmlns:pic="http://schemas.openxmlformats.org/drawingml/2006/picture">
+                  <pic:nvPicPr>
+                    <pic:cNvPr id="1" name="图片 1"/>
+                    <pic:cNvPicPr>
+                      <a:picLocks noChangeAspect="1"/>
+                    </pic:cNvPicPr>
+                  </pic:nvPicPr>
+                  <pic:blipFill>
+                    <a:blip r:embed="rId7"/>
+                    <a:stretch>
+                      <a:fillRect/>
+                    </a:stretch>
+                  </pic:blipFill>
+                  <pic:spPr>
+                    <a:xfrm>
+                      <a:off x="0" y="0"/>
+                      <a:ext cx="5304790" cy="8893810"/>
+                    </a:xfrm>
+                    <a:prstGeom prst="rect">
+                      <a:avLst/>
+                    </a:prstGeom>
+                    <a:noFill/>
+                    <a:ln>
+                      <a:noFill/>
+                    </a:ln>
+                  </pic:spPr>
+                </pic:pic>
+              </a:graphicData>
+            </a:graphic>
+          </wp:anchor>
+        </w:drawing>
+      </w:r>
+      <w:bookmarkEnd w:id="9"/>
       <w:r>
         <w:drawing>
           <wp:anchor distT="0" distB="0" distL="114300" distR="114300" simplePos="0" relativeHeight="251660288" behindDoc="1" locked="0" layoutInCell="1" allowOverlap="1">
@@ -49,7 +102,7 @@
                     </pic:cNvPicPr>
                   </pic:nvPicPr>
                   <pic:blipFill>
-                    <a:blip r:embed="rId7"/>
+                    <a:blip r:embed="rId8"/>
                     <a:stretch>
                       <a:fillRect/>
                     </a:stretch>
@@ -104,7 +157,7 @@
                     </pic:cNvPicPr>
                   </pic:nvPicPr>
                   <pic:blipFill>
-                    <a:blip r:embed="rId8">
+                    <a:blip r:embed="rId9">
                       <a:alphaModFix amt="58000"/>
                       <a:lum contrast="-52000"/>
                     </a:blip>
@@ -725,8 +778,6 @@
               </w:rPr>
               <w:t>2025.11.20</w:t>
             </w:r>
-            <w:bookmarkStart w:id="9" w:name="_GoBack"/>
-            <w:bookmarkEnd w:id="9"/>
           </w:p>
         </w:tc>
       </w:tr>
@@ -2745,6 +2796,12 @@
             <w:insideH w:val="none" w:color="auto" w:sz="0" w:space="0"/>
             <w:insideV w:val="none" w:color="auto" w:sz="0" w:space="0"/>
           </w:tblBorders>
+          <w:tblCellMar>
+            <w:top w:w="0" w:type="dxa"/>
+            <w:left w:w="0" w:type="dxa"/>
+            <w:bottom w:w="0" w:type="dxa"/>
+            <w:right w:w="0" w:type="dxa"/>
+          </w:tblCellMar>
         </w:tblPrEx>
         <w:trPr>
           <w:trHeight w:val="13490" w:hRule="atLeast"/>

--- a/4.质量管理/2.运行记录类文件/JXTX-04-16-运维服务质量管理管理评审报告.docx
+++ b/4.质量管理/2.运行记录类文件/JXTX-04-16-运维服务质量管理管理评审报告.docx
@@ -21,8 +21,8 @@
         <w:spacing w:before="3120" w:beforeLines="1000"/>
         <w:textAlignment w:val="baseline"/>
       </w:pPr>
-      <w:bookmarkStart w:id="9" w:name="_GoBack"/>
-      <w:bookmarkStart w:id="0" w:name="_Toc28008"/>
+      <w:bookmarkStart w:id="11" w:name="_GoBack"/>
+      <w:bookmarkStart w:id="0" w:name="_Toc19151"/>
       <w:r>
         <w:drawing>
           <wp:anchor distT="0" distB="0" distL="114300" distR="114300" simplePos="0" relativeHeight="251661312" behindDoc="1" locked="0" layoutInCell="1" allowOverlap="1">
@@ -74,7 +74,6 @@
           </wp:anchor>
         </w:drawing>
       </w:r>
-      <w:bookmarkEnd w:id="9"/>
       <w:r>
         <w:drawing>
           <wp:anchor distT="0" distB="0" distL="114300" distR="114300" simplePos="0" relativeHeight="251660288" behindDoc="1" locked="0" layoutInCell="1" allowOverlap="1">
@@ -212,7 +211,7 @@
           <w:lang w:val="en-US" w:eastAsia="zh-CN"/>
         </w:rPr>
       </w:pPr>
-      <w:bookmarkStart w:id="1" w:name="_Toc22993"/>
+      <w:bookmarkStart w:id="1" w:name="_Toc17655"/>
       <w:r>
         <w:rPr>
           <w:rFonts w:hint="eastAsia"/>
@@ -2102,7 +2101,7 @@
               <w:rFonts w:hint="eastAsia" w:ascii="宋体" w:hAnsi="宋体" w:eastAsia="宋体" w:cs="宋体"/>
               <w:szCs w:val="24"/>
             </w:rPr>
-            <w:instrText xml:space="preserve"> HYPERLINK \l _Toc28008 </w:instrText>
+            <w:instrText xml:space="preserve"> HYPERLINK \l _Toc19151 </w:instrText>
           </w:r>
           <w:r>
             <w:rPr>
@@ -2125,7 +2124,7 @@
             <w:fldChar w:fldCharType="begin"/>
           </w:r>
           <w:r>
-            <w:instrText xml:space="preserve"> PAGEREF _Toc28008 \h </w:instrText>
+            <w:instrText xml:space="preserve"> PAGEREF _Toc19151 \h </w:instrText>
           </w:r>
           <w:r>
             <w:fldChar w:fldCharType="separate"/>
@@ -2163,7 +2162,7 @@
               <w:rFonts w:hint="eastAsia" w:ascii="宋体" w:hAnsi="宋体" w:eastAsia="宋体" w:cs="宋体"/>
               <w:szCs w:val="24"/>
             </w:rPr>
-            <w:instrText xml:space="preserve"> HYPERLINK \l _Toc22993 </w:instrText>
+            <w:instrText xml:space="preserve"> HYPERLINK \l _Toc17655 </w:instrText>
           </w:r>
           <w:r>
             <w:rPr>
@@ -2186,13 +2185,257 @@
             <w:fldChar w:fldCharType="begin"/>
           </w:r>
           <w:r>
-            <w:instrText xml:space="preserve"> PAGEREF _Toc22993 \h </w:instrText>
+            <w:instrText xml:space="preserve"> PAGEREF _Toc17655 \h </w:instrText>
           </w:r>
           <w:r>
             <w:fldChar w:fldCharType="separate"/>
           </w:r>
           <w:r>
             <w:t>1</w:t>
+          </w:r>
+          <w:r>
+            <w:fldChar w:fldCharType="end"/>
+          </w:r>
+          <w:r>
+            <w:rPr>
+              <w:rFonts w:hint="eastAsia" w:ascii="宋体" w:hAnsi="宋体" w:eastAsia="宋体" w:cs="宋体"/>
+              <w:szCs w:val="24"/>
+            </w:rPr>
+            <w:fldChar w:fldCharType="end"/>
+          </w:r>
+        </w:p>
+        <w:p>
+          <w:pPr>
+            <w:pStyle w:val="16"/>
+            <w:tabs>
+              <w:tab w:val="right" w:leader="dot" w:pos="8306"/>
+            </w:tabs>
+          </w:pPr>
+          <w:r>
+            <w:rPr>
+              <w:rFonts w:hint="eastAsia" w:ascii="宋体" w:hAnsi="宋体" w:eastAsia="宋体" w:cs="宋体"/>
+              <w:szCs w:val="24"/>
+            </w:rPr>
+            <w:fldChar w:fldCharType="begin"/>
+          </w:r>
+          <w:r>
+            <w:rPr>
+              <w:rFonts w:hint="eastAsia" w:ascii="宋体" w:hAnsi="宋体" w:eastAsia="宋体" w:cs="宋体"/>
+              <w:szCs w:val="24"/>
+            </w:rPr>
+            <w:instrText xml:space="preserve"> HYPERLINK \l _Toc11201 </w:instrText>
+          </w:r>
+          <w:r>
+            <w:rPr>
+              <w:rFonts w:hint="eastAsia" w:ascii="宋体" w:hAnsi="宋体" w:eastAsia="宋体" w:cs="宋体"/>
+              <w:szCs w:val="24"/>
+            </w:rPr>
+            <w:fldChar w:fldCharType="separate"/>
+          </w:r>
+          <w:r>
+            <w:rPr>
+              <w:rFonts w:hint="default"/>
+              <w:lang w:val="en-US" w:eastAsia="zh-CN"/>
+            </w:rPr>
+            <w:t>1. 评审基本信息</w:t>
+          </w:r>
+          <w:r>
+            <w:tab/>
+          </w:r>
+          <w:r>
+            <w:fldChar w:fldCharType="begin"/>
+          </w:r>
+          <w:r>
+            <w:instrText xml:space="preserve"> PAGEREF _Toc11201 \h </w:instrText>
+          </w:r>
+          <w:r>
+            <w:fldChar w:fldCharType="separate"/>
+          </w:r>
+          <w:r>
+            <w:t>4</w:t>
+          </w:r>
+          <w:r>
+            <w:fldChar w:fldCharType="end"/>
+          </w:r>
+          <w:r>
+            <w:rPr>
+              <w:rFonts w:hint="eastAsia" w:ascii="宋体" w:hAnsi="宋体" w:eastAsia="宋体" w:cs="宋体"/>
+              <w:szCs w:val="24"/>
+            </w:rPr>
+            <w:fldChar w:fldCharType="end"/>
+          </w:r>
+        </w:p>
+        <w:p>
+          <w:pPr>
+            <w:pStyle w:val="16"/>
+            <w:tabs>
+              <w:tab w:val="right" w:leader="dot" w:pos="8306"/>
+            </w:tabs>
+          </w:pPr>
+          <w:r>
+            <w:rPr>
+              <w:rFonts w:hint="eastAsia" w:ascii="宋体" w:hAnsi="宋体" w:eastAsia="宋体" w:cs="宋体"/>
+              <w:szCs w:val="24"/>
+            </w:rPr>
+            <w:fldChar w:fldCharType="begin"/>
+          </w:r>
+          <w:r>
+            <w:rPr>
+              <w:rFonts w:hint="eastAsia" w:ascii="宋体" w:hAnsi="宋体" w:eastAsia="宋体" w:cs="宋体"/>
+              <w:szCs w:val="24"/>
+            </w:rPr>
+            <w:instrText xml:space="preserve"> HYPERLINK \l _Toc29326 </w:instrText>
+          </w:r>
+          <w:r>
+            <w:rPr>
+              <w:rFonts w:hint="eastAsia" w:ascii="宋体" w:hAnsi="宋体" w:eastAsia="宋体" w:cs="宋体"/>
+              <w:szCs w:val="24"/>
+            </w:rPr>
+            <w:fldChar w:fldCharType="separate"/>
+          </w:r>
+          <w:r>
+            <w:rPr>
+              <w:rFonts w:hint="default"/>
+              <w:lang w:val="en-US" w:eastAsia="zh-CN"/>
+            </w:rPr>
+            <w:t>2. 评审目的</w:t>
+          </w:r>
+          <w:r>
+            <w:tab/>
+          </w:r>
+          <w:r>
+            <w:fldChar w:fldCharType="begin"/>
+          </w:r>
+          <w:r>
+            <w:instrText xml:space="preserve"> PAGEREF _Toc29326 \h </w:instrText>
+          </w:r>
+          <w:r>
+            <w:fldChar w:fldCharType="separate"/>
+          </w:r>
+          <w:r>
+            <w:t>4</w:t>
+          </w:r>
+          <w:r>
+            <w:fldChar w:fldCharType="end"/>
+          </w:r>
+          <w:r>
+            <w:rPr>
+              <w:rFonts w:hint="eastAsia" w:ascii="宋体" w:hAnsi="宋体" w:eastAsia="宋体" w:cs="宋体"/>
+              <w:szCs w:val="24"/>
+            </w:rPr>
+            <w:fldChar w:fldCharType="end"/>
+          </w:r>
+        </w:p>
+        <w:p>
+          <w:pPr>
+            <w:pStyle w:val="16"/>
+            <w:tabs>
+              <w:tab w:val="right" w:leader="dot" w:pos="8306"/>
+            </w:tabs>
+          </w:pPr>
+          <w:r>
+            <w:rPr>
+              <w:rFonts w:hint="eastAsia" w:ascii="宋体" w:hAnsi="宋体" w:eastAsia="宋体" w:cs="宋体"/>
+              <w:szCs w:val="24"/>
+            </w:rPr>
+            <w:fldChar w:fldCharType="begin"/>
+          </w:r>
+          <w:r>
+            <w:rPr>
+              <w:rFonts w:hint="eastAsia" w:ascii="宋体" w:hAnsi="宋体" w:eastAsia="宋体" w:cs="宋体"/>
+              <w:szCs w:val="24"/>
+            </w:rPr>
+            <w:instrText xml:space="preserve"> HYPERLINK \l _Toc31706 </w:instrText>
+          </w:r>
+          <w:r>
+            <w:rPr>
+              <w:rFonts w:hint="eastAsia" w:ascii="宋体" w:hAnsi="宋体" w:eastAsia="宋体" w:cs="宋体"/>
+              <w:szCs w:val="24"/>
+            </w:rPr>
+            <w:fldChar w:fldCharType="separate"/>
+          </w:r>
+          <w:r>
+            <w:rPr>
+              <w:rFonts w:hint="default"/>
+              <w:lang w:val="en-US" w:eastAsia="zh-CN"/>
+            </w:rPr>
+            <w:t>3. 评审内容概述</w:t>
+          </w:r>
+          <w:r>
+            <w:tab/>
+          </w:r>
+          <w:r>
+            <w:fldChar w:fldCharType="begin"/>
+          </w:r>
+          <w:r>
+            <w:instrText xml:space="preserve"> PAGEREF _Toc31706 \h </w:instrText>
+          </w:r>
+          <w:r>
+            <w:fldChar w:fldCharType="separate"/>
+          </w:r>
+          <w:r>
+            <w:t>4</w:t>
+          </w:r>
+          <w:r>
+            <w:fldChar w:fldCharType="end"/>
+          </w:r>
+          <w:r>
+            <w:rPr>
+              <w:rFonts w:hint="eastAsia" w:ascii="宋体" w:hAnsi="宋体" w:eastAsia="宋体" w:cs="宋体"/>
+              <w:szCs w:val="24"/>
+            </w:rPr>
+            <w:fldChar w:fldCharType="end"/>
+          </w:r>
+        </w:p>
+        <w:p>
+          <w:pPr>
+            <w:pStyle w:val="16"/>
+            <w:tabs>
+              <w:tab w:val="right" w:leader="dot" w:pos="8306"/>
+            </w:tabs>
+          </w:pPr>
+          <w:r>
+            <w:rPr>
+              <w:rFonts w:hint="eastAsia" w:ascii="宋体" w:hAnsi="宋体" w:eastAsia="宋体" w:cs="宋体"/>
+              <w:szCs w:val="24"/>
+            </w:rPr>
+            <w:fldChar w:fldCharType="begin"/>
+          </w:r>
+          <w:r>
+            <w:rPr>
+              <w:rFonts w:hint="eastAsia" w:ascii="宋体" w:hAnsi="宋体" w:eastAsia="宋体" w:cs="宋体"/>
+              <w:szCs w:val="24"/>
+            </w:rPr>
+            <w:instrText xml:space="preserve"> HYPERLINK \l _Toc6481 </w:instrText>
+          </w:r>
+          <w:r>
+            <w:rPr>
+              <w:rFonts w:hint="eastAsia" w:ascii="宋体" w:hAnsi="宋体" w:eastAsia="宋体" w:cs="宋体"/>
+              <w:szCs w:val="24"/>
+            </w:rPr>
+            <w:fldChar w:fldCharType="separate"/>
+          </w:r>
+          <w:r>
+            <w:rPr>
+              <w:rFonts w:hint="default"/>
+              <w:lang w:val="en-US" w:eastAsia="zh-CN"/>
+            </w:rPr>
+            <w:t>4. 评审情况综述</w:t>
+          </w:r>
+          <w:r>
+            <w:tab/>
+          </w:r>
+          <w:r>
+            <w:fldChar w:fldCharType="begin"/>
+          </w:r>
+          <w:r>
+            <w:instrText xml:space="preserve"> PAGEREF _Toc6481 \h </w:instrText>
+          </w:r>
+          <w:r>
+            <w:fldChar w:fldCharType="separate"/>
+          </w:r>
+          <w:r>
+            <w:t>4</w:t>
           </w:r>
           <w:r>
             <w:fldChar w:fldCharType="end"/>
@@ -2224,7 +2467,7 @@
               <w:rFonts w:hint="eastAsia" w:ascii="宋体" w:hAnsi="宋体" w:eastAsia="宋体" w:cs="宋体"/>
               <w:szCs w:val="24"/>
             </w:rPr>
-            <w:instrText xml:space="preserve"> HYPERLINK \l _Toc15254 </w:instrText>
+            <w:instrText xml:space="preserve"> HYPERLINK \l _Toc23949 </w:instrText>
           </w:r>
           <w:r>
             <w:rPr>
@@ -2235,42 +2478,10 @@
           </w:r>
           <w:r>
             <w:rPr>
-              <w:bCs/>
-              <w:spacing w:val="-5"/>
-            </w:rPr>
-            <w:t>一、评审时间：202</w:t>
-          </w:r>
-          <w:r>
-            <w:rPr>
-              <w:rFonts w:hint="eastAsia"/>
-              <w:bCs/>
-              <w:spacing w:val="-5"/>
+              <w:rFonts w:hint="default"/>
               <w:lang w:val="en-US" w:eastAsia="zh-CN"/>
             </w:rPr>
-            <w:t>5</w:t>
-          </w:r>
-          <w:r>
-            <w:rPr>
-              <w:bCs/>
-              <w:spacing w:val="-5"/>
-            </w:rPr>
-            <w:t>年</w:t>
-          </w:r>
-          <w:r>
-            <w:rPr>
-              <w:rFonts w:hint="eastAsia"/>
-              <w:bCs/>
-              <w:spacing w:val="-5"/>
-              <w:lang w:val="en-US" w:eastAsia="zh-CN"/>
-            </w:rPr>
-            <w:t>9月20</w:t>
-          </w:r>
-          <w:r>
-            <w:rPr>
-              <w:bCs/>
-              <w:spacing w:val="-5"/>
-            </w:rPr>
-            <w:t>日</w:t>
+            <w:t>4.1. 2025年运维服务管理体系审核结果</w:t>
           </w:r>
           <w:r>
             <w:tab/>
@@ -2279,7 +2490,7 @@
             <w:fldChar w:fldCharType="begin"/>
           </w:r>
           <w:r>
-            <w:instrText xml:space="preserve"> PAGEREF _Toc15254 \h </w:instrText>
+            <w:instrText xml:space="preserve"> PAGEREF _Toc23949 \h </w:instrText>
           </w:r>
           <w:r>
             <w:fldChar w:fldCharType="separate"/>
@@ -2317,7 +2528,7 @@
               <w:rFonts w:hint="eastAsia" w:ascii="宋体" w:hAnsi="宋体" w:eastAsia="宋体" w:cs="宋体"/>
               <w:szCs w:val="24"/>
             </w:rPr>
-            <w:instrText xml:space="preserve"> HYPERLINK \l _Toc19194 </w:instrText>
+            <w:instrText xml:space="preserve"> HYPERLINK \l _Toc8422 </w:instrText>
           </w:r>
           <w:r>
             <w:rPr>
@@ -2328,10 +2539,10 @@
           </w:r>
           <w:r>
             <w:rPr>
-              <w:bCs/>
-              <w:spacing w:val="-3"/>
-            </w:rPr>
-            <w:t>二、评审地点:会议室</w:t>
+              <w:rFonts w:hint="default"/>
+              <w:lang w:val="en-US" w:eastAsia="zh-CN"/>
+            </w:rPr>
+            <w:t>4.2. 纠正措施执行情况</w:t>
           </w:r>
           <w:r>
             <w:tab/>
@@ -2340,13 +2551,13 @@
             <w:fldChar w:fldCharType="begin"/>
           </w:r>
           <w:r>
-            <w:instrText xml:space="preserve"> PAGEREF _Toc19194 \h </w:instrText>
+            <w:instrText xml:space="preserve"> PAGEREF _Toc8422 \h </w:instrText>
           </w:r>
           <w:r>
             <w:fldChar w:fldCharType="separate"/>
           </w:r>
           <w:r>
-            <w:t>4</w:t>
+            <w:t>5</w:t>
           </w:r>
           <w:r>
             <w:fldChar w:fldCharType="end"/>
@@ -2361,7 +2572,7 @@
         </w:p>
         <w:p>
           <w:pPr>
-            <w:pStyle w:val="17"/>
+            <w:pStyle w:val="16"/>
             <w:tabs>
               <w:tab w:val="right" w:leader="dot" w:pos="8306"/>
             </w:tabs>
@@ -2378,7 +2589,7 @@
               <w:rFonts w:hint="eastAsia" w:ascii="宋体" w:hAnsi="宋体" w:eastAsia="宋体" w:cs="宋体"/>
               <w:szCs w:val="24"/>
             </w:rPr>
-            <w:instrText xml:space="preserve"> HYPERLINK \l _Toc16802 </w:instrText>
+            <w:instrText xml:space="preserve"> HYPERLINK \l _Toc13537 </w:instrText>
           </w:r>
           <w:r>
             <w:rPr>
@@ -2389,10 +2600,10 @@
           </w:r>
           <w:r>
             <w:rPr>
-              <w:bCs/>
-              <w:spacing w:val="-4"/>
-            </w:rPr>
-            <w:t>四、评审目的</w:t>
+              <w:rFonts w:hint="default"/>
+              <w:lang w:val="en-US" w:eastAsia="zh-CN"/>
+            </w:rPr>
+            <w:t>5. 体系运行总体评价</w:t>
           </w:r>
           <w:r>
             <w:tab/>
@@ -2401,13 +2612,13 @@
             <w:fldChar w:fldCharType="begin"/>
           </w:r>
           <w:r>
-            <w:instrText xml:space="preserve"> PAGEREF _Toc16802 \h </w:instrText>
+            <w:instrText xml:space="preserve"> PAGEREF _Toc13537 \h </w:instrText>
           </w:r>
           <w:r>
             <w:fldChar w:fldCharType="separate"/>
           </w:r>
           <w:r>
-            <w:t>4</w:t>
+            <w:t>5</w:t>
           </w:r>
           <w:r>
             <w:fldChar w:fldCharType="end"/>
@@ -2422,7 +2633,7 @@
         </w:p>
         <w:p>
           <w:pPr>
-            <w:pStyle w:val="17"/>
+            <w:pStyle w:val="16"/>
             <w:tabs>
               <w:tab w:val="right" w:leader="dot" w:pos="8306"/>
             </w:tabs>
@@ -2439,7 +2650,7 @@
               <w:rFonts w:hint="eastAsia" w:ascii="宋体" w:hAnsi="宋体" w:eastAsia="宋体" w:cs="宋体"/>
               <w:szCs w:val="24"/>
             </w:rPr>
-            <w:instrText xml:space="preserve"> HYPERLINK \l _Toc26207 </w:instrText>
+            <w:instrText xml:space="preserve"> HYPERLINK \l _Toc29772 </w:instrText>
           </w:r>
           <w:r>
             <w:rPr>
@@ -2450,10 +2661,10 @@
           </w:r>
           <w:r>
             <w:rPr>
-              <w:bCs/>
-              <w:spacing w:val="-2"/>
-            </w:rPr>
-            <w:t>五、评审内容</w:t>
+              <w:rFonts w:hint="default"/>
+              <w:lang w:val="en-US" w:eastAsia="zh-CN"/>
+            </w:rPr>
+            <w:t>6. 改进决议与后续措施</w:t>
           </w:r>
           <w:r>
             <w:tab/>
@@ -2462,13 +2673,13 @@
             <w:fldChar w:fldCharType="begin"/>
           </w:r>
           <w:r>
-            <w:instrText xml:space="preserve"> PAGEREF _Toc26207 \h </w:instrText>
+            <w:instrText xml:space="preserve"> PAGEREF _Toc29772 \h </w:instrText>
           </w:r>
           <w:r>
             <w:fldChar w:fldCharType="separate"/>
           </w:r>
           <w:r>
-            <w:t>4</w:t>
+            <w:t>5</w:t>
           </w:r>
           <w:r>
             <w:fldChar w:fldCharType="end"/>
@@ -2483,7 +2694,7 @@
         </w:p>
         <w:p>
           <w:pPr>
-            <w:pStyle w:val="17"/>
+            <w:pStyle w:val="16"/>
             <w:tabs>
               <w:tab w:val="right" w:leader="dot" w:pos="8306"/>
             </w:tabs>
@@ -2500,7 +2711,7 @@
               <w:rFonts w:hint="eastAsia" w:ascii="宋体" w:hAnsi="宋体" w:eastAsia="宋体" w:cs="宋体"/>
               <w:szCs w:val="24"/>
             </w:rPr>
-            <w:instrText xml:space="preserve"> HYPERLINK \l _Toc14460 </w:instrText>
+            <w:instrText xml:space="preserve"> HYPERLINK \l _Toc17318 </w:instrText>
           </w:r>
           <w:r>
             <w:rPr>
@@ -2511,10 +2722,10 @@
           </w:r>
           <w:r>
             <w:rPr>
-              <w:bCs/>
-              <w:spacing w:val="-1"/>
-            </w:rPr>
-            <w:t>六、评审情况</w:t>
+              <w:rFonts w:hint="default"/>
+              <w:lang w:val="en-US" w:eastAsia="zh-CN"/>
+            </w:rPr>
+            <w:t>7. 结论</w:t>
           </w:r>
           <w:r>
             <w:tab/>
@@ -2523,160 +2734,13 @@
             <w:fldChar w:fldCharType="begin"/>
           </w:r>
           <w:r>
-            <w:instrText xml:space="preserve"> PAGEREF _Toc14460 \h </w:instrText>
+            <w:instrText xml:space="preserve"> PAGEREF _Toc17318 \h </w:instrText>
           </w:r>
           <w:r>
             <w:fldChar w:fldCharType="separate"/>
           </w:r>
           <w:r>
-            <w:t>4</w:t>
-          </w:r>
-          <w:r>
-            <w:fldChar w:fldCharType="end"/>
-          </w:r>
-          <w:r>
-            <w:rPr>
-              <w:rFonts w:hint="eastAsia" w:ascii="宋体" w:hAnsi="宋体" w:eastAsia="宋体" w:cs="宋体"/>
-              <w:szCs w:val="24"/>
-            </w:rPr>
-            <w:fldChar w:fldCharType="end"/>
-          </w:r>
-        </w:p>
-        <w:p>
-          <w:pPr>
-            <w:pStyle w:val="13"/>
-            <w:tabs>
-              <w:tab w:val="right" w:leader="dot" w:pos="8306"/>
-            </w:tabs>
-          </w:pPr>
-          <w:r>
-            <w:rPr>
-              <w:rFonts w:hint="eastAsia" w:ascii="宋体" w:hAnsi="宋体" w:eastAsia="宋体" w:cs="宋体"/>
-              <w:szCs w:val="24"/>
-            </w:rPr>
-            <w:fldChar w:fldCharType="begin"/>
-          </w:r>
-          <w:r>
-            <w:rPr>
-              <w:rFonts w:hint="eastAsia" w:ascii="宋体" w:hAnsi="宋体" w:eastAsia="宋体" w:cs="宋体"/>
-              <w:szCs w:val="24"/>
-            </w:rPr>
-            <w:instrText xml:space="preserve"> HYPERLINK \l _Toc12761 </w:instrText>
-          </w:r>
-          <w:r>
-            <w:rPr>
-              <w:rFonts w:hint="eastAsia" w:ascii="宋体" w:hAnsi="宋体" w:eastAsia="宋体" w:cs="宋体"/>
-              <w:szCs w:val="24"/>
-            </w:rPr>
-            <w:fldChar w:fldCharType="separate"/>
-          </w:r>
-          <w:r>
-            <w:rPr>
-              <w:bCs/>
-              <w:spacing w:val="-4"/>
-            </w:rPr>
-            <w:t>1、</w:t>
-          </w:r>
-          <w:r>
-            <w:rPr>
-              <w:rFonts w:hint="eastAsia"/>
-              <w:bCs/>
-              <w:spacing w:val="-4"/>
-              <w:lang w:val="en-US" w:eastAsia="zh-CN"/>
-            </w:rPr>
-            <w:t>2025</w:t>
-          </w:r>
-          <w:r>
-            <w:rPr>
-              <w:bCs/>
-              <w:spacing w:val="-4"/>
-            </w:rPr>
-            <w:t>年运维服务管理体系审核的结果</w:t>
-          </w:r>
-          <w:r>
-            <w:tab/>
-          </w:r>
-          <w:r>
-            <w:fldChar w:fldCharType="begin"/>
-          </w:r>
-          <w:r>
-            <w:instrText xml:space="preserve"> PAGEREF _Toc12761 \h </w:instrText>
-          </w:r>
-          <w:r>
-            <w:fldChar w:fldCharType="separate"/>
-          </w:r>
-          <w:r>
-            <w:t>4</w:t>
-          </w:r>
-          <w:r>
-            <w:fldChar w:fldCharType="end"/>
-          </w:r>
-          <w:r>
-            <w:rPr>
-              <w:rFonts w:hint="eastAsia" w:ascii="宋体" w:hAnsi="宋体" w:eastAsia="宋体" w:cs="宋体"/>
-              <w:szCs w:val="24"/>
-            </w:rPr>
-            <w:fldChar w:fldCharType="end"/>
-          </w:r>
-        </w:p>
-        <w:p>
-          <w:pPr>
-            <w:pStyle w:val="13"/>
-            <w:tabs>
-              <w:tab w:val="right" w:leader="dot" w:pos="8306"/>
-            </w:tabs>
-          </w:pPr>
-          <w:r>
-            <w:rPr>
-              <w:rFonts w:hint="eastAsia" w:ascii="宋体" w:hAnsi="宋体" w:eastAsia="宋体" w:cs="宋体"/>
-              <w:szCs w:val="24"/>
-            </w:rPr>
-            <w:fldChar w:fldCharType="begin"/>
-          </w:r>
-          <w:r>
-            <w:rPr>
-              <w:rFonts w:hint="eastAsia" w:ascii="宋体" w:hAnsi="宋体" w:eastAsia="宋体" w:cs="宋体"/>
-              <w:szCs w:val="24"/>
-            </w:rPr>
-            <w:instrText xml:space="preserve"> HYPERLINK \l _Toc9369 </w:instrText>
-          </w:r>
-          <w:r>
-            <w:rPr>
-              <w:rFonts w:hint="eastAsia" w:ascii="宋体" w:hAnsi="宋体" w:eastAsia="宋体" w:cs="宋体"/>
-              <w:szCs w:val="24"/>
-            </w:rPr>
-            <w:fldChar w:fldCharType="separate"/>
-          </w:r>
-          <w:r>
-            <w:rPr>
-              <w:rFonts w:hint="eastAsia"/>
-              <w:bCs/>
-              <w:spacing w:val="-3"/>
-              <w:lang w:val="en-US" w:eastAsia="zh-CN"/>
-            </w:rPr>
-            <w:t>2</w:t>
-          </w:r>
-          <w:r>
-            <w:rPr>
-              <w:bCs/>
-              <w:spacing w:val="-3"/>
-            </w:rPr>
-            <w:t>、纠正措施执行情况</w:t>
-          </w:r>
-          <w:r>
-            <w:tab/>
-          </w:r>
-          <w:r>
-            <w:fldChar w:fldCharType="begin"/>
-          </w:r>
-          <w:r>
-            <w:instrText xml:space="preserve"> PAGEREF _Toc9369 \h </w:instrText>
-          </w:r>
-          <w:r>
-            <w:fldChar w:fldCharType="separate"/>
-          </w:r>
-          <w:r>
-            <w:t>4</w:t>
+            <w:t>5</w:t>
           </w:r>
           <w:r>
             <w:fldChar w:fldCharType="end"/>
@@ -2762,637 +2826,25 @@
         <w:br w:type="page"/>
       </w:r>
     </w:p>
-    <w:tbl>
-      <w:tblPr>
-        <w:tblStyle w:val="39"/>
-        <w:tblW w:w="9782" w:type="dxa"/>
-        <w:tblInd w:w="5" w:type="dxa"/>
-        <w:tblBorders>
-          <w:top w:val="single" w:color="000000" w:sz="4" w:space="0"/>
-          <w:left w:val="single" w:color="000000" w:sz="4" w:space="0"/>
-          <w:bottom w:val="single" w:color="000000" w:sz="4" w:space="0"/>
-          <w:right w:val="single" w:color="000000" w:sz="4" w:space="0"/>
-          <w:insideH w:val="none" w:color="auto" w:sz="0" w:space="0"/>
-          <w:insideV w:val="none" w:color="auto" w:sz="0" w:space="0"/>
-        </w:tblBorders>
-        <w:tblLayout w:type="fixed"/>
-        <w:tblCellMar>
-          <w:top w:w="0" w:type="dxa"/>
-          <w:left w:w="0" w:type="dxa"/>
-          <w:bottom w:w="0" w:type="dxa"/>
-          <w:right w:w="0" w:type="dxa"/>
-        </w:tblCellMar>
-      </w:tblPr>
-      <w:tblGrid>
-        <w:gridCol w:w="9782"/>
-      </w:tblGrid>
-      <w:tr>
-        <w:tblPrEx>
-          <w:tblBorders>
-            <w:top w:val="single" w:color="000000" w:sz="4" w:space="0"/>
-            <w:left w:val="single" w:color="000000" w:sz="4" w:space="0"/>
-            <w:bottom w:val="single" w:color="000000" w:sz="4" w:space="0"/>
-            <w:right w:val="single" w:color="000000" w:sz="4" w:space="0"/>
-            <w:insideH w:val="none" w:color="auto" w:sz="0" w:space="0"/>
-            <w:insideV w:val="none" w:color="auto" w:sz="0" w:space="0"/>
-          </w:tblBorders>
-          <w:tblCellMar>
-            <w:top w:w="0" w:type="dxa"/>
-            <w:left w:w="0" w:type="dxa"/>
-            <w:bottom w:w="0" w:type="dxa"/>
-            <w:right w:w="0" w:type="dxa"/>
-          </w:tblCellMar>
-        </w:tblPrEx>
-        <w:trPr>
-          <w:trHeight w:val="13490" w:hRule="atLeast"/>
-        </w:trPr>
-        <w:tc>
-          <w:tcPr>
-            <w:tcW w:w="9782" w:type="dxa"/>
-          </w:tcPr>
-          <w:p>
-            <w:pPr>
-              <w:pStyle w:val="27"/>
-              <w:spacing w:before="276" w:line="220" w:lineRule="auto"/>
-              <w:ind w:left="116"/>
-              <w:outlineLvl w:val="1"/>
-            </w:pPr>
-            <w:bookmarkStart w:id="2" w:name="_Toc15254"/>
-            <w:r>
-              <w:rPr>
-                <w:b/>
-                <w:bCs/>
-                <w:spacing w:val="-5"/>
-              </w:rPr>
-              <w:t>一、评审时间：202</w:t>
-            </w:r>
-            <w:r>
-              <w:rPr>
-                <w:rFonts w:hint="eastAsia"/>
-                <w:b/>
-                <w:bCs/>
-                <w:spacing w:val="-5"/>
-                <w:lang w:val="en-US" w:eastAsia="zh-CN"/>
-              </w:rPr>
-              <w:t>5</w:t>
-            </w:r>
-            <w:r>
-              <w:rPr>
-                <w:b/>
-                <w:bCs/>
-                <w:spacing w:val="-5"/>
-              </w:rPr>
-              <w:t>年</w:t>
-            </w:r>
-            <w:r>
-              <w:rPr>
-                <w:rFonts w:hint="eastAsia"/>
-                <w:b/>
-                <w:bCs/>
-                <w:spacing w:val="-5"/>
-                <w:lang w:val="en-US" w:eastAsia="zh-CN"/>
-              </w:rPr>
-              <w:t>9月20</w:t>
-            </w:r>
-            <w:r>
-              <w:rPr>
-                <w:b/>
-                <w:bCs/>
-                <w:spacing w:val="-5"/>
-              </w:rPr>
-              <w:t>日</w:t>
-            </w:r>
-            <w:bookmarkEnd w:id="2"/>
-          </w:p>
-          <w:p>
-            <w:pPr>
-              <w:pStyle w:val="27"/>
-              <w:spacing w:before="312" w:line="219" w:lineRule="auto"/>
-              <w:ind w:left="116"/>
-              <w:outlineLvl w:val="1"/>
-            </w:pPr>
-            <w:bookmarkStart w:id="3" w:name="_Toc19194"/>
-            <w:r>
-              <w:rPr>
-                <w:b/>
-                <w:bCs/>
-                <w:spacing w:val="-3"/>
-              </w:rPr>
-              <w:t>二、评审地点:会议室</w:t>
-            </w:r>
-            <w:bookmarkEnd w:id="3"/>
-          </w:p>
-          <w:p>
-            <w:pPr>
-              <w:pStyle w:val="27"/>
-              <w:spacing w:before="313" w:line="220" w:lineRule="auto"/>
-              <w:ind w:left="112"/>
-            </w:pPr>
-            <w:r>
-              <w:t>三、</w:t>
-            </w:r>
-            <w:r>
-              <w:rPr>
-                <w:b/>
-                <w:bCs/>
-              </w:rPr>
-              <w:t>评审人员</w:t>
-            </w:r>
-          </w:p>
-          <w:p>
-            <w:pPr>
-              <w:pStyle w:val="27"/>
-              <w:spacing w:before="311" w:line="220" w:lineRule="auto"/>
-              <w:ind w:left="534"/>
-            </w:pPr>
-            <w:r>
-              <w:rPr>
-                <w:spacing w:val="-2"/>
-              </w:rPr>
-              <w:t>主持人——</w:t>
-            </w:r>
-            <w:r>
-              <w:rPr>
-                <w:rFonts w:hint="default"/>
-                <w:vertAlign w:val="baseline"/>
-                <w:lang w:val="en-US" w:eastAsia="zh-CN"/>
-              </w:rPr>
-              <w:t>涂志云</w:t>
-            </w:r>
-          </w:p>
-          <w:p>
-            <w:pPr>
-              <w:pStyle w:val="27"/>
-              <w:spacing w:before="311" w:line="220" w:lineRule="auto"/>
-              <w:ind w:left="534"/>
-            </w:pPr>
-            <w:r>
-              <w:rPr>
-                <w:spacing w:val="-2"/>
-              </w:rPr>
-              <w:t>参与人员——</w:t>
-            </w:r>
-            <w:r>
-              <w:rPr>
-                <w:rFonts w:hint="eastAsia"/>
-                <w:vertAlign w:val="baseline"/>
-                <w:lang w:val="en-US" w:eastAsia="zh-CN"/>
-              </w:rPr>
-              <w:t>徐超超、熊发云、陈萍、张翔</w:t>
-            </w:r>
-            <w:r>
-              <w:rPr>
-                <w:spacing w:val="-2"/>
-              </w:rPr>
-              <w:t>。</w:t>
-            </w:r>
-          </w:p>
-          <w:p>
-            <w:pPr>
-              <w:pStyle w:val="27"/>
-              <w:spacing w:before="313" w:line="220" w:lineRule="auto"/>
-              <w:ind w:left="134"/>
-              <w:outlineLvl w:val="1"/>
-            </w:pPr>
-            <w:bookmarkStart w:id="4" w:name="_Toc16802"/>
-            <w:r>
-              <w:rPr>
-                <w:b/>
-                <w:bCs/>
-                <w:spacing w:val="-4"/>
-              </w:rPr>
-              <w:t>四、评审目的</w:t>
-            </w:r>
-            <w:bookmarkEnd w:id="4"/>
-          </w:p>
-          <w:p>
-            <w:pPr>
-              <w:pStyle w:val="27"/>
-              <w:spacing w:before="312" w:line="359" w:lineRule="auto"/>
-              <w:ind w:left="111" w:right="103" w:firstLine="480"/>
-              <w:jc w:val="both"/>
-            </w:pPr>
-            <w:r>
-              <w:rPr>
-                <w:spacing w:val="-2"/>
-              </w:rPr>
-              <w:t>通过评价公司</w:t>
-            </w:r>
-            <w:r>
-              <w:rPr>
-                <w:rFonts w:hint="eastAsia"/>
-                <w:spacing w:val="-2"/>
-                <w:lang w:val="en-US" w:eastAsia="zh-CN"/>
-              </w:rPr>
-              <w:t>2025年1-9月</w:t>
-            </w:r>
-            <w:r>
-              <w:rPr>
-                <w:spacing w:val="-2"/>
-              </w:rPr>
-              <w:t>运维服务各项工作的执行情况以及各指标的达成情况，</w:t>
-            </w:r>
-            <w:r>
-              <w:rPr>
-                <w:spacing w:val="-1"/>
-              </w:rPr>
-              <w:t>评价运维服务能力管理体系的适宜性、充分性、有效性，提出改进措施、建议，确</w:t>
-            </w:r>
-            <w:r>
-              <w:rPr>
-                <w:spacing w:val="-2"/>
-              </w:rPr>
-              <w:t>保公司方针、目标的实现和满足法律法规和客户的需求。</w:t>
-            </w:r>
-          </w:p>
-          <w:p>
-            <w:pPr>
-              <w:pStyle w:val="27"/>
-              <w:spacing w:before="1" w:line="219" w:lineRule="auto"/>
-              <w:ind w:left="116"/>
-              <w:outlineLvl w:val="1"/>
-            </w:pPr>
-            <w:bookmarkStart w:id="5" w:name="_Toc26207"/>
-            <w:r>
-              <w:rPr>
-                <w:b/>
-                <w:bCs/>
-                <w:spacing w:val="-2"/>
-              </w:rPr>
-              <w:t>五、评审内容</w:t>
-            </w:r>
-            <w:bookmarkEnd w:id="5"/>
-          </w:p>
-          <w:p>
-            <w:pPr>
-              <w:pStyle w:val="27"/>
-              <w:spacing w:before="181" w:line="220" w:lineRule="auto"/>
-              <w:ind w:left="677"/>
-              <w:rPr>
-                <w:spacing w:val="-3"/>
-              </w:rPr>
-            </w:pPr>
-            <w:r>
-              <w:rPr>
-                <w:spacing w:val="-3"/>
-              </w:rPr>
-              <w:t>1、内审结果</w:t>
-            </w:r>
-          </w:p>
-          <w:p>
-            <w:pPr>
-              <w:pStyle w:val="27"/>
-              <w:spacing w:before="181" w:line="220" w:lineRule="auto"/>
-              <w:ind w:left="677"/>
-              <w:rPr>
-                <w:spacing w:val="-3"/>
-              </w:rPr>
-            </w:pPr>
-            <w:r>
-              <w:rPr>
-                <w:spacing w:val="-3"/>
-              </w:rPr>
-              <w:t>2、各部门指标分析报告（指标及实施情况）</w:t>
-            </w:r>
-          </w:p>
-          <w:p>
-            <w:pPr>
-              <w:pStyle w:val="27"/>
-              <w:spacing w:before="181" w:line="220" w:lineRule="auto"/>
-              <w:ind w:left="677"/>
-              <w:rPr>
-                <w:spacing w:val="-3"/>
-              </w:rPr>
-            </w:pPr>
-            <w:r>
-              <w:rPr>
-                <w:spacing w:val="-3"/>
-              </w:rPr>
-              <w:t>3、客户满意度调查和客户投诉情况</w:t>
-            </w:r>
-          </w:p>
-          <w:p>
-            <w:pPr>
-              <w:pStyle w:val="27"/>
-              <w:spacing w:before="181" w:line="220" w:lineRule="auto"/>
-              <w:ind w:left="677"/>
-              <w:rPr>
-                <w:spacing w:val="-3"/>
-              </w:rPr>
-            </w:pPr>
-            <w:r>
-              <w:rPr>
-                <w:spacing w:val="-3"/>
-              </w:rPr>
-              <w:t>4、公司的组织结构、职责分配、资源配备的适宜性</w:t>
-            </w:r>
-          </w:p>
-          <w:p>
-            <w:pPr>
-              <w:pStyle w:val="27"/>
-              <w:spacing w:before="181" w:line="220" w:lineRule="auto"/>
-              <w:ind w:left="677"/>
-              <w:rPr>
-                <w:spacing w:val="-3"/>
-              </w:rPr>
-            </w:pPr>
-            <w:r>
-              <w:rPr>
-                <w:spacing w:val="-3"/>
-              </w:rPr>
-              <w:t>5、体系要素及文件的适宜性</w:t>
-            </w:r>
-          </w:p>
-          <w:p>
-            <w:pPr>
-              <w:pStyle w:val="27"/>
-              <w:spacing w:before="181" w:line="220" w:lineRule="auto"/>
-              <w:ind w:left="677"/>
-              <w:rPr>
-                <w:spacing w:val="-3"/>
-              </w:rPr>
-            </w:pPr>
-            <w:r>
-              <w:rPr>
-                <w:rFonts w:hint="eastAsia"/>
-                <w:spacing w:val="-3"/>
-                <w:lang w:val="en-US" w:eastAsia="zh-CN"/>
-              </w:rPr>
-              <w:t>6</w:t>
-            </w:r>
-            <w:r>
-              <w:rPr>
-                <w:spacing w:val="-3"/>
-              </w:rPr>
-              <w:t>、客户及员工对运维能力体系的合理化建议</w:t>
-            </w:r>
-          </w:p>
-          <w:p>
-            <w:pPr>
-              <w:pStyle w:val="27"/>
-              <w:spacing w:before="182" w:line="220" w:lineRule="auto"/>
-              <w:ind w:left="114"/>
-              <w:outlineLvl w:val="1"/>
-            </w:pPr>
-            <w:bookmarkStart w:id="6" w:name="_Toc14460"/>
-            <w:r>
-              <w:rPr>
-                <w:b/>
-                <w:bCs/>
-                <w:spacing w:val="-1"/>
-              </w:rPr>
-              <w:t>六、评审情况</w:t>
-            </w:r>
-            <w:bookmarkEnd w:id="6"/>
-          </w:p>
-          <w:p>
-            <w:pPr>
-              <w:pStyle w:val="27"/>
-              <w:spacing w:before="181" w:line="359" w:lineRule="auto"/>
-              <w:ind w:left="113" w:right="102" w:firstLine="480"/>
-            </w:pPr>
-            <w:r>
-              <w:rPr>
-                <w:spacing w:val="-1"/>
-              </w:rPr>
-              <w:t>本次管理评审会议由</w:t>
-            </w:r>
-            <w:r>
-              <w:rPr>
-                <w:rFonts w:hint="eastAsia"/>
-                <w:spacing w:val="-1"/>
-                <w:lang w:val="en-US" w:eastAsia="zh-CN"/>
-              </w:rPr>
-              <w:t>管理者代表</w:t>
-            </w:r>
-            <w:r>
-              <w:rPr>
-                <w:spacing w:val="-1"/>
-              </w:rPr>
-              <w:t>主持，运维业务涉及的相关副总、各</w:t>
-            </w:r>
-            <w:r>
-              <w:rPr>
-                <w:spacing w:val="-2"/>
-              </w:rPr>
-              <w:t>部门主管、运维主</w:t>
-            </w:r>
-            <w:r>
-              <w:rPr>
-                <w:spacing w:val="-3"/>
-              </w:rPr>
-              <w:t>要项目负责人、内审员参加。会议主要评审内容如下：</w:t>
-            </w:r>
-          </w:p>
-          <w:p>
-            <w:pPr>
-              <w:pStyle w:val="27"/>
-              <w:spacing w:line="219" w:lineRule="auto"/>
-              <w:ind w:left="610"/>
-              <w:outlineLvl w:val="2"/>
-            </w:pPr>
-            <w:bookmarkStart w:id="7" w:name="_Toc12761"/>
-            <w:r>
-              <w:rPr>
-                <w:b/>
-                <w:bCs/>
-                <w:spacing w:val="-4"/>
-              </w:rPr>
-              <w:t>1、</w:t>
-            </w:r>
-            <w:r>
-              <w:rPr>
-                <w:rFonts w:hint="eastAsia"/>
-                <w:b/>
-                <w:bCs/>
-                <w:spacing w:val="-4"/>
-                <w:lang w:val="en-US" w:eastAsia="zh-CN"/>
-              </w:rPr>
-              <w:t>2025</w:t>
-            </w:r>
-            <w:r>
-              <w:rPr>
-                <w:b/>
-                <w:bCs/>
-                <w:spacing w:val="-4"/>
-              </w:rPr>
-              <w:t>年运维服务管理体系审核的结果</w:t>
-            </w:r>
-            <w:bookmarkEnd w:id="7"/>
-          </w:p>
-          <w:p>
-            <w:pPr>
-              <w:pStyle w:val="27"/>
-              <w:spacing w:before="183" w:line="340" w:lineRule="auto"/>
-              <w:ind w:left="118" w:right="129" w:firstLine="481"/>
-              <w:rPr>
-                <w:rFonts w:hint="eastAsia"/>
-                <w:spacing w:val="-2"/>
-                <w:lang w:val="en-US" w:eastAsia="zh-CN"/>
-              </w:rPr>
-            </w:pPr>
-            <w:r>
-              <w:rPr>
-                <w:rFonts w:hint="eastAsia"/>
-                <w:spacing w:val="-2"/>
-                <w:lang w:val="en-US" w:eastAsia="zh-CN"/>
-              </w:rPr>
-              <w:t>公司自2025年1月持续运行运维服务能力管理体系以来，通过几个月的运行，根据日常客户反馈、9月的内部审核结果、目标达成情况等数据表明虽然存在一些不足，但整体运行良好满足运维服务能力管理体系的相关条款要求。</w:t>
-            </w:r>
-          </w:p>
-          <w:p>
-            <w:pPr>
-              <w:pStyle w:val="27"/>
-              <w:spacing w:before="183" w:line="340" w:lineRule="auto"/>
-              <w:ind w:left="118" w:right="129" w:firstLine="481"/>
-              <w:rPr>
-                <w:rFonts w:hint="default" w:eastAsia="宋体"/>
-                <w:spacing w:val="-2"/>
-                <w:lang w:val="en-US" w:eastAsia="zh-CN"/>
-              </w:rPr>
-            </w:pPr>
-            <w:r>
-              <w:rPr>
-                <w:rFonts w:hint="eastAsia"/>
-                <w:spacing w:val="-2"/>
-                <w:lang w:val="en-US" w:eastAsia="zh-CN"/>
-              </w:rPr>
-              <w:t>内审过程中发现1个不符合项为一般不符合，已经督促相关数智运营部门进行整改，并由专人进行跟进，不符合项已关闭。</w:t>
-            </w:r>
-          </w:p>
-          <w:p>
-            <w:pPr>
-              <w:pStyle w:val="27"/>
-              <w:spacing w:before="180" w:line="220" w:lineRule="auto"/>
-              <w:ind w:left="595"/>
-              <w:outlineLvl w:val="2"/>
-            </w:pPr>
-            <w:bookmarkStart w:id="8" w:name="_Toc9369"/>
-            <w:r>
-              <w:rPr>
-                <w:rFonts w:hint="eastAsia"/>
-                <w:b/>
-                <w:bCs/>
-                <w:spacing w:val="-3"/>
-                <w:lang w:val="en-US" w:eastAsia="zh-CN"/>
-              </w:rPr>
-              <w:t>2</w:t>
-            </w:r>
-            <w:r>
-              <w:rPr>
-                <w:b/>
-                <w:bCs/>
-                <w:spacing w:val="-3"/>
-              </w:rPr>
-              <w:t>、纠正措施执行情况</w:t>
-            </w:r>
-            <w:bookmarkEnd w:id="8"/>
-          </w:p>
-          <w:p>
-            <w:pPr>
-              <w:pStyle w:val="27"/>
-              <w:keepNext w:val="0"/>
-              <w:keepLines w:val="0"/>
-              <w:pageBreakBefore w:val="0"/>
-              <w:widowControl/>
-              <w:kinsoku w:val="0"/>
-              <w:wordWrap/>
-              <w:overflowPunct/>
-              <w:topLinePunct w:val="0"/>
-              <w:autoSpaceDE w:val="0"/>
-              <w:autoSpaceDN w:val="0"/>
-              <w:bidi w:val="0"/>
-              <w:adjustRightInd w:val="0"/>
-              <w:snapToGrid w:val="0"/>
-              <w:spacing w:before="183" w:line="240" w:lineRule="auto"/>
-              <w:ind w:left="119" w:right="130" w:firstLine="482"/>
-              <w:textAlignment w:val="baseline"/>
-              <w:rPr>
-                <w:rFonts w:hint="eastAsia"/>
-                <w:spacing w:val="-2"/>
-                <w:lang w:val="en-US" w:eastAsia="zh-CN"/>
-              </w:rPr>
-            </w:pPr>
-            <w:r>
-              <w:rPr>
-                <w:rFonts w:hint="eastAsia"/>
-                <w:spacing w:val="-2"/>
-                <w:lang w:val="en-US" w:eastAsia="zh-CN"/>
-              </w:rPr>
-              <w:t>针对内审过程中发现的不符合项，由人力部安排专业外聘老师进行培训</w:t>
-            </w:r>
-          </w:p>
-          <w:p>
-            <w:pPr>
-              <w:pStyle w:val="27"/>
-              <w:keepNext w:val="0"/>
-              <w:keepLines w:val="0"/>
-              <w:pageBreakBefore w:val="0"/>
-              <w:widowControl/>
-              <w:kinsoku w:val="0"/>
-              <w:wordWrap/>
-              <w:overflowPunct/>
-              <w:topLinePunct w:val="0"/>
-              <w:autoSpaceDE w:val="0"/>
-              <w:autoSpaceDN w:val="0"/>
-              <w:bidi w:val="0"/>
-              <w:adjustRightInd w:val="0"/>
-              <w:snapToGrid w:val="0"/>
-              <w:spacing w:before="183" w:line="240" w:lineRule="auto"/>
-              <w:ind w:left="119" w:right="130" w:firstLine="482"/>
-              <w:textAlignment w:val="baseline"/>
-              <w:rPr>
-                <w:rFonts w:hint="eastAsia"/>
-                <w:spacing w:val="-2"/>
-                <w:lang w:val="en-US" w:eastAsia="zh-CN"/>
-              </w:rPr>
-            </w:pPr>
-            <w:r>
-              <w:rPr>
-                <w:rFonts w:hint="eastAsia"/>
-                <w:spacing w:val="-2"/>
-                <w:lang w:val="en-US" w:eastAsia="zh-CN"/>
-              </w:rPr>
-              <w:t>质量管理部应严格执行质量管理规范，对运维相关部门服务质量进行跟进</w:t>
-            </w:r>
-          </w:p>
-          <w:p>
-            <w:pPr>
-              <w:pStyle w:val="27"/>
-              <w:keepNext w:val="0"/>
-              <w:keepLines w:val="0"/>
-              <w:pageBreakBefore w:val="0"/>
-              <w:widowControl/>
-              <w:kinsoku w:val="0"/>
-              <w:wordWrap/>
-              <w:overflowPunct/>
-              <w:topLinePunct w:val="0"/>
-              <w:autoSpaceDE w:val="0"/>
-              <w:autoSpaceDN w:val="0"/>
-              <w:bidi w:val="0"/>
-              <w:adjustRightInd w:val="0"/>
-              <w:snapToGrid w:val="0"/>
-              <w:spacing w:before="183" w:line="240" w:lineRule="auto"/>
-              <w:ind w:left="119" w:right="130" w:firstLine="482"/>
-              <w:textAlignment w:val="baseline"/>
-              <w:rPr>
-                <w:rFonts w:hint="default"/>
-                <w:spacing w:val="-2"/>
-                <w:lang w:val="en-US" w:eastAsia="zh-CN"/>
-              </w:rPr>
-            </w:pPr>
-            <w:r>
-              <w:rPr>
-                <w:rFonts w:hint="eastAsia"/>
-                <w:spacing w:val="-2"/>
-                <w:lang w:val="en-US" w:eastAsia="zh-CN"/>
-              </w:rPr>
-              <w:t>满意度调查过程中发现运维管理方面满意度较低，应加钱改对运维工程师培训以增强专业技能</w:t>
-            </w:r>
-          </w:p>
-        </w:tc>
-      </w:tr>
-    </w:tbl>
+    <w:p>
+      <w:pPr>
+        <w:pStyle w:val="28"/>
+        <w:bidi w:val="0"/>
+        <w:rPr>
+          <w:rFonts w:hint="default"/>
+          <w:lang w:val="en-US" w:eastAsia="zh-CN"/>
+        </w:rPr>
+      </w:pPr>
+      <w:bookmarkStart w:id="2" w:name="_Toc11201"/>
+      <w:r>
+        <w:rPr>
+          <w:rFonts w:hint="default"/>
+          <w:lang w:val="en-US" w:eastAsia="zh-CN"/>
+        </w:rPr>
+        <w:t>评审基本信息</w:t>
+      </w:r>
+      <w:bookmarkEnd w:id="2"/>
+    </w:p>
     <w:p>
       <w:pPr>
         <w:pStyle w:val="29"/>
@@ -3402,7 +2854,670 @@
           <w:lang w:val="en-US" w:eastAsia="zh-CN"/>
         </w:rPr>
       </w:pPr>
+      <w:r>
+        <w:rPr>
+          <w:rFonts w:hint="default"/>
+          <w:lang w:val="en-US" w:eastAsia="zh-CN"/>
+        </w:rPr>
+        <w:t>评审时间：2025年</w:t>
+      </w:r>
+      <w:r>
+        <w:rPr>
+          <w:rFonts w:hint="eastAsia"/>
+          <w:lang w:val="en-US" w:eastAsia="zh-CN"/>
+        </w:rPr>
+        <w:t>11</w:t>
+      </w:r>
+      <w:r>
+        <w:rPr>
+          <w:rFonts w:hint="default"/>
+          <w:lang w:val="en-US" w:eastAsia="zh-CN"/>
+        </w:rPr>
+        <w:t>月20日</w:t>
+      </w:r>
     </w:p>
+    <w:p>
+      <w:pPr>
+        <w:pStyle w:val="29"/>
+        <w:ind w:left="0" w:leftChars="0" w:firstLine="0" w:firstLineChars="0"/>
+        <w:rPr>
+          <w:rFonts w:hint="default"/>
+          <w:lang w:val="en-US" w:eastAsia="zh-CN"/>
+        </w:rPr>
+      </w:pPr>
+      <w:r>
+        <w:rPr>
+          <w:rFonts w:hint="default"/>
+          <w:lang w:val="en-US" w:eastAsia="zh-CN"/>
+        </w:rPr>
+        <w:t>评审地点：公司会议室</w:t>
+      </w:r>
+    </w:p>
+    <w:p>
+      <w:pPr>
+        <w:pStyle w:val="29"/>
+        <w:ind w:left="0" w:leftChars="0" w:firstLine="0" w:firstLineChars="0"/>
+        <w:rPr>
+          <w:rFonts w:hint="default"/>
+          <w:lang w:val="en-US" w:eastAsia="zh-CN"/>
+        </w:rPr>
+      </w:pPr>
+      <w:r>
+        <w:rPr>
+          <w:rFonts w:hint="default"/>
+          <w:lang w:val="en-US" w:eastAsia="zh-CN"/>
+        </w:rPr>
+        <w:t>评审主持人：涂志云</w:t>
+      </w:r>
+    </w:p>
+    <w:p>
+      <w:pPr>
+        <w:pStyle w:val="29"/>
+        <w:ind w:left="0" w:leftChars="0" w:firstLine="0" w:firstLineChars="0"/>
+        <w:rPr>
+          <w:rFonts w:hint="default"/>
+          <w:lang w:val="en-US" w:eastAsia="zh-CN"/>
+        </w:rPr>
+      </w:pPr>
+      <w:r>
+        <w:rPr>
+          <w:rFonts w:hint="default"/>
+          <w:lang w:val="en-US" w:eastAsia="zh-CN"/>
+        </w:rPr>
+        <w:t>参与人员：徐超超、熊发云、陈萍、张翔</w:t>
+      </w:r>
+    </w:p>
+    <w:p>
+      <w:pPr>
+        <w:pStyle w:val="28"/>
+        <w:bidi w:val="0"/>
+        <w:rPr>
+          <w:rFonts w:hint="default"/>
+          <w:lang w:val="en-US" w:eastAsia="zh-CN"/>
+        </w:rPr>
+      </w:pPr>
+      <w:bookmarkStart w:id="3" w:name="_Toc29326"/>
+      <w:r>
+        <w:rPr>
+          <w:rFonts w:hint="default"/>
+          <w:lang w:val="en-US" w:eastAsia="zh-CN"/>
+        </w:rPr>
+        <w:t>评审目的</w:t>
+      </w:r>
+      <w:bookmarkEnd w:id="3"/>
+    </w:p>
+    <w:p>
+      <w:pPr>
+        <w:pStyle w:val="29"/>
+        <w:bidi w:val="0"/>
+        <w:rPr>
+          <w:rFonts w:hint="default"/>
+          <w:lang w:val="en-US" w:eastAsia="zh-CN"/>
+        </w:rPr>
+      </w:pPr>
+      <w:r>
+        <w:rPr>
+          <w:rFonts w:hint="default"/>
+          <w:lang w:val="en-US" w:eastAsia="zh-CN"/>
+        </w:rPr>
+        <w:t>本次管理评审旨在系统评价公司2025年1月至</w:t>
+      </w:r>
+      <w:r>
+        <w:rPr>
+          <w:rFonts w:hint="eastAsia"/>
+          <w:lang w:val="en-US" w:eastAsia="zh-CN"/>
+        </w:rPr>
+        <w:t>11</w:t>
+      </w:r>
+      <w:r>
+        <w:rPr>
+          <w:rFonts w:hint="default"/>
+          <w:lang w:val="en-US" w:eastAsia="zh-CN"/>
+        </w:rPr>
+        <w:t>月期间运维服务各项工作的执行情况及相关指标达成效果，全面评估运维服务能力管理体系在运行中的适宜性、充分性与有效性，识别改进机会，提出具体措施与建议，以确保公司方针与目标的实现，并持续满足法律法规及客户需求。</w:t>
+      </w:r>
+    </w:p>
+    <w:p>
+      <w:pPr>
+        <w:pStyle w:val="28"/>
+        <w:bidi w:val="0"/>
+        <w:rPr>
+          <w:rFonts w:hint="default"/>
+          <w:lang w:val="en-US" w:eastAsia="zh-CN"/>
+        </w:rPr>
+      </w:pPr>
+      <w:bookmarkStart w:id="4" w:name="_Toc31706"/>
+      <w:r>
+        <w:rPr>
+          <w:rFonts w:hint="default"/>
+          <w:lang w:val="en-US" w:eastAsia="zh-CN"/>
+        </w:rPr>
+        <w:t>评审内容概述</w:t>
+      </w:r>
+      <w:bookmarkEnd w:id="4"/>
+    </w:p>
+    <w:p>
+      <w:pPr>
+        <w:pStyle w:val="29"/>
+        <w:ind w:left="0" w:leftChars="0" w:firstLine="0" w:firstLineChars="0"/>
+        <w:rPr>
+          <w:rFonts w:hint="default"/>
+          <w:lang w:val="en-US" w:eastAsia="zh-CN"/>
+        </w:rPr>
+      </w:pPr>
+      <w:r>
+        <w:rPr>
+          <w:rFonts w:hint="default"/>
+          <w:lang w:val="en-US" w:eastAsia="zh-CN"/>
+        </w:rPr>
+        <w:t>本次评审围绕以下六个方面展开深入分析与讨论：</w:t>
+      </w:r>
+    </w:p>
+    <w:p>
+      <w:pPr>
+        <w:pStyle w:val="29"/>
+        <w:ind w:left="0" w:leftChars="0" w:firstLine="0" w:firstLineChars="0"/>
+        <w:rPr>
+          <w:rFonts w:hint="default"/>
+          <w:lang w:val="en-US" w:eastAsia="zh-CN"/>
+        </w:rPr>
+      </w:pPr>
+      <w:r>
+        <w:rPr>
+          <w:rFonts w:hint="default"/>
+          <w:lang w:val="en-US" w:eastAsia="zh-CN"/>
+        </w:rPr>
+        <w:t>2025年度运维服务管理体系内部审核结果；</w:t>
+      </w:r>
+    </w:p>
+    <w:p>
+      <w:pPr>
+        <w:pStyle w:val="29"/>
+        <w:ind w:left="0" w:leftChars="0" w:firstLine="0" w:firstLineChars="0"/>
+        <w:rPr>
+          <w:rFonts w:hint="default"/>
+          <w:lang w:val="en-US" w:eastAsia="zh-CN"/>
+        </w:rPr>
+      </w:pPr>
+      <w:r>
+        <w:rPr>
+          <w:rFonts w:hint="default"/>
+          <w:lang w:val="en-US" w:eastAsia="zh-CN"/>
+        </w:rPr>
+        <w:t>各部门关键绩效指标分析报告及实施情况；</w:t>
+      </w:r>
+    </w:p>
+    <w:p>
+      <w:pPr>
+        <w:pStyle w:val="29"/>
+        <w:ind w:left="0" w:leftChars="0" w:firstLine="0" w:firstLineChars="0"/>
+        <w:rPr>
+          <w:rFonts w:hint="default"/>
+          <w:lang w:val="en-US" w:eastAsia="zh-CN"/>
+        </w:rPr>
+      </w:pPr>
+      <w:r>
+        <w:rPr>
+          <w:rFonts w:hint="default"/>
+          <w:lang w:val="en-US" w:eastAsia="zh-CN"/>
+        </w:rPr>
+        <w:t>客户满意度调查结果与客户投诉处理情况；</w:t>
+      </w:r>
+    </w:p>
+    <w:p>
+      <w:pPr>
+        <w:pStyle w:val="29"/>
+        <w:ind w:left="0" w:leftChars="0" w:firstLine="0" w:firstLineChars="0"/>
+        <w:rPr>
+          <w:rFonts w:hint="default"/>
+          <w:lang w:val="en-US" w:eastAsia="zh-CN"/>
+        </w:rPr>
+      </w:pPr>
+      <w:r>
+        <w:rPr>
+          <w:rFonts w:hint="default"/>
+          <w:lang w:val="en-US" w:eastAsia="zh-CN"/>
+        </w:rPr>
+        <w:t>公司组织结构、职责分工及资源配备的合理性评估；</w:t>
+      </w:r>
+    </w:p>
+    <w:p>
+      <w:pPr>
+        <w:pStyle w:val="29"/>
+        <w:ind w:left="0" w:leftChars="0" w:firstLine="0" w:firstLineChars="0"/>
+        <w:rPr>
+          <w:rFonts w:hint="default"/>
+          <w:lang w:val="en-US" w:eastAsia="zh-CN"/>
+        </w:rPr>
+      </w:pPr>
+      <w:r>
+        <w:rPr>
+          <w:rFonts w:hint="default"/>
+          <w:lang w:val="en-US" w:eastAsia="zh-CN"/>
+        </w:rPr>
+        <w:t>体系文件及各管理要素的适宜性审查；</w:t>
+      </w:r>
+    </w:p>
+    <w:p>
+      <w:pPr>
+        <w:pStyle w:val="29"/>
+        <w:ind w:left="0" w:leftChars="0" w:firstLine="0" w:firstLineChars="0"/>
+        <w:rPr>
+          <w:rFonts w:hint="default"/>
+          <w:lang w:val="en-US" w:eastAsia="zh-CN"/>
+        </w:rPr>
+      </w:pPr>
+      <w:r>
+        <w:rPr>
+          <w:rFonts w:hint="default"/>
+          <w:lang w:val="en-US" w:eastAsia="zh-CN"/>
+        </w:rPr>
+        <w:t>来自客户与员工对运维能力体系的合理化建议汇总分析。</w:t>
+      </w:r>
+    </w:p>
+    <w:p>
+      <w:pPr>
+        <w:pStyle w:val="28"/>
+        <w:bidi w:val="0"/>
+        <w:rPr>
+          <w:rFonts w:hint="default"/>
+          <w:lang w:val="en-US" w:eastAsia="zh-CN"/>
+        </w:rPr>
+      </w:pPr>
+      <w:bookmarkStart w:id="5" w:name="_Toc6481"/>
+      <w:r>
+        <w:rPr>
+          <w:rFonts w:hint="default"/>
+          <w:lang w:val="en-US" w:eastAsia="zh-CN"/>
+        </w:rPr>
+        <w:t>评审情况综述</w:t>
+      </w:r>
+      <w:bookmarkEnd w:id="5"/>
+    </w:p>
+    <w:p>
+      <w:pPr>
+        <w:pStyle w:val="29"/>
+        <w:bidi w:val="0"/>
+        <w:rPr>
+          <w:rFonts w:hint="default"/>
+          <w:lang w:val="en-US" w:eastAsia="zh-CN"/>
+        </w:rPr>
+      </w:pPr>
+      <w:r>
+        <w:rPr>
+          <w:rFonts w:hint="default"/>
+          <w:lang w:val="en-US" w:eastAsia="zh-CN"/>
+        </w:rPr>
+        <w:t>本次管理评审会议由管理者代表主持，运维业务相关副总经理、各部门主管、主要项目负责人及内审员共同参与。会议围绕上述评审内容进行了充分讨论与评议，形成如下主要结论：</w:t>
+      </w:r>
+    </w:p>
+    <w:p>
+      <w:pPr>
+        <w:pStyle w:val="30"/>
+        <w:bidi w:val="0"/>
+        <w:rPr>
+          <w:rFonts w:hint="default"/>
+          <w:lang w:val="en-US" w:eastAsia="zh-CN"/>
+        </w:rPr>
+      </w:pPr>
+      <w:bookmarkStart w:id="6" w:name="_Toc23949"/>
+      <w:r>
+        <w:rPr>
+          <w:rFonts w:hint="default"/>
+          <w:lang w:val="en-US" w:eastAsia="zh-CN"/>
+        </w:rPr>
+        <w:t>2025年运维服务管理体系审核结果</w:t>
+      </w:r>
+      <w:bookmarkEnd w:id="6"/>
+    </w:p>
+    <w:p>
+      <w:pPr>
+        <w:pStyle w:val="29"/>
+        <w:bidi w:val="0"/>
+        <w:rPr>
+          <w:rFonts w:hint="default"/>
+          <w:lang w:val="en-US" w:eastAsia="zh-CN"/>
+        </w:rPr>
+      </w:pPr>
+      <w:r>
+        <w:rPr>
+          <w:rFonts w:hint="default"/>
+          <w:lang w:val="en-US" w:eastAsia="zh-CN"/>
+        </w:rPr>
+        <w:t>公司自2025年1月正式推行运维服务能力管理体系以来，通过数月的持续运行，结合日常客户反馈、</w:t>
+      </w:r>
+      <w:r>
+        <w:rPr>
+          <w:rFonts w:hint="eastAsia"/>
+          <w:lang w:val="en-US" w:eastAsia="zh-CN"/>
+        </w:rPr>
+        <w:t>11</w:t>
+      </w:r>
+      <w:r>
+        <w:rPr>
+          <w:rFonts w:hint="default"/>
+          <w:lang w:val="en-US" w:eastAsia="zh-CN"/>
+        </w:rPr>
+        <w:t>月份内部审核结果及各项指标达成情况综合分析，体系整体运行状态良好，基本符合运维服务能力管理体系相关条款要求。</w:t>
+      </w:r>
+    </w:p>
+    <w:p>
+      <w:pPr>
+        <w:pStyle w:val="29"/>
+        <w:bidi w:val="0"/>
+        <w:rPr>
+          <w:rFonts w:hint="default"/>
+          <w:lang w:val="en-US" w:eastAsia="zh-CN"/>
+        </w:rPr>
+      </w:pPr>
+      <w:r>
+        <w:rPr>
+          <w:rFonts w:hint="default"/>
+          <w:lang w:val="en-US" w:eastAsia="zh-CN"/>
+        </w:rPr>
+        <w:t>内审中共发现1项一般不符合项，已督促数智运营部落实整改，并由专人跟踪验证，目前该不符合项已关闭。</w:t>
+      </w:r>
+    </w:p>
+    <w:p>
+      <w:pPr>
+        <w:pStyle w:val="30"/>
+        <w:bidi w:val="0"/>
+        <w:rPr>
+          <w:rFonts w:hint="default"/>
+          <w:lang w:val="en-US" w:eastAsia="zh-CN"/>
+        </w:rPr>
+      </w:pPr>
+      <w:bookmarkStart w:id="7" w:name="_Toc8422"/>
+      <w:r>
+        <w:rPr>
+          <w:rFonts w:hint="default"/>
+          <w:lang w:val="en-US" w:eastAsia="zh-CN"/>
+        </w:rPr>
+        <w:t>纠正措施执行情况</w:t>
+      </w:r>
+      <w:bookmarkEnd w:id="7"/>
+    </w:p>
+    <w:p>
+      <w:pPr>
+        <w:pStyle w:val="29"/>
+        <w:bidi w:val="0"/>
+        <w:rPr>
+          <w:rFonts w:hint="default"/>
+          <w:lang w:val="en-US" w:eastAsia="zh-CN"/>
+        </w:rPr>
+      </w:pPr>
+      <w:r>
+        <w:rPr>
+          <w:rFonts w:hint="default"/>
+          <w:lang w:val="en-US" w:eastAsia="zh-CN"/>
+        </w:rPr>
+        <w:t>针对内审中发现的不符合项，</w:t>
+      </w:r>
+      <w:r>
+        <w:rPr>
+          <w:rFonts w:hint="eastAsia"/>
+          <w:lang w:val="en-US" w:eastAsia="zh-CN"/>
+        </w:rPr>
+        <w:t>人力部</w:t>
+      </w:r>
+      <w:r>
+        <w:rPr>
+          <w:rFonts w:hint="default"/>
+          <w:lang w:val="en-US" w:eastAsia="zh-CN"/>
+        </w:rPr>
+        <w:t>已安排外聘专家开展专题培训，提升相关人员业务规范意识与执行能力。</w:t>
+      </w:r>
+    </w:p>
+    <w:p>
+      <w:pPr>
+        <w:pStyle w:val="29"/>
+        <w:bidi w:val="0"/>
+        <w:rPr>
+          <w:rFonts w:hint="default"/>
+          <w:lang w:val="en-US" w:eastAsia="zh-CN"/>
+        </w:rPr>
+      </w:pPr>
+      <w:r>
+        <w:rPr>
+          <w:rFonts w:hint="default"/>
+          <w:lang w:val="en-US" w:eastAsia="zh-CN"/>
+        </w:rPr>
+        <w:t>质量管理部将进一步加强质量监督力度，严格执行质量管理规范，对运维相关部门服务质量实施持续跟踪与评估。</w:t>
+      </w:r>
+    </w:p>
+    <w:p>
+      <w:pPr>
+        <w:pStyle w:val="29"/>
+        <w:bidi w:val="0"/>
+        <w:rPr>
+          <w:rFonts w:hint="default"/>
+          <w:lang w:val="en-US" w:eastAsia="zh-CN"/>
+        </w:rPr>
+      </w:pPr>
+      <w:r>
+        <w:rPr>
+          <w:rFonts w:hint="default"/>
+          <w:lang w:val="en-US" w:eastAsia="zh-CN"/>
+        </w:rPr>
+        <w:t>根据客户满意度调查结果，运维管理方面评分相对较低，后续需加强对运维工程师的系统性培训，提升其专业技能与服务响应能力。</w:t>
+      </w:r>
+    </w:p>
+    <w:p>
+      <w:pPr>
+        <w:pStyle w:val="28"/>
+        <w:bidi w:val="0"/>
+        <w:rPr>
+          <w:rFonts w:hint="default"/>
+          <w:lang w:val="en-US" w:eastAsia="zh-CN"/>
+        </w:rPr>
+      </w:pPr>
+      <w:bookmarkStart w:id="8" w:name="_Toc13537"/>
+      <w:r>
+        <w:rPr>
+          <w:rFonts w:hint="default"/>
+          <w:lang w:val="en-US" w:eastAsia="zh-CN"/>
+        </w:rPr>
+        <w:t>体系运行总体评价</w:t>
+      </w:r>
+      <w:bookmarkEnd w:id="8"/>
+    </w:p>
+    <w:p>
+      <w:pPr>
+        <w:pStyle w:val="29"/>
+        <w:bidi w:val="0"/>
+        <w:rPr>
+          <w:rFonts w:hint="default"/>
+          <w:lang w:val="en-US" w:eastAsia="zh-CN"/>
+        </w:rPr>
+      </w:pPr>
+      <w:r>
+        <w:rPr>
+          <w:rFonts w:hint="default"/>
+          <w:lang w:val="en-US" w:eastAsia="zh-CN"/>
+        </w:rPr>
+        <w:t>经评审，公司运维服务能力管理体系在2025年1月至</w:t>
+      </w:r>
+      <w:r>
+        <w:rPr>
+          <w:rFonts w:hint="eastAsia"/>
+          <w:lang w:val="en-US" w:eastAsia="zh-CN"/>
+        </w:rPr>
+        <w:t>11</w:t>
+      </w:r>
+      <w:r>
+        <w:rPr>
+          <w:rFonts w:hint="default"/>
+          <w:lang w:val="en-US" w:eastAsia="zh-CN"/>
+        </w:rPr>
+        <w:t>月期间整体运行稳定，基本实现预期管理目标，具备一定的自我完善与持续改进能力。但在流程执行一致性、人员能力建设及客户体验管理等方面仍有提升空间。</w:t>
+      </w:r>
+    </w:p>
+    <w:p>
+      <w:pPr>
+        <w:pStyle w:val="28"/>
+        <w:bidi w:val="0"/>
+        <w:rPr>
+          <w:rFonts w:hint="default"/>
+          <w:lang w:val="en-US" w:eastAsia="zh-CN"/>
+        </w:rPr>
+      </w:pPr>
+      <w:bookmarkStart w:id="9" w:name="_Toc29772"/>
+      <w:r>
+        <w:rPr>
+          <w:rFonts w:hint="default"/>
+          <w:lang w:val="en-US" w:eastAsia="zh-CN"/>
+        </w:rPr>
+        <w:t>改进决议与后续措施</w:t>
+      </w:r>
+      <w:bookmarkEnd w:id="9"/>
+    </w:p>
+    <w:p>
+      <w:pPr>
+        <w:pStyle w:val="29"/>
+        <w:bidi w:val="0"/>
+        <w:rPr>
+          <w:rFonts w:hint="default"/>
+          <w:lang w:val="en-US" w:eastAsia="zh-CN"/>
+        </w:rPr>
+      </w:pPr>
+      <w:r>
+        <w:rPr>
+          <w:rFonts w:hint="default"/>
+          <w:lang w:val="en-US" w:eastAsia="zh-CN"/>
+        </w:rPr>
+        <w:t>由</w:t>
+      </w:r>
+      <w:r>
+        <w:rPr>
+          <w:rFonts w:hint="eastAsia"/>
+          <w:lang w:val="en-US" w:eastAsia="zh-CN"/>
+        </w:rPr>
+        <w:t>人力部</w:t>
+      </w:r>
+      <w:r>
+        <w:rPr>
+          <w:rFonts w:hint="default"/>
+          <w:lang w:val="en-US" w:eastAsia="zh-CN"/>
+        </w:rPr>
+        <w:t>牵头，于2025年</w:t>
+      </w:r>
+      <w:r>
+        <w:rPr>
+          <w:rFonts w:hint="eastAsia"/>
+          <w:lang w:val="en-US" w:eastAsia="zh-CN"/>
+        </w:rPr>
+        <w:t>12</w:t>
+      </w:r>
+      <w:r>
+        <w:rPr>
+          <w:rFonts w:hint="default"/>
+          <w:lang w:val="en-US" w:eastAsia="zh-CN"/>
+        </w:rPr>
+        <w:t>月底前制定运维工程师年度培训计划，重点强化运维流程规范、故障处理及客户沟通等能力。</w:t>
+      </w:r>
+    </w:p>
+    <w:p>
+      <w:pPr>
+        <w:pStyle w:val="29"/>
+        <w:bidi w:val="0"/>
+        <w:rPr>
+          <w:rFonts w:hint="default"/>
+          <w:lang w:val="en-US" w:eastAsia="zh-CN"/>
+        </w:rPr>
+      </w:pPr>
+      <w:r>
+        <w:rPr>
+          <w:rFonts w:hint="default"/>
+          <w:lang w:val="en-US" w:eastAsia="zh-CN"/>
+        </w:rPr>
+        <w:t>质量管理部负责修订《运维服务质量监督管理办法》，加强对各环节执行情况的检查与通报机制，2025年</w:t>
+      </w:r>
+      <w:r>
+        <w:rPr>
+          <w:rFonts w:hint="eastAsia"/>
+          <w:lang w:val="en-US" w:eastAsia="zh-CN"/>
+        </w:rPr>
+        <w:t>12</w:t>
+      </w:r>
+      <w:r>
+        <w:rPr>
+          <w:rFonts w:hint="default"/>
+          <w:lang w:val="en-US" w:eastAsia="zh-CN"/>
+        </w:rPr>
+        <w:t>月底前完成文件更新。</w:t>
+      </w:r>
+    </w:p>
+    <w:p>
+      <w:pPr>
+        <w:pStyle w:val="29"/>
+        <w:bidi w:val="0"/>
+        <w:rPr>
+          <w:rFonts w:hint="default"/>
+          <w:lang w:val="en-US" w:eastAsia="zh-CN"/>
+        </w:rPr>
+      </w:pPr>
+      <w:r>
+        <w:rPr>
+          <w:rFonts w:hint="default"/>
+          <w:lang w:val="en-US" w:eastAsia="zh-CN"/>
+        </w:rPr>
+        <w:t>数智运营部应结合客户反馈，优化运维服务响应流程，提升问题解决效率，并于2025年12月中旬前提交流程优化方案。</w:t>
+      </w:r>
+    </w:p>
+    <w:p>
+      <w:pPr>
+        <w:pStyle w:val="29"/>
+        <w:bidi w:val="0"/>
+        <w:rPr>
+          <w:rFonts w:hint="default"/>
+          <w:lang w:val="en-US" w:eastAsia="zh-CN"/>
+        </w:rPr>
+      </w:pPr>
+      <w:r>
+        <w:rPr>
+          <w:rFonts w:hint="default"/>
+          <w:lang w:val="en-US" w:eastAsia="zh-CN"/>
+        </w:rPr>
+        <w:t>各部门应针对本次评审中提出的建议，制定具体改进措施，纳入2026年度部门工作计划，并报质量管理部备案。</w:t>
+      </w:r>
+    </w:p>
+    <w:p>
+      <w:pPr>
+        <w:pStyle w:val="28"/>
+        <w:bidi w:val="0"/>
+        <w:rPr>
+          <w:rFonts w:hint="default"/>
+          <w:lang w:val="en-US" w:eastAsia="zh-CN"/>
+        </w:rPr>
+      </w:pPr>
+      <w:bookmarkStart w:id="10" w:name="_Toc17318"/>
+      <w:r>
+        <w:rPr>
+          <w:rFonts w:hint="default"/>
+          <w:lang w:val="en-US" w:eastAsia="zh-CN"/>
+        </w:rPr>
+        <w:t>结论</w:t>
+      </w:r>
+      <w:bookmarkEnd w:id="10"/>
+    </w:p>
+    <w:p>
+      <w:pPr>
+        <w:pStyle w:val="29"/>
+        <w:bidi w:val="0"/>
+        <w:rPr>
+          <w:rFonts w:hint="default"/>
+          <w:lang w:val="en-US" w:eastAsia="zh-CN"/>
+        </w:rPr>
+      </w:pPr>
+      <w:r>
+        <w:rPr>
+          <w:rFonts w:hint="default"/>
+          <w:lang w:val="en-US" w:eastAsia="zh-CN"/>
+        </w:rPr>
+        <w:t>本次管理评审认为，公司运维服务能力管理体系总体适宜、有效，能支持公司运维服务业务的开展。通过落实上述改进措施，可进一步强化体系执行力与客户满意度，为公司运维服务业务的持续发展奠定坚实基础。</w:t>
+      </w:r>
+    </w:p>
+    <w:bookmarkEnd w:id="11"/>
     <w:sectPr>
       <w:headerReference r:id="rId5" w:type="default"/>
       <w:pgSz w:w="11906" w:h="16838"/>

--- a/4.质量管理/2.运行记录类文件/JXTX-04-16-运维服务质量管理管理评审报告.docx
+++ b/4.质量管理/2.运行记录类文件/JXTX-04-16-运维服务质量管理管理评审报告.docx
@@ -1,10 +1,11 @@
 
 <file path=word/document.xml><?xml version="1.0" encoding="utf-8"?>
-<w:document xmlns:wpc="http://schemas.microsoft.com/office/word/2010/wordprocessingCanvas" xmlns:mc="http://schemas.openxmlformats.org/markup-compatibility/2006" xmlns:o="urn:schemas-microsoft-com:office:office" xmlns:r="http://schemas.openxmlformats.org/officeDocument/2006/relationships" xmlns:m="http://schemas.openxmlformats.org/officeDocument/2006/math" xmlns:v="urn:schemas-microsoft-com:vml" xmlns:wp14="http://schemas.microsoft.com/office/word/2010/wordprocessingDrawing" xmlns:wp="http://schemas.openxmlformats.org/drawingml/2006/wordprocessingDrawing" xmlns:w="http://schemas.openxmlformats.org/wordprocessingml/2006/main" xmlns:w14="http://schemas.microsoft.com/office/word/2010/wordml" xmlns:w10="urn:schemas-microsoft-com:office:word" xmlns:w15="http://schemas.microsoft.com/office/word/2012/wordml" xmlns:wpg="http://schemas.microsoft.com/office/word/2010/wordprocessingGroup" xmlns:wpi="http://schemas.microsoft.com/office/word/2010/wordprocessingInk" xmlns:wne="http://schemas.microsoft.com/office/word/2006/wordml" xmlns:wps="http://schemas.microsoft.com/office/word/2010/wordprocessingShape" xmlns:wpsCustomData="http://www.wps.cn/officeDocument/2013/wpsCustomData" mc:Ignorable="w14 w15 wp14">
+<w:document xmlns:wpc="http://schemas.microsoft.com/office/word/2010/wordprocessingCanvas" xmlns:mc="http://schemas.openxmlformats.org/markup-compatibility/2006" xmlns:o="urn:schemas-microsoft-com:office:office" xmlns:r="http://schemas.openxmlformats.org/officeDocument/2006/relationships" xmlns:m="http://schemas.openxmlformats.org/officeDocument/2006/math" xmlns:v="urn:schemas-microsoft-com:vml" xmlns:wp14="http://schemas.microsoft.com/office/word/2010/wordprocessingDrawing" xmlns:wp="http://schemas.openxmlformats.org/drawingml/2006/wordprocessingDrawing" xmlns:w10="urn:schemas-microsoft-com:office:word" xmlns:w="http://schemas.openxmlformats.org/wordprocessingml/2006/main" xmlns:w14="http://schemas.microsoft.com/office/word/2010/wordml" xmlns:w15="http://schemas.microsoft.com/office/word/2012/wordml" xmlns:wne="http://schemas.microsoft.com/office/word/2006/wordml" xmlns:wpg="http://schemas.microsoft.com/office/word/2010/wordprocessingGroup" xmlns:wpi="http://schemas.microsoft.com/office/word/2010/wordprocessingInk" xmlns:wps="http://schemas.microsoft.com/office/word/2010/wordprocessingShape" mc:Ignorable="w14 w15 wp14">
+  <!-- Generated by Aspose.Words for .NET 13.3.0.1 -->
   <w:body>
     <w:p>
       <w:pPr>
-        <w:pStyle w:val="24"/>
+        <w:pStyle w:val="a"/>
         <w:keepNext w:val="0"/>
         <w:keepLines w:val="0"/>
         <w:pageBreakBefore w:val="0"/>
@@ -21,11 +22,10 @@
         <w:spacing w:before="3120" w:beforeLines="1000"/>
         <w:textAlignment w:val="baseline"/>
       </w:pPr>
-      <w:bookmarkStart w:id="11" w:name="_GoBack"/>
       <w:bookmarkStart w:id="0" w:name="_Toc19151"/>
       <w:r>
         <w:drawing>
-          <wp:anchor distT="0" distB="0" distL="114300" distR="114300" simplePos="0" relativeHeight="251661312" behindDoc="1" locked="0" layoutInCell="1" allowOverlap="1">
+          <wp:anchor distT="0" distB="0" distL="114300" distR="114300" simplePos="0" relativeHeight="251660288" behindDoc="1" locked="0" layoutInCell="1" allowOverlap="1">
             <wp:simplePos x="0" y="0"/>
             <wp:positionH relativeFrom="column">
               <wp:posOffset>-19050</wp:posOffset>
@@ -50,7 +50,7 @@
                     </pic:cNvPicPr>
                   </pic:nvPicPr>
                   <pic:blipFill>
-                    <a:blip r:embed="rId7"/>
+                    <a:blip xmlns:r="http://schemas.openxmlformats.org/officeDocument/2006/relationships" r:embed="rId4"/>
                     <a:stretch>
                       <a:fillRect/>
                     </a:stretch>
@@ -76,7 +76,7 @@
       </w:r>
       <w:r>
         <w:drawing>
-          <wp:anchor distT="0" distB="0" distL="114300" distR="114300" simplePos="0" relativeHeight="251660288" behindDoc="1" locked="0" layoutInCell="1" allowOverlap="1">
+          <wp:anchor distT="0" distB="0" distL="114300" distR="114300" simplePos="0" relativeHeight="251659264" behindDoc="1" locked="0" layoutInCell="1" allowOverlap="1">
             <wp:simplePos x="0" y="0"/>
             <wp:positionH relativeFrom="column">
               <wp:posOffset>0</wp:posOffset>
@@ -101,7 +101,7 @@
                     </pic:cNvPicPr>
                   </pic:nvPicPr>
                   <pic:blipFill>
-                    <a:blip r:embed="rId8"/>
+                    <a:blip xmlns:r="http://schemas.openxmlformats.org/officeDocument/2006/relationships" r:embed="rId5"/>
                     <a:stretch>
                       <a:fillRect/>
                     </a:stretch>
@@ -131,7 +131,7 @@
           <w:lang w:val="en-US" w:eastAsia="zh-CN"/>
         </w:rPr>
         <w:drawing>
-          <wp:anchor distT="0" distB="0" distL="114300" distR="114300" simplePos="0" relativeHeight="251659264" behindDoc="1" locked="0" layoutInCell="1" allowOverlap="1">
+          <wp:anchor distT="0" distB="0" distL="114300" distR="114300" simplePos="0" relativeHeight="251658240" behindDoc="1" locked="0" layoutInCell="1" allowOverlap="1">
             <wp:simplePos x="0" y="0"/>
             <wp:positionH relativeFrom="column">
               <wp:posOffset>635</wp:posOffset>
@@ -156,7 +156,7 @@
                     </pic:cNvPicPr>
                   </pic:nvPicPr>
                   <pic:blipFill>
-                    <a:blip r:embed="rId9">
+                    <a:blip xmlns:r="http://schemas.openxmlformats.org/officeDocument/2006/relationships" r:embed="rId6">
                       <a:alphaModFix amt="58000"/>
                       <a:lum contrast="-52000"/>
                     </a:blip>
@@ -190,7 +190,7 @@
     </w:p>
     <w:p>
       <w:pPr>
-        <w:pStyle w:val="25"/>
+        <w:pStyle w:val="a0"/>
         <w:keepNext w:val="0"/>
         <w:keepLines w:val="0"/>
         <w:pageBreakBefore w:val="0"/>
@@ -237,11 +237,11 @@
         <w:adjustRightInd w:val="0"/>
         <w:snapToGrid w:val="0"/>
         <w:spacing w:after="624" w:afterLines="200" w:line="219" w:lineRule="auto"/>
-        <w:ind w:left="0" w:leftChars="0" w:right="0" w:rightChars="0" w:firstLine="0" w:firstLineChars="0"/>
+        <w:ind w:left="0" w:right="0" w:firstLine="0" w:leftChars="0" w:rightChars="0" w:firstLineChars="0"/>
         <w:jc w:val="center"/>
         <w:textAlignment w:val="baseline"/>
         <w:rPr>
-          <w:rFonts w:hint="default" w:ascii="宋体" w:hAnsi="宋体" w:eastAsia="宋体" w:cs="宋体"/>
+          <w:rFonts w:ascii="宋体" w:eastAsia="宋体" w:hAnsi="宋体" w:cs="宋体" w:hint="default"/>
           <w:sz w:val="24"/>
           <w:szCs w:val="24"/>
           <w:lang w:val="en-US" w:eastAsia="zh-CN"/>
@@ -249,7 +249,7 @@
       </w:pPr>
       <w:r>
         <w:rPr>
-          <w:rFonts w:ascii="宋体" w:hAnsi="宋体" w:eastAsia="宋体" w:cs="宋体"/>
+          <w:rFonts w:ascii="宋体" w:eastAsia="宋体" w:hAnsi="宋体" w:cs="宋体"/>
           <w:b/>
           <w:bCs/>
           <w:spacing w:val="-3"/>
@@ -260,7 +260,7 @@
       </w:r>
       <w:r>
         <w:rPr>
-          <w:rFonts w:hint="eastAsia" w:ascii="宋体" w:hAnsi="宋体" w:eastAsia="宋体" w:cs="宋体"/>
+          <w:rFonts w:ascii="宋体" w:eastAsia="宋体" w:hAnsi="宋体" w:cs="宋体" w:hint="eastAsia"/>
           <w:b/>
           <w:bCs/>
           <w:spacing w:val="-3"/>
@@ -272,7 +272,7 @@
       </w:r>
       <w:r>
         <w:rPr>
-          <w:rFonts w:ascii="宋体" w:hAnsi="宋体" w:eastAsia="宋体" w:cs="宋体"/>
+          <w:rFonts w:ascii="宋体" w:eastAsia="宋体" w:hAnsi="宋体" w:cs="宋体"/>
           <w:b/>
           <w:bCs/>
           <w:spacing w:val="-3"/>
@@ -283,7 +283,7 @@
       </w:r>
       <w:r>
         <w:rPr>
-          <w:rFonts w:hint="eastAsia" w:ascii="宋体" w:hAnsi="宋体" w:cs="宋体"/>
+          <w:rFonts w:ascii="宋体" w:hAnsi="宋体" w:cs="宋体" w:hint="eastAsia"/>
           <w:b/>
           <w:bCs/>
           <w:spacing w:val="-3"/>
@@ -295,7 +295,7 @@
       </w:r>
       <w:r>
         <w:rPr>
-          <w:rFonts w:ascii="宋体" w:hAnsi="宋体" w:eastAsia="宋体" w:cs="宋体"/>
+          <w:rFonts w:ascii="宋体" w:eastAsia="宋体" w:hAnsi="宋体" w:cs="宋体"/>
           <w:b/>
           <w:bCs/>
           <w:spacing w:val="-3"/>
@@ -306,7 +306,7 @@
       </w:r>
       <w:r>
         <w:rPr>
-          <w:rFonts w:hint="eastAsia" w:ascii="宋体" w:hAnsi="宋体" w:cs="宋体"/>
+          <w:rFonts w:ascii="宋体" w:hAnsi="宋体" w:cs="宋体" w:hint="eastAsia"/>
           <w:b/>
           <w:bCs/>
           <w:spacing w:val="-3"/>
@@ -319,18 +319,17 @@
     </w:p>
     <w:tbl>
       <w:tblPr>
-        <w:tblStyle w:val="21"/>
+        <w:tblStyle w:val="TableGrid"/>
         <w:tblW w:w="0" w:type="auto"/>
         <w:jc w:val="center"/>
         <w:tblBorders>
-          <w:top w:val="none" w:color="auto" w:sz="0" w:space="0"/>
-          <w:left w:val="none" w:color="auto" w:sz="0" w:space="0"/>
-          <w:bottom w:val="none" w:color="auto" w:sz="0" w:space="0"/>
-          <w:right w:val="none" w:color="auto" w:sz="0" w:space="0"/>
-          <w:insideH w:val="none" w:color="auto" w:sz="0" w:space="0"/>
-          <w:insideV w:val="none" w:color="auto" w:sz="0" w:space="0"/>
+          <w:top w:val="nil"/>
+          <w:left w:val="nil"/>
+          <w:bottom w:val="nil"/>
+          <w:right w:val="nil"/>
+          <w:insideH w:val="nil"/>
+          <w:insideV w:val="nil"/>
         </w:tblBorders>
-        <w:tblLayout w:type="autofit"/>
         <w:tblCellMar>
           <w:top w:w="0" w:type="dxa"/>
           <w:left w:w="108" w:type="dxa"/>
@@ -344,13 +343,15 @@
       </w:tblGrid>
       <w:tr>
         <w:tblPrEx>
+          <w:tblW w:w="0" w:type="auto"/>
+          <w:jc w:val="center"/>
           <w:tblBorders>
-            <w:top w:val="none" w:color="auto" w:sz="0" w:space="0"/>
-            <w:left w:val="none" w:color="auto" w:sz="0" w:space="0"/>
-            <w:bottom w:val="none" w:color="auto" w:sz="0" w:space="0"/>
-            <w:right w:val="none" w:color="auto" w:sz="0" w:space="0"/>
-            <w:insideH w:val="none" w:color="auto" w:sz="0" w:space="0"/>
-            <w:insideV w:val="none" w:color="auto" w:sz="0" w:space="0"/>
+            <w:top w:val="nil"/>
+            <w:left w:val="nil"/>
+            <w:bottom w:val="nil"/>
+            <w:right w:val="nil"/>
+            <w:insideH w:val="nil"/>
+            <w:insideV w:val="nil"/>
           </w:tblBorders>
           <w:tblCellMar>
             <w:top w:w="0" w:type="dxa"/>
@@ -360,7 +361,7 @@
           </w:tblCellMar>
         </w:tblPrEx>
         <w:trPr>
-          <w:trHeight w:val="810" w:hRule="atLeast"/>
+          <w:trHeight w:val="810"/>
           <w:jc w:val="center"/>
         </w:trPr>
         <w:tc>
@@ -398,7 +399,7 @@
             </w:r>
             <w:r>
               <w:rPr>
-                <w:rFonts w:hint="default" w:asciiTheme="minorAscii" w:hAnsiTheme="minorAscii" w:eastAsiaTheme="minorEastAsia"/>
+                <w:rFonts w:asciiTheme="minorAscii" w:eastAsiaTheme="minorEastAsia" w:hAnsiTheme="minorAscii" w:hint="default"/>
                 <w:spacing w:val="227"/>
                 <w:sz w:val="21"/>
                 <w:vertAlign w:val="baseline"/>
@@ -452,7 +453,7 @@
             </w:r>
             <w:r>
               <w:rPr>
-                <w:rFonts w:hint="eastAsia" w:asciiTheme="minorAscii" w:hAnsiTheme="minorAscii" w:eastAsiaTheme="minorEastAsia"/>
+                <w:rFonts w:asciiTheme="minorAscii" w:eastAsiaTheme="minorEastAsia" w:hAnsiTheme="minorAscii" w:hint="eastAsia"/>
                 <w:spacing w:val="227"/>
                 <w:sz w:val="21"/>
                 <w:vertAlign w:val="baseline"/>
@@ -474,14 +475,8 @@
       </w:tr>
       <w:tr>
         <w:tblPrEx>
-          <w:tblBorders>
-            <w:top w:val="none" w:color="auto" w:sz="0" w:space="0"/>
-            <w:left w:val="none" w:color="auto" w:sz="0" w:space="0"/>
-            <w:bottom w:val="none" w:color="auto" w:sz="0" w:space="0"/>
-            <w:right w:val="none" w:color="auto" w:sz="0" w:space="0"/>
-            <w:insideH w:val="none" w:color="auto" w:sz="0" w:space="0"/>
-            <w:insideV w:val="none" w:color="auto" w:sz="0" w:space="0"/>
-          </w:tblBorders>
+          <w:tblW w:w="0" w:type="auto"/>
+          <w:jc w:val="center"/>
           <w:tblCellMar>
             <w:top w:w="0" w:type="dxa"/>
             <w:left w:w="108" w:type="dxa"/>
@@ -490,7 +485,7 @@
           </w:tblCellMar>
         </w:tblPrEx>
         <w:trPr>
-          <w:trHeight w:val="810" w:hRule="atLeast"/>
+          <w:trHeight w:val="810"/>
           <w:jc w:val="center"/>
         </w:trPr>
         <w:tc>
@@ -514,7 +509,7 @@
               <w:snapToGrid w:val="0"/>
               <w:textAlignment w:val="baseline"/>
               <w:rPr>
-                <w:rFonts w:hint="default" w:ascii="Arial" w:hAnsi="Arial" w:eastAsia="Arial" w:cs="Arial"/>
+                <w:rFonts w:ascii="Arial" w:eastAsia="Arial" w:hAnsi="Arial" w:cs="Arial" w:hint="default"/>
                 <w:snapToGrid w:val="0"/>
                 <w:color w:val="000000"/>
                 <w:kern w:val="0"/>
@@ -546,7 +541,7 @@
             </w:r>
             <w:r>
               <w:rPr>
-                <w:rFonts w:hint="default" w:asciiTheme="minorAscii" w:hAnsiTheme="minorAscii" w:eastAsiaTheme="minorEastAsia"/>
+                <w:rFonts w:asciiTheme="minorAscii" w:eastAsiaTheme="minorEastAsia" w:hAnsiTheme="minorAscii" w:hint="default"/>
                 <w:spacing w:val="227"/>
                 <w:sz w:val="21"/>
                 <w:vertAlign w:val="baseline"/>
@@ -599,7 +594,7 @@
               <w:snapToGrid w:val="0"/>
               <w:textAlignment w:val="baseline"/>
               <w:rPr>
-                <w:rFonts w:hint="default" w:ascii="Arial" w:hAnsi="Arial" w:eastAsia="Arial" w:cs="Arial"/>
+                <w:rFonts w:ascii="Arial" w:eastAsia="Arial" w:hAnsi="Arial" w:cs="Arial" w:hint="default"/>
                 <w:snapToGrid w:val="0"/>
                 <w:color w:val="000000"/>
                 <w:kern w:val="0"/>
@@ -619,7 +614,7 @@
             </w:r>
             <w:r>
               <w:rPr>
-                <w:rFonts w:hint="eastAsia" w:asciiTheme="minorAscii" w:hAnsiTheme="minorAscii" w:eastAsiaTheme="minorEastAsia"/>
+                <w:rFonts w:asciiTheme="minorAscii" w:eastAsiaTheme="minorEastAsia" w:hAnsiTheme="minorAscii" w:hint="eastAsia"/>
                 <w:spacing w:val="227"/>
                 <w:sz w:val="21"/>
                 <w:vertAlign w:val="baseline"/>
@@ -641,14 +636,8 @@
       </w:tr>
       <w:tr>
         <w:tblPrEx>
-          <w:tblBorders>
-            <w:top w:val="none" w:color="auto" w:sz="0" w:space="0"/>
-            <w:left w:val="none" w:color="auto" w:sz="0" w:space="0"/>
-            <w:bottom w:val="none" w:color="auto" w:sz="0" w:space="0"/>
-            <w:right w:val="none" w:color="auto" w:sz="0" w:space="0"/>
-            <w:insideH w:val="none" w:color="auto" w:sz="0" w:space="0"/>
-            <w:insideV w:val="none" w:color="auto" w:sz="0" w:space="0"/>
-          </w:tblBorders>
+          <w:tblW w:w="0" w:type="auto"/>
+          <w:jc w:val="center"/>
           <w:tblCellMar>
             <w:top w:w="0" w:type="dxa"/>
             <w:left w:w="108" w:type="dxa"/>
@@ -657,7 +646,7 @@
           </w:tblCellMar>
         </w:tblPrEx>
         <w:trPr>
-          <w:trHeight w:val="635" w:hRule="atLeast"/>
+          <w:trHeight w:val="635"/>
           <w:jc w:val="center"/>
         </w:trPr>
         <w:tc>
@@ -707,7 +696,7 @@
             </w:r>
             <w:r>
               <w:rPr>
-                <w:rFonts w:hint="eastAsia" w:asciiTheme="minorAscii" w:hAnsiTheme="minorAscii" w:eastAsiaTheme="minorEastAsia"/>
+                <w:rFonts w:asciiTheme="minorAscii" w:eastAsiaTheme="minorEastAsia" w:hAnsiTheme="minorAscii" w:hint="eastAsia"/>
                 <w:spacing w:val="227"/>
                 <w:sz w:val="21"/>
                 <w:vertAlign w:val="baseline"/>
@@ -760,7 +749,7 @@
             </w:r>
             <w:r>
               <w:rPr>
-                <w:rFonts w:hint="eastAsia" w:asciiTheme="minorAscii" w:hAnsiTheme="minorAscii" w:eastAsiaTheme="minorEastAsia"/>
+                <w:rFonts w:asciiTheme="minorAscii" w:eastAsiaTheme="minorEastAsia" w:hAnsiTheme="minorAscii" w:hint="eastAsia"/>
                 <w:spacing w:val="227"/>
                 <w:sz w:val="21"/>
                 <w:vertAlign w:val="baseline"/>
@@ -819,14 +808,14 @@
         <w:ind w:left="3634"/>
         <w:textAlignment w:val="baseline"/>
         <w:rPr>
-          <w:rFonts w:ascii="宋体" w:hAnsi="宋体" w:eastAsia="宋体" w:cs="宋体"/>
+          <w:rFonts w:ascii="宋体" w:eastAsia="宋体" w:hAnsi="宋体" w:cs="宋体"/>
           <w:sz w:val="31"/>
           <w:szCs w:val="31"/>
         </w:rPr>
       </w:pPr>
       <w:r>
         <w:rPr>
-          <w:rFonts w:ascii="宋体" w:hAnsi="宋体" w:eastAsia="宋体" w:cs="宋体"/>
+          <w:rFonts w:ascii="宋体" w:eastAsia="宋体" w:hAnsi="宋体" w:cs="宋体"/>
           <w:b/>
           <w:bCs/>
           <w:spacing w:val="4"/>
@@ -838,16 +827,16 @@
     </w:p>
     <w:tbl>
       <w:tblPr>
-        <w:tblStyle w:val="26"/>
+        <w:tblStyle w:val="TableNormal0"/>
         <w:tblW w:w="8214" w:type="dxa"/>
         <w:jc w:val="center"/>
         <w:tblBorders>
-          <w:top w:val="single" w:color="000000" w:sz="2" w:space="0"/>
-          <w:left w:val="single" w:color="000000" w:sz="2" w:space="0"/>
-          <w:bottom w:val="single" w:color="000000" w:sz="2" w:space="0"/>
-          <w:right w:val="single" w:color="000000" w:sz="2" w:space="0"/>
-          <w:insideH w:val="single" w:color="000000" w:sz="2" w:space="0"/>
-          <w:insideV w:val="single" w:color="000000" w:sz="2" w:space="0"/>
+          <w:top w:val="single" w:sz="2" w:space="0" w:color="000000"/>
+          <w:left w:val="single" w:sz="2" w:space="0" w:color="000000"/>
+          <w:bottom w:val="single" w:sz="2" w:space="0" w:color="000000"/>
+          <w:right w:val="single" w:sz="2" w:space="0" w:color="000000"/>
+          <w:insideH w:val="single" w:sz="2" w:space="0" w:color="000000"/>
+          <w:insideV w:val="single" w:sz="2" w:space="0" w:color="000000"/>
         </w:tblBorders>
         <w:tblLayout w:type="fixed"/>
         <w:tblCellMar>
@@ -867,14 +856,17 @@
       </w:tblGrid>
       <w:tr>
         <w:tblPrEx>
+          <w:tblW w:w="8214" w:type="dxa"/>
+          <w:jc w:val="center"/>
           <w:tblBorders>
-            <w:top w:val="single" w:color="000000" w:sz="2" w:space="0"/>
-            <w:left w:val="single" w:color="000000" w:sz="2" w:space="0"/>
-            <w:bottom w:val="single" w:color="000000" w:sz="2" w:space="0"/>
-            <w:right w:val="single" w:color="000000" w:sz="2" w:space="0"/>
-            <w:insideH w:val="single" w:color="000000" w:sz="2" w:space="0"/>
-            <w:insideV w:val="single" w:color="000000" w:sz="2" w:space="0"/>
+            <w:top w:val="single" w:sz="2" w:space="0" w:color="000000"/>
+            <w:left w:val="single" w:sz="2" w:space="0" w:color="000000"/>
+            <w:bottom w:val="single" w:sz="2" w:space="0" w:color="000000"/>
+            <w:right w:val="single" w:sz="2" w:space="0" w:color="000000"/>
+            <w:insideH w:val="single" w:sz="2" w:space="0" w:color="000000"/>
+            <w:insideV w:val="single" w:sz="2" w:space="0" w:color="000000"/>
           </w:tblBorders>
+          <w:tblLayout w:type="fixed"/>
           <w:tblCellMar>
             <w:top w:w="0" w:type="dxa"/>
             <w:left w:w="0" w:type="dxa"/>
@@ -883,7 +875,7 @@
           </w:tblCellMar>
         </w:tblPrEx>
         <w:trPr>
-          <w:trHeight w:val="593" w:hRule="atLeast"/>
+          <w:trHeight w:val="593"/>
           <w:jc w:val="center"/>
         </w:trPr>
         <w:tc>
@@ -905,18 +897,18 @@
               <w:adjustRightInd w:val="0"/>
               <w:snapToGrid w:val="0"/>
               <w:spacing w:before="176" w:line="228" w:lineRule="auto"/>
-              <w:ind w:left="0" w:leftChars="0" w:right="0" w:rightChars="0" w:firstLine="0" w:firstLineChars="0"/>
+              <w:ind w:left="0" w:right="0" w:firstLine="0" w:leftChars="0" w:rightChars="0" w:firstLineChars="0"/>
               <w:jc w:val="center"/>
               <w:textAlignment w:val="baseline"/>
               <w:rPr>
-                <w:rFonts w:ascii="宋体" w:hAnsi="宋体" w:eastAsia="宋体" w:cs="宋体"/>
+                <w:rFonts w:ascii="宋体" w:eastAsia="宋体" w:hAnsi="宋体" w:cs="宋体"/>
                 <w:sz w:val="20"/>
                 <w:szCs w:val="20"/>
               </w:rPr>
             </w:pPr>
             <w:r>
               <w:rPr>
-                <w:rFonts w:hint="eastAsia" w:ascii="宋体" w:hAnsi="宋体" w:cs="宋体"/>
+                <w:rFonts w:ascii="宋体" w:hAnsi="宋体" w:cs="宋体" w:hint="eastAsia"/>
                 <w:spacing w:val="-14"/>
                 <w:sz w:val="20"/>
                 <w:szCs w:val="20"/>
@@ -926,7 +918,7 @@
             </w:r>
             <w:r>
               <w:rPr>
-                <w:rFonts w:ascii="宋体" w:hAnsi="宋体" w:eastAsia="宋体" w:cs="宋体"/>
+                <w:rFonts w:ascii="宋体" w:eastAsia="宋体" w:hAnsi="宋体" w:cs="宋体"/>
                 <w:spacing w:val="-14"/>
                 <w:sz w:val="20"/>
                 <w:szCs w:val="20"/>
@@ -954,18 +946,18 @@
               <w:adjustRightInd w:val="0"/>
               <w:snapToGrid w:val="0"/>
               <w:spacing w:before="175" w:line="227" w:lineRule="auto"/>
-              <w:ind w:left="0" w:leftChars="0" w:right="0" w:rightChars="0" w:firstLine="0" w:firstLineChars="0"/>
+              <w:ind w:left="0" w:right="0" w:firstLine="0" w:leftChars="0" w:rightChars="0" w:firstLineChars="0"/>
               <w:jc w:val="center"/>
               <w:textAlignment w:val="baseline"/>
               <w:rPr>
-                <w:rFonts w:ascii="宋体" w:hAnsi="宋体" w:eastAsia="宋体" w:cs="宋体"/>
+                <w:rFonts w:ascii="宋体" w:eastAsia="宋体" w:hAnsi="宋体" w:cs="宋体"/>
                 <w:sz w:val="20"/>
                 <w:szCs w:val="20"/>
               </w:rPr>
             </w:pPr>
             <w:r>
               <w:rPr>
-                <w:rFonts w:ascii="宋体" w:hAnsi="宋体" w:eastAsia="宋体" w:cs="宋体"/>
+                <w:rFonts w:ascii="宋体" w:eastAsia="宋体" w:hAnsi="宋体" w:cs="宋体"/>
                 <w:spacing w:val="4"/>
                 <w:sz w:val="20"/>
                 <w:szCs w:val="20"/>
@@ -993,18 +985,18 @@
               <w:adjustRightInd w:val="0"/>
               <w:snapToGrid w:val="0"/>
               <w:spacing w:before="175" w:line="228" w:lineRule="auto"/>
-              <w:ind w:left="0" w:leftChars="0" w:right="0" w:rightChars="0" w:firstLine="0" w:firstLineChars="0"/>
+              <w:ind w:left="0" w:right="0" w:firstLine="0" w:leftChars="0" w:rightChars="0" w:firstLineChars="0"/>
               <w:jc w:val="center"/>
               <w:textAlignment w:val="baseline"/>
               <w:rPr>
-                <w:rFonts w:ascii="宋体" w:hAnsi="宋体" w:eastAsia="宋体" w:cs="宋体"/>
+                <w:rFonts w:ascii="宋体" w:eastAsia="宋体" w:hAnsi="宋体" w:cs="宋体"/>
                 <w:sz w:val="20"/>
                 <w:szCs w:val="20"/>
               </w:rPr>
             </w:pPr>
             <w:r>
               <w:rPr>
-                <w:rFonts w:ascii="宋体" w:hAnsi="宋体" w:eastAsia="宋体" w:cs="宋体"/>
+                <w:rFonts w:ascii="宋体" w:eastAsia="宋体" w:hAnsi="宋体" w:cs="宋体"/>
                 <w:spacing w:val="7"/>
                 <w:sz w:val="20"/>
                 <w:szCs w:val="20"/>
@@ -1032,11 +1024,11 @@
               <w:adjustRightInd w:val="0"/>
               <w:snapToGrid w:val="0"/>
               <w:spacing w:before="175" w:line="228" w:lineRule="auto"/>
-              <w:ind w:left="0" w:leftChars="0" w:right="0" w:rightChars="0" w:firstLine="0" w:firstLineChars="0"/>
+              <w:ind w:left="0" w:right="0" w:firstLine="0" w:leftChars="0" w:rightChars="0" w:firstLineChars="0"/>
               <w:jc w:val="center"/>
               <w:textAlignment w:val="baseline"/>
               <w:rPr>
-                <w:rFonts w:hint="eastAsia" w:ascii="宋体" w:hAnsi="宋体" w:eastAsia="宋体" w:cs="宋体"/>
+                <w:rFonts w:ascii="宋体" w:eastAsia="宋体" w:hAnsi="宋体" w:cs="宋体" w:hint="eastAsia"/>
                 <w:spacing w:val="7"/>
                 <w:sz w:val="20"/>
                 <w:szCs w:val="20"/>
@@ -1045,7 +1037,7 @@
             </w:pPr>
             <w:r>
               <w:rPr>
-                <w:rFonts w:hint="eastAsia" w:ascii="宋体" w:hAnsi="宋体" w:cs="宋体"/>
+                <w:rFonts w:ascii="宋体" w:hAnsi="宋体" w:cs="宋体" w:hint="eastAsia"/>
                 <w:spacing w:val="7"/>
                 <w:sz w:val="20"/>
                 <w:szCs w:val="20"/>
@@ -1074,11 +1066,11 @@
               <w:adjustRightInd w:val="0"/>
               <w:snapToGrid w:val="0"/>
               <w:spacing w:before="175" w:line="228" w:lineRule="auto"/>
-              <w:ind w:left="0" w:leftChars="0" w:right="0" w:rightChars="0" w:firstLine="0" w:firstLineChars="0"/>
+              <w:ind w:left="0" w:right="0" w:firstLine="0" w:leftChars="0" w:rightChars="0" w:firstLineChars="0"/>
               <w:jc w:val="center"/>
               <w:textAlignment w:val="baseline"/>
               <w:rPr>
-                <w:rFonts w:hint="default" w:ascii="宋体" w:hAnsi="宋体" w:cs="宋体"/>
+                <w:rFonts w:ascii="宋体" w:hAnsi="宋体" w:cs="宋体" w:hint="default"/>
                 <w:spacing w:val="7"/>
                 <w:sz w:val="20"/>
                 <w:szCs w:val="20"/>
@@ -1087,7 +1079,7 @@
             </w:pPr>
             <w:r>
               <w:rPr>
-                <w:rFonts w:hint="eastAsia" w:ascii="宋体" w:hAnsi="宋体" w:cs="宋体"/>
+                <w:rFonts w:ascii="宋体" w:hAnsi="宋体" w:cs="宋体" w:hint="eastAsia"/>
                 <w:spacing w:val="7"/>
                 <w:sz w:val="20"/>
                 <w:szCs w:val="20"/>
@@ -1116,18 +1108,18 @@
               <w:adjustRightInd w:val="0"/>
               <w:snapToGrid w:val="0"/>
               <w:spacing w:before="176" w:line="229" w:lineRule="auto"/>
-              <w:ind w:left="0" w:leftChars="0" w:right="0" w:rightChars="0" w:firstLine="0" w:firstLineChars="0"/>
+              <w:ind w:left="0" w:right="0" w:firstLine="0" w:leftChars="0" w:rightChars="0" w:firstLineChars="0"/>
               <w:jc w:val="center"/>
               <w:textAlignment w:val="baseline"/>
               <w:rPr>
-                <w:rFonts w:ascii="宋体" w:hAnsi="宋体" w:eastAsia="宋体" w:cs="宋体"/>
+                <w:rFonts w:ascii="宋体" w:eastAsia="宋体" w:hAnsi="宋体" w:cs="宋体"/>
                 <w:sz w:val="20"/>
                 <w:szCs w:val="20"/>
               </w:rPr>
             </w:pPr>
             <w:r>
               <w:rPr>
-                <w:rFonts w:ascii="宋体" w:hAnsi="宋体" w:eastAsia="宋体" w:cs="宋体"/>
+                <w:rFonts w:ascii="宋体" w:eastAsia="宋体" w:hAnsi="宋体" w:cs="宋体"/>
                 <w:spacing w:val="7"/>
                 <w:sz w:val="20"/>
                 <w:szCs w:val="20"/>
@@ -1139,14 +1131,9 @@
       </w:tr>
       <w:tr>
         <w:tblPrEx>
-          <w:tblBorders>
-            <w:top w:val="single" w:color="000000" w:sz="2" w:space="0"/>
-            <w:left w:val="single" w:color="000000" w:sz="2" w:space="0"/>
-            <w:bottom w:val="single" w:color="000000" w:sz="2" w:space="0"/>
-            <w:right w:val="single" w:color="000000" w:sz="2" w:space="0"/>
-            <w:insideH w:val="single" w:color="000000" w:sz="2" w:space="0"/>
-            <w:insideV w:val="single" w:color="000000" w:sz="2" w:space="0"/>
-          </w:tblBorders>
+          <w:tblW w:w="8214" w:type="dxa"/>
+          <w:jc w:val="center"/>
+          <w:tblLayout w:type="fixed"/>
           <w:tblCellMar>
             <w:top w:w="0" w:type="dxa"/>
             <w:left w:w="0" w:type="dxa"/>
@@ -1155,7 +1142,7 @@
           </w:tblCellMar>
         </w:tblPrEx>
         <w:trPr>
-          <w:trHeight w:val="516" w:hRule="atLeast"/>
+          <w:trHeight w:val="516"/>
           <w:jc w:val="center"/>
         </w:trPr>
         <w:tc>
@@ -1177,11 +1164,11 @@
               <w:adjustRightInd w:val="0"/>
               <w:snapToGrid w:val="0"/>
               <w:spacing w:before="173" w:line="267" w:lineRule="exact"/>
-              <w:ind w:left="0" w:leftChars="0" w:right="0" w:rightChars="0" w:firstLine="0" w:firstLineChars="0"/>
+              <w:ind w:left="0" w:right="0" w:firstLine="0" w:leftChars="0" w:rightChars="0" w:firstLineChars="0"/>
               <w:jc w:val="center"/>
               <w:textAlignment w:val="baseline"/>
               <w:rPr>
-                <w:rFonts w:hint="default" w:ascii="宋体" w:hAnsi="宋体" w:eastAsia="宋体" w:cs="宋体"/>
+                <w:rFonts w:ascii="宋体" w:eastAsia="宋体" w:hAnsi="宋体" w:cs="宋体" w:hint="default"/>
                 <w:sz w:val="20"/>
                 <w:szCs w:val="20"/>
                 <w:lang w:val="en-US"/>
@@ -1189,7 +1176,7 @@
             </w:pPr>
             <w:r>
               <w:rPr>
-                <w:rFonts w:ascii="宋体" w:hAnsi="宋体" w:eastAsia="宋体" w:cs="宋体"/>
+                <w:rFonts w:ascii="宋体" w:eastAsia="宋体" w:hAnsi="宋体" w:cs="宋体"/>
                 <w:spacing w:val="3"/>
                 <w:position w:val="1"/>
                 <w:sz w:val="20"/>
@@ -1199,7 +1186,7 @@
             </w:r>
             <w:r>
               <w:rPr>
-                <w:rFonts w:hint="eastAsia" w:ascii="宋体" w:hAnsi="宋体" w:cs="宋体"/>
+                <w:rFonts w:ascii="宋体" w:hAnsi="宋体" w:cs="宋体" w:hint="eastAsia"/>
                 <w:spacing w:val="3"/>
                 <w:position w:val="1"/>
                 <w:sz w:val="20"/>
@@ -1210,7 +1197,7 @@
             </w:r>
             <w:r>
               <w:rPr>
-                <w:rFonts w:ascii="宋体" w:hAnsi="宋体" w:eastAsia="宋体" w:cs="宋体"/>
+                <w:rFonts w:ascii="宋体" w:eastAsia="宋体" w:hAnsi="宋体" w:cs="宋体"/>
                 <w:spacing w:val="3"/>
                 <w:position w:val="1"/>
                 <w:sz w:val="20"/>
@@ -1220,7 +1207,7 @@
             </w:r>
             <w:r>
               <w:rPr>
-                <w:rFonts w:hint="eastAsia" w:ascii="宋体" w:hAnsi="宋体" w:cs="宋体"/>
+                <w:rFonts w:ascii="宋体" w:hAnsi="宋体" w:cs="宋体" w:hint="eastAsia"/>
                 <w:spacing w:val="3"/>
                 <w:position w:val="1"/>
                 <w:sz w:val="20"/>
@@ -1250,18 +1237,18 @@
               <w:adjustRightInd w:val="0"/>
               <w:snapToGrid w:val="0"/>
               <w:spacing w:before="173" w:line="267" w:lineRule="exact"/>
-              <w:ind w:left="0" w:leftChars="0" w:right="0" w:rightChars="0" w:firstLine="0" w:firstLineChars="0"/>
+              <w:ind w:left="0" w:right="0" w:firstLine="0" w:leftChars="0" w:rightChars="0" w:firstLineChars="0"/>
               <w:jc w:val="center"/>
               <w:textAlignment w:val="baseline"/>
               <w:rPr>
-                <w:rFonts w:ascii="宋体" w:hAnsi="宋体" w:eastAsia="宋体" w:cs="宋体"/>
+                <w:rFonts w:ascii="宋体" w:eastAsia="宋体" w:hAnsi="宋体" w:cs="宋体"/>
                 <w:sz w:val="20"/>
                 <w:szCs w:val="20"/>
               </w:rPr>
             </w:pPr>
             <w:r>
               <w:rPr>
-                <w:rFonts w:ascii="宋体" w:hAnsi="宋体" w:eastAsia="宋体" w:cs="宋体"/>
+                <w:rFonts w:ascii="宋体" w:eastAsia="宋体" w:hAnsi="宋体" w:cs="宋体"/>
                 <w:spacing w:val="4"/>
                 <w:position w:val="1"/>
                 <w:sz w:val="20"/>
@@ -1290,18 +1277,18 @@
               <w:adjustRightInd w:val="0"/>
               <w:snapToGrid w:val="0"/>
               <w:spacing w:before="172" w:line="228" w:lineRule="auto"/>
-              <w:ind w:left="0" w:leftChars="0" w:right="0" w:rightChars="0" w:firstLine="0" w:firstLineChars="0"/>
+              <w:ind w:left="0" w:right="0" w:firstLine="0" w:leftChars="0" w:rightChars="0" w:firstLineChars="0"/>
               <w:jc w:val="center"/>
               <w:textAlignment w:val="baseline"/>
               <w:rPr>
-                <w:rFonts w:ascii="宋体" w:hAnsi="宋体" w:eastAsia="宋体" w:cs="宋体"/>
+                <w:rFonts w:ascii="宋体" w:eastAsia="宋体" w:hAnsi="宋体" w:cs="宋体"/>
                 <w:sz w:val="20"/>
                 <w:szCs w:val="20"/>
               </w:rPr>
             </w:pPr>
             <w:r>
               <w:rPr>
-                <w:rFonts w:ascii="宋体" w:hAnsi="宋体" w:eastAsia="宋体" w:cs="宋体"/>
+                <w:rFonts w:ascii="宋体" w:eastAsia="宋体" w:hAnsi="宋体" w:cs="宋体"/>
                 <w:spacing w:val="200"/>
                 <w:kern w:val="0"/>
                 <w:sz w:val="20"/>
@@ -1311,7 +1298,7 @@
             </w:r>
             <w:r>
               <w:rPr>
-                <w:rFonts w:ascii="宋体" w:hAnsi="宋体" w:eastAsia="宋体" w:cs="宋体"/>
+                <w:rFonts w:ascii="宋体" w:eastAsia="宋体" w:hAnsi="宋体" w:cs="宋体"/>
                 <w:spacing w:val="0"/>
                 <w:kern w:val="0"/>
                 <w:sz w:val="20"/>
@@ -1340,11 +1327,11 @@
               <w:adjustRightInd w:val="0"/>
               <w:snapToGrid w:val="0"/>
               <w:spacing w:before="173" w:line="229" w:lineRule="auto"/>
-              <w:ind w:left="0" w:leftChars="0" w:right="0" w:rightChars="0" w:firstLine="0" w:firstLineChars="0"/>
+              <w:ind w:left="0" w:right="0" w:firstLine="0" w:leftChars="0" w:rightChars="0" w:firstLineChars="0"/>
               <w:jc w:val="center"/>
               <w:textAlignment w:val="baseline"/>
               <w:rPr>
-                <w:rFonts w:ascii="宋体" w:hAnsi="宋体" w:eastAsia="宋体" w:cs="宋体"/>
+                <w:rFonts w:ascii="宋体" w:eastAsia="宋体" w:hAnsi="宋体" w:cs="宋体"/>
                 <w:spacing w:val="200"/>
                 <w:kern w:val="0"/>
                 <w:sz w:val="20"/>
@@ -1353,7 +1340,7 @@
             </w:pPr>
             <w:r>
               <w:rPr>
-                <w:rFonts w:hint="eastAsia" w:asciiTheme="minorAscii" w:hAnsiTheme="minorAscii" w:eastAsiaTheme="minorEastAsia"/>
+                <w:rFonts w:asciiTheme="minorAscii" w:eastAsiaTheme="minorEastAsia" w:hAnsiTheme="minorAscii" w:hint="eastAsia"/>
                 <w:spacing w:val="0"/>
                 <w:kern w:val="0"/>
                 <w:sz w:val="21"/>
@@ -1383,11 +1370,11 @@
               <w:adjustRightInd w:val="0"/>
               <w:snapToGrid w:val="0"/>
               <w:spacing w:before="172" w:line="228" w:lineRule="auto"/>
-              <w:ind w:left="0" w:leftChars="0" w:right="0" w:rightChars="0" w:firstLine="0" w:firstLineChars="0"/>
+              <w:ind w:left="0" w:right="0" w:firstLine="0" w:leftChars="0" w:rightChars="0" w:firstLineChars="0"/>
               <w:jc w:val="center"/>
               <w:textAlignment w:val="baseline"/>
               <w:rPr>
-                <w:rFonts w:ascii="宋体" w:hAnsi="宋体" w:eastAsia="宋体" w:cs="宋体"/>
+                <w:rFonts w:ascii="宋体" w:eastAsia="宋体" w:hAnsi="宋体" w:cs="宋体"/>
                 <w:spacing w:val="200"/>
                 <w:kern w:val="0"/>
                 <w:sz w:val="20"/>
@@ -1396,7 +1383,7 @@
             </w:pPr>
             <w:r>
               <w:rPr>
-                <w:rFonts w:hint="eastAsia" w:ascii="宋体" w:hAnsi="宋体" w:eastAsia="宋体" w:cs="宋体"/>
+                <w:rFonts w:ascii="宋体" w:eastAsia="宋体" w:hAnsi="宋体" w:cs="宋体" w:hint="eastAsia"/>
                 <w:spacing w:val="200"/>
                 <w:kern w:val="0"/>
                 <w:sz w:val="20"/>
@@ -1406,7 +1393,7 @@
             </w:r>
             <w:r>
               <w:rPr>
-                <w:rFonts w:hint="eastAsia" w:asciiTheme="minorAscii" w:hAnsiTheme="minorAscii" w:eastAsiaTheme="minorEastAsia"/>
+                <w:rFonts w:asciiTheme="minorAscii" w:eastAsiaTheme="minorEastAsia" w:hAnsiTheme="minorAscii" w:hint="eastAsia"/>
                 <w:spacing w:val="0"/>
                 <w:kern w:val="0"/>
                 <w:sz w:val="21"/>
@@ -1436,18 +1423,18 @@
               <w:adjustRightInd w:val="0"/>
               <w:snapToGrid w:val="0"/>
               <w:spacing w:before="173" w:line="229" w:lineRule="auto"/>
-              <w:ind w:left="0" w:leftChars="0" w:right="0" w:rightChars="0" w:firstLine="0" w:firstLineChars="0"/>
+              <w:ind w:left="0" w:right="0" w:firstLine="0" w:leftChars="0" w:rightChars="0" w:firstLineChars="0"/>
               <w:jc w:val="center"/>
               <w:textAlignment w:val="baseline"/>
               <w:rPr>
-                <w:rFonts w:ascii="宋体" w:hAnsi="宋体" w:eastAsia="宋体" w:cs="宋体"/>
+                <w:rFonts w:ascii="宋体" w:eastAsia="宋体" w:hAnsi="宋体" w:cs="宋体"/>
                 <w:sz w:val="20"/>
                 <w:szCs w:val="20"/>
               </w:rPr>
             </w:pPr>
             <w:r>
               <w:rPr>
-                <w:rFonts w:hint="eastAsia" w:asciiTheme="minorAscii" w:hAnsiTheme="minorAscii" w:eastAsiaTheme="minorEastAsia"/>
+                <w:rFonts w:asciiTheme="minorAscii" w:eastAsiaTheme="minorEastAsia" w:hAnsiTheme="minorAscii" w:hint="eastAsia"/>
                 <w:spacing w:val="0"/>
                 <w:kern w:val="0"/>
                 <w:sz w:val="21"/>
@@ -1461,14 +1448,9 @@
       </w:tr>
       <w:tr>
         <w:tblPrEx>
-          <w:tblBorders>
-            <w:top w:val="single" w:color="000000" w:sz="2" w:space="0"/>
-            <w:left w:val="single" w:color="000000" w:sz="2" w:space="0"/>
-            <w:bottom w:val="single" w:color="000000" w:sz="2" w:space="0"/>
-            <w:right w:val="single" w:color="000000" w:sz="2" w:space="0"/>
-            <w:insideH w:val="single" w:color="000000" w:sz="2" w:space="0"/>
-            <w:insideV w:val="single" w:color="000000" w:sz="2" w:space="0"/>
-          </w:tblBorders>
+          <w:tblW w:w="8214" w:type="dxa"/>
+          <w:jc w:val="center"/>
+          <w:tblLayout w:type="fixed"/>
           <w:tblCellMar>
             <w:top w:w="0" w:type="dxa"/>
             <w:left w:w="0" w:type="dxa"/>
@@ -1477,7 +1459,7 @@
           </w:tblCellMar>
         </w:tblPrEx>
         <w:trPr>
-          <w:trHeight w:val="556" w:hRule="atLeast"/>
+          <w:trHeight w:val="556"/>
           <w:jc w:val="center"/>
         </w:trPr>
         <w:tc>
@@ -1486,7 +1468,7 @@
           </w:tcPr>
           <w:p>
             <w:pPr>
-              <w:pStyle w:val="27"/>
+              <w:pStyle w:val="TableText"/>
               <w:keepNext w:val="0"/>
               <w:keepLines w:val="0"/>
               <w:pageBreakBefore w:val="0"/>
@@ -1499,7 +1481,7 @@
               <w:bidi w:val="0"/>
               <w:adjustRightInd w:val="0"/>
               <w:snapToGrid w:val="0"/>
-              <w:ind w:left="0" w:leftChars="0" w:right="0" w:rightChars="0" w:firstLine="0" w:firstLineChars="0"/>
+              <w:ind w:left="0" w:right="0" w:firstLine="0" w:leftChars="0" w:rightChars="0" w:firstLineChars="0"/>
               <w:jc w:val="center"/>
               <w:textAlignment w:val="baseline"/>
             </w:pPr>
@@ -1511,7 +1493,7 @@
           </w:tcPr>
           <w:p>
             <w:pPr>
-              <w:pStyle w:val="27"/>
+              <w:pStyle w:val="TableText"/>
               <w:keepNext w:val="0"/>
               <w:keepLines w:val="0"/>
               <w:pageBreakBefore w:val="0"/>
@@ -1524,7 +1506,7 @@
               <w:bidi w:val="0"/>
               <w:adjustRightInd w:val="0"/>
               <w:snapToGrid w:val="0"/>
-              <w:ind w:left="0" w:leftChars="0" w:right="0" w:rightChars="0" w:firstLine="0" w:firstLineChars="0"/>
+              <w:ind w:left="0" w:right="0" w:firstLine="0" w:leftChars="0" w:rightChars="0" w:firstLineChars="0"/>
               <w:jc w:val="center"/>
               <w:textAlignment w:val="baseline"/>
             </w:pPr>
@@ -1536,7 +1518,7 @@
           </w:tcPr>
           <w:p>
             <w:pPr>
-              <w:pStyle w:val="27"/>
+              <w:pStyle w:val="TableText"/>
               <w:keepNext w:val="0"/>
               <w:keepLines w:val="0"/>
               <w:pageBreakBefore w:val="0"/>
@@ -1549,7 +1531,7 @@
               <w:bidi w:val="0"/>
               <w:adjustRightInd w:val="0"/>
               <w:snapToGrid w:val="0"/>
-              <w:ind w:left="0" w:leftChars="0" w:right="0" w:rightChars="0" w:firstLine="0" w:firstLineChars="0"/>
+              <w:ind w:left="0" w:right="0" w:firstLine="0" w:leftChars="0" w:rightChars="0" w:firstLineChars="0"/>
               <w:jc w:val="center"/>
               <w:textAlignment w:val="baseline"/>
             </w:pPr>
@@ -1561,7 +1543,7 @@
           </w:tcPr>
           <w:p>
             <w:pPr>
-              <w:pStyle w:val="27"/>
+              <w:pStyle w:val="TableText"/>
               <w:keepNext w:val="0"/>
               <w:keepLines w:val="0"/>
               <w:pageBreakBefore w:val="0"/>
@@ -1574,7 +1556,7 @@
               <w:bidi w:val="0"/>
               <w:adjustRightInd w:val="0"/>
               <w:snapToGrid w:val="0"/>
-              <w:ind w:left="0" w:leftChars="0" w:right="0" w:rightChars="0" w:firstLine="0" w:firstLineChars="0"/>
+              <w:ind w:left="0" w:right="0" w:firstLine="0" w:leftChars="0" w:rightChars="0" w:firstLineChars="0"/>
               <w:jc w:val="center"/>
               <w:textAlignment w:val="baseline"/>
             </w:pPr>
@@ -1586,7 +1568,7 @@
           </w:tcPr>
           <w:p>
             <w:pPr>
-              <w:pStyle w:val="27"/>
+              <w:pStyle w:val="TableText"/>
               <w:keepNext w:val="0"/>
               <w:keepLines w:val="0"/>
               <w:pageBreakBefore w:val="0"/>
@@ -1599,7 +1581,7 @@
               <w:bidi w:val="0"/>
               <w:adjustRightInd w:val="0"/>
               <w:snapToGrid w:val="0"/>
-              <w:ind w:left="0" w:leftChars="0" w:right="0" w:rightChars="0" w:firstLine="0" w:firstLineChars="0"/>
+              <w:ind w:left="0" w:right="0" w:firstLine="0" w:leftChars="0" w:rightChars="0" w:firstLineChars="0"/>
               <w:jc w:val="center"/>
               <w:textAlignment w:val="baseline"/>
             </w:pPr>
@@ -1611,7 +1593,7 @@
           </w:tcPr>
           <w:p>
             <w:pPr>
-              <w:pStyle w:val="27"/>
+              <w:pStyle w:val="TableText"/>
               <w:keepNext w:val="0"/>
               <w:keepLines w:val="0"/>
               <w:pageBreakBefore w:val="0"/>
@@ -1624,7 +1606,7 @@
               <w:bidi w:val="0"/>
               <w:adjustRightInd w:val="0"/>
               <w:snapToGrid w:val="0"/>
-              <w:ind w:left="0" w:leftChars="0" w:right="0" w:rightChars="0" w:firstLine="0" w:firstLineChars="0"/>
+              <w:ind w:left="0" w:right="0" w:firstLine="0" w:leftChars="0" w:rightChars="0" w:firstLineChars="0"/>
               <w:jc w:val="center"/>
               <w:textAlignment w:val="baseline"/>
             </w:pPr>
@@ -1633,14 +1615,9 @@
       </w:tr>
       <w:tr>
         <w:tblPrEx>
-          <w:tblBorders>
-            <w:top w:val="single" w:color="000000" w:sz="2" w:space="0"/>
-            <w:left w:val="single" w:color="000000" w:sz="2" w:space="0"/>
-            <w:bottom w:val="single" w:color="000000" w:sz="2" w:space="0"/>
-            <w:right w:val="single" w:color="000000" w:sz="2" w:space="0"/>
-            <w:insideH w:val="single" w:color="000000" w:sz="2" w:space="0"/>
-            <w:insideV w:val="single" w:color="000000" w:sz="2" w:space="0"/>
-          </w:tblBorders>
+          <w:tblW w:w="8214" w:type="dxa"/>
+          <w:jc w:val="center"/>
+          <w:tblLayout w:type="fixed"/>
           <w:tblCellMar>
             <w:top w:w="0" w:type="dxa"/>
             <w:left w:w="0" w:type="dxa"/>
@@ -1649,7 +1626,7 @@
           </w:tblCellMar>
         </w:tblPrEx>
         <w:trPr>
-          <w:trHeight w:val="556" w:hRule="atLeast"/>
+          <w:trHeight w:val="556"/>
           <w:jc w:val="center"/>
         </w:trPr>
         <w:tc>
@@ -1658,7 +1635,7 @@
           </w:tcPr>
           <w:p>
             <w:pPr>
-              <w:pStyle w:val="27"/>
+              <w:pStyle w:val="TableText"/>
               <w:keepNext w:val="0"/>
               <w:keepLines w:val="0"/>
               <w:pageBreakBefore w:val="0"/>
@@ -1671,7 +1648,7 @@
               <w:bidi w:val="0"/>
               <w:adjustRightInd w:val="0"/>
               <w:snapToGrid w:val="0"/>
-              <w:ind w:left="0" w:leftChars="0" w:right="0" w:rightChars="0" w:firstLine="0" w:firstLineChars="0"/>
+              <w:ind w:left="0" w:right="0" w:firstLine="0" w:leftChars="0" w:rightChars="0" w:firstLineChars="0"/>
               <w:jc w:val="center"/>
               <w:textAlignment w:val="baseline"/>
             </w:pPr>
@@ -1683,7 +1660,7 @@
           </w:tcPr>
           <w:p>
             <w:pPr>
-              <w:pStyle w:val="27"/>
+              <w:pStyle w:val="TableText"/>
               <w:keepNext w:val="0"/>
               <w:keepLines w:val="0"/>
               <w:pageBreakBefore w:val="0"/>
@@ -1696,7 +1673,7 @@
               <w:bidi w:val="0"/>
               <w:adjustRightInd w:val="0"/>
               <w:snapToGrid w:val="0"/>
-              <w:ind w:left="0" w:leftChars="0" w:right="0" w:rightChars="0" w:firstLine="0" w:firstLineChars="0"/>
+              <w:ind w:left="0" w:right="0" w:firstLine="0" w:leftChars="0" w:rightChars="0" w:firstLineChars="0"/>
               <w:jc w:val="center"/>
               <w:textAlignment w:val="baseline"/>
             </w:pPr>
@@ -1708,7 +1685,7 @@
           </w:tcPr>
           <w:p>
             <w:pPr>
-              <w:pStyle w:val="27"/>
+              <w:pStyle w:val="TableText"/>
               <w:keepNext w:val="0"/>
               <w:keepLines w:val="0"/>
               <w:pageBreakBefore w:val="0"/>
@@ -1721,7 +1698,7 @@
               <w:bidi w:val="0"/>
               <w:adjustRightInd w:val="0"/>
               <w:snapToGrid w:val="0"/>
-              <w:ind w:left="0" w:leftChars="0" w:right="0" w:rightChars="0" w:firstLine="0" w:firstLineChars="0"/>
+              <w:ind w:left="0" w:right="0" w:firstLine="0" w:leftChars="0" w:rightChars="0" w:firstLineChars="0"/>
               <w:jc w:val="center"/>
               <w:textAlignment w:val="baseline"/>
             </w:pPr>
@@ -1733,7 +1710,7 @@
           </w:tcPr>
           <w:p>
             <w:pPr>
-              <w:pStyle w:val="27"/>
+              <w:pStyle w:val="TableText"/>
               <w:keepNext w:val="0"/>
               <w:keepLines w:val="0"/>
               <w:pageBreakBefore w:val="0"/>
@@ -1746,7 +1723,7 @@
               <w:bidi w:val="0"/>
               <w:adjustRightInd w:val="0"/>
               <w:snapToGrid w:val="0"/>
-              <w:ind w:left="0" w:leftChars="0" w:right="0" w:rightChars="0" w:firstLine="0" w:firstLineChars="0"/>
+              <w:ind w:left="0" w:right="0" w:firstLine="0" w:leftChars="0" w:rightChars="0" w:firstLineChars="0"/>
               <w:jc w:val="center"/>
               <w:textAlignment w:val="baseline"/>
             </w:pPr>
@@ -1758,7 +1735,7 @@
           </w:tcPr>
           <w:p>
             <w:pPr>
-              <w:pStyle w:val="27"/>
+              <w:pStyle w:val="TableText"/>
               <w:keepNext w:val="0"/>
               <w:keepLines w:val="0"/>
               <w:pageBreakBefore w:val="0"/>
@@ -1771,7 +1748,7 @@
               <w:bidi w:val="0"/>
               <w:adjustRightInd w:val="0"/>
               <w:snapToGrid w:val="0"/>
-              <w:ind w:left="0" w:leftChars="0" w:right="0" w:rightChars="0" w:firstLine="0" w:firstLineChars="0"/>
+              <w:ind w:left="0" w:right="0" w:firstLine="0" w:leftChars="0" w:rightChars="0" w:firstLineChars="0"/>
               <w:jc w:val="center"/>
               <w:textAlignment w:val="baseline"/>
             </w:pPr>
@@ -1783,7 +1760,7 @@
           </w:tcPr>
           <w:p>
             <w:pPr>
-              <w:pStyle w:val="27"/>
+              <w:pStyle w:val="TableText"/>
               <w:keepNext w:val="0"/>
               <w:keepLines w:val="0"/>
               <w:pageBreakBefore w:val="0"/>
@@ -1796,7 +1773,7 @@
               <w:bidi w:val="0"/>
               <w:adjustRightInd w:val="0"/>
               <w:snapToGrid w:val="0"/>
-              <w:ind w:left="0" w:leftChars="0" w:right="0" w:rightChars="0" w:firstLine="0" w:firstLineChars="0"/>
+              <w:ind w:left="0" w:right="0" w:firstLine="0" w:leftChars="0" w:rightChars="0" w:firstLineChars="0"/>
               <w:jc w:val="center"/>
               <w:textAlignment w:val="baseline"/>
             </w:pPr>
@@ -1805,14 +1782,9 @@
       </w:tr>
       <w:tr>
         <w:tblPrEx>
-          <w:tblBorders>
-            <w:top w:val="single" w:color="000000" w:sz="2" w:space="0"/>
-            <w:left w:val="single" w:color="000000" w:sz="2" w:space="0"/>
-            <w:bottom w:val="single" w:color="000000" w:sz="2" w:space="0"/>
-            <w:right w:val="single" w:color="000000" w:sz="2" w:space="0"/>
-            <w:insideH w:val="single" w:color="000000" w:sz="2" w:space="0"/>
-            <w:insideV w:val="single" w:color="000000" w:sz="2" w:space="0"/>
-          </w:tblBorders>
+          <w:tblW w:w="8214" w:type="dxa"/>
+          <w:jc w:val="center"/>
+          <w:tblLayout w:type="fixed"/>
           <w:tblCellMar>
             <w:top w:w="0" w:type="dxa"/>
             <w:left w:w="0" w:type="dxa"/>
@@ -1821,7 +1793,7 @@
           </w:tblCellMar>
         </w:tblPrEx>
         <w:trPr>
-          <w:trHeight w:val="557" w:hRule="atLeast"/>
+          <w:trHeight w:val="557"/>
           <w:jc w:val="center"/>
         </w:trPr>
         <w:tc>
@@ -1830,7 +1802,7 @@
           </w:tcPr>
           <w:p>
             <w:pPr>
-              <w:pStyle w:val="27"/>
+              <w:pStyle w:val="TableText"/>
               <w:keepNext w:val="0"/>
               <w:keepLines w:val="0"/>
               <w:pageBreakBefore w:val="0"/>
@@ -1843,7 +1815,7 @@
               <w:bidi w:val="0"/>
               <w:adjustRightInd w:val="0"/>
               <w:snapToGrid w:val="0"/>
-              <w:ind w:left="0" w:leftChars="0" w:right="0" w:rightChars="0" w:firstLine="0" w:firstLineChars="0"/>
+              <w:ind w:left="0" w:right="0" w:firstLine="0" w:leftChars="0" w:rightChars="0" w:firstLineChars="0"/>
               <w:jc w:val="center"/>
               <w:textAlignment w:val="baseline"/>
             </w:pPr>
@@ -1855,7 +1827,7 @@
           </w:tcPr>
           <w:p>
             <w:pPr>
-              <w:pStyle w:val="27"/>
+              <w:pStyle w:val="TableText"/>
               <w:keepNext w:val="0"/>
               <w:keepLines w:val="0"/>
               <w:pageBreakBefore w:val="0"/>
@@ -1868,7 +1840,7 @@
               <w:bidi w:val="0"/>
               <w:adjustRightInd w:val="0"/>
               <w:snapToGrid w:val="0"/>
-              <w:ind w:left="0" w:leftChars="0" w:right="0" w:rightChars="0" w:firstLine="0" w:firstLineChars="0"/>
+              <w:ind w:left="0" w:right="0" w:firstLine="0" w:leftChars="0" w:rightChars="0" w:firstLineChars="0"/>
               <w:jc w:val="center"/>
               <w:textAlignment w:val="baseline"/>
             </w:pPr>
@@ -1880,7 +1852,7 @@
           </w:tcPr>
           <w:p>
             <w:pPr>
-              <w:pStyle w:val="27"/>
+              <w:pStyle w:val="TableText"/>
               <w:keepNext w:val="0"/>
               <w:keepLines w:val="0"/>
               <w:pageBreakBefore w:val="0"/>
@@ -1893,7 +1865,7 @@
               <w:bidi w:val="0"/>
               <w:adjustRightInd w:val="0"/>
               <w:snapToGrid w:val="0"/>
-              <w:ind w:left="0" w:leftChars="0" w:right="0" w:rightChars="0" w:firstLine="0" w:firstLineChars="0"/>
+              <w:ind w:left="0" w:right="0" w:firstLine="0" w:leftChars="0" w:rightChars="0" w:firstLineChars="0"/>
               <w:jc w:val="center"/>
               <w:textAlignment w:val="baseline"/>
             </w:pPr>
@@ -1905,7 +1877,7 @@
           </w:tcPr>
           <w:p>
             <w:pPr>
-              <w:pStyle w:val="27"/>
+              <w:pStyle w:val="TableText"/>
               <w:keepNext w:val="0"/>
               <w:keepLines w:val="0"/>
               <w:pageBreakBefore w:val="0"/>
@@ -1918,7 +1890,7 @@
               <w:bidi w:val="0"/>
               <w:adjustRightInd w:val="0"/>
               <w:snapToGrid w:val="0"/>
-              <w:ind w:left="0" w:leftChars="0" w:right="0" w:rightChars="0" w:firstLine="0" w:firstLineChars="0"/>
+              <w:ind w:left="0" w:right="0" w:firstLine="0" w:leftChars="0" w:rightChars="0" w:firstLineChars="0"/>
               <w:jc w:val="center"/>
               <w:textAlignment w:val="baseline"/>
             </w:pPr>
@@ -1930,7 +1902,7 @@
           </w:tcPr>
           <w:p>
             <w:pPr>
-              <w:pStyle w:val="27"/>
+              <w:pStyle w:val="TableText"/>
               <w:keepNext w:val="0"/>
               <w:keepLines w:val="0"/>
               <w:pageBreakBefore w:val="0"/>
@@ -1943,7 +1915,7 @@
               <w:bidi w:val="0"/>
               <w:adjustRightInd w:val="0"/>
               <w:snapToGrid w:val="0"/>
-              <w:ind w:left="0" w:leftChars="0" w:right="0" w:rightChars="0" w:firstLine="0" w:firstLineChars="0"/>
+              <w:ind w:left="0" w:right="0" w:firstLine="0" w:leftChars="0" w:rightChars="0" w:firstLineChars="0"/>
               <w:jc w:val="center"/>
               <w:textAlignment w:val="baseline"/>
             </w:pPr>
@@ -1955,7 +1927,7 @@
           </w:tcPr>
           <w:p>
             <w:pPr>
-              <w:pStyle w:val="27"/>
+              <w:pStyle w:val="TableText"/>
               <w:keepNext w:val="0"/>
               <w:keepLines w:val="0"/>
               <w:pageBreakBefore w:val="0"/>
@@ -1968,7 +1940,7 @@
               <w:bidi w:val="0"/>
               <w:adjustRightInd w:val="0"/>
               <w:snapToGrid w:val="0"/>
-              <w:ind w:left="0" w:leftChars="0" w:right="0" w:rightChars="0" w:firstLine="0" w:firstLineChars="0"/>
+              <w:ind w:left="0" w:right="0" w:firstLine="0" w:leftChars="0" w:rightChars="0" w:firstLineChars="0"/>
               <w:jc w:val="center"/>
               <w:textAlignment w:val="baseline"/>
             </w:pPr>
@@ -1999,7 +1971,7 @@
     <w:sdt>
       <w:sdtPr>
         <w:rPr>
-          <w:rFonts w:ascii="宋体" w:hAnsi="宋体" w:eastAsia="宋体" w:cs="Arial"/>
+          <w:rFonts w:ascii="宋体" w:eastAsia="宋体" w:hAnsi="宋体" w:cs="Arial"/>
           <w:snapToGrid w:val="0"/>
           <w:color w:val="000000"/>
           <w:kern w:val="0"/>
@@ -2015,7 +1987,7 @@
       </w:sdtPr>
       <w:sdtEndPr>
         <w:rPr>
-          <w:rFonts w:hint="eastAsia" w:ascii="宋体" w:hAnsi="宋体" w:eastAsia="宋体" w:cs="宋体"/>
+          <w:rFonts w:ascii="宋体" w:eastAsia="宋体" w:hAnsi="宋体" w:cs="宋体" w:hint="eastAsia"/>
           <w:snapToGrid w:val="0"/>
           <w:color w:val="000000"/>
           <w:kern w:val="0"/>
@@ -2040,18 +2012,18 @@
             <w:adjustRightInd w:val="0"/>
             <w:snapToGrid w:val="0"/>
             <w:spacing w:before="0" w:beforeLines="0" w:after="0" w:afterLines="0" w:line="240" w:lineRule="auto"/>
-            <w:ind w:left="0" w:leftChars="0" w:right="0" w:rightChars="0" w:firstLine="0" w:firstLineChars="0"/>
+            <w:ind w:left="0" w:right="0" w:firstLine="0" w:leftChars="0" w:rightChars="0" w:firstLineChars="0"/>
             <w:jc w:val="center"/>
             <w:textAlignment w:val="baseline"/>
             <w:rPr>
-              <w:rFonts w:hint="eastAsia" w:ascii="宋体" w:hAnsi="宋体" w:eastAsia="宋体" w:cs="宋体"/>
+              <w:rFonts w:ascii="宋体" w:eastAsia="宋体" w:hAnsi="宋体" w:cs="宋体" w:hint="eastAsia"/>
               <w:sz w:val="24"/>
               <w:szCs w:val="24"/>
             </w:rPr>
           </w:pPr>
           <w:r>
             <w:rPr>
-              <w:rFonts w:hint="eastAsia" w:ascii="宋体" w:hAnsi="宋体" w:eastAsia="宋体" w:cs="宋体"/>
+              <w:rFonts w:ascii="宋体" w:eastAsia="宋体" w:hAnsi="宋体" w:cs="宋体" w:hint="eastAsia"/>
               <w:sz w:val="24"/>
               <w:szCs w:val="24"/>
             </w:rPr>
@@ -2060,14 +2032,14 @@
         </w:p>
         <w:p>
           <w:pPr>
-            <w:pStyle w:val="16"/>
+            <w:pStyle w:val="TOC1"/>
             <w:tabs>
               <w:tab w:val="right" w:leader="dot" w:pos="8306"/>
             </w:tabs>
           </w:pPr>
           <w:r>
             <w:rPr>
-              <w:rFonts w:hint="eastAsia" w:ascii="宋体" w:hAnsi="宋体" w:eastAsia="宋体" w:cs="宋体"/>
+              <w:rFonts w:ascii="宋体" w:eastAsia="宋体" w:hAnsi="宋体" w:cs="宋体" w:hint="eastAsia"/>
               <w:sz w:val="24"/>
               <w:szCs w:val="24"/>
             </w:rPr>
@@ -2075,7 +2047,7 @@
           </w:r>
           <w:r>
             <w:rPr>
-              <w:rFonts w:hint="eastAsia" w:ascii="宋体" w:hAnsi="宋体" w:eastAsia="宋体" w:cs="宋体"/>
+              <w:rFonts w:ascii="宋体" w:eastAsia="宋体" w:hAnsi="宋体" w:cs="宋体" w:hint="eastAsia"/>
               <w:sz w:val="24"/>
               <w:szCs w:val="24"/>
             </w:rPr>
@@ -2083,7 +2055,7 @@
           </w:r>
           <w:r>
             <w:rPr>
-              <w:rFonts w:hint="eastAsia" w:ascii="宋体" w:hAnsi="宋体" w:eastAsia="宋体" w:cs="宋体"/>
+              <w:rFonts w:ascii="宋体" w:eastAsia="宋体" w:hAnsi="宋体" w:cs="宋体" w:hint="eastAsia"/>
               <w:sz w:val="24"/>
               <w:szCs w:val="24"/>
             </w:rPr>
@@ -2091,21 +2063,21 @@
           </w:r>
           <w:r>
             <w:rPr>
-              <w:rFonts w:hint="eastAsia" w:ascii="宋体" w:hAnsi="宋体" w:eastAsia="宋体" w:cs="宋体"/>
+              <w:rFonts w:ascii="宋体" w:eastAsia="宋体" w:hAnsi="宋体" w:cs="宋体" w:hint="eastAsia"/>
               <w:szCs w:val="24"/>
             </w:rPr>
             <w:fldChar w:fldCharType="begin"/>
           </w:r>
           <w:r>
             <w:rPr>
-              <w:rFonts w:hint="eastAsia" w:ascii="宋体" w:hAnsi="宋体" w:eastAsia="宋体" w:cs="宋体"/>
+              <w:rFonts w:ascii="宋体" w:eastAsia="宋体" w:hAnsi="宋体" w:cs="宋体" w:hint="eastAsia"/>
               <w:szCs w:val="24"/>
             </w:rPr>
             <w:instrText xml:space="preserve"> HYPERLINK \l _Toc19151 </w:instrText>
           </w:r>
           <w:r>
             <w:rPr>
-              <w:rFonts w:hint="eastAsia" w:ascii="宋体" w:hAnsi="宋体" w:eastAsia="宋体" w:cs="宋体"/>
+              <w:rFonts w:ascii="宋体" w:eastAsia="宋体" w:hAnsi="宋体" w:cs="宋体" w:hint="eastAsia"/>
               <w:szCs w:val="24"/>
             </w:rPr>
             <w:fldChar w:fldCharType="separate"/>
@@ -2137,7 +2109,7 @@
           </w:r>
           <w:r>
             <w:rPr>
-              <w:rFonts w:hint="eastAsia" w:ascii="宋体" w:hAnsi="宋体" w:eastAsia="宋体" w:cs="宋体"/>
+              <w:rFonts w:ascii="宋体" w:eastAsia="宋体" w:hAnsi="宋体" w:cs="宋体" w:hint="eastAsia"/>
               <w:szCs w:val="24"/>
             </w:rPr>
             <w:fldChar w:fldCharType="end"/>
@@ -2145,28 +2117,28 @@
         </w:p>
         <w:p>
           <w:pPr>
-            <w:pStyle w:val="16"/>
+            <w:pStyle w:val="TOC1"/>
             <w:tabs>
               <w:tab w:val="right" w:leader="dot" w:pos="8306"/>
             </w:tabs>
           </w:pPr>
           <w:r>
             <w:rPr>
-              <w:rFonts w:hint="eastAsia" w:ascii="宋体" w:hAnsi="宋体" w:eastAsia="宋体" w:cs="宋体"/>
+              <w:rFonts w:ascii="宋体" w:eastAsia="宋体" w:hAnsi="宋体" w:cs="宋体" w:hint="eastAsia"/>
               <w:szCs w:val="24"/>
             </w:rPr>
             <w:fldChar w:fldCharType="begin"/>
           </w:r>
           <w:r>
             <w:rPr>
-              <w:rFonts w:hint="eastAsia" w:ascii="宋体" w:hAnsi="宋体" w:eastAsia="宋体" w:cs="宋体"/>
+              <w:rFonts w:ascii="宋体" w:eastAsia="宋体" w:hAnsi="宋体" w:cs="宋体" w:hint="eastAsia"/>
               <w:szCs w:val="24"/>
             </w:rPr>
             <w:instrText xml:space="preserve"> HYPERLINK \l _Toc17655 </w:instrText>
           </w:r>
           <w:r>
             <w:rPr>
-              <w:rFonts w:hint="eastAsia" w:ascii="宋体" w:hAnsi="宋体" w:eastAsia="宋体" w:cs="宋体"/>
+              <w:rFonts w:ascii="宋体" w:eastAsia="宋体" w:hAnsi="宋体" w:cs="宋体" w:hint="eastAsia"/>
               <w:szCs w:val="24"/>
             </w:rPr>
             <w:fldChar w:fldCharType="separate"/>
@@ -2198,7 +2170,7 @@
           </w:r>
           <w:r>
             <w:rPr>
-              <w:rFonts w:hint="eastAsia" w:ascii="宋体" w:hAnsi="宋体" w:eastAsia="宋体" w:cs="宋体"/>
+              <w:rFonts w:ascii="宋体" w:eastAsia="宋体" w:hAnsi="宋体" w:cs="宋体" w:hint="eastAsia"/>
               <w:szCs w:val="24"/>
             </w:rPr>
             <w:fldChar w:fldCharType="end"/>
@@ -2206,28 +2178,28 @@
         </w:p>
         <w:p>
           <w:pPr>
-            <w:pStyle w:val="16"/>
+            <w:pStyle w:val="TOC1"/>
             <w:tabs>
               <w:tab w:val="right" w:leader="dot" w:pos="8306"/>
             </w:tabs>
           </w:pPr>
           <w:r>
             <w:rPr>
-              <w:rFonts w:hint="eastAsia" w:ascii="宋体" w:hAnsi="宋体" w:eastAsia="宋体" w:cs="宋体"/>
+              <w:rFonts w:ascii="宋体" w:eastAsia="宋体" w:hAnsi="宋体" w:cs="宋体" w:hint="eastAsia"/>
               <w:szCs w:val="24"/>
             </w:rPr>
             <w:fldChar w:fldCharType="begin"/>
           </w:r>
           <w:r>
             <w:rPr>
-              <w:rFonts w:hint="eastAsia" w:ascii="宋体" w:hAnsi="宋体" w:eastAsia="宋体" w:cs="宋体"/>
+              <w:rFonts w:ascii="宋体" w:eastAsia="宋体" w:hAnsi="宋体" w:cs="宋体" w:hint="eastAsia"/>
               <w:szCs w:val="24"/>
             </w:rPr>
             <w:instrText xml:space="preserve"> HYPERLINK \l _Toc11201 </w:instrText>
           </w:r>
           <w:r>
             <w:rPr>
-              <w:rFonts w:hint="eastAsia" w:ascii="宋体" w:hAnsi="宋体" w:eastAsia="宋体" w:cs="宋体"/>
+              <w:rFonts w:ascii="宋体" w:eastAsia="宋体" w:hAnsi="宋体" w:cs="宋体" w:hint="eastAsia"/>
               <w:szCs w:val="24"/>
             </w:rPr>
             <w:fldChar w:fldCharType="separate"/>
@@ -2259,7 +2231,7 @@
           </w:r>
           <w:r>
             <w:rPr>
-              <w:rFonts w:hint="eastAsia" w:ascii="宋体" w:hAnsi="宋体" w:eastAsia="宋体" w:cs="宋体"/>
+              <w:rFonts w:ascii="宋体" w:eastAsia="宋体" w:hAnsi="宋体" w:cs="宋体" w:hint="eastAsia"/>
               <w:szCs w:val="24"/>
             </w:rPr>
             <w:fldChar w:fldCharType="end"/>
@@ -2267,28 +2239,28 @@
         </w:p>
         <w:p>
           <w:pPr>
-            <w:pStyle w:val="16"/>
+            <w:pStyle w:val="TOC1"/>
             <w:tabs>
               <w:tab w:val="right" w:leader="dot" w:pos="8306"/>
             </w:tabs>
           </w:pPr>
           <w:r>
             <w:rPr>
-              <w:rFonts w:hint="eastAsia" w:ascii="宋体" w:hAnsi="宋体" w:eastAsia="宋体" w:cs="宋体"/>
+              <w:rFonts w:ascii="宋体" w:eastAsia="宋体" w:hAnsi="宋体" w:cs="宋体" w:hint="eastAsia"/>
               <w:szCs w:val="24"/>
             </w:rPr>
             <w:fldChar w:fldCharType="begin"/>
           </w:r>
           <w:r>
             <w:rPr>
-              <w:rFonts w:hint="eastAsia" w:ascii="宋体" w:hAnsi="宋体" w:eastAsia="宋体" w:cs="宋体"/>
+              <w:rFonts w:ascii="宋体" w:eastAsia="宋体" w:hAnsi="宋体" w:cs="宋体" w:hint="eastAsia"/>
               <w:szCs w:val="24"/>
             </w:rPr>
             <w:instrText xml:space="preserve"> HYPERLINK \l _Toc29326 </w:instrText>
           </w:r>
           <w:r>
             <w:rPr>
-              <w:rFonts w:hint="eastAsia" w:ascii="宋体" w:hAnsi="宋体" w:eastAsia="宋体" w:cs="宋体"/>
+              <w:rFonts w:ascii="宋体" w:eastAsia="宋体" w:hAnsi="宋体" w:cs="宋体" w:hint="eastAsia"/>
               <w:szCs w:val="24"/>
             </w:rPr>
             <w:fldChar w:fldCharType="separate"/>
@@ -2320,7 +2292,7 @@
           </w:r>
           <w:r>
             <w:rPr>
-              <w:rFonts w:hint="eastAsia" w:ascii="宋体" w:hAnsi="宋体" w:eastAsia="宋体" w:cs="宋体"/>
+              <w:rFonts w:ascii="宋体" w:eastAsia="宋体" w:hAnsi="宋体" w:cs="宋体" w:hint="eastAsia"/>
               <w:szCs w:val="24"/>
             </w:rPr>
             <w:fldChar w:fldCharType="end"/>
@@ -2328,28 +2300,28 @@
         </w:p>
         <w:p>
           <w:pPr>
-            <w:pStyle w:val="16"/>
+            <w:pStyle w:val="TOC1"/>
             <w:tabs>
               <w:tab w:val="right" w:leader="dot" w:pos="8306"/>
             </w:tabs>
           </w:pPr>
           <w:r>
             <w:rPr>
-              <w:rFonts w:hint="eastAsia" w:ascii="宋体" w:hAnsi="宋体" w:eastAsia="宋体" w:cs="宋体"/>
+              <w:rFonts w:ascii="宋体" w:eastAsia="宋体" w:hAnsi="宋体" w:cs="宋体" w:hint="eastAsia"/>
               <w:szCs w:val="24"/>
             </w:rPr>
             <w:fldChar w:fldCharType="begin"/>
           </w:r>
           <w:r>
             <w:rPr>
-              <w:rFonts w:hint="eastAsia" w:ascii="宋体" w:hAnsi="宋体" w:eastAsia="宋体" w:cs="宋体"/>
+              <w:rFonts w:ascii="宋体" w:eastAsia="宋体" w:hAnsi="宋体" w:cs="宋体" w:hint="eastAsia"/>
               <w:szCs w:val="24"/>
             </w:rPr>
             <w:instrText xml:space="preserve"> HYPERLINK \l _Toc31706 </w:instrText>
           </w:r>
           <w:r>
             <w:rPr>
-              <w:rFonts w:hint="eastAsia" w:ascii="宋体" w:hAnsi="宋体" w:eastAsia="宋体" w:cs="宋体"/>
+              <w:rFonts w:ascii="宋体" w:eastAsia="宋体" w:hAnsi="宋体" w:cs="宋体" w:hint="eastAsia"/>
               <w:szCs w:val="24"/>
             </w:rPr>
             <w:fldChar w:fldCharType="separate"/>
@@ -2381,7 +2353,7 @@
           </w:r>
           <w:r>
             <w:rPr>
-              <w:rFonts w:hint="eastAsia" w:ascii="宋体" w:hAnsi="宋体" w:eastAsia="宋体" w:cs="宋体"/>
+              <w:rFonts w:ascii="宋体" w:eastAsia="宋体" w:hAnsi="宋体" w:cs="宋体" w:hint="eastAsia"/>
               <w:szCs w:val="24"/>
             </w:rPr>
             <w:fldChar w:fldCharType="end"/>
@@ -2389,28 +2361,28 @@
         </w:p>
         <w:p>
           <w:pPr>
-            <w:pStyle w:val="16"/>
+            <w:pStyle w:val="TOC1"/>
             <w:tabs>
               <w:tab w:val="right" w:leader="dot" w:pos="8306"/>
             </w:tabs>
           </w:pPr>
           <w:r>
             <w:rPr>
-              <w:rFonts w:hint="eastAsia" w:ascii="宋体" w:hAnsi="宋体" w:eastAsia="宋体" w:cs="宋体"/>
+              <w:rFonts w:ascii="宋体" w:eastAsia="宋体" w:hAnsi="宋体" w:cs="宋体" w:hint="eastAsia"/>
               <w:szCs w:val="24"/>
             </w:rPr>
             <w:fldChar w:fldCharType="begin"/>
           </w:r>
           <w:r>
             <w:rPr>
-              <w:rFonts w:hint="eastAsia" w:ascii="宋体" w:hAnsi="宋体" w:eastAsia="宋体" w:cs="宋体"/>
+              <w:rFonts w:ascii="宋体" w:eastAsia="宋体" w:hAnsi="宋体" w:cs="宋体" w:hint="eastAsia"/>
               <w:szCs w:val="24"/>
             </w:rPr>
             <w:instrText xml:space="preserve"> HYPERLINK \l _Toc6481 </w:instrText>
           </w:r>
           <w:r>
             <w:rPr>
-              <w:rFonts w:hint="eastAsia" w:ascii="宋体" w:hAnsi="宋体" w:eastAsia="宋体" w:cs="宋体"/>
+              <w:rFonts w:ascii="宋体" w:eastAsia="宋体" w:hAnsi="宋体" w:cs="宋体" w:hint="eastAsia"/>
               <w:szCs w:val="24"/>
             </w:rPr>
             <w:fldChar w:fldCharType="separate"/>
@@ -2442,7 +2414,7 @@
           </w:r>
           <w:r>
             <w:rPr>
-              <w:rFonts w:hint="eastAsia" w:ascii="宋体" w:hAnsi="宋体" w:eastAsia="宋体" w:cs="宋体"/>
+              <w:rFonts w:ascii="宋体" w:eastAsia="宋体" w:hAnsi="宋体" w:cs="宋体" w:hint="eastAsia"/>
               <w:szCs w:val="24"/>
             </w:rPr>
             <w:fldChar w:fldCharType="end"/>
@@ -2450,28 +2422,28 @@
         </w:p>
         <w:p>
           <w:pPr>
-            <w:pStyle w:val="17"/>
+            <w:pStyle w:val="TOC2"/>
             <w:tabs>
               <w:tab w:val="right" w:leader="dot" w:pos="8306"/>
             </w:tabs>
           </w:pPr>
           <w:r>
             <w:rPr>
-              <w:rFonts w:hint="eastAsia" w:ascii="宋体" w:hAnsi="宋体" w:eastAsia="宋体" w:cs="宋体"/>
+              <w:rFonts w:ascii="宋体" w:eastAsia="宋体" w:hAnsi="宋体" w:cs="宋体" w:hint="eastAsia"/>
               <w:szCs w:val="24"/>
             </w:rPr>
             <w:fldChar w:fldCharType="begin"/>
           </w:r>
           <w:r>
             <w:rPr>
-              <w:rFonts w:hint="eastAsia" w:ascii="宋体" w:hAnsi="宋体" w:eastAsia="宋体" w:cs="宋体"/>
+              <w:rFonts w:ascii="宋体" w:eastAsia="宋体" w:hAnsi="宋体" w:cs="宋体" w:hint="eastAsia"/>
               <w:szCs w:val="24"/>
             </w:rPr>
             <w:instrText xml:space="preserve"> HYPERLINK \l _Toc23949 </w:instrText>
           </w:r>
           <w:r>
             <w:rPr>
-              <w:rFonts w:hint="eastAsia" w:ascii="宋体" w:hAnsi="宋体" w:eastAsia="宋体" w:cs="宋体"/>
+              <w:rFonts w:ascii="宋体" w:eastAsia="宋体" w:hAnsi="宋体" w:cs="宋体" w:hint="eastAsia"/>
               <w:szCs w:val="24"/>
             </w:rPr>
             <w:fldChar w:fldCharType="separate"/>
@@ -2503,7 +2475,7 @@
           </w:r>
           <w:r>
             <w:rPr>
-              <w:rFonts w:hint="eastAsia" w:ascii="宋体" w:hAnsi="宋体" w:eastAsia="宋体" w:cs="宋体"/>
+              <w:rFonts w:ascii="宋体" w:eastAsia="宋体" w:hAnsi="宋体" w:cs="宋体" w:hint="eastAsia"/>
               <w:szCs w:val="24"/>
             </w:rPr>
             <w:fldChar w:fldCharType="end"/>
@@ -2511,28 +2483,28 @@
         </w:p>
         <w:p>
           <w:pPr>
-            <w:pStyle w:val="17"/>
+            <w:pStyle w:val="TOC2"/>
             <w:tabs>
               <w:tab w:val="right" w:leader="dot" w:pos="8306"/>
             </w:tabs>
           </w:pPr>
           <w:r>
             <w:rPr>
-              <w:rFonts w:hint="eastAsia" w:ascii="宋体" w:hAnsi="宋体" w:eastAsia="宋体" w:cs="宋体"/>
+              <w:rFonts w:ascii="宋体" w:eastAsia="宋体" w:hAnsi="宋体" w:cs="宋体" w:hint="eastAsia"/>
               <w:szCs w:val="24"/>
             </w:rPr>
             <w:fldChar w:fldCharType="begin"/>
           </w:r>
           <w:r>
             <w:rPr>
-              <w:rFonts w:hint="eastAsia" w:ascii="宋体" w:hAnsi="宋体" w:eastAsia="宋体" w:cs="宋体"/>
+              <w:rFonts w:ascii="宋体" w:eastAsia="宋体" w:hAnsi="宋体" w:cs="宋体" w:hint="eastAsia"/>
               <w:szCs w:val="24"/>
             </w:rPr>
             <w:instrText xml:space="preserve"> HYPERLINK \l _Toc8422 </w:instrText>
           </w:r>
           <w:r>
             <w:rPr>
-              <w:rFonts w:hint="eastAsia" w:ascii="宋体" w:hAnsi="宋体" w:eastAsia="宋体" w:cs="宋体"/>
+              <w:rFonts w:ascii="宋体" w:eastAsia="宋体" w:hAnsi="宋体" w:cs="宋体" w:hint="eastAsia"/>
               <w:szCs w:val="24"/>
             </w:rPr>
             <w:fldChar w:fldCharType="separate"/>
@@ -2564,7 +2536,7 @@
           </w:r>
           <w:r>
             <w:rPr>
-              <w:rFonts w:hint="eastAsia" w:ascii="宋体" w:hAnsi="宋体" w:eastAsia="宋体" w:cs="宋体"/>
+              <w:rFonts w:ascii="宋体" w:eastAsia="宋体" w:hAnsi="宋体" w:cs="宋体" w:hint="eastAsia"/>
               <w:szCs w:val="24"/>
             </w:rPr>
             <w:fldChar w:fldCharType="end"/>
@@ -2572,28 +2544,28 @@
         </w:p>
         <w:p>
           <w:pPr>
-            <w:pStyle w:val="16"/>
+            <w:pStyle w:val="TOC1"/>
             <w:tabs>
               <w:tab w:val="right" w:leader="dot" w:pos="8306"/>
             </w:tabs>
           </w:pPr>
           <w:r>
             <w:rPr>
-              <w:rFonts w:hint="eastAsia" w:ascii="宋体" w:hAnsi="宋体" w:eastAsia="宋体" w:cs="宋体"/>
+              <w:rFonts w:ascii="宋体" w:eastAsia="宋体" w:hAnsi="宋体" w:cs="宋体" w:hint="eastAsia"/>
               <w:szCs w:val="24"/>
             </w:rPr>
             <w:fldChar w:fldCharType="begin"/>
           </w:r>
           <w:r>
             <w:rPr>
-              <w:rFonts w:hint="eastAsia" w:ascii="宋体" w:hAnsi="宋体" w:eastAsia="宋体" w:cs="宋体"/>
+              <w:rFonts w:ascii="宋体" w:eastAsia="宋体" w:hAnsi="宋体" w:cs="宋体" w:hint="eastAsia"/>
               <w:szCs w:val="24"/>
             </w:rPr>
             <w:instrText xml:space="preserve"> HYPERLINK \l _Toc13537 </w:instrText>
           </w:r>
           <w:r>
             <w:rPr>
-              <w:rFonts w:hint="eastAsia" w:ascii="宋体" w:hAnsi="宋体" w:eastAsia="宋体" w:cs="宋体"/>
+              <w:rFonts w:ascii="宋体" w:eastAsia="宋体" w:hAnsi="宋体" w:cs="宋体" w:hint="eastAsia"/>
               <w:szCs w:val="24"/>
             </w:rPr>
             <w:fldChar w:fldCharType="separate"/>
@@ -2625,7 +2597,7 @@
           </w:r>
           <w:r>
             <w:rPr>
-              <w:rFonts w:hint="eastAsia" w:ascii="宋体" w:hAnsi="宋体" w:eastAsia="宋体" w:cs="宋体"/>
+              <w:rFonts w:ascii="宋体" w:eastAsia="宋体" w:hAnsi="宋体" w:cs="宋体" w:hint="eastAsia"/>
               <w:szCs w:val="24"/>
             </w:rPr>
             <w:fldChar w:fldCharType="end"/>
@@ -2633,28 +2605,28 @@
         </w:p>
         <w:p>
           <w:pPr>
-            <w:pStyle w:val="16"/>
+            <w:pStyle w:val="TOC1"/>
             <w:tabs>
               <w:tab w:val="right" w:leader="dot" w:pos="8306"/>
             </w:tabs>
           </w:pPr>
           <w:r>
             <w:rPr>
-              <w:rFonts w:hint="eastAsia" w:ascii="宋体" w:hAnsi="宋体" w:eastAsia="宋体" w:cs="宋体"/>
+              <w:rFonts w:ascii="宋体" w:eastAsia="宋体" w:hAnsi="宋体" w:cs="宋体" w:hint="eastAsia"/>
               <w:szCs w:val="24"/>
             </w:rPr>
             <w:fldChar w:fldCharType="begin"/>
           </w:r>
           <w:r>
             <w:rPr>
-              <w:rFonts w:hint="eastAsia" w:ascii="宋体" w:hAnsi="宋体" w:eastAsia="宋体" w:cs="宋体"/>
+              <w:rFonts w:ascii="宋体" w:eastAsia="宋体" w:hAnsi="宋体" w:cs="宋体" w:hint="eastAsia"/>
               <w:szCs w:val="24"/>
             </w:rPr>
             <w:instrText xml:space="preserve"> HYPERLINK \l _Toc29772 </w:instrText>
           </w:r>
           <w:r>
             <w:rPr>
-              <w:rFonts w:hint="eastAsia" w:ascii="宋体" w:hAnsi="宋体" w:eastAsia="宋体" w:cs="宋体"/>
+              <w:rFonts w:ascii="宋体" w:eastAsia="宋体" w:hAnsi="宋体" w:cs="宋体" w:hint="eastAsia"/>
               <w:szCs w:val="24"/>
             </w:rPr>
             <w:fldChar w:fldCharType="separate"/>
@@ -2686,7 +2658,7 @@
           </w:r>
           <w:r>
             <w:rPr>
-              <w:rFonts w:hint="eastAsia" w:ascii="宋体" w:hAnsi="宋体" w:eastAsia="宋体" w:cs="宋体"/>
+              <w:rFonts w:ascii="宋体" w:eastAsia="宋体" w:hAnsi="宋体" w:cs="宋体" w:hint="eastAsia"/>
               <w:szCs w:val="24"/>
             </w:rPr>
             <w:fldChar w:fldCharType="end"/>
@@ -2694,28 +2666,28 @@
         </w:p>
         <w:p>
           <w:pPr>
-            <w:pStyle w:val="16"/>
+            <w:pStyle w:val="TOC1"/>
             <w:tabs>
               <w:tab w:val="right" w:leader="dot" w:pos="8306"/>
             </w:tabs>
           </w:pPr>
           <w:r>
             <w:rPr>
-              <w:rFonts w:hint="eastAsia" w:ascii="宋体" w:hAnsi="宋体" w:eastAsia="宋体" w:cs="宋体"/>
+              <w:rFonts w:ascii="宋体" w:eastAsia="宋体" w:hAnsi="宋体" w:cs="宋体" w:hint="eastAsia"/>
               <w:szCs w:val="24"/>
             </w:rPr>
             <w:fldChar w:fldCharType="begin"/>
           </w:r>
           <w:r>
             <w:rPr>
-              <w:rFonts w:hint="eastAsia" w:ascii="宋体" w:hAnsi="宋体" w:eastAsia="宋体" w:cs="宋体"/>
+              <w:rFonts w:ascii="宋体" w:eastAsia="宋体" w:hAnsi="宋体" w:cs="宋体" w:hint="eastAsia"/>
               <w:szCs w:val="24"/>
             </w:rPr>
             <w:instrText xml:space="preserve"> HYPERLINK \l _Toc17318 </w:instrText>
           </w:r>
           <w:r>
             <w:rPr>
-              <w:rFonts w:hint="eastAsia" w:ascii="宋体" w:hAnsi="宋体" w:eastAsia="宋体" w:cs="宋体"/>
+              <w:rFonts w:ascii="宋体" w:eastAsia="宋体" w:hAnsi="宋体" w:cs="宋体" w:hint="eastAsia"/>
               <w:szCs w:val="24"/>
             </w:rPr>
             <w:fldChar w:fldCharType="separate"/>
@@ -2747,7 +2719,7 @@
           </w:r>
           <w:r>
             <w:rPr>
-              <w:rFonts w:hint="eastAsia" w:ascii="宋体" w:hAnsi="宋体" w:eastAsia="宋体" w:cs="宋体"/>
+              <w:rFonts w:ascii="宋体" w:eastAsia="宋体" w:hAnsi="宋体" w:cs="宋体" w:hint="eastAsia"/>
               <w:szCs w:val="24"/>
             </w:rPr>
             <w:fldChar w:fldCharType="end"/>
@@ -2769,7 +2741,7 @@
             <w:snapToGrid w:val="0"/>
             <w:textAlignment w:val="baseline"/>
             <w:rPr>
-              <w:rFonts w:hint="eastAsia" w:ascii="宋体" w:hAnsi="宋体" w:eastAsia="宋体" w:cs="宋体"/>
+              <w:rFonts w:ascii="宋体" w:eastAsia="宋体" w:hAnsi="宋体" w:cs="宋体" w:hint="eastAsia"/>
               <w:snapToGrid w:val="0"/>
               <w:color w:val="000000"/>
               <w:kern w:val="0"/>
@@ -2780,7 +2752,7 @@
           </w:pPr>
           <w:r>
             <w:rPr>
-              <w:rFonts w:hint="eastAsia" w:ascii="宋体" w:hAnsi="宋体" w:eastAsia="宋体" w:cs="宋体"/>
+              <w:rFonts w:ascii="宋体" w:eastAsia="宋体" w:hAnsi="宋体" w:cs="宋体" w:hint="eastAsia"/>
               <w:szCs w:val="24"/>
             </w:rPr>
             <w:fldChar w:fldCharType="end"/>
@@ -2804,7 +2776,7 @@
         <w:snapToGrid w:val="0"/>
         <w:textAlignment w:val="baseline"/>
         <w:rPr>
-          <w:rFonts w:ascii="Arial" w:hAnsi="Arial" w:eastAsia="Arial" w:cs="Arial"/>
+          <w:rFonts w:ascii="Arial" w:eastAsia="Arial" w:hAnsi="Arial" w:cs="Arial"/>
           <w:snapToGrid w:val="0"/>
           <w:color w:val="000000"/>
           <w:kern w:val="0"/>
@@ -2815,7 +2787,7 @@
       </w:pPr>
       <w:r>
         <w:rPr>
-          <w:rFonts w:ascii="Arial" w:hAnsi="Arial" w:eastAsia="Arial" w:cs="Arial"/>
+          <w:rFonts w:ascii="Arial" w:eastAsia="Arial" w:hAnsi="Arial" w:cs="Arial"/>
           <w:snapToGrid w:val="0"/>
           <w:color w:val="000000"/>
           <w:kern w:val="0"/>
@@ -2828,7 +2800,7 @@
     </w:p>
     <w:p>
       <w:pPr>
-        <w:pStyle w:val="28"/>
+        <w:pStyle w:val="1"/>
         <w:bidi w:val="0"/>
         <w:rPr>
           <w:rFonts w:hint="default"/>
@@ -2847,8 +2819,8 @@
     </w:p>
     <w:p>
       <w:pPr>
-        <w:pStyle w:val="29"/>
-        <w:ind w:left="0" w:leftChars="0" w:firstLine="0" w:firstLineChars="0"/>
+        <w:pStyle w:val="a1"/>
+        <w:ind w:left="0" w:firstLine="0" w:leftChars="0" w:firstLineChars="0"/>
         <w:rPr>
           <w:rFonts w:hint="default"/>
           <w:lang w:val="en-US" w:eastAsia="zh-CN"/>
@@ -2878,8 +2850,8 @@
     </w:p>
     <w:p>
       <w:pPr>
-        <w:pStyle w:val="29"/>
-        <w:ind w:left="0" w:leftChars="0" w:firstLine="0" w:firstLineChars="0"/>
+        <w:pStyle w:val="a1"/>
+        <w:ind w:left="0" w:firstLine="0" w:leftChars="0" w:firstLineChars="0"/>
         <w:rPr>
           <w:rFonts w:hint="default"/>
           <w:lang w:val="en-US" w:eastAsia="zh-CN"/>
@@ -2895,8 +2867,8 @@
     </w:p>
     <w:p>
       <w:pPr>
-        <w:pStyle w:val="29"/>
-        <w:ind w:left="0" w:leftChars="0" w:firstLine="0" w:firstLineChars="0"/>
+        <w:pStyle w:val="a1"/>
+        <w:ind w:left="0" w:firstLine="0" w:leftChars="0" w:firstLineChars="0"/>
         <w:rPr>
           <w:rFonts w:hint="default"/>
           <w:lang w:val="en-US" w:eastAsia="zh-CN"/>
@@ -2912,8 +2884,8 @@
     </w:p>
     <w:p>
       <w:pPr>
-        <w:pStyle w:val="29"/>
-        <w:ind w:left="0" w:leftChars="0" w:firstLine="0" w:firstLineChars="0"/>
+        <w:pStyle w:val="a1"/>
+        <w:ind w:left="0" w:firstLine="0" w:leftChars="0" w:firstLineChars="0"/>
         <w:rPr>
           <w:rFonts w:hint="default"/>
           <w:lang w:val="en-US" w:eastAsia="zh-CN"/>
@@ -2929,7 +2901,7 @@
     </w:p>
     <w:p>
       <w:pPr>
-        <w:pStyle w:val="28"/>
+        <w:pStyle w:val="1"/>
         <w:bidi w:val="0"/>
         <w:rPr>
           <w:rFonts w:hint="default"/>
@@ -2948,7 +2920,7 @@
     </w:p>
     <w:p>
       <w:pPr>
-        <w:pStyle w:val="29"/>
+        <w:pStyle w:val="a1"/>
         <w:bidi w:val="0"/>
         <w:rPr>
           <w:rFonts w:hint="default"/>
@@ -2979,7 +2951,7 @@
     </w:p>
     <w:p>
       <w:pPr>
-        <w:pStyle w:val="28"/>
+        <w:pStyle w:val="1"/>
         <w:bidi w:val="0"/>
         <w:rPr>
           <w:rFonts w:hint="default"/>
@@ -2998,8 +2970,8 @@
     </w:p>
     <w:p>
       <w:pPr>
-        <w:pStyle w:val="29"/>
-        <w:ind w:left="0" w:leftChars="0" w:firstLine="0" w:firstLineChars="0"/>
+        <w:pStyle w:val="a1"/>
+        <w:ind w:left="0" w:firstLine="0" w:leftChars="0" w:firstLineChars="0"/>
         <w:rPr>
           <w:rFonts w:hint="default"/>
           <w:lang w:val="en-US" w:eastAsia="zh-CN"/>
@@ -3015,8 +2987,8 @@
     </w:p>
     <w:p>
       <w:pPr>
-        <w:pStyle w:val="29"/>
-        <w:ind w:left="0" w:leftChars="0" w:firstLine="0" w:firstLineChars="0"/>
+        <w:pStyle w:val="a1"/>
+        <w:ind w:left="0" w:firstLine="0" w:leftChars="0" w:firstLineChars="0"/>
         <w:rPr>
           <w:rFonts w:hint="default"/>
           <w:lang w:val="en-US" w:eastAsia="zh-CN"/>
@@ -3032,8 +3004,8 @@
     </w:p>
     <w:p>
       <w:pPr>
-        <w:pStyle w:val="29"/>
-        <w:ind w:left="0" w:leftChars="0" w:firstLine="0" w:firstLineChars="0"/>
+        <w:pStyle w:val="a1"/>
+        <w:ind w:left="0" w:firstLine="0" w:leftChars="0" w:firstLineChars="0"/>
         <w:rPr>
           <w:rFonts w:hint="default"/>
           <w:lang w:val="en-US" w:eastAsia="zh-CN"/>
@@ -3049,8 +3021,8 @@
     </w:p>
     <w:p>
       <w:pPr>
-        <w:pStyle w:val="29"/>
-        <w:ind w:left="0" w:leftChars="0" w:firstLine="0" w:firstLineChars="0"/>
+        <w:pStyle w:val="a1"/>
+        <w:ind w:left="0" w:firstLine="0" w:leftChars="0" w:firstLineChars="0"/>
         <w:rPr>
           <w:rFonts w:hint="default"/>
           <w:lang w:val="en-US" w:eastAsia="zh-CN"/>
@@ -3066,8 +3038,8 @@
     </w:p>
     <w:p>
       <w:pPr>
-        <w:pStyle w:val="29"/>
-        <w:ind w:left="0" w:leftChars="0" w:firstLine="0" w:firstLineChars="0"/>
+        <w:pStyle w:val="a1"/>
+        <w:ind w:left="0" w:firstLine="0" w:leftChars="0" w:firstLineChars="0"/>
         <w:rPr>
           <w:rFonts w:hint="default"/>
           <w:lang w:val="en-US" w:eastAsia="zh-CN"/>
@@ -3083,8 +3055,8 @@
     </w:p>
     <w:p>
       <w:pPr>
-        <w:pStyle w:val="29"/>
-        <w:ind w:left="0" w:leftChars="0" w:firstLine="0" w:firstLineChars="0"/>
+        <w:pStyle w:val="a1"/>
+        <w:ind w:left="0" w:firstLine="0" w:leftChars="0" w:firstLineChars="0"/>
         <w:rPr>
           <w:rFonts w:hint="default"/>
           <w:lang w:val="en-US" w:eastAsia="zh-CN"/>
@@ -3100,8 +3072,8 @@
     </w:p>
     <w:p>
       <w:pPr>
-        <w:pStyle w:val="29"/>
-        <w:ind w:left="0" w:leftChars="0" w:firstLine="0" w:firstLineChars="0"/>
+        <w:pStyle w:val="a1"/>
+        <w:ind w:left="0" w:firstLine="0" w:leftChars="0" w:firstLineChars="0"/>
         <w:rPr>
           <w:rFonts w:hint="default"/>
           <w:lang w:val="en-US" w:eastAsia="zh-CN"/>
@@ -3117,7 +3089,7 @@
     </w:p>
     <w:p>
       <w:pPr>
-        <w:pStyle w:val="28"/>
+        <w:pStyle w:val="1"/>
         <w:bidi w:val="0"/>
         <w:rPr>
           <w:rFonts w:hint="default"/>
@@ -3136,7 +3108,7 @@
     </w:p>
     <w:p>
       <w:pPr>
-        <w:pStyle w:val="29"/>
+        <w:pStyle w:val="a1"/>
         <w:bidi w:val="0"/>
         <w:rPr>
           <w:rFonts w:hint="default"/>
@@ -3153,7 +3125,7 @@
     </w:p>
     <w:p>
       <w:pPr>
-        <w:pStyle w:val="30"/>
+        <w:pStyle w:val="2"/>
         <w:bidi w:val="0"/>
         <w:rPr>
           <w:rFonts w:hint="default"/>
@@ -3172,7 +3144,7 @@
     </w:p>
     <w:p>
       <w:pPr>
-        <w:pStyle w:val="29"/>
+        <w:pStyle w:val="a1"/>
         <w:bidi w:val="0"/>
         <w:rPr>
           <w:rFonts w:hint="default"/>
@@ -3203,7 +3175,7 @@
     </w:p>
     <w:p>
       <w:pPr>
-        <w:pStyle w:val="29"/>
+        <w:pStyle w:val="a1"/>
         <w:bidi w:val="0"/>
         <w:rPr>
           <w:rFonts w:hint="default"/>
@@ -3220,7 +3192,7 @@
     </w:p>
     <w:p>
       <w:pPr>
-        <w:pStyle w:val="30"/>
+        <w:pStyle w:val="2"/>
         <w:bidi w:val="0"/>
         <w:rPr>
           <w:rFonts w:hint="default"/>
@@ -3239,7 +3211,7 @@
     </w:p>
     <w:p>
       <w:pPr>
-        <w:pStyle w:val="29"/>
+        <w:pStyle w:val="a1"/>
         <w:bidi w:val="0"/>
         <w:rPr>
           <w:rFonts w:hint="default"/>
@@ -3270,7 +3242,7 @@
     </w:p>
     <w:p>
       <w:pPr>
-        <w:pStyle w:val="29"/>
+        <w:pStyle w:val="a1"/>
         <w:bidi w:val="0"/>
         <w:rPr>
           <w:rFonts w:hint="default"/>
@@ -3287,7 +3259,7 @@
     </w:p>
     <w:p>
       <w:pPr>
-        <w:pStyle w:val="29"/>
+        <w:pStyle w:val="a1"/>
         <w:bidi w:val="0"/>
         <w:rPr>
           <w:rFonts w:hint="default"/>
@@ -3304,7 +3276,7 @@
     </w:p>
     <w:p>
       <w:pPr>
-        <w:pStyle w:val="28"/>
+        <w:pStyle w:val="1"/>
         <w:bidi w:val="0"/>
         <w:rPr>
           <w:rFonts w:hint="default"/>
@@ -3323,7 +3295,7 @@
     </w:p>
     <w:p>
       <w:pPr>
-        <w:pStyle w:val="29"/>
+        <w:pStyle w:val="a1"/>
         <w:bidi w:val="0"/>
         <w:rPr>
           <w:rFonts w:hint="default"/>
@@ -3354,7 +3326,7 @@
     </w:p>
     <w:p>
       <w:pPr>
-        <w:pStyle w:val="28"/>
+        <w:pStyle w:val="1"/>
         <w:bidi w:val="0"/>
         <w:rPr>
           <w:rFonts w:hint="default"/>
@@ -3373,7 +3345,7 @@
     </w:p>
     <w:p>
       <w:pPr>
-        <w:pStyle w:val="29"/>
+        <w:pStyle w:val="a1"/>
         <w:bidi w:val="0"/>
         <w:rPr>
           <w:rFonts w:hint="default"/>
@@ -3418,7 +3390,7 @@
     </w:p>
     <w:p>
       <w:pPr>
-        <w:pStyle w:val="29"/>
+        <w:pStyle w:val="a1"/>
         <w:bidi w:val="0"/>
         <w:rPr>
           <w:rFonts w:hint="default"/>
@@ -3449,7 +3421,7 @@
     </w:p>
     <w:p>
       <w:pPr>
-        <w:pStyle w:val="29"/>
+        <w:pStyle w:val="a1"/>
         <w:bidi w:val="0"/>
         <w:rPr>
           <w:rFonts w:hint="default"/>
@@ -3466,7 +3438,7 @@
     </w:p>
     <w:p>
       <w:pPr>
-        <w:pStyle w:val="29"/>
+        <w:pStyle w:val="a1"/>
         <w:bidi w:val="0"/>
         <w:rPr>
           <w:rFonts w:hint="default"/>
@@ -3483,7 +3455,7 @@
     </w:p>
     <w:p>
       <w:pPr>
-        <w:pStyle w:val="28"/>
+        <w:pStyle w:val="1"/>
         <w:bidi w:val="0"/>
         <w:rPr>
           <w:rFonts w:hint="default"/>
@@ -3502,7 +3474,7 @@
     </w:p>
     <w:p>
       <w:pPr>
-        <w:pStyle w:val="29"/>
+        <w:pStyle w:val="a1"/>
         <w:bidi w:val="0"/>
         <w:rPr>
           <w:rFonts w:hint="default"/>
@@ -3517,75 +3489,24 @@
         <w:t>本次管理评审认为，公司运维服务能力管理体系总体适宜、有效，能支持公司运维服务业务的开展。通过落实上述改进措施，可进一步强化体系执行力与客户满意度，为公司运维服务业务的持续发展奠定坚实基础。</w:t>
       </w:r>
     </w:p>
-    <w:bookmarkEnd w:id="11"/>
     <w:sectPr>
-      <w:headerReference r:id="rId5" w:type="default"/>
+      <w:headerReference w:type="default" r:id="rId7"/>
       <w:pgSz w:w="11906" w:h="16838"/>
       <w:pgMar w:top="1417" w:right="1800" w:bottom="1440" w:left="1800" w:header="1140" w:footer="992" w:gutter="0"/>
-      <w:cols w:space="425" w:num="1"/>
+      <w:cols w:num="1" w:space="425"/>
       <w:docGrid w:type="lines" w:linePitch="312" w:charSpace="0"/>
     </w:sectPr>
   </w:body>
 </w:document>
 </file>
 
-<file path=word/endnotes.xml><?xml version="1.0" encoding="utf-8"?>
-<w:endnotes xmlns:wpc="http://schemas.microsoft.com/office/word/2010/wordprocessingCanvas" xmlns:mc="http://schemas.openxmlformats.org/markup-compatibility/2006" xmlns:o="urn:schemas-microsoft-com:office:office" xmlns:r="http://schemas.openxmlformats.org/officeDocument/2006/relationships" xmlns:m="http://schemas.openxmlformats.org/officeDocument/2006/math" xmlns:v="urn:schemas-microsoft-com:vml" xmlns:wp14="http://schemas.microsoft.com/office/word/2010/wordprocessingDrawing" xmlns:wp="http://schemas.openxmlformats.org/drawingml/2006/wordprocessingDrawing" xmlns:w="http://schemas.openxmlformats.org/wordprocessingml/2006/main" xmlns:w14="http://schemas.microsoft.com/office/word/2010/wordml" xmlns:w15="http://schemas.microsoft.com/office/word/2012/wordml" xmlns:w10="urn:schemas-microsoft-com:office:word" xmlns:wpg="http://schemas.microsoft.com/office/word/2010/wordprocessingGroup" xmlns:wpi="http://schemas.microsoft.com/office/word/2010/wordprocessingInk" xmlns:wne="http://schemas.microsoft.com/office/word/2006/wordml" xmlns:wps="http://schemas.microsoft.com/office/word/2010/wordprocessingShape" xmlns:wpsCustomData="http://www.wps.cn/officeDocument/2013/wpsCustomData" mc:Ignorable="w14 w15 wp14">
-  <w:endnote w:type="separator" w:id="0">
-    <w:p>
-      <w:pPr>
-        <w:spacing w:line="240" w:lineRule="auto"/>
-      </w:pPr>
-      <w:r>
-        <w:separator/>
-      </w:r>
-    </w:p>
-  </w:endnote>
-  <w:endnote w:type="continuationSeparator" w:id="1">
-    <w:p>
-      <w:pPr>
-        <w:spacing w:line="240" w:lineRule="auto"/>
-      </w:pPr>
-      <w:r>
-        <w:continuationSeparator/>
-      </w:r>
-    </w:p>
-  </w:endnote>
-</w:endnotes>
-</file>
-
-<file path=word/footnotes.xml><?xml version="1.0" encoding="utf-8"?>
-<w:footnotes xmlns:wpc="http://schemas.microsoft.com/office/word/2010/wordprocessingCanvas" xmlns:mc="http://schemas.openxmlformats.org/markup-compatibility/2006" xmlns:o="urn:schemas-microsoft-com:office:office" xmlns:r="http://schemas.openxmlformats.org/officeDocument/2006/relationships" xmlns:m="http://schemas.openxmlformats.org/officeDocument/2006/math" xmlns:v="urn:schemas-microsoft-com:vml" xmlns:wp14="http://schemas.microsoft.com/office/word/2010/wordprocessingDrawing" xmlns:wp="http://schemas.openxmlformats.org/drawingml/2006/wordprocessingDrawing" xmlns:w="http://schemas.openxmlformats.org/wordprocessingml/2006/main" xmlns:w14="http://schemas.microsoft.com/office/word/2010/wordml" xmlns:w15="http://schemas.microsoft.com/office/word/2012/wordml" xmlns:w10="urn:schemas-microsoft-com:office:word" xmlns:wpg="http://schemas.microsoft.com/office/word/2010/wordprocessingGroup" xmlns:wpi="http://schemas.microsoft.com/office/word/2010/wordprocessingInk" xmlns:wne="http://schemas.microsoft.com/office/word/2006/wordml" xmlns:wps="http://schemas.microsoft.com/office/word/2010/wordprocessingShape" xmlns:wpsCustomData="http://www.wps.cn/officeDocument/2013/wpsCustomData" mc:Ignorable="w14 w15 wp14">
-  <w:footnote w:type="separator" w:id="0">
-    <w:p>
-      <w:pPr>
-        <w:spacing w:line="360" w:lineRule="auto"/>
-      </w:pPr>
-      <w:r>
-        <w:separator/>
-      </w:r>
-    </w:p>
-  </w:footnote>
-  <w:footnote w:type="continuationSeparator" w:id="1">
-    <w:p>
-      <w:pPr>
-        <w:spacing w:line="360" w:lineRule="auto"/>
-      </w:pPr>
-      <w:r>
-        <w:continuationSeparator/>
-      </w:r>
-    </w:p>
-  </w:footnote>
-</w:footnotes>
-</file>
-
 <file path=word/header1.xml><?xml version="1.0" encoding="utf-8"?>
-<w:hdr xmlns:wpc="http://schemas.microsoft.com/office/word/2010/wordprocessingCanvas" xmlns:mc="http://schemas.openxmlformats.org/markup-compatibility/2006" xmlns:o="urn:schemas-microsoft-com:office:office" xmlns:r="http://schemas.openxmlformats.org/officeDocument/2006/relationships" xmlns:m="http://schemas.openxmlformats.org/officeDocument/2006/math" xmlns:v="urn:schemas-microsoft-com:vml" xmlns:wp14="http://schemas.microsoft.com/office/word/2010/wordprocessingDrawing" xmlns:wp="http://schemas.openxmlformats.org/drawingml/2006/wordprocessingDrawing" xmlns:w10="urn:schemas-microsoft-com:office:word" xmlns:w="http://schemas.openxmlformats.org/wordprocessingml/2006/main" xmlns:w14="http://schemas.microsoft.com/office/word/2010/wordml" xmlns:w15="http://schemas.microsoft.com/office/word/2012/wordml" xmlns:wpg="http://schemas.microsoft.com/office/word/2010/wordprocessingGroup" xmlns:wpi="http://schemas.microsoft.com/office/word/2010/wordprocessingInk" xmlns:wne="http://schemas.microsoft.com/office/word/2006/wordml" xmlns:wps="http://schemas.microsoft.com/office/word/2010/wordprocessingShape" xmlns:wpsCustomData="http://www.wps.cn/officeDocument/2013/wpsCustomData" mc:Ignorable="w14 w15 wp14">
+<w:hdr xmlns:wpc="http://schemas.microsoft.com/office/word/2010/wordprocessingCanvas" xmlns:mc="http://schemas.openxmlformats.org/markup-compatibility/2006" xmlns:o="urn:schemas-microsoft-com:office:office" xmlns:r="http://schemas.openxmlformats.org/officeDocument/2006/relationships" xmlns:m="http://schemas.openxmlformats.org/officeDocument/2006/math" xmlns:v="urn:schemas-microsoft-com:vml" xmlns:wp14="http://schemas.microsoft.com/office/word/2010/wordprocessingDrawing" xmlns:wp="http://schemas.openxmlformats.org/drawingml/2006/wordprocessingDrawing" xmlns:w10="urn:schemas-microsoft-com:office:word" xmlns:w="http://schemas.openxmlformats.org/wordprocessingml/2006/main" xmlns:w14="http://schemas.microsoft.com/office/word/2010/wordml" xmlns:w15="http://schemas.microsoft.com/office/word/2012/wordml" xmlns:wne="http://schemas.microsoft.com/office/word/2006/wordml" xmlns:wpg="http://schemas.microsoft.com/office/word/2010/wordprocessingGroup" xmlns:wpi="http://schemas.microsoft.com/office/word/2010/wordprocessingInk" xmlns:wps="http://schemas.microsoft.com/office/word/2010/wordprocessingShape" mc:Ignorable="w14 w15 wp14">
   <w:p>
     <w:pPr>
-      <w:pStyle w:val="15"/>
+      <w:pStyle w:val="Header"/>
       <w:pBdr>
-        <w:bottom w:val="single" w:color="auto" w:sz="4" w:space="1"/>
+        <w:bottom w:val="single" w:sz="4" w:space="1" w:color="auto"/>
       </w:pBdr>
       <w:tabs>
         <w:tab w:val="left" w:pos="335"/>
@@ -3593,27 +3514,27 @@
       </w:tabs>
       <w:jc w:val="right"/>
       <w:rPr>
-        <w:rFonts w:hint="eastAsia" w:eastAsiaTheme="minorEastAsia"/>
+        <w:rFonts w:eastAsiaTheme="minorEastAsia" w:hint="eastAsia"/>
         <w:lang w:eastAsia="zh-CN"/>
       </w:rPr>
     </w:pPr>
     <w:r>
       <w:rPr>
-        <w:rFonts w:hint="eastAsia" w:eastAsiaTheme="minorEastAsia"/>
+        <w:rFonts w:eastAsiaTheme="minorEastAsia" w:hint="eastAsia"/>
         <w:lang w:val="en-US" w:eastAsia="zh-CN"/>
       </w:rPr>
       <w:tab/>
     </w:r>
     <w:r>
       <w:rPr>
-        <w:rFonts w:hint="eastAsia" w:eastAsiaTheme="minorEastAsia"/>
+        <w:rFonts w:eastAsiaTheme="minorEastAsia" w:hint="eastAsia"/>
         <w:lang w:val="en-US" w:eastAsia="zh-CN"/>
       </w:rPr>
       <w:tab/>
     </w:r>
     <w:r>
       <w:rPr>
-        <w:rFonts w:hint="eastAsia" w:eastAsiaTheme="minorEastAsia"/>
+        <w:rFonts w:eastAsiaTheme="minorEastAsia" w:hint="eastAsia"/>
         <w:lang w:val="en-US" w:eastAsia="zh-CN"/>
       </w:rPr>
       <w:t>江西通信产业服务有限公司</w:t>
@@ -3623,15 +3544,15 @@
 </file>
 
 <file path=word/numbering.xml><?xml version="1.0" encoding="utf-8"?>
-<w:numbering xmlns:wpc="http://schemas.microsoft.com/office/word/2010/wordprocessingCanvas" xmlns:mc="http://schemas.openxmlformats.org/markup-compatibility/2006" xmlns:o="urn:schemas-microsoft-com:office:office" xmlns:r="http://schemas.openxmlformats.org/officeDocument/2006/relationships" xmlns:m="http://schemas.openxmlformats.org/officeDocument/2006/math" xmlns:v="urn:schemas-microsoft-com:vml" xmlns:wp14="http://schemas.microsoft.com/office/word/2010/wordprocessingDrawing" xmlns:wp="http://schemas.openxmlformats.org/drawingml/2006/wordprocessingDrawing" xmlns:w10="urn:schemas-microsoft-com:office:word" xmlns:w="http://schemas.openxmlformats.org/wordprocessingml/2006/main" xmlns:w14="http://schemas.microsoft.com/office/word/2010/wordml" xmlns:wpg="http://schemas.microsoft.com/office/word/2010/wordprocessingGroup" xmlns:wpi="http://schemas.microsoft.com/office/word/2010/wordprocessingInk" xmlns:wne="http://schemas.microsoft.com/office/word/2006/wordml" xmlns:wps="http://schemas.microsoft.com/office/word/2010/wordprocessingShape" xmlns:wpsCustomData="http://www.wps.cn/officeDocument/2013/wpsCustomData" mc:Ignorable="w14 wp14">
+<w:numbering xmlns:wpc="http://schemas.microsoft.com/office/word/2010/wordprocessingCanvas" xmlns:mc="http://schemas.openxmlformats.org/markup-compatibility/2006" xmlns:o="urn:schemas-microsoft-com:office:office" xmlns:r="http://schemas.openxmlformats.org/officeDocument/2006/relationships" xmlns:m="http://schemas.openxmlformats.org/officeDocument/2006/math" xmlns:v="urn:schemas-microsoft-com:vml" xmlns:wp14="http://schemas.microsoft.com/office/word/2010/wordprocessingDrawing" xmlns:wp="http://schemas.openxmlformats.org/drawingml/2006/wordprocessingDrawing" xmlns:w10="urn:schemas-microsoft-com:office:word" xmlns:w="http://schemas.openxmlformats.org/wordprocessingml/2006/main" xmlns:w14="http://schemas.microsoft.com/office/word/2010/wordml" xmlns:w15="http://schemas.microsoft.com/office/word/2012/wordml" xmlns:wne="http://schemas.microsoft.com/office/word/2006/wordml" xmlns:wpg="http://schemas.microsoft.com/office/word/2010/wordprocessingGroup" xmlns:wpi="http://schemas.microsoft.com/office/word/2010/wordprocessingInk" xmlns:wps="http://schemas.microsoft.com/office/word/2010/wordprocessingShape" mc:Ignorable="w14 w15 wp14">
   <w:abstractNum w:abstractNumId="0">
     <w:nsid w:val="8E964DCE"/>
     <w:multiLevelType w:val="multilevel"/>
     <w:tmpl w:val="8E964DCE"/>
-    <w:lvl w:ilvl="0" w:tentative="0">
+    <w:lvl w:ilvl="0">
       <w:start w:val="1"/>
       <w:numFmt w:val="decimal"/>
-      <w:pStyle w:val="2"/>
+      <w:pStyle w:val="Heading1"/>
       <w:lvlText w:val="%1."/>
       <w:lvlJc w:val="left"/>
       <w:pPr>
@@ -3641,10 +3562,10 @@
         <w:rFonts w:hint="default"/>
       </w:rPr>
     </w:lvl>
-    <w:lvl w:ilvl="1" w:tentative="0">
+    <w:lvl w:ilvl="1">
       <w:start w:val="1"/>
       <w:numFmt w:val="decimal"/>
-      <w:pStyle w:val="3"/>
+      <w:pStyle w:val="Heading2"/>
       <w:lvlText w:val="%1.%2."/>
       <w:lvlJc w:val="left"/>
       <w:pPr>
@@ -3654,10 +3575,10 @@
         <w:rFonts w:hint="default"/>
       </w:rPr>
     </w:lvl>
-    <w:lvl w:ilvl="2" w:tentative="0">
+    <w:lvl w:ilvl="2">
       <w:start w:val="1"/>
       <w:numFmt w:val="decimal"/>
-      <w:pStyle w:val="4"/>
+      <w:pStyle w:val="Heading3"/>
       <w:lvlText w:val="%1.%2.%3."/>
       <w:lvlJc w:val="left"/>
       <w:pPr>
@@ -3667,10 +3588,10 @@
         <w:rFonts w:hint="default"/>
       </w:rPr>
     </w:lvl>
-    <w:lvl w:ilvl="3" w:tentative="0">
+    <w:lvl w:ilvl="3">
       <w:start w:val="1"/>
       <w:numFmt w:val="decimal"/>
-      <w:pStyle w:val="5"/>
+      <w:pStyle w:val="Heading4"/>
       <w:lvlText w:val="%1.%2.%3.%4."/>
       <w:lvlJc w:val="left"/>
       <w:pPr>
@@ -3680,10 +3601,10 @@
         <w:rFonts w:hint="default"/>
       </w:rPr>
     </w:lvl>
-    <w:lvl w:ilvl="4" w:tentative="0">
+    <w:lvl w:ilvl="4">
       <w:start w:val="1"/>
       <w:numFmt w:val="decimal"/>
-      <w:pStyle w:val="6"/>
+      <w:pStyle w:val="Heading5"/>
       <w:lvlText w:val="%1.%2.%3.%4.%5."/>
       <w:lvlJc w:val="left"/>
       <w:pPr>
@@ -3693,10 +3614,10 @@
         <w:rFonts w:hint="default"/>
       </w:rPr>
     </w:lvl>
-    <w:lvl w:ilvl="5" w:tentative="0">
+    <w:lvl w:ilvl="5">
       <w:start w:val="1"/>
       <w:numFmt w:val="decimal"/>
-      <w:pStyle w:val="7"/>
+      <w:pStyle w:val="Heading6"/>
       <w:lvlText w:val="%1.%2.%3.%4.%5.%6."/>
       <w:lvlJc w:val="left"/>
       <w:pPr>
@@ -3706,10 +3627,10 @@
         <w:rFonts w:hint="default"/>
       </w:rPr>
     </w:lvl>
-    <w:lvl w:ilvl="6" w:tentative="0">
+    <w:lvl w:ilvl="6">
       <w:start w:val="1"/>
       <w:numFmt w:val="decimal"/>
-      <w:pStyle w:val="8"/>
+      <w:pStyle w:val="Heading7"/>
       <w:lvlText w:val="%1.%2.%3.%4.%5.%6.%7."/>
       <w:lvlJc w:val="left"/>
       <w:pPr>
@@ -3719,10 +3640,10 @@
         <w:rFonts w:hint="default"/>
       </w:rPr>
     </w:lvl>
-    <w:lvl w:ilvl="7" w:tentative="0">
+    <w:lvl w:ilvl="7">
       <w:start w:val="1"/>
       <w:numFmt w:val="decimal"/>
-      <w:pStyle w:val="9"/>
+      <w:pStyle w:val="Heading8"/>
       <w:lvlText w:val="%1.%2.%3.%4.%5.%6.%7.%8."/>
       <w:lvlJc w:val="left"/>
       <w:pPr>
@@ -3732,10 +3653,10 @@
         <w:rFonts w:hint="default"/>
       </w:rPr>
     </w:lvl>
-    <w:lvl w:ilvl="8" w:tentative="0">
+    <w:lvl w:ilvl="8">
       <w:start w:val="1"/>
       <w:numFmt w:val="decimal"/>
-      <w:pStyle w:val="10"/>
+      <w:pStyle w:val="Heading9"/>
       <w:lvlText w:val="%1.%2.%3.%4.%5.%6.%7.%8.%9."/>
       <w:lvlJc w:val="left"/>
       <w:pPr>
@@ -3753,269 +3674,267 @@
 </file>
 
 <file path=word/styles.xml><?xml version="1.0" encoding="utf-8"?>
-<w:styles xmlns:mc="http://schemas.openxmlformats.org/markup-compatibility/2006" xmlns:o="urn:schemas-microsoft-com:office:office" xmlns:r="http://schemas.openxmlformats.org/officeDocument/2006/relationships" xmlns:m="http://schemas.openxmlformats.org/officeDocument/2006/math" xmlns:v="urn:schemas-microsoft-com:vml" xmlns:w="http://schemas.openxmlformats.org/wordprocessingml/2006/main" xmlns:w14="http://schemas.microsoft.com/office/word/2010/wordml" xmlns:w10="urn:schemas-microsoft-com:office:word" xmlns:sl="http://schemas.openxmlformats.org/schemaLibrary/2006/main" xmlns:wpsCustomData="http://www.wps.cn/officeDocument/2013/wpsCustomData" mc:Ignorable="w14">
+<w:styles xmlns:mc="http://schemas.openxmlformats.org/markup-compatibility/2006" xmlns:r="http://schemas.openxmlformats.org/officeDocument/2006/relationships" xmlns:w="http://schemas.openxmlformats.org/wordprocessingml/2006/main" xmlns:w14="http://schemas.microsoft.com/office/word/2010/wordml" xmlns:w15="http://schemas.microsoft.com/office/word/2012/wordml" mc:Ignorable="w14 w15">
   <w:docDefaults>
     <w:rPrDefault>
       <w:rPr>
-        <w:rFonts w:ascii="Times New Roman" w:hAnsi="Times New Roman" w:eastAsia="宋体" w:cs="Times New Roman"/>
+        <w:rFonts w:ascii="Times New Roman" w:eastAsia="宋体" w:hAnsi="Times New Roman" w:cs="Times New Roman"/>
       </w:rPr>
     </w:rPrDefault>
     <w:pPrDefault/>
   </w:docDefaults>
-  <w:latentStyles w:count="260" w:defQFormat="0" w:defUnhideWhenUsed="1" w:defSemiHidden="1" w:defUIPriority="99" w:defLockedState="0">
-    <w:lsdException w:qFormat="1" w:unhideWhenUsed="0" w:uiPriority="0" w:semiHidden="0" w:name="Normal"/>
-    <w:lsdException w:qFormat="1" w:unhideWhenUsed="0" w:uiPriority="0" w:semiHidden="0" w:name="heading 1"/>
-    <w:lsdException w:qFormat="1" w:uiPriority="0" w:semiHidden="0" w:name="heading 2"/>
-    <w:lsdException w:qFormat="1" w:uiPriority="0" w:name="heading 3"/>
-    <w:lsdException w:qFormat="1" w:uiPriority="0" w:semiHidden="0" w:name="heading 4"/>
-    <w:lsdException w:qFormat="1" w:uiPriority="0" w:name="heading 5"/>
-    <w:lsdException w:qFormat="1" w:uiPriority="0" w:name="heading 6"/>
-    <w:lsdException w:qFormat="1" w:uiPriority="0" w:name="heading 7"/>
-    <w:lsdException w:qFormat="1" w:uiPriority="0" w:name="heading 8"/>
-    <w:lsdException w:qFormat="1" w:uiPriority="0" w:name="heading 9"/>
-    <w:lsdException w:unhideWhenUsed="0" w:uiPriority="0" w:semiHidden="0" w:name="index 1"/>
-    <w:lsdException w:unhideWhenUsed="0" w:uiPriority="0" w:semiHidden="0" w:name="index 2"/>
-    <w:lsdException w:unhideWhenUsed="0" w:uiPriority="0" w:semiHidden="0" w:name="index 3"/>
-    <w:lsdException w:unhideWhenUsed="0" w:uiPriority="0" w:semiHidden="0" w:name="index 4"/>
-    <w:lsdException w:unhideWhenUsed="0" w:uiPriority="0" w:semiHidden="0" w:name="index 5"/>
-    <w:lsdException w:unhideWhenUsed="0" w:uiPriority="0" w:semiHidden="0" w:name="index 6"/>
-    <w:lsdException w:unhideWhenUsed="0" w:uiPriority="0" w:semiHidden="0" w:name="index 7"/>
-    <w:lsdException w:unhideWhenUsed="0" w:uiPriority="0" w:semiHidden="0" w:name="index 8"/>
-    <w:lsdException w:unhideWhenUsed="0" w:uiPriority="0" w:semiHidden="0" w:name="index 9"/>
-    <w:lsdException w:qFormat="1" w:unhideWhenUsed="0" w:uiPriority="0" w:semiHidden="0" w:name="toc 1"/>
-    <w:lsdException w:qFormat="1" w:unhideWhenUsed="0" w:uiPriority="0" w:semiHidden="0" w:name="toc 2"/>
-    <w:lsdException w:qFormat="1" w:unhideWhenUsed="0" w:uiPriority="0" w:semiHidden="0" w:name="toc 3"/>
-    <w:lsdException w:unhideWhenUsed="0" w:uiPriority="0" w:semiHidden="0" w:name="toc 4"/>
-    <w:lsdException w:unhideWhenUsed="0" w:uiPriority="0" w:semiHidden="0" w:name="toc 5"/>
-    <w:lsdException w:unhideWhenUsed="0" w:uiPriority="0" w:semiHidden="0" w:name="toc 6"/>
-    <w:lsdException w:unhideWhenUsed="0" w:uiPriority="0" w:semiHidden="0" w:name="toc 7"/>
-    <w:lsdException w:unhideWhenUsed="0" w:uiPriority="0" w:semiHidden="0" w:name="toc 8"/>
-    <w:lsdException w:unhideWhenUsed="0" w:uiPriority="0" w:semiHidden="0" w:name="toc 9"/>
-    <w:lsdException w:unhideWhenUsed="0" w:uiPriority="0" w:semiHidden="0" w:name="Normal Indent"/>
-    <w:lsdException w:unhideWhenUsed="0" w:uiPriority="0" w:semiHidden="0" w:name="footnote text"/>
-    <w:lsdException w:qFormat="1" w:unhideWhenUsed="0" w:uiPriority="0" w:semiHidden="0" w:name="annotation text"/>
-    <w:lsdException w:qFormat="1" w:unhideWhenUsed="0" w:uiPriority="0" w:semiHidden="0" w:name="header"/>
-    <w:lsdException w:qFormat="1" w:unhideWhenUsed="0" w:uiPriority="0" w:semiHidden="0" w:name="footer"/>
-    <w:lsdException w:unhideWhenUsed="0" w:uiPriority="0" w:semiHidden="0" w:name="index heading"/>
-    <w:lsdException w:qFormat="1" w:uiPriority="0" w:name="caption"/>
-    <w:lsdException w:unhideWhenUsed="0" w:uiPriority="0" w:semiHidden="0" w:name="table of figures"/>
-    <w:lsdException w:unhideWhenUsed="0" w:uiPriority="0" w:semiHidden="0" w:name="envelope address"/>
-    <w:lsdException w:unhideWhenUsed="0" w:uiPriority="0" w:semiHidden="0" w:name="envelope return"/>
-    <w:lsdException w:unhideWhenUsed="0" w:uiPriority="0" w:semiHidden="0" w:name="footnote reference"/>
-    <w:lsdException w:unhideWhenUsed="0" w:uiPriority="0" w:semiHidden="0" w:name="annotation reference"/>
-    <w:lsdException w:unhideWhenUsed="0" w:uiPriority="0" w:semiHidden="0" w:name="line number"/>
-    <w:lsdException w:unhideWhenUsed="0" w:uiPriority="0" w:semiHidden="0" w:name="page number"/>
-    <w:lsdException w:unhideWhenUsed="0" w:uiPriority="0" w:semiHidden="0" w:name="endnote reference"/>
-    <w:lsdException w:unhideWhenUsed="0" w:uiPriority="0" w:semiHidden="0" w:name="endnote text"/>
-    <w:lsdException w:unhideWhenUsed="0" w:uiPriority="0" w:semiHidden="0" w:name="table of authorities"/>
-    <w:lsdException w:unhideWhenUsed="0" w:uiPriority="0" w:semiHidden="0" w:name="macro"/>
-    <w:lsdException w:unhideWhenUsed="0" w:uiPriority="0" w:semiHidden="0" w:name="toa heading"/>
-    <w:lsdException w:unhideWhenUsed="0" w:uiPriority="0" w:semiHidden="0" w:name="List"/>
-    <w:lsdException w:unhideWhenUsed="0" w:uiPriority="0" w:semiHidden="0" w:name="List Bullet"/>
-    <w:lsdException w:unhideWhenUsed="0" w:uiPriority="0" w:semiHidden="0" w:name="List Number"/>
-    <w:lsdException w:unhideWhenUsed="0" w:uiPriority="0" w:semiHidden="0" w:name="List 2"/>
-    <w:lsdException w:unhideWhenUsed="0" w:uiPriority="0" w:semiHidden="0" w:name="List 3"/>
-    <w:lsdException w:unhideWhenUsed="0" w:uiPriority="0" w:semiHidden="0" w:name="List 4"/>
-    <w:lsdException w:unhideWhenUsed="0" w:uiPriority="0" w:semiHidden="0" w:name="List 5"/>
-    <w:lsdException w:unhideWhenUsed="0" w:uiPriority="0" w:semiHidden="0" w:name="List Bullet 2"/>
-    <w:lsdException w:unhideWhenUsed="0" w:uiPriority="0" w:semiHidden="0" w:name="List Bullet 3"/>
-    <w:lsdException w:unhideWhenUsed="0" w:uiPriority="0" w:semiHidden="0" w:name="List Bullet 4"/>
-    <w:lsdException w:unhideWhenUsed="0" w:uiPriority="0" w:semiHidden="0" w:name="List Bullet 5"/>
-    <w:lsdException w:unhideWhenUsed="0" w:uiPriority="0" w:semiHidden="0" w:name="List Number 2"/>
-    <w:lsdException w:unhideWhenUsed="0" w:uiPriority="0" w:semiHidden="0" w:name="List Number 3"/>
-    <w:lsdException w:unhideWhenUsed="0" w:uiPriority="0" w:semiHidden="0" w:name="List Number 4"/>
-    <w:lsdException w:unhideWhenUsed="0" w:uiPriority="0" w:semiHidden="0" w:name="List Number 5"/>
-    <w:lsdException w:qFormat="1" w:unhideWhenUsed="0" w:uiPriority="0" w:semiHidden="0" w:name="Title"/>
-    <w:lsdException w:unhideWhenUsed="0" w:uiPriority="0" w:semiHidden="0" w:name="Closing"/>
-    <w:lsdException w:unhideWhenUsed="0" w:uiPriority="0" w:semiHidden="0" w:name="Signature"/>
-    <w:lsdException w:qFormat="1" w:unhideWhenUsed="0" w:uiPriority="0" w:name="Default Paragraph Font"/>
-    <w:lsdException w:qFormat="1" w:unhideWhenUsed="0" w:uiPriority="0" w:name="Body Text"/>
-    <w:lsdException w:unhideWhenUsed="0" w:uiPriority="0" w:semiHidden="0" w:name="Body Text Indent"/>
-    <w:lsdException w:unhideWhenUsed="0" w:uiPriority="0" w:semiHidden="0" w:name="List Continue"/>
-    <w:lsdException w:unhideWhenUsed="0" w:uiPriority="0" w:semiHidden="0" w:name="List Continue 2"/>
-    <w:lsdException w:unhideWhenUsed="0" w:uiPriority="0" w:semiHidden="0" w:name="List Continue 3"/>
-    <w:lsdException w:unhideWhenUsed="0" w:uiPriority="0" w:semiHidden="0" w:name="List Continue 4"/>
-    <w:lsdException w:unhideWhenUsed="0" w:uiPriority="0" w:semiHidden="0" w:name="List Continue 5"/>
-    <w:lsdException w:unhideWhenUsed="0" w:uiPriority="0" w:semiHidden="0" w:name="Message Header"/>
-    <w:lsdException w:qFormat="1" w:unhideWhenUsed="0" w:uiPriority="0" w:semiHidden="0" w:name="Subtitle"/>
-    <w:lsdException w:unhideWhenUsed="0" w:uiPriority="0" w:semiHidden="0" w:name="Salutation"/>
-    <w:lsdException w:unhideWhenUsed="0" w:uiPriority="0" w:semiHidden="0" w:name="Date"/>
-    <w:lsdException w:unhideWhenUsed="0" w:uiPriority="0" w:semiHidden="0" w:name="Body Text First Indent"/>
-    <w:lsdException w:unhideWhenUsed="0" w:uiPriority="0" w:semiHidden="0" w:name="Body Text First Indent 2"/>
-    <w:lsdException w:uiPriority="99" w:name="Note Heading"/>
-    <w:lsdException w:unhideWhenUsed="0" w:uiPriority="0" w:semiHidden="0" w:name="Body Text 2"/>
-    <w:lsdException w:unhideWhenUsed="0" w:uiPriority="0" w:semiHidden="0" w:name="Body Text 3"/>
-    <w:lsdException w:unhideWhenUsed="0" w:uiPriority="0" w:semiHidden="0" w:name="Body Text Indent 2"/>
-    <w:lsdException w:unhideWhenUsed="0" w:uiPriority="0" w:semiHidden="0" w:name="Body Text Indent 3"/>
-    <w:lsdException w:unhideWhenUsed="0" w:uiPriority="0" w:semiHidden="0" w:name="Block Text"/>
-    <w:lsdException w:unhideWhenUsed="0" w:uiPriority="0" w:semiHidden="0" w:name="Hyperlink"/>
-    <w:lsdException w:unhideWhenUsed="0" w:uiPriority="0" w:semiHidden="0" w:name="FollowedHyperlink"/>
-    <w:lsdException w:qFormat="1" w:unhideWhenUsed="0" w:uiPriority="0" w:semiHidden="0" w:name="Strong"/>
-    <w:lsdException w:qFormat="1" w:unhideWhenUsed="0" w:uiPriority="0" w:semiHidden="0" w:name="Emphasis"/>
-    <w:lsdException w:unhideWhenUsed="0" w:uiPriority="0" w:semiHidden="0" w:name="Document Map"/>
-    <w:lsdException w:unhideWhenUsed="0" w:uiPriority="0" w:semiHidden="0" w:name="Plain Text"/>
-    <w:lsdException w:unhideWhenUsed="0" w:uiPriority="0" w:semiHidden="0" w:name="E-mail Signature"/>
-    <w:lsdException w:qFormat="1" w:unhideWhenUsed="0" w:uiPriority="0" w:semiHidden="0" w:name="Normal (Web)"/>
-    <w:lsdException w:unhideWhenUsed="0" w:uiPriority="0" w:semiHidden="0" w:name="HTML Acronym"/>
-    <w:lsdException w:unhideWhenUsed="0" w:uiPriority="0" w:semiHidden="0" w:name="HTML Address"/>
-    <w:lsdException w:unhideWhenUsed="0" w:uiPriority="0" w:semiHidden="0" w:name="HTML Cite"/>
-    <w:lsdException w:unhideWhenUsed="0" w:uiPriority="0" w:semiHidden="0" w:name="HTML Code"/>
-    <w:lsdException w:unhideWhenUsed="0" w:uiPriority="0" w:semiHidden="0" w:name="HTML Definition"/>
-    <w:lsdException w:unhideWhenUsed="0" w:uiPriority="0" w:semiHidden="0" w:name="HTML Keyboard"/>
-    <w:lsdException w:unhideWhenUsed="0" w:uiPriority="0" w:semiHidden="0" w:name="HTML Preformatted"/>
-    <w:lsdException w:unhideWhenUsed="0" w:uiPriority="0" w:semiHidden="0" w:name="HTML Sample"/>
-    <w:lsdException w:unhideWhenUsed="0" w:uiPriority="0" w:semiHidden="0" w:name="HTML Typewriter"/>
-    <w:lsdException w:unhideWhenUsed="0" w:uiPriority="0" w:semiHidden="0" w:name="HTML Variable"/>
-    <w:lsdException w:qFormat="1" w:unhideWhenUsed="0" w:uiPriority="0" w:name="Normal Table"/>
-    <w:lsdException w:unhideWhenUsed="0" w:uiPriority="0" w:semiHidden="0" w:name="annotation subject"/>
-    <w:lsdException w:unhideWhenUsed="0" w:uiPriority="0" w:semiHidden="0" w:name="Table Simple 1"/>
-    <w:lsdException w:unhideWhenUsed="0" w:uiPriority="0" w:semiHidden="0" w:name="Table Simple 2"/>
-    <w:lsdException w:unhideWhenUsed="0" w:uiPriority="0" w:semiHidden="0" w:name="Table Simple 3"/>
-    <w:lsdException w:unhideWhenUsed="0" w:uiPriority="0" w:semiHidden="0" w:name="Table Classic 1"/>
-    <w:lsdException w:unhideWhenUsed="0" w:uiPriority="0" w:semiHidden="0" w:name="Table Classic 2"/>
-    <w:lsdException w:unhideWhenUsed="0" w:uiPriority="0" w:semiHidden="0" w:name="Table Classic 3"/>
-    <w:lsdException w:unhideWhenUsed="0" w:uiPriority="0" w:semiHidden="0" w:name="Table Classic 4"/>
-    <w:lsdException w:unhideWhenUsed="0" w:uiPriority="0" w:semiHidden="0" w:name="Table Colorful 1"/>
-    <w:lsdException w:unhideWhenUsed="0" w:uiPriority="0" w:semiHidden="0" w:name="Table Colorful 2"/>
-    <w:lsdException w:unhideWhenUsed="0" w:uiPriority="0" w:semiHidden="0" w:name="Table Colorful 3"/>
-    <w:lsdException w:unhideWhenUsed="0" w:uiPriority="0" w:semiHidden="0" w:name="Table Columns 1"/>
-    <w:lsdException w:unhideWhenUsed="0" w:uiPriority="0" w:semiHidden="0" w:name="Table Columns 2"/>
-    <w:lsdException w:unhideWhenUsed="0" w:uiPriority="0" w:semiHidden="0" w:name="Table Columns 3"/>
-    <w:lsdException w:unhideWhenUsed="0" w:uiPriority="0" w:semiHidden="0" w:name="Table Columns 4"/>
-    <w:lsdException w:unhideWhenUsed="0" w:uiPriority="0" w:semiHidden="0" w:name="Table Columns 5"/>
-    <w:lsdException w:unhideWhenUsed="0" w:uiPriority="0" w:semiHidden="0" w:name="Table Grid 1"/>
-    <w:lsdException w:unhideWhenUsed="0" w:uiPriority="0" w:semiHidden="0" w:name="Table Grid 2"/>
-    <w:lsdException w:unhideWhenUsed="0" w:uiPriority="0" w:semiHidden="0" w:name="Table Grid 3"/>
-    <w:lsdException w:unhideWhenUsed="0" w:uiPriority="0" w:semiHidden="0" w:name="Table Grid 4"/>
-    <w:lsdException w:unhideWhenUsed="0" w:uiPriority="0" w:semiHidden="0" w:name="Table Grid 5"/>
-    <w:lsdException w:unhideWhenUsed="0" w:uiPriority="0" w:semiHidden="0" w:name="Table Grid 6"/>
-    <w:lsdException w:unhideWhenUsed="0" w:uiPriority="0" w:semiHidden="0" w:name="Table Grid 7"/>
-    <w:lsdException w:unhideWhenUsed="0" w:uiPriority="0" w:semiHidden="0" w:name="Table Grid 8"/>
-    <w:lsdException w:unhideWhenUsed="0" w:uiPriority="0" w:semiHidden="0" w:name="Table List 1"/>
-    <w:lsdException w:unhideWhenUsed="0" w:uiPriority="0" w:semiHidden="0" w:name="Table List 2"/>
-    <w:lsdException w:unhideWhenUsed="0" w:uiPriority="0" w:semiHidden="0" w:name="Table List 3"/>
-    <w:lsdException w:unhideWhenUsed="0" w:uiPriority="0" w:semiHidden="0" w:name="Table List 4"/>
-    <w:lsdException w:unhideWhenUsed="0" w:uiPriority="0" w:semiHidden="0" w:name="Table List 5"/>
-    <w:lsdException w:unhideWhenUsed="0" w:uiPriority="0" w:semiHidden="0" w:name="Table List 6"/>
-    <w:lsdException w:unhideWhenUsed="0" w:uiPriority="0" w:semiHidden="0" w:name="Table List 7"/>
-    <w:lsdException w:unhideWhenUsed="0" w:uiPriority="0" w:semiHidden="0" w:name="Table List 8"/>
-    <w:lsdException w:unhideWhenUsed="0" w:uiPriority="0" w:semiHidden="0" w:name="Table 3D effects 1"/>
-    <w:lsdException w:unhideWhenUsed="0" w:uiPriority="0" w:semiHidden="0" w:name="Table 3D effects 2"/>
-    <w:lsdException w:unhideWhenUsed="0" w:uiPriority="0" w:semiHidden="0" w:name="Table 3D effects 3"/>
-    <w:lsdException w:unhideWhenUsed="0" w:uiPriority="0" w:semiHidden="0" w:name="Table Contemporary"/>
-    <w:lsdException w:unhideWhenUsed="0" w:uiPriority="0" w:semiHidden="0" w:name="Table Elegant"/>
-    <w:lsdException w:unhideWhenUsed="0" w:uiPriority="0" w:semiHidden="0" w:name="Table Professional"/>
-    <w:lsdException w:unhideWhenUsed="0" w:uiPriority="0" w:semiHidden="0" w:name="Table Subtle 1"/>
-    <w:lsdException w:unhideWhenUsed="0" w:uiPriority="0" w:semiHidden="0" w:name="Table Subtle 2"/>
-    <w:lsdException w:unhideWhenUsed="0" w:uiPriority="0" w:semiHidden="0" w:name="Table Web 1"/>
-    <w:lsdException w:unhideWhenUsed="0" w:uiPriority="0" w:semiHidden="0" w:name="Table Web 2"/>
-    <w:lsdException w:unhideWhenUsed="0" w:uiPriority="0" w:semiHidden="0" w:name="Table Web 3"/>
-    <w:lsdException w:unhideWhenUsed="0" w:uiPriority="0" w:semiHidden="0" w:name="Balloon Text"/>
-    <w:lsdException w:qFormat="1" w:unhideWhenUsed="0" w:uiPriority="0" w:semiHidden="0" w:name="Table Grid"/>
-    <w:lsdException w:unhideWhenUsed="0" w:uiPriority="0" w:semiHidden="0" w:name="Table Theme"/>
-    <w:lsdException w:unhideWhenUsed="0" w:uiPriority="60" w:semiHidden="0" w:name="Light Shading"/>
-    <w:lsdException w:unhideWhenUsed="0" w:uiPriority="61" w:semiHidden="0" w:name="Light List"/>
-    <w:lsdException w:unhideWhenUsed="0" w:uiPriority="62" w:semiHidden="0" w:name="Light Grid"/>
-    <w:lsdException w:unhideWhenUsed="0" w:uiPriority="63" w:semiHidden="0" w:name="Medium Shading 1"/>
-    <w:lsdException w:unhideWhenUsed="0" w:uiPriority="64" w:semiHidden="0" w:name="Medium Shading 2"/>
-    <w:lsdException w:unhideWhenUsed="0" w:uiPriority="65" w:semiHidden="0" w:name="Medium List 1"/>
-    <w:lsdException w:unhideWhenUsed="0" w:uiPriority="66" w:semiHidden="0" w:name="Medium List 2"/>
-    <w:lsdException w:unhideWhenUsed="0" w:uiPriority="67" w:semiHidden="0" w:name="Medium Grid 1"/>
-    <w:lsdException w:unhideWhenUsed="0" w:uiPriority="68" w:semiHidden="0" w:name="Medium Grid 2"/>
-    <w:lsdException w:unhideWhenUsed="0" w:uiPriority="69" w:semiHidden="0" w:name="Medium Grid 3"/>
-    <w:lsdException w:unhideWhenUsed="0" w:uiPriority="70" w:semiHidden="0" w:name="Dark List"/>
-    <w:lsdException w:unhideWhenUsed="0" w:uiPriority="71" w:semiHidden="0" w:name="Colorful Shading"/>
-    <w:lsdException w:unhideWhenUsed="0" w:uiPriority="72" w:semiHidden="0" w:name="Colorful List"/>
-    <w:lsdException w:unhideWhenUsed="0" w:uiPriority="73" w:semiHidden="0" w:name="Colorful Grid"/>
-    <w:lsdException w:unhideWhenUsed="0" w:uiPriority="60" w:semiHidden="0" w:name="Light Shading Accent 1"/>
-    <w:lsdException w:unhideWhenUsed="0" w:uiPriority="61" w:semiHidden="0" w:name="Light List Accent 1"/>
-    <w:lsdException w:unhideWhenUsed="0" w:uiPriority="62" w:semiHidden="0" w:name="Light Grid Accent 1"/>
-    <w:lsdException w:unhideWhenUsed="0" w:uiPriority="63" w:semiHidden="0" w:name="Medium Shading 1 Accent 1"/>
-    <w:lsdException w:unhideWhenUsed="0" w:uiPriority="64" w:semiHidden="0" w:name="Medium Shading 2 Accent 1"/>
-    <w:lsdException w:unhideWhenUsed="0" w:uiPriority="65" w:semiHidden="0" w:name="Medium List 1 Accent 1"/>
-    <w:lsdException w:unhideWhenUsed="0" w:uiPriority="66" w:semiHidden="0" w:name="Medium List 2 Accent 1"/>
-    <w:lsdException w:unhideWhenUsed="0" w:uiPriority="67" w:semiHidden="0" w:name="Medium Grid 1 Accent 1"/>
-    <w:lsdException w:unhideWhenUsed="0" w:uiPriority="68" w:semiHidden="0" w:name="Medium Grid 2 Accent 1"/>
-    <w:lsdException w:unhideWhenUsed="0" w:uiPriority="69" w:semiHidden="0" w:name="Medium Grid 3 Accent 1"/>
-    <w:lsdException w:unhideWhenUsed="0" w:uiPriority="70" w:semiHidden="0" w:name="Dark List Accent 1"/>
-    <w:lsdException w:unhideWhenUsed="0" w:uiPriority="71" w:semiHidden="0" w:name="Colorful Shading Accent 1"/>
-    <w:lsdException w:unhideWhenUsed="0" w:uiPriority="72" w:semiHidden="0" w:name="Colorful List Accent 1"/>
-    <w:lsdException w:unhideWhenUsed="0" w:uiPriority="73" w:semiHidden="0" w:name="Colorful Grid Accent 1"/>
-    <w:lsdException w:unhideWhenUsed="0" w:uiPriority="60" w:semiHidden="0" w:name="Light Shading Accent 2"/>
-    <w:lsdException w:unhideWhenUsed="0" w:uiPriority="61" w:semiHidden="0" w:name="Light List Accent 2"/>
-    <w:lsdException w:unhideWhenUsed="0" w:uiPriority="62" w:semiHidden="0" w:name="Light Grid Accent 2"/>
-    <w:lsdException w:unhideWhenUsed="0" w:uiPriority="63" w:semiHidden="0" w:name="Medium Shading 1 Accent 2"/>
-    <w:lsdException w:unhideWhenUsed="0" w:uiPriority="64" w:semiHidden="0" w:name="Medium Shading 2 Accent 2"/>
-    <w:lsdException w:unhideWhenUsed="0" w:uiPriority="65" w:semiHidden="0" w:name="Medium List 1 Accent 2"/>
-    <w:lsdException w:unhideWhenUsed="0" w:uiPriority="66" w:semiHidden="0" w:name="Medium List 2 Accent 2"/>
-    <w:lsdException w:unhideWhenUsed="0" w:uiPriority="67" w:semiHidden="0" w:name="Medium Grid 1 Accent 2"/>
-    <w:lsdException w:unhideWhenUsed="0" w:uiPriority="68" w:semiHidden="0" w:name="Medium Grid 2 Accent 2"/>
-    <w:lsdException w:unhideWhenUsed="0" w:uiPriority="69" w:semiHidden="0" w:name="Medium Grid 3 Accent 2"/>
-    <w:lsdException w:unhideWhenUsed="0" w:uiPriority="70" w:semiHidden="0" w:name="Dark List Accent 2"/>
-    <w:lsdException w:unhideWhenUsed="0" w:uiPriority="71" w:semiHidden="0" w:name="Colorful Shading Accent 2"/>
-    <w:lsdException w:unhideWhenUsed="0" w:uiPriority="72" w:semiHidden="0" w:name="Colorful List Accent 2"/>
-    <w:lsdException w:unhideWhenUsed="0" w:uiPriority="73" w:semiHidden="0" w:name="Colorful Grid Accent 2"/>
-    <w:lsdException w:unhideWhenUsed="0" w:uiPriority="60" w:semiHidden="0" w:name="Light Shading Accent 3"/>
-    <w:lsdException w:unhideWhenUsed="0" w:uiPriority="61" w:semiHidden="0" w:name="Light List Accent 3"/>
-    <w:lsdException w:unhideWhenUsed="0" w:uiPriority="62" w:semiHidden="0" w:name="Light Grid Accent 3"/>
-    <w:lsdException w:unhideWhenUsed="0" w:uiPriority="63" w:semiHidden="0" w:name="Medium Shading 1 Accent 3"/>
-    <w:lsdException w:unhideWhenUsed="0" w:uiPriority="64" w:semiHidden="0" w:name="Medium Shading 2 Accent 3"/>
-    <w:lsdException w:unhideWhenUsed="0" w:uiPriority="65" w:semiHidden="0" w:name="Medium List 1 Accent 3"/>
-    <w:lsdException w:unhideWhenUsed="0" w:uiPriority="66" w:semiHidden="0" w:name="Medium List 2 Accent 3"/>
-    <w:lsdException w:unhideWhenUsed="0" w:uiPriority="67" w:semiHidden="0" w:name="Medium Grid 1 Accent 3"/>
-    <w:lsdException w:unhideWhenUsed="0" w:uiPriority="68" w:semiHidden="0" w:name="Medium Grid 2 Accent 3"/>
-    <w:lsdException w:unhideWhenUsed="0" w:uiPriority="69" w:semiHidden="0" w:name="Medium Grid 3 Accent 3"/>
-    <w:lsdException w:unhideWhenUsed="0" w:uiPriority="70" w:semiHidden="0" w:name="Dark List Accent 3"/>
-    <w:lsdException w:unhideWhenUsed="0" w:uiPriority="71" w:semiHidden="0" w:name="Colorful Shading Accent 3"/>
-    <w:lsdException w:unhideWhenUsed="0" w:uiPriority="72" w:semiHidden="0" w:name="Colorful List Accent 3"/>
-    <w:lsdException w:unhideWhenUsed="0" w:uiPriority="73" w:semiHidden="0" w:name="Colorful Grid Accent 3"/>
-    <w:lsdException w:unhideWhenUsed="0" w:uiPriority="60" w:semiHidden="0" w:name="Light Shading Accent 4"/>
-    <w:lsdException w:unhideWhenUsed="0" w:uiPriority="61" w:semiHidden="0" w:name="Light List Accent 4"/>
-    <w:lsdException w:unhideWhenUsed="0" w:uiPriority="62" w:semiHidden="0" w:name="Light Grid Accent 4"/>
-    <w:lsdException w:unhideWhenUsed="0" w:uiPriority="63" w:semiHidden="0" w:name="Medium Shading 1 Accent 4"/>
-    <w:lsdException w:unhideWhenUsed="0" w:uiPriority="64" w:semiHidden="0" w:name="Medium Shading 2 Accent 4"/>
-    <w:lsdException w:unhideWhenUsed="0" w:uiPriority="65" w:semiHidden="0" w:name="Medium List 1 Accent 4"/>
-    <w:lsdException w:unhideWhenUsed="0" w:uiPriority="66" w:semiHidden="0" w:name="Medium List 2 Accent 4"/>
-    <w:lsdException w:unhideWhenUsed="0" w:uiPriority="67" w:semiHidden="0" w:name="Medium Grid 1 Accent 4"/>
-    <w:lsdException w:unhideWhenUsed="0" w:uiPriority="68" w:semiHidden="0" w:name="Medium Grid 2 Accent 4"/>
-    <w:lsdException w:unhideWhenUsed="0" w:uiPriority="69" w:semiHidden="0" w:name="Medium Grid 3 Accent 4"/>
-    <w:lsdException w:unhideWhenUsed="0" w:uiPriority="70" w:semiHidden="0" w:name="Dark List Accent 4"/>
-    <w:lsdException w:unhideWhenUsed="0" w:uiPriority="71" w:semiHidden="0" w:name="Colorful Shading Accent 4"/>
-    <w:lsdException w:unhideWhenUsed="0" w:uiPriority="72" w:semiHidden="0" w:name="Colorful List Accent 4"/>
-    <w:lsdException w:unhideWhenUsed="0" w:uiPriority="73" w:semiHidden="0" w:name="Colorful Grid Accent 4"/>
-    <w:lsdException w:unhideWhenUsed="0" w:uiPriority="60" w:semiHidden="0" w:name="Light Shading Accent 5"/>
-    <w:lsdException w:unhideWhenUsed="0" w:uiPriority="61" w:semiHidden="0" w:name="Light List Accent 5"/>
-    <w:lsdException w:unhideWhenUsed="0" w:uiPriority="62" w:semiHidden="0" w:name="Light Grid Accent 5"/>
-    <w:lsdException w:unhideWhenUsed="0" w:uiPriority="63" w:semiHidden="0" w:name="Medium Shading 1 Accent 5"/>
-    <w:lsdException w:unhideWhenUsed="0" w:uiPriority="64" w:semiHidden="0" w:name="Medium Shading 2 Accent 5"/>
-    <w:lsdException w:unhideWhenUsed="0" w:uiPriority="65" w:semiHidden="0" w:name="Medium List 1 Accent 5"/>
-    <w:lsdException w:unhideWhenUsed="0" w:uiPriority="66" w:semiHidden="0" w:name="Medium List 2 Accent 5"/>
-    <w:lsdException w:unhideWhenUsed="0" w:uiPriority="67" w:semiHidden="0" w:name="Medium Grid 1 Accent 5"/>
-    <w:lsdException w:unhideWhenUsed="0" w:uiPriority="68" w:semiHidden="0" w:name="Medium Grid 2 Accent 5"/>
-    <w:lsdException w:unhideWhenUsed="0" w:uiPriority="69" w:semiHidden="0" w:name="Medium Grid 3 Accent 5"/>
-    <w:lsdException w:unhideWhenUsed="0" w:uiPriority="70" w:semiHidden="0" w:name="Dark List Accent 5"/>
-    <w:lsdException w:unhideWhenUsed="0" w:uiPriority="71" w:semiHidden="0" w:name="Colorful Shading Accent 5"/>
-    <w:lsdException w:unhideWhenUsed="0" w:uiPriority="72" w:semiHidden="0" w:name="Colorful List Accent 5"/>
-    <w:lsdException w:unhideWhenUsed="0" w:uiPriority="73" w:semiHidden="0" w:name="Colorful Grid Accent 5"/>
-    <w:lsdException w:unhideWhenUsed="0" w:uiPriority="60" w:semiHidden="0" w:name="Light Shading Accent 6"/>
-    <w:lsdException w:unhideWhenUsed="0" w:uiPriority="61" w:semiHidden="0" w:name="Light List Accent 6"/>
-    <w:lsdException w:unhideWhenUsed="0" w:uiPriority="62" w:semiHidden="0" w:name="Light Grid Accent 6"/>
-    <w:lsdException w:unhideWhenUsed="0" w:uiPriority="63" w:semiHidden="0" w:name="Medium Shading 1 Accent 6"/>
-    <w:lsdException w:unhideWhenUsed="0" w:uiPriority="64" w:semiHidden="0" w:name="Medium Shading 2 Accent 6"/>
-    <w:lsdException w:unhideWhenUsed="0" w:uiPriority="65" w:semiHidden="0" w:name="Medium List 1 Accent 6"/>
-    <w:lsdException w:unhideWhenUsed="0" w:uiPriority="66" w:semiHidden="0" w:name="Medium List 2 Accent 6"/>
-    <w:lsdException w:unhideWhenUsed="0" w:uiPriority="67" w:semiHidden="0" w:name="Medium Grid 1 Accent 6"/>
-    <w:lsdException w:unhideWhenUsed="0" w:uiPriority="68" w:semiHidden="0" w:name="Medium Grid 2 Accent 6"/>
-    <w:lsdException w:unhideWhenUsed="0" w:uiPriority="69" w:semiHidden="0" w:name="Medium Grid 3 Accent 6"/>
-    <w:lsdException w:unhideWhenUsed="0" w:uiPriority="70" w:semiHidden="0" w:name="Dark List Accent 6"/>
-    <w:lsdException w:unhideWhenUsed="0" w:uiPriority="71" w:semiHidden="0" w:name="Colorful Shading Accent 6"/>
-    <w:lsdException w:unhideWhenUsed="0" w:uiPriority="72" w:semiHidden="0" w:name="Colorful List Accent 6"/>
-    <w:lsdException w:unhideWhenUsed="0" w:uiPriority="73" w:semiHidden="0" w:name="Colorful Grid Accent 6"/>
+  <w:latentStyles w:defLockedState="0" w:defUIPriority="99" w:defSemiHidden="1" w:defUnhideWhenUsed="1" w:defQFormat="0" w:count="260">
+    <w:lsdException w:name="Normal" w:semiHidden="0" w:uiPriority="0" w:unhideWhenUsed="0" w:qFormat="1"/>
+    <w:lsdException w:name="heading 1" w:semiHidden="0" w:uiPriority="0" w:unhideWhenUsed="0" w:qFormat="1"/>
+    <w:lsdException w:name="heading 2" w:semiHidden="0" w:uiPriority="0" w:qFormat="1"/>
+    <w:lsdException w:name="heading 3" w:uiPriority="0" w:qFormat="1"/>
+    <w:lsdException w:name="heading 4" w:semiHidden="0" w:uiPriority="0" w:qFormat="1"/>
+    <w:lsdException w:name="heading 5" w:uiPriority="0" w:qFormat="1"/>
+    <w:lsdException w:name="heading 6" w:uiPriority="0" w:qFormat="1"/>
+    <w:lsdException w:name="heading 7" w:uiPriority="0" w:qFormat="1"/>
+    <w:lsdException w:name="heading 8" w:uiPriority="0" w:qFormat="1"/>
+    <w:lsdException w:name="heading 9" w:uiPriority="0" w:qFormat="1"/>
+    <w:lsdException w:name="index 1" w:semiHidden="0" w:uiPriority="0" w:unhideWhenUsed="0"/>
+    <w:lsdException w:name="index 2" w:semiHidden="0" w:uiPriority="0" w:unhideWhenUsed="0"/>
+    <w:lsdException w:name="index 3" w:semiHidden="0" w:uiPriority="0" w:unhideWhenUsed="0"/>
+    <w:lsdException w:name="index 4" w:semiHidden="0" w:uiPriority="0" w:unhideWhenUsed="0"/>
+    <w:lsdException w:name="index 5" w:semiHidden="0" w:uiPriority="0" w:unhideWhenUsed="0"/>
+    <w:lsdException w:name="index 6" w:semiHidden="0" w:uiPriority="0" w:unhideWhenUsed="0"/>
+    <w:lsdException w:name="index 7" w:semiHidden="0" w:uiPriority="0" w:unhideWhenUsed="0"/>
+    <w:lsdException w:name="index 8" w:semiHidden="0" w:uiPriority="0" w:unhideWhenUsed="0"/>
+    <w:lsdException w:name="index 9" w:semiHidden="0" w:uiPriority="0" w:unhideWhenUsed="0"/>
+    <w:lsdException w:name="toc 1" w:semiHidden="0" w:uiPriority="0" w:unhideWhenUsed="0" w:qFormat="1"/>
+    <w:lsdException w:name="toc 2" w:semiHidden="0" w:uiPriority="0" w:unhideWhenUsed="0" w:qFormat="1"/>
+    <w:lsdException w:name="toc 3" w:semiHidden="0" w:uiPriority="0" w:unhideWhenUsed="0" w:qFormat="1"/>
+    <w:lsdException w:name="toc 4" w:semiHidden="0" w:uiPriority="0" w:unhideWhenUsed="0"/>
+    <w:lsdException w:name="toc 5" w:semiHidden="0" w:uiPriority="0" w:unhideWhenUsed="0"/>
+    <w:lsdException w:name="toc 6" w:semiHidden="0" w:uiPriority="0" w:unhideWhenUsed="0"/>
+    <w:lsdException w:name="toc 7" w:semiHidden="0" w:uiPriority="0" w:unhideWhenUsed="0"/>
+    <w:lsdException w:name="toc 8" w:semiHidden="0" w:uiPriority="0" w:unhideWhenUsed="0"/>
+    <w:lsdException w:name="toc 9" w:semiHidden="0" w:uiPriority="0" w:unhideWhenUsed="0"/>
+    <w:lsdException w:name="Normal Indent" w:semiHidden="0" w:uiPriority="0" w:unhideWhenUsed="0"/>
+    <w:lsdException w:name="footnote text" w:semiHidden="0" w:uiPriority="0" w:unhideWhenUsed="0"/>
+    <w:lsdException w:name="annotation text" w:semiHidden="0" w:uiPriority="0" w:unhideWhenUsed="0" w:qFormat="1"/>
+    <w:lsdException w:name="header" w:semiHidden="0" w:uiPriority="0" w:unhideWhenUsed="0" w:qFormat="1"/>
+    <w:lsdException w:name="footer" w:semiHidden="0" w:uiPriority="0" w:unhideWhenUsed="0" w:qFormat="1"/>
+    <w:lsdException w:name="index heading" w:semiHidden="0" w:uiPriority="0" w:unhideWhenUsed="0"/>
+    <w:lsdException w:name="caption" w:uiPriority="0" w:qFormat="1"/>
+    <w:lsdException w:name="table of figures" w:semiHidden="0" w:uiPriority="0" w:unhideWhenUsed="0"/>
+    <w:lsdException w:name="envelope address" w:semiHidden="0" w:uiPriority="0" w:unhideWhenUsed="0"/>
+    <w:lsdException w:name="envelope return" w:semiHidden="0" w:uiPriority="0" w:unhideWhenUsed="0"/>
+    <w:lsdException w:name="footnote reference" w:semiHidden="0" w:uiPriority="0" w:unhideWhenUsed="0"/>
+    <w:lsdException w:name="annotation reference" w:semiHidden="0" w:uiPriority="0" w:unhideWhenUsed="0"/>
+    <w:lsdException w:name="line number" w:semiHidden="0" w:uiPriority="0" w:unhideWhenUsed="0"/>
+    <w:lsdException w:name="page number" w:semiHidden="0" w:uiPriority="0" w:unhideWhenUsed="0"/>
+    <w:lsdException w:name="endnote reference" w:semiHidden="0" w:uiPriority="0" w:unhideWhenUsed="0"/>
+    <w:lsdException w:name="endnote text" w:semiHidden="0" w:uiPriority="0" w:unhideWhenUsed="0"/>
+    <w:lsdException w:name="table of authorities" w:semiHidden="0" w:uiPriority="0" w:unhideWhenUsed="0"/>
+    <w:lsdException w:name="macro" w:semiHidden="0" w:uiPriority="0" w:unhideWhenUsed="0"/>
+    <w:lsdException w:name="toa heading" w:semiHidden="0" w:uiPriority="0" w:unhideWhenUsed="0"/>
+    <w:lsdException w:name="List" w:semiHidden="0" w:uiPriority="0" w:unhideWhenUsed="0"/>
+    <w:lsdException w:name="List Bullet" w:semiHidden="0" w:uiPriority="0" w:unhideWhenUsed="0"/>
+    <w:lsdException w:name="List Number" w:semiHidden="0" w:uiPriority="0" w:unhideWhenUsed="0"/>
+    <w:lsdException w:name="List 2" w:semiHidden="0" w:uiPriority="0" w:unhideWhenUsed="0"/>
+    <w:lsdException w:name="List 3" w:semiHidden="0" w:uiPriority="0" w:unhideWhenUsed="0"/>
+    <w:lsdException w:name="List 4" w:semiHidden="0" w:uiPriority="0" w:unhideWhenUsed="0"/>
+    <w:lsdException w:name="List 5" w:semiHidden="0" w:uiPriority="0" w:unhideWhenUsed="0"/>
+    <w:lsdException w:name="List Bullet 2" w:semiHidden="0" w:uiPriority="0" w:unhideWhenUsed="0"/>
+    <w:lsdException w:name="List Bullet 3" w:semiHidden="0" w:uiPriority="0" w:unhideWhenUsed="0"/>
+    <w:lsdException w:name="List Bullet 4" w:semiHidden="0" w:uiPriority="0" w:unhideWhenUsed="0"/>
+    <w:lsdException w:name="List Bullet 5" w:semiHidden="0" w:uiPriority="0" w:unhideWhenUsed="0"/>
+    <w:lsdException w:name="List Number 2" w:semiHidden="0" w:uiPriority="0" w:unhideWhenUsed="0"/>
+    <w:lsdException w:name="List Number 3" w:semiHidden="0" w:uiPriority="0" w:unhideWhenUsed="0"/>
+    <w:lsdException w:name="List Number 4" w:semiHidden="0" w:uiPriority="0" w:unhideWhenUsed="0"/>
+    <w:lsdException w:name="List Number 5" w:semiHidden="0" w:uiPriority="0" w:unhideWhenUsed="0"/>
+    <w:lsdException w:name="Title" w:semiHidden="0" w:uiPriority="0" w:unhideWhenUsed="0" w:qFormat="1"/>
+    <w:lsdException w:name="Closing" w:semiHidden="0" w:uiPriority="0" w:unhideWhenUsed="0"/>
+    <w:lsdException w:name="Signature" w:semiHidden="0" w:uiPriority="0" w:unhideWhenUsed="0"/>
+    <w:lsdException w:name="Default Paragraph Font" w:uiPriority="0" w:unhideWhenUsed="0" w:qFormat="1"/>
+    <w:lsdException w:name="Body Text" w:uiPriority="0" w:unhideWhenUsed="0" w:qFormat="1"/>
+    <w:lsdException w:name="Body Text Indent" w:semiHidden="0" w:uiPriority="0" w:unhideWhenUsed="0"/>
+    <w:lsdException w:name="List Continue" w:semiHidden="0" w:uiPriority="0" w:unhideWhenUsed="0"/>
+    <w:lsdException w:name="List Continue 2" w:semiHidden="0" w:uiPriority="0" w:unhideWhenUsed="0"/>
+    <w:lsdException w:name="List Continue 3" w:semiHidden="0" w:uiPriority="0" w:unhideWhenUsed="0"/>
+    <w:lsdException w:name="List Continue 4" w:semiHidden="0" w:uiPriority="0" w:unhideWhenUsed="0"/>
+    <w:lsdException w:name="List Continue 5" w:semiHidden="0" w:uiPriority="0" w:unhideWhenUsed="0"/>
+    <w:lsdException w:name="Message Header" w:semiHidden="0" w:uiPriority="0" w:unhideWhenUsed="0"/>
+    <w:lsdException w:name="Subtitle" w:semiHidden="0" w:uiPriority="0" w:unhideWhenUsed="0" w:qFormat="1"/>
+    <w:lsdException w:name="Salutation" w:semiHidden="0" w:uiPriority="0" w:unhideWhenUsed="0"/>
+    <w:lsdException w:name="Date" w:semiHidden="0" w:uiPriority="0" w:unhideWhenUsed="0"/>
+    <w:lsdException w:name="Body Text First Indent" w:semiHidden="0" w:uiPriority="0" w:unhideWhenUsed="0"/>
+    <w:lsdException w:name="Body Text First Indent 2" w:semiHidden="0" w:uiPriority="0" w:unhideWhenUsed="0"/>
+    <w:lsdException w:name="Body Text 2" w:semiHidden="0" w:uiPriority="0" w:unhideWhenUsed="0"/>
+    <w:lsdException w:name="Body Text 3" w:semiHidden="0" w:uiPriority="0" w:unhideWhenUsed="0"/>
+    <w:lsdException w:name="Body Text Indent 2" w:semiHidden="0" w:uiPriority="0" w:unhideWhenUsed="0"/>
+    <w:lsdException w:name="Body Text Indent 3" w:semiHidden="0" w:uiPriority="0" w:unhideWhenUsed="0"/>
+    <w:lsdException w:name="Block Text" w:semiHidden="0" w:uiPriority="0" w:unhideWhenUsed="0"/>
+    <w:lsdException w:name="Hyperlink" w:semiHidden="0" w:uiPriority="0" w:unhideWhenUsed="0"/>
+    <w:lsdException w:name="FollowedHyperlink" w:semiHidden="0" w:uiPriority="0" w:unhideWhenUsed="0"/>
+    <w:lsdException w:name="Strong" w:semiHidden="0" w:uiPriority="0" w:unhideWhenUsed="0" w:qFormat="1"/>
+    <w:lsdException w:name="Emphasis" w:semiHidden="0" w:uiPriority="0" w:unhideWhenUsed="0" w:qFormat="1"/>
+    <w:lsdException w:name="Document Map" w:semiHidden="0" w:uiPriority="0" w:unhideWhenUsed="0"/>
+    <w:lsdException w:name="Plain Text" w:semiHidden="0" w:uiPriority="0" w:unhideWhenUsed="0"/>
+    <w:lsdException w:name="E-mail Signature" w:semiHidden="0" w:uiPriority="0" w:unhideWhenUsed="0"/>
+    <w:lsdException w:name="Normal (Web)" w:semiHidden="0" w:uiPriority="0" w:unhideWhenUsed="0" w:qFormat="1"/>
+    <w:lsdException w:name="HTML Acronym" w:semiHidden="0" w:uiPriority="0" w:unhideWhenUsed="0"/>
+    <w:lsdException w:name="HTML Address" w:semiHidden="0" w:uiPriority="0" w:unhideWhenUsed="0"/>
+    <w:lsdException w:name="HTML Cite" w:semiHidden="0" w:uiPriority="0" w:unhideWhenUsed="0"/>
+    <w:lsdException w:name="HTML Code" w:semiHidden="0" w:uiPriority="0" w:unhideWhenUsed="0"/>
+    <w:lsdException w:name="HTML Definition" w:semiHidden="0" w:uiPriority="0" w:unhideWhenUsed="0"/>
+    <w:lsdException w:name="HTML Keyboard" w:semiHidden="0" w:uiPriority="0" w:unhideWhenUsed="0"/>
+    <w:lsdException w:name="HTML Preformatted" w:semiHidden="0" w:uiPriority="0" w:unhideWhenUsed="0"/>
+    <w:lsdException w:name="HTML Sample" w:semiHidden="0" w:uiPriority="0" w:unhideWhenUsed="0"/>
+    <w:lsdException w:name="HTML Typewriter" w:semiHidden="0" w:uiPriority="0" w:unhideWhenUsed="0"/>
+    <w:lsdException w:name="HTML Variable" w:semiHidden="0" w:uiPriority="0" w:unhideWhenUsed="0"/>
+    <w:lsdException w:name="Normal Table" w:uiPriority="0" w:unhideWhenUsed="0" w:qFormat="1"/>
+    <w:lsdException w:name="annotation subject" w:semiHidden="0" w:uiPriority="0" w:unhideWhenUsed="0"/>
+    <w:lsdException w:name="Table Simple 1" w:semiHidden="0" w:uiPriority="0" w:unhideWhenUsed="0"/>
+    <w:lsdException w:name="Table Simple 2" w:semiHidden="0" w:uiPriority="0" w:unhideWhenUsed="0"/>
+    <w:lsdException w:name="Table Simple 3" w:semiHidden="0" w:uiPriority="0" w:unhideWhenUsed="0"/>
+    <w:lsdException w:name="Table Classic 1" w:semiHidden="0" w:uiPriority="0" w:unhideWhenUsed="0"/>
+    <w:lsdException w:name="Table Classic 2" w:semiHidden="0" w:uiPriority="0" w:unhideWhenUsed="0"/>
+    <w:lsdException w:name="Table Classic 3" w:semiHidden="0" w:uiPriority="0" w:unhideWhenUsed="0"/>
+    <w:lsdException w:name="Table Classic 4" w:semiHidden="0" w:uiPriority="0" w:unhideWhenUsed="0"/>
+    <w:lsdException w:name="Table Colorful 1" w:semiHidden="0" w:uiPriority="0" w:unhideWhenUsed="0"/>
+    <w:lsdException w:name="Table Colorful 2" w:semiHidden="0" w:uiPriority="0" w:unhideWhenUsed="0"/>
+    <w:lsdException w:name="Table Colorful 3" w:semiHidden="0" w:uiPriority="0" w:unhideWhenUsed="0"/>
+    <w:lsdException w:name="Table Columns 1" w:semiHidden="0" w:uiPriority="0" w:unhideWhenUsed="0"/>
+    <w:lsdException w:name="Table Columns 2" w:semiHidden="0" w:uiPriority="0" w:unhideWhenUsed="0"/>
+    <w:lsdException w:name="Table Columns 3" w:semiHidden="0" w:uiPriority="0" w:unhideWhenUsed="0"/>
+    <w:lsdException w:name="Table Columns 4" w:semiHidden="0" w:uiPriority="0" w:unhideWhenUsed="0"/>
+    <w:lsdException w:name="Table Columns 5" w:semiHidden="0" w:uiPriority="0" w:unhideWhenUsed="0"/>
+    <w:lsdException w:name="Table Grid 1" w:semiHidden="0" w:uiPriority="0" w:unhideWhenUsed="0"/>
+    <w:lsdException w:name="Table Grid 2" w:semiHidden="0" w:uiPriority="0" w:unhideWhenUsed="0"/>
+    <w:lsdException w:name="Table Grid 3" w:semiHidden="0" w:uiPriority="0" w:unhideWhenUsed="0"/>
+    <w:lsdException w:name="Table Grid 4" w:semiHidden="0" w:uiPriority="0" w:unhideWhenUsed="0"/>
+    <w:lsdException w:name="Table Grid 5" w:semiHidden="0" w:uiPriority="0" w:unhideWhenUsed="0"/>
+    <w:lsdException w:name="Table Grid 6" w:semiHidden="0" w:uiPriority="0" w:unhideWhenUsed="0"/>
+    <w:lsdException w:name="Table Grid 7" w:semiHidden="0" w:uiPriority="0" w:unhideWhenUsed="0"/>
+    <w:lsdException w:name="Table Grid 8" w:semiHidden="0" w:uiPriority="0" w:unhideWhenUsed="0"/>
+    <w:lsdException w:name="Table List 1" w:semiHidden="0" w:uiPriority="0" w:unhideWhenUsed="0"/>
+    <w:lsdException w:name="Table List 2" w:semiHidden="0" w:uiPriority="0" w:unhideWhenUsed="0"/>
+    <w:lsdException w:name="Table List 3" w:semiHidden="0" w:uiPriority="0" w:unhideWhenUsed="0"/>
+    <w:lsdException w:name="Table List 4" w:semiHidden="0" w:uiPriority="0" w:unhideWhenUsed="0"/>
+    <w:lsdException w:name="Table List 5" w:semiHidden="0" w:uiPriority="0" w:unhideWhenUsed="0"/>
+    <w:lsdException w:name="Table List 6" w:semiHidden="0" w:uiPriority="0" w:unhideWhenUsed="0"/>
+    <w:lsdException w:name="Table List 7" w:semiHidden="0" w:uiPriority="0" w:unhideWhenUsed="0"/>
+    <w:lsdException w:name="Table List 8" w:semiHidden="0" w:uiPriority="0" w:unhideWhenUsed="0"/>
+    <w:lsdException w:name="Table 3D effects 1" w:semiHidden="0" w:uiPriority="0" w:unhideWhenUsed="0"/>
+    <w:lsdException w:name="Table 3D effects 2" w:semiHidden="0" w:uiPriority="0" w:unhideWhenUsed="0"/>
+    <w:lsdException w:name="Table 3D effects 3" w:semiHidden="0" w:uiPriority="0" w:unhideWhenUsed="0"/>
+    <w:lsdException w:name="Table Contemporary" w:semiHidden="0" w:uiPriority="0" w:unhideWhenUsed="0"/>
+    <w:lsdException w:name="Table Elegant" w:semiHidden="0" w:uiPriority="0" w:unhideWhenUsed="0"/>
+    <w:lsdException w:name="Table Professional" w:semiHidden="0" w:uiPriority="0" w:unhideWhenUsed="0"/>
+    <w:lsdException w:name="Table Subtle 1" w:semiHidden="0" w:uiPriority="0" w:unhideWhenUsed="0"/>
+    <w:lsdException w:name="Table Subtle 2" w:semiHidden="0" w:uiPriority="0" w:unhideWhenUsed="0"/>
+    <w:lsdException w:name="Table Web 1" w:semiHidden="0" w:uiPriority="0" w:unhideWhenUsed="0"/>
+    <w:lsdException w:name="Table Web 2" w:semiHidden="0" w:uiPriority="0" w:unhideWhenUsed="0"/>
+    <w:lsdException w:name="Table Web 3" w:semiHidden="0" w:uiPriority="0" w:unhideWhenUsed="0"/>
+    <w:lsdException w:name="Balloon Text" w:semiHidden="0" w:uiPriority="0" w:unhideWhenUsed="0"/>
+    <w:lsdException w:name="Table Grid" w:semiHidden="0" w:uiPriority="0" w:unhideWhenUsed="0" w:qFormat="1"/>
+    <w:lsdException w:name="Table Theme" w:semiHidden="0" w:uiPriority="0" w:unhideWhenUsed="0"/>
+    <w:lsdException w:name="Light Shading" w:semiHidden="0" w:uiPriority="60" w:unhideWhenUsed="0"/>
+    <w:lsdException w:name="Light List" w:semiHidden="0" w:uiPriority="61" w:unhideWhenUsed="0"/>
+    <w:lsdException w:name="Light Grid" w:semiHidden="0" w:uiPriority="62" w:unhideWhenUsed="0"/>
+    <w:lsdException w:name="Medium Shading 1" w:semiHidden="0" w:uiPriority="63" w:unhideWhenUsed="0"/>
+    <w:lsdException w:name="Medium Shading 2" w:semiHidden="0" w:uiPriority="64" w:unhideWhenUsed="0"/>
+    <w:lsdException w:name="Medium List 1" w:semiHidden="0" w:uiPriority="65" w:unhideWhenUsed="0"/>
+    <w:lsdException w:name="Medium List 2" w:semiHidden="0" w:uiPriority="66" w:unhideWhenUsed="0"/>
+    <w:lsdException w:name="Medium Grid 1" w:semiHidden="0" w:uiPriority="67" w:unhideWhenUsed="0"/>
+    <w:lsdException w:name="Medium Grid 2" w:semiHidden="0" w:uiPriority="68" w:unhideWhenUsed="0"/>
+    <w:lsdException w:name="Medium Grid 3" w:semiHidden="0" w:uiPriority="69" w:unhideWhenUsed="0"/>
+    <w:lsdException w:name="Dark List" w:semiHidden="0" w:uiPriority="70" w:unhideWhenUsed="0"/>
+    <w:lsdException w:name="Colorful Shading" w:semiHidden="0" w:uiPriority="71" w:unhideWhenUsed="0"/>
+    <w:lsdException w:name="Colorful List" w:semiHidden="0" w:uiPriority="72" w:unhideWhenUsed="0"/>
+    <w:lsdException w:name="Colorful Grid" w:semiHidden="0" w:uiPriority="73" w:unhideWhenUsed="0"/>
+    <w:lsdException w:name="Light Shading Accent 1" w:semiHidden="0" w:uiPriority="60" w:unhideWhenUsed="0"/>
+    <w:lsdException w:name="Light List Accent 1" w:semiHidden="0" w:uiPriority="61" w:unhideWhenUsed="0"/>
+    <w:lsdException w:name="Light Grid Accent 1" w:semiHidden="0" w:uiPriority="62" w:unhideWhenUsed="0"/>
+    <w:lsdException w:name="Medium Shading 1 Accent 1" w:semiHidden="0" w:uiPriority="63" w:unhideWhenUsed="0"/>
+    <w:lsdException w:name="Medium Shading 2 Accent 1" w:semiHidden="0" w:uiPriority="64" w:unhideWhenUsed="0"/>
+    <w:lsdException w:name="Medium List 1 Accent 1" w:semiHidden="0" w:uiPriority="65" w:unhideWhenUsed="0"/>
+    <w:lsdException w:name="Medium List 2 Accent 1" w:semiHidden="0" w:uiPriority="66" w:unhideWhenUsed="0"/>
+    <w:lsdException w:name="Medium Grid 1 Accent 1" w:semiHidden="0" w:uiPriority="67" w:unhideWhenUsed="0"/>
+    <w:lsdException w:name="Medium Grid 2 Accent 1" w:semiHidden="0" w:uiPriority="68" w:unhideWhenUsed="0"/>
+    <w:lsdException w:name="Medium Grid 3 Accent 1" w:semiHidden="0" w:uiPriority="69" w:unhideWhenUsed="0"/>
+    <w:lsdException w:name="Dark List Accent 1" w:semiHidden="0" w:uiPriority="70" w:unhideWhenUsed="0"/>
+    <w:lsdException w:name="Colorful Shading Accent 1" w:semiHidden="0" w:uiPriority="71" w:unhideWhenUsed="0"/>
+    <w:lsdException w:name="Colorful List Accent 1" w:semiHidden="0" w:uiPriority="72" w:unhideWhenUsed="0"/>
+    <w:lsdException w:name="Colorful Grid Accent 1" w:semiHidden="0" w:uiPriority="73" w:unhideWhenUsed="0"/>
+    <w:lsdException w:name="Light Shading Accent 2" w:semiHidden="0" w:uiPriority="60" w:unhideWhenUsed="0"/>
+    <w:lsdException w:name="Light List Accent 2" w:semiHidden="0" w:uiPriority="61" w:unhideWhenUsed="0"/>
+    <w:lsdException w:name="Light Grid Accent 2" w:semiHidden="0" w:uiPriority="62" w:unhideWhenUsed="0"/>
+    <w:lsdException w:name="Medium Shading 1 Accent 2" w:semiHidden="0" w:uiPriority="63" w:unhideWhenUsed="0"/>
+    <w:lsdException w:name="Medium Shading 2 Accent 2" w:semiHidden="0" w:uiPriority="64" w:unhideWhenUsed="0"/>
+    <w:lsdException w:name="Medium List 1 Accent 2" w:semiHidden="0" w:uiPriority="65" w:unhideWhenUsed="0"/>
+    <w:lsdException w:name="Medium List 2 Accent 2" w:semiHidden="0" w:uiPriority="66" w:unhideWhenUsed="0"/>
+    <w:lsdException w:name="Medium Grid 1 Accent 2" w:semiHidden="0" w:uiPriority="67" w:unhideWhenUsed="0"/>
+    <w:lsdException w:name="Medium Grid 2 Accent 2" w:semiHidden="0" w:uiPriority="68" w:unhideWhenUsed="0"/>
+    <w:lsdException w:name="Medium Grid 3 Accent 2" w:semiHidden="0" w:uiPriority="69" w:unhideWhenUsed="0"/>
+    <w:lsdException w:name="Dark List Accent 2" w:semiHidden="0" w:uiPriority="70" w:unhideWhenUsed="0"/>
+    <w:lsdException w:name="Colorful Shading Accent 2" w:semiHidden="0" w:uiPriority="71" w:unhideWhenUsed="0"/>
+    <w:lsdException w:name="Colorful List Accent 2" w:semiHidden="0" w:uiPriority="72" w:unhideWhenUsed="0"/>
+    <w:lsdException w:name="Colorful Grid Accent 2" w:semiHidden="0" w:uiPriority="73" w:unhideWhenUsed="0"/>
+    <w:lsdException w:name="Light Shading Accent 3" w:semiHidden="0" w:uiPriority="60" w:unhideWhenUsed="0"/>
+    <w:lsdException w:name="Light List Accent 3" w:semiHidden="0" w:uiPriority="61" w:unhideWhenUsed="0"/>
+    <w:lsdException w:name="Light Grid Accent 3" w:semiHidden="0" w:uiPriority="62" w:unhideWhenUsed="0"/>
+    <w:lsdException w:name="Medium Shading 1 Accent 3" w:semiHidden="0" w:uiPriority="63" w:unhideWhenUsed="0"/>
+    <w:lsdException w:name="Medium Shading 2 Accent 3" w:semiHidden="0" w:uiPriority="64" w:unhideWhenUsed="0"/>
+    <w:lsdException w:name="Medium List 1 Accent 3" w:semiHidden="0" w:uiPriority="65" w:unhideWhenUsed="0"/>
+    <w:lsdException w:name="Medium List 2 Accent 3" w:semiHidden="0" w:uiPriority="66" w:unhideWhenUsed="0"/>
+    <w:lsdException w:name="Medium Grid 1 Accent 3" w:semiHidden="0" w:uiPriority="67" w:unhideWhenUsed="0"/>
+    <w:lsdException w:name="Medium Grid 2 Accent 3" w:semiHidden="0" w:uiPriority="68" w:unhideWhenUsed="0"/>
+    <w:lsdException w:name="Medium Grid 3 Accent 3" w:semiHidden="0" w:uiPriority="69" w:unhideWhenUsed="0"/>
+    <w:lsdException w:name="Dark List Accent 3" w:semiHidden="0" w:uiPriority="70" w:unhideWhenUsed="0"/>
+    <w:lsdException w:name="Colorful Shading Accent 3" w:semiHidden="0" w:uiPriority="71" w:unhideWhenUsed="0"/>
+    <w:lsdException w:name="Colorful List Accent 3" w:semiHidden="0" w:uiPriority="72" w:unhideWhenUsed="0"/>
+    <w:lsdException w:name="Colorful Grid Accent 3" w:semiHidden="0" w:uiPriority="73" w:unhideWhenUsed="0"/>
+    <w:lsdException w:name="Light Shading Accent 4" w:semiHidden="0" w:uiPriority="60" w:unhideWhenUsed="0"/>
+    <w:lsdException w:name="Light List Accent 4" w:semiHidden="0" w:uiPriority="61" w:unhideWhenUsed="0"/>
+    <w:lsdException w:name="Light Grid Accent 4" w:semiHidden="0" w:uiPriority="62" w:unhideWhenUsed="0"/>
+    <w:lsdException w:name="Medium Shading 1 Accent 4" w:semiHidden="0" w:uiPriority="63" w:unhideWhenUsed="0"/>
+    <w:lsdException w:name="Medium Shading 2 Accent 4" w:semiHidden="0" w:uiPriority="64" w:unhideWhenUsed="0"/>
+    <w:lsdException w:name="Medium List 1 Accent 4" w:semiHidden="0" w:uiPriority="65" w:unhideWhenUsed="0"/>
+    <w:lsdException w:name="Medium List 2 Accent 4" w:semiHidden="0" w:uiPriority="66" w:unhideWhenUsed="0"/>
+    <w:lsdException w:name="Medium Grid 1 Accent 4" w:semiHidden="0" w:uiPriority="67" w:unhideWhenUsed="0"/>
+    <w:lsdException w:name="Medium Grid 2 Accent 4" w:semiHidden="0" w:uiPriority="68" w:unhideWhenUsed="0"/>
+    <w:lsdException w:name="Medium Grid 3 Accent 4" w:semiHidden="0" w:uiPriority="69" w:unhideWhenUsed="0"/>
+    <w:lsdException w:name="Dark List Accent 4" w:semiHidden="0" w:uiPriority="70" w:unhideWhenUsed="0"/>
+    <w:lsdException w:name="Colorful Shading Accent 4" w:semiHidden="0" w:uiPriority="71" w:unhideWhenUsed="0"/>
+    <w:lsdException w:name="Colorful List Accent 4" w:semiHidden="0" w:uiPriority="72" w:unhideWhenUsed="0"/>
+    <w:lsdException w:name="Colorful Grid Accent 4" w:semiHidden="0" w:uiPriority="73" w:unhideWhenUsed="0"/>
+    <w:lsdException w:name="Light Shading Accent 5" w:semiHidden="0" w:uiPriority="60" w:unhideWhenUsed="0"/>
+    <w:lsdException w:name="Light List Accent 5" w:semiHidden="0" w:uiPriority="61" w:unhideWhenUsed="0"/>
+    <w:lsdException w:name="Light Grid Accent 5" w:semiHidden="0" w:uiPriority="62" w:unhideWhenUsed="0"/>
+    <w:lsdException w:name="Medium Shading 1 Accent 5" w:semiHidden="0" w:uiPriority="63" w:unhideWhenUsed="0"/>
+    <w:lsdException w:name="Medium Shading 2 Accent 5" w:semiHidden="0" w:uiPriority="64" w:unhideWhenUsed="0"/>
+    <w:lsdException w:name="Medium List 1 Accent 5" w:semiHidden="0" w:uiPriority="65" w:unhideWhenUsed="0"/>
+    <w:lsdException w:name="Medium List 2 Accent 5" w:semiHidden="0" w:uiPriority="66" w:unhideWhenUsed="0"/>
+    <w:lsdException w:name="Medium Grid 1 Accent 5" w:semiHidden="0" w:uiPriority="67" w:unhideWhenUsed="0"/>
+    <w:lsdException w:name="Medium Grid 2 Accent 5" w:semiHidden="0" w:uiPriority="68" w:unhideWhenUsed="0"/>
+    <w:lsdException w:name="Medium Grid 3 Accent 5" w:semiHidden="0" w:uiPriority="69" w:unhideWhenUsed="0"/>
+    <w:lsdException w:name="Dark List Accent 5" w:semiHidden="0" w:uiPriority="70" w:unhideWhenUsed="0"/>
+    <w:lsdException w:name="Colorful Shading Accent 5" w:semiHidden="0" w:uiPriority="71" w:unhideWhenUsed="0"/>
+    <w:lsdException w:name="Colorful List Accent 5" w:semiHidden="0" w:uiPriority="72" w:unhideWhenUsed="0"/>
+    <w:lsdException w:name="Colorful Grid Accent 5" w:semiHidden="0" w:uiPriority="73" w:unhideWhenUsed="0"/>
+    <w:lsdException w:name="Light Shading Accent 6" w:semiHidden="0" w:uiPriority="60" w:unhideWhenUsed="0"/>
+    <w:lsdException w:name="Light List Accent 6" w:semiHidden="0" w:uiPriority="61" w:unhideWhenUsed="0"/>
+    <w:lsdException w:name="Light Grid Accent 6" w:semiHidden="0" w:uiPriority="62" w:unhideWhenUsed="0"/>
+    <w:lsdException w:name="Medium Shading 1 Accent 6" w:semiHidden="0" w:uiPriority="63" w:unhideWhenUsed="0"/>
+    <w:lsdException w:name="Medium Shading 2 Accent 6" w:semiHidden="0" w:uiPriority="64" w:unhideWhenUsed="0"/>
+    <w:lsdException w:name="Medium List 1 Accent 6" w:semiHidden="0" w:uiPriority="65" w:unhideWhenUsed="0"/>
+    <w:lsdException w:name="Medium List 2 Accent 6" w:semiHidden="0" w:uiPriority="66" w:unhideWhenUsed="0"/>
+    <w:lsdException w:name="Medium Grid 1 Accent 6" w:semiHidden="0" w:uiPriority="67" w:unhideWhenUsed="0"/>
+    <w:lsdException w:name="Medium Grid 2 Accent 6" w:semiHidden="0" w:uiPriority="68" w:unhideWhenUsed="0"/>
+    <w:lsdException w:name="Medium Grid 3 Accent 6" w:semiHidden="0" w:uiPriority="69" w:unhideWhenUsed="0"/>
+    <w:lsdException w:name="Dark List Accent 6" w:semiHidden="0" w:uiPriority="70" w:unhideWhenUsed="0"/>
+    <w:lsdException w:name="Colorful Shading Accent 6" w:semiHidden="0" w:uiPriority="71" w:unhideWhenUsed="0"/>
+    <w:lsdException w:name="Colorful List Accent 6" w:semiHidden="0" w:uiPriority="72" w:unhideWhenUsed="0"/>
+    <w:lsdException w:name="Colorful Grid Accent 6" w:semiHidden="0" w:uiPriority="73" w:unhideWhenUsed="0"/>
   </w:latentStyles>
-  <w:style w:type="paragraph" w:default="1" w:styleId="1">
+  <w:style w:type="paragraph" w:default="1" w:styleId="Normal">
     <w:name w:val="Normal"/>
     <w:qFormat/>
-    <w:uiPriority w:val="0"/>
     <w:pPr>
       <w:kinsoku w:val="0"/>
       <w:autoSpaceDE w:val="0"/>
@@ -4027,7 +3946,7 @@
       <w:textAlignment w:val="baseline"/>
     </w:pPr>
     <w:rPr>
-      <w:rFonts w:ascii="Arial" w:hAnsi="Arial" w:eastAsia="宋体" w:cs="Arial"/>
+      <w:rFonts w:ascii="Arial" w:eastAsia="宋体" w:hAnsi="Arial" w:cs="Arial"/>
       <w:snapToGrid w:val="0"/>
       <w:color w:val="000000"/>
       <w:kern w:val="0"/>
@@ -4036,12 +3955,11 @@
       <w:lang w:val="en-US" w:eastAsia="en-US" w:bidi="ar-SA"/>
     </w:rPr>
   </w:style>
-  <w:style w:type="paragraph" w:styleId="2">
+  <w:style w:type="paragraph" w:styleId="Heading1">
     <w:name w:val="heading 1"/>
-    <w:basedOn w:val="1"/>
-    <w:next w:val="1"/>
+    <w:basedOn w:val="Normal"/>
+    <w:next w:val="Normal"/>
     <w:qFormat/>
-    <w:uiPriority w:val="0"/>
     <w:pPr>
       <w:keepNext/>
       <w:keepLines/>
@@ -4059,13 +3977,12 @@
       <w:sz w:val="44"/>
     </w:rPr>
   </w:style>
-  <w:style w:type="paragraph" w:styleId="3">
+  <w:style w:type="paragraph" w:styleId="Heading2">
     <w:name w:val="heading 2"/>
-    <w:basedOn w:val="1"/>
-    <w:next w:val="1"/>
+    <w:basedOn w:val="Normal"/>
+    <w:next w:val="Normal"/>
     <w:unhideWhenUsed/>
     <w:qFormat/>
-    <w:uiPriority w:val="0"/>
     <w:pPr>
       <w:keepNext/>
       <w:keepLines/>
@@ -4078,19 +3995,18 @@
       <w:outlineLvl w:val="1"/>
     </w:pPr>
     <w:rPr>
-      <w:rFonts w:ascii="Arial" w:hAnsi="Arial" w:eastAsia="黑体"/>
+      <w:rFonts w:ascii="Arial" w:eastAsia="黑体" w:hAnsi="Arial"/>
       <w:b/>
       <w:sz w:val="32"/>
     </w:rPr>
   </w:style>
-  <w:style w:type="paragraph" w:styleId="4">
+  <w:style w:type="paragraph" w:styleId="Heading3">
     <w:name w:val="heading 3"/>
-    <w:basedOn w:val="1"/>
-    <w:next w:val="1"/>
+    <w:basedOn w:val="Normal"/>
+    <w:next w:val="Normal"/>
     <w:semiHidden/>
     <w:unhideWhenUsed/>
     <w:qFormat/>
-    <w:uiPriority w:val="0"/>
     <w:pPr>
       <w:keepNext/>
       <w:keepLines/>
@@ -4107,13 +4023,12 @@
       <w:sz w:val="32"/>
     </w:rPr>
   </w:style>
-  <w:style w:type="paragraph" w:styleId="5">
+  <w:style w:type="paragraph" w:styleId="Heading4">
     <w:name w:val="heading 4"/>
-    <w:basedOn w:val="1"/>
-    <w:next w:val="1"/>
+    <w:basedOn w:val="Normal"/>
+    <w:next w:val="Normal"/>
     <w:unhideWhenUsed/>
     <w:qFormat/>
-    <w:uiPriority w:val="0"/>
     <w:pPr>
       <w:keepNext/>
       <w:keepLines/>
@@ -4126,19 +4041,18 @@
       <w:outlineLvl w:val="3"/>
     </w:pPr>
     <w:rPr>
-      <w:rFonts w:ascii="Arial" w:hAnsi="Arial" w:eastAsia="黑体"/>
+      <w:rFonts w:ascii="Arial" w:eastAsia="黑体" w:hAnsi="Arial"/>
       <w:b/>
       <w:sz w:val="28"/>
     </w:rPr>
   </w:style>
-  <w:style w:type="paragraph" w:styleId="6">
+  <w:style w:type="paragraph" w:styleId="Heading5">
     <w:name w:val="heading 5"/>
-    <w:basedOn w:val="1"/>
-    <w:next w:val="1"/>
+    <w:basedOn w:val="Normal"/>
+    <w:next w:val="Normal"/>
     <w:semiHidden/>
     <w:unhideWhenUsed/>
     <w:qFormat/>
-    <w:uiPriority w:val="0"/>
     <w:pPr>
       <w:keepNext/>
       <w:keepLines/>
@@ -4155,14 +4069,13 @@
       <w:sz w:val="28"/>
     </w:rPr>
   </w:style>
-  <w:style w:type="paragraph" w:styleId="7">
+  <w:style w:type="paragraph" w:styleId="Heading6">
     <w:name w:val="heading 6"/>
-    <w:basedOn w:val="1"/>
-    <w:next w:val="1"/>
+    <w:basedOn w:val="Normal"/>
+    <w:next w:val="Normal"/>
     <w:semiHidden/>
     <w:unhideWhenUsed/>
     <w:qFormat/>
-    <w:uiPriority w:val="0"/>
     <w:pPr>
       <w:keepNext/>
       <w:keepLines/>
@@ -4175,19 +4088,18 @@
       <w:outlineLvl w:val="5"/>
     </w:pPr>
     <w:rPr>
-      <w:rFonts w:ascii="Arial" w:hAnsi="Arial" w:eastAsia="黑体"/>
+      <w:rFonts w:ascii="Arial" w:eastAsia="黑体" w:hAnsi="Arial"/>
       <w:b/>
       <w:sz w:val="24"/>
     </w:rPr>
   </w:style>
-  <w:style w:type="paragraph" w:styleId="8">
+  <w:style w:type="paragraph" w:styleId="Heading7">
     <w:name w:val="heading 7"/>
-    <w:basedOn w:val="1"/>
-    <w:next w:val="1"/>
+    <w:basedOn w:val="Normal"/>
+    <w:next w:val="Normal"/>
     <w:semiHidden/>
     <w:unhideWhenUsed/>
     <w:qFormat/>
-    <w:uiPriority w:val="0"/>
     <w:pPr>
       <w:keepNext/>
       <w:keepLines/>
@@ -4204,14 +4116,13 @@
       <w:sz w:val="24"/>
     </w:rPr>
   </w:style>
-  <w:style w:type="paragraph" w:styleId="9">
+  <w:style w:type="paragraph" w:styleId="Heading8">
     <w:name w:val="heading 8"/>
-    <w:basedOn w:val="1"/>
-    <w:next w:val="1"/>
+    <w:basedOn w:val="Normal"/>
+    <w:next w:val="Normal"/>
     <w:semiHidden/>
     <w:unhideWhenUsed/>
     <w:qFormat/>
-    <w:uiPriority w:val="0"/>
     <w:pPr>
       <w:keepNext/>
       <w:keepLines/>
@@ -4224,18 +4135,17 @@
       <w:outlineLvl w:val="7"/>
     </w:pPr>
     <w:rPr>
-      <w:rFonts w:ascii="Arial" w:hAnsi="Arial" w:eastAsia="黑体"/>
+      <w:rFonts w:ascii="Arial" w:eastAsia="黑体" w:hAnsi="Arial"/>
       <w:sz w:val="24"/>
     </w:rPr>
   </w:style>
-  <w:style w:type="paragraph" w:styleId="10">
+  <w:style w:type="paragraph" w:styleId="Heading9">
     <w:name w:val="heading 9"/>
-    <w:basedOn w:val="1"/>
-    <w:next w:val="1"/>
+    <w:basedOn w:val="Normal"/>
+    <w:next w:val="Normal"/>
     <w:semiHidden/>
     <w:unhideWhenUsed/>
     <w:qFormat/>
-    <w:uiPriority w:val="0"/>
     <w:pPr>
       <w:keepNext/>
       <w:keepLines/>
@@ -4248,21 +4158,19 @@
       <w:outlineLvl w:val="8"/>
     </w:pPr>
     <w:rPr>
-      <w:rFonts w:ascii="Arial" w:hAnsi="Arial" w:eastAsia="黑体"/>
+      <w:rFonts w:ascii="Arial" w:eastAsia="黑体" w:hAnsi="Arial"/>
       <w:sz w:val="21"/>
     </w:rPr>
   </w:style>
-  <w:style w:type="character" w:default="1" w:styleId="22">
+  <w:style w:type="character" w:default="1" w:styleId="DefaultParagraphFont">
     <w:name w:val="Default Paragraph Font"/>
     <w:semiHidden/>
     <w:qFormat/>
-    <w:uiPriority w:val="0"/>
   </w:style>
-  <w:style w:type="table" w:default="1" w:styleId="20">
+  <w:style w:type="table" w:default="1" w:styleId="TableNormal">
     <w:name w:val="Normal Table"/>
     <w:semiHidden/>
     <w:qFormat/>
-    <w:uiPriority w:val="0"/>
     <w:tblPr>
       <w:tblCellMar>
         <w:top w:w="0" w:type="dxa"/>
@@ -4272,43 +4180,39 @@
       </w:tblCellMar>
     </w:tblPr>
   </w:style>
-  <w:style w:type="paragraph" w:styleId="11">
+  <w:style w:type="paragraph" w:styleId="CommentText">
     <w:name w:val="annotation text"/>
-    <w:basedOn w:val="1"/>
+    <w:basedOn w:val="Normal"/>
     <w:qFormat/>
-    <w:uiPriority w:val="0"/>
     <w:pPr>
       <w:jc w:val="left"/>
     </w:pPr>
   </w:style>
-  <w:style w:type="paragraph" w:styleId="12">
+  <w:style w:type="paragraph" w:styleId="BodyText">
     <w:name w:val="Body Text"/>
-    <w:basedOn w:val="1"/>
+    <w:basedOn w:val="Normal"/>
     <w:semiHidden/>
     <w:qFormat/>
-    <w:uiPriority w:val="0"/>
     <w:rPr>
-      <w:rFonts w:ascii="Arial" w:hAnsi="Arial" w:eastAsia="Arial" w:cs="Arial"/>
+      <w:rFonts w:ascii="Arial" w:eastAsia="Arial" w:hAnsi="Arial" w:cs="Arial"/>
       <w:sz w:val="21"/>
       <w:szCs w:val="21"/>
       <w:lang w:val="en-US" w:eastAsia="en-US" w:bidi="ar-SA"/>
     </w:rPr>
   </w:style>
-  <w:style w:type="paragraph" w:styleId="13">
+  <w:style w:type="paragraph" w:styleId="TOC3">
     <w:name w:val="toc 3"/>
-    <w:basedOn w:val="1"/>
-    <w:next w:val="1"/>
+    <w:basedOn w:val="Normal"/>
+    <w:next w:val="Normal"/>
     <w:qFormat/>
-    <w:uiPriority w:val="0"/>
     <w:pPr>
       <w:ind w:left="840" w:leftChars="400"/>
     </w:pPr>
   </w:style>
-  <w:style w:type="paragraph" w:styleId="14">
+  <w:style w:type="paragraph" w:styleId="Footer">
     <w:name w:val="footer"/>
-    <w:basedOn w:val="1"/>
+    <w:basedOn w:val="Normal"/>
     <w:qFormat/>
-    <w:uiPriority w:val="0"/>
     <w:pPr>
       <w:tabs>
         <w:tab w:val="center" w:pos="4153"/>
@@ -4321,17 +4225,16 @@
       <w:sz w:val="18"/>
     </w:rPr>
   </w:style>
-  <w:style w:type="paragraph" w:styleId="15">
+  <w:style w:type="paragraph" w:styleId="Header">
     <w:name w:val="header"/>
-    <w:basedOn w:val="1"/>
+    <w:basedOn w:val="Normal"/>
     <w:qFormat/>
-    <w:uiPriority w:val="0"/>
     <w:pPr>
       <w:pBdr>
-        <w:top w:val="none" w:color="auto" w:sz="0" w:space="0"/>
-        <w:left w:val="none" w:color="auto" w:sz="0" w:space="0"/>
-        <w:bottom w:val="none" w:color="auto" w:sz="0" w:space="0"/>
-        <w:right w:val="none" w:color="auto" w:sz="0" w:space="0"/>
+        <w:top w:val="nil"/>
+        <w:left w:val="nil"/>
+        <w:bottom w:val="nil"/>
+        <w:right w:val="nil"/>
       </w:pBdr>
       <w:tabs>
         <w:tab w:val="center" w:pos="4153"/>
@@ -4346,41 +4249,37 @@
       <w:sz w:val="18"/>
     </w:rPr>
   </w:style>
-  <w:style w:type="paragraph" w:styleId="16">
+  <w:style w:type="paragraph" w:styleId="TOC1">
     <w:name w:val="toc 1"/>
-    <w:basedOn w:val="1"/>
-    <w:next w:val="1"/>
+    <w:basedOn w:val="Normal"/>
+    <w:next w:val="Normal"/>
     <w:qFormat/>
-    <w:uiPriority w:val="0"/>
     <w:rPr>
-      <w:rFonts w:ascii="Arial" w:hAnsi="Arial" w:eastAsia="Microsoft JhengHei"/>
+      <w:rFonts w:ascii="Arial" w:eastAsia="Microsoft JhengHei" w:hAnsi="Arial"/>
       <w:sz w:val="24"/>
     </w:rPr>
   </w:style>
-  <w:style w:type="paragraph" w:styleId="17">
+  <w:style w:type="paragraph" w:styleId="TOC2">
     <w:name w:val="toc 2"/>
-    <w:basedOn w:val="1"/>
-    <w:next w:val="1"/>
+    <w:basedOn w:val="Normal"/>
+    <w:next w:val="Normal"/>
     <w:qFormat/>
-    <w:uiPriority w:val="0"/>
     <w:pPr>
       <w:ind w:left="420" w:leftChars="200"/>
     </w:pPr>
   </w:style>
-  <w:style w:type="paragraph" w:styleId="18">
+  <w:style w:type="paragraph" w:styleId="NormalWeb">
     <w:name w:val="Normal (Web)"/>
-    <w:basedOn w:val="1"/>
+    <w:basedOn w:val="Normal"/>
     <w:qFormat/>
-    <w:uiPriority w:val="0"/>
     <w:rPr>
       <w:sz w:val="24"/>
     </w:rPr>
   </w:style>
-  <w:style w:type="paragraph" w:styleId="19">
+  <w:style w:type="paragraph" w:styleId="Title">
     <w:name w:val="Title"/>
-    <w:basedOn w:val="1"/>
+    <w:basedOn w:val="Normal"/>
     <w:qFormat/>
-    <w:uiPriority w:val="0"/>
     <w:pPr>
       <w:spacing w:before="240" w:beforeLines="0" w:beforeAutospacing="0" w:after="60" w:afterLines="0" w:afterAutospacing="0"/>
       <w:jc w:val="center"/>
@@ -4392,73 +4291,68 @@
       <w:sz w:val="32"/>
     </w:rPr>
   </w:style>
-  <w:style w:type="table" w:styleId="21">
+  <w:style w:type="table" w:styleId="TableGrid">
     <w:name w:val="Table Grid"/>
-    <w:basedOn w:val="20"/>
+    <w:basedOn w:val="TableNormal"/>
     <w:qFormat/>
-    <w:uiPriority w:val="0"/>
     <w:pPr>
       <w:widowControl w:val="0"/>
       <w:jc w:val="both"/>
     </w:pPr>
     <w:tblPr>
       <w:tblBorders>
-        <w:top w:val="single" w:color="auto" w:sz="4" w:space="0"/>
-        <w:left w:val="single" w:color="auto" w:sz="4" w:space="0"/>
-        <w:bottom w:val="single" w:color="auto" w:sz="4" w:space="0"/>
-        <w:right w:val="single" w:color="auto" w:sz="4" w:space="0"/>
-        <w:insideH w:val="single" w:color="auto" w:sz="4" w:space="0"/>
-        <w:insideV w:val="single" w:color="auto" w:sz="4" w:space="0"/>
+        <w:top w:val="single" w:sz="4" w:space="0" w:color="auto"/>
+        <w:left w:val="single" w:sz="4" w:space="0" w:color="auto"/>
+        <w:bottom w:val="single" w:sz="4" w:space="0" w:color="auto"/>
+        <w:right w:val="single" w:sz="4" w:space="0" w:color="auto"/>
+        <w:insideH w:val="single" w:sz="4" w:space="0" w:color="auto"/>
+        <w:insideV w:val="single" w:sz="4" w:space="0" w:color="auto"/>
       </w:tblBorders>
     </w:tblPr>
   </w:style>
-  <w:style w:type="character" w:styleId="23">
+  <w:style w:type="character" w:styleId="Strong">
     <w:name w:val="Strong"/>
-    <w:basedOn w:val="22"/>
+    <w:basedOn w:val="DefaultParagraphFont"/>
     <w:qFormat/>
-    <w:uiPriority w:val="0"/>
     <w:rPr>
       <w:b/>
     </w:rPr>
   </w:style>
-  <w:style w:type="paragraph" w:customStyle="1" w:styleId="24">
+  <w:style w:type="paragraph" w:customStyle="1" w:styleId="a">
     <w:name w:val="柴_公司名"/>
-    <w:basedOn w:val="19"/>
+    <w:basedOn w:val="Title"/>
     <w:qFormat/>
-    <w:uiPriority w:val="0"/>
     <w:pPr>
       <w:spacing w:after="600" w:afterLines="600"/>
     </w:pPr>
     <w:rPr>
-      <w:rFonts w:hint="eastAsia" w:ascii="宋体" w:hAnsi="宋体" w:eastAsia="宋体" w:cs="宋体"/>
+      <w:rFonts w:ascii="宋体" w:eastAsia="宋体" w:hAnsi="宋体" w:cs="宋体" w:hint="eastAsia"/>
       <w:bCs/>
       <w:spacing w:val="-6"/>
       <w:sz w:val="52"/>
       <w:szCs w:val="52"/>
     </w:rPr>
   </w:style>
-  <w:style w:type="paragraph" w:customStyle="1" w:styleId="25">
+  <w:style w:type="paragraph" w:customStyle="1" w:styleId="a0">
     <w:name w:val="柴_文档名"/>
-    <w:basedOn w:val="19"/>
+    <w:basedOn w:val="Title"/>
     <w:qFormat/>
-    <w:uiPriority w:val="0"/>
     <w:pPr>
       <w:spacing w:after="900" w:afterLines="900"/>
     </w:pPr>
     <w:rPr>
-      <w:rFonts w:ascii="黑体" w:hAnsi="黑体" w:eastAsia="黑体" w:cs="黑体"/>
+      <w:rFonts w:ascii="黑体" w:eastAsia="黑体" w:hAnsi="黑体" w:cs="黑体"/>
       <w:bCs/>
       <w:spacing w:val="-7"/>
       <w:sz w:val="52"/>
       <w:szCs w:val="52"/>
     </w:rPr>
   </w:style>
-  <w:style w:type="table" w:customStyle="1" w:styleId="26">
+  <w:style w:type="table" w:customStyle="1" w:styleId="TableNormal0">
     <w:name w:val="Table Normal_0"/>
     <w:semiHidden/>
     <w:unhideWhenUsed/>
     <w:qFormat/>
-    <w:uiPriority w:val="0"/>
     <w:tblPr>
       <w:tblCellMar>
         <w:top w:w="0" w:type="dxa"/>
@@ -4468,87 +4362,81 @@
       </w:tblCellMar>
     </w:tblPr>
   </w:style>
-  <w:style w:type="paragraph" w:customStyle="1" w:styleId="27">
+  <w:style w:type="paragraph" w:customStyle="1" w:styleId="TableText">
     <w:name w:val="Table Text"/>
-    <w:basedOn w:val="1"/>
+    <w:basedOn w:val="Normal"/>
     <w:semiHidden/>
     <w:qFormat/>
-    <w:uiPriority w:val="0"/>
     <w:rPr>
-      <w:rFonts w:ascii="宋体" w:hAnsi="宋体" w:eastAsia="宋体" w:cs="宋体"/>
+      <w:rFonts w:ascii="宋体" w:eastAsia="宋体" w:hAnsi="宋体" w:cs="宋体"/>
       <w:sz w:val="21"/>
       <w:szCs w:val="21"/>
       <w:lang w:val="en-US" w:eastAsia="en-US" w:bidi="ar-SA"/>
     </w:rPr>
   </w:style>
-  <w:style w:type="paragraph" w:customStyle="1" w:styleId="28">
+  <w:style w:type="paragraph" w:customStyle="1" w:styleId="1">
     <w:name w:val="柴_标题1"/>
-    <w:basedOn w:val="2"/>
-    <w:next w:val="29"/>
-    <w:link w:val="38"/>
+    <w:basedOn w:val="Heading1"/>
+    <w:next w:val="a1"/>
+    <w:link w:val="1Char"/>
     <w:qFormat/>
-    <w:uiPriority w:val="0"/>
     <w:pPr>
       <w:spacing w:before="100" w:after="90" w:line="360" w:lineRule="auto"/>
     </w:pPr>
     <w:rPr>
-      <w:rFonts w:ascii="Arial" w:hAnsi="Arial" w:eastAsia="宋体"/>
+      <w:rFonts w:ascii="Arial" w:eastAsia="宋体" w:hAnsi="Arial"/>
       <w:sz w:val="32"/>
     </w:rPr>
   </w:style>
-  <w:style w:type="paragraph" w:customStyle="1" w:styleId="29">
+  <w:style w:type="paragraph" w:customStyle="1" w:styleId="a1">
     <w:name w:val="柴_正文"/>
-    <w:basedOn w:val="12"/>
-    <w:link w:val="42"/>
+    <w:basedOn w:val="BodyText"/>
+    <w:link w:val="Char"/>
     <w:qFormat/>
-    <w:uiPriority w:val="0"/>
     <w:pPr>
       <w:spacing w:line="360" w:lineRule="auto"/>
       <w:ind w:firstLine="470" w:firstLineChars="200"/>
     </w:pPr>
     <w:rPr>
-      <w:rFonts w:ascii="Arial" w:hAnsi="Arial" w:eastAsia="宋体"/>
+      <w:rFonts w:ascii="Arial" w:eastAsia="宋体" w:hAnsi="Arial"/>
       <w:sz w:val="24"/>
       <w:lang w:eastAsia="zh-CN"/>
     </w:rPr>
   </w:style>
-  <w:style w:type="paragraph" w:customStyle="1" w:styleId="30">
+  <w:style w:type="paragraph" w:customStyle="1" w:styleId="2">
     <w:name w:val="柴_标题2"/>
-    <w:basedOn w:val="3"/>
-    <w:next w:val="29"/>
+    <w:basedOn w:val="Heading2"/>
+    <w:next w:val="a1"/>
     <w:qFormat/>
-    <w:uiPriority w:val="0"/>
     <w:pPr>
       <w:spacing w:line="360" w:lineRule="auto"/>
     </w:pPr>
     <w:rPr>
-      <w:rFonts w:ascii="Arial" w:hAnsi="Arial" w:eastAsia="宋体"/>
+      <w:rFonts w:ascii="Arial" w:eastAsia="宋体" w:hAnsi="Arial"/>
       <w:sz w:val="28"/>
     </w:rPr>
   </w:style>
-  <w:style w:type="paragraph" w:customStyle="1" w:styleId="31">
+  <w:style w:type="paragraph" w:customStyle="1" w:styleId="3">
     <w:name w:val="柴_标题3"/>
-    <w:basedOn w:val="4"/>
-    <w:next w:val="29"/>
+    <w:basedOn w:val="Heading3"/>
+    <w:next w:val="a1"/>
     <w:qFormat/>
-    <w:uiPriority w:val="0"/>
     <w:pPr>
       <w:spacing w:line="360" w:lineRule="auto"/>
       <w:ind w:left="0" w:firstLine="472" w:firstLineChars="200"/>
     </w:pPr>
     <w:rPr>
-      <w:rFonts w:ascii="宋体" w:hAnsi="宋体" w:eastAsia="宋体" w:cs="宋体"/>
+      <w:rFonts w:ascii="宋体" w:eastAsia="宋体" w:hAnsi="宋体" w:cs="宋体"/>
       <w:spacing w:val="-2"/>
       <w:sz w:val="24"/>
       <w:szCs w:val="24"/>
     </w:rPr>
   </w:style>
-  <w:style w:type="paragraph" w:customStyle="1" w:styleId="32">
+  <w:style w:type="paragraph" w:customStyle="1" w:styleId="a2">
     <w:name w:val="柴_目录"/>
-    <w:basedOn w:val="1"/>
-    <w:next w:val="12"/>
+    <w:basedOn w:val="Normal"/>
+    <w:next w:val="BodyText"/>
     <w:qFormat/>
-    <w:uiPriority w:val="0"/>
     <w:pPr>
       <w:tabs>
         <w:tab w:val="right" w:leader="dot" w:pos="8442"/>
@@ -4556,64 +4444,59 @@
       <w:ind w:left="0" w:leftChars="0"/>
     </w:pPr>
     <w:rPr>
-      <w:rFonts w:ascii="Arial" w:hAnsi="Arial" w:eastAsia="Microsoft JhengHei"/>
+      <w:rFonts w:ascii="Arial" w:eastAsia="Microsoft JhengHei" w:hAnsi="Arial"/>
       <w:sz w:val="24"/>
     </w:rPr>
   </w:style>
-  <w:style w:type="paragraph" w:customStyle="1" w:styleId="33">
+  <w:style w:type="paragraph" w:customStyle="1" w:styleId="WPSOffice1">
     <w:name w:val="WPSOffice手动目录 1"/>
     <w:qFormat/>
-    <w:uiPriority w:val="0"/>
     <w:pPr>
       <w:ind w:leftChars="0"/>
     </w:pPr>
     <w:rPr>
-      <w:rFonts w:ascii="Times New Roman" w:hAnsi="Times New Roman" w:eastAsia="宋体" w:cs="Times New Roman"/>
+      <w:rFonts w:ascii="Times New Roman" w:eastAsia="宋体" w:hAnsi="Times New Roman" w:cs="Times New Roman"/>
       <w:sz w:val="20"/>
       <w:szCs w:val="20"/>
     </w:rPr>
   </w:style>
-  <w:style w:type="paragraph" w:customStyle="1" w:styleId="34">
+  <w:style w:type="paragraph" w:customStyle="1" w:styleId="WPSOffice2">
     <w:name w:val="WPSOffice手动目录 2"/>
     <w:qFormat/>
-    <w:uiPriority w:val="0"/>
     <w:pPr>
       <w:ind w:leftChars="200"/>
     </w:pPr>
     <w:rPr>
-      <w:rFonts w:ascii="Times New Roman" w:hAnsi="Times New Roman" w:eastAsia="宋体" w:cs="Times New Roman"/>
+      <w:rFonts w:ascii="Times New Roman" w:eastAsia="宋体" w:hAnsi="Times New Roman" w:cs="Times New Roman"/>
       <w:sz w:val="20"/>
       <w:szCs w:val="20"/>
     </w:rPr>
   </w:style>
-  <w:style w:type="paragraph" w:customStyle="1" w:styleId="35">
+  <w:style w:type="paragraph" w:customStyle="1" w:styleId="WPSOffice3">
     <w:name w:val="WPSOffice手动目录 3"/>
     <w:qFormat/>
-    <w:uiPriority w:val="0"/>
     <w:pPr>
       <w:ind w:leftChars="400"/>
     </w:pPr>
     <w:rPr>
-      <w:rFonts w:ascii="Times New Roman" w:hAnsi="Times New Roman" w:eastAsia="宋体" w:cs="Times New Roman"/>
+      <w:rFonts w:ascii="Times New Roman" w:eastAsia="宋体" w:hAnsi="Times New Roman" w:cs="Times New Roman"/>
       <w:sz w:val="20"/>
       <w:szCs w:val="20"/>
     </w:rPr>
   </w:style>
-  <w:style w:type="paragraph" w:customStyle="1" w:styleId="36">
+  <w:style w:type="paragraph" w:customStyle="1" w:styleId="Compact">
     <w:name w:val="Compact"/>
-    <w:basedOn w:val="12"/>
+    <w:basedOn w:val="BodyText"/>
     <w:qFormat/>
-    <w:uiPriority w:val="0"/>
     <w:pPr>
       <w:spacing w:before="36" w:after="36"/>
     </w:pPr>
   </w:style>
-  <w:style w:type="table" w:customStyle="1" w:styleId="37">
+  <w:style w:type="table" w:customStyle="1" w:styleId="Table">
     <w:name w:val="Table"/>
     <w:semiHidden/>
     <w:unhideWhenUsed/>
     <w:qFormat/>
-    <w:uiPriority w:val="0"/>
     <w:tblPr>
       <w:tblCellMar>
         <w:top w:w="0" w:type="dxa"/>
@@ -4625,28 +4508,26 @@
     <w:tblStylePr w:type="firstRow">
       <w:tcPr>
         <w:tcBorders>
-          <w:bottom w:val="single" w:color="auto" w:sz="0" w:space="0"/>
+          <w:bottom w:val="single" w:sz="0" w:space="0" w:color="auto"/>
         </w:tcBorders>
         <w:vAlign w:val="bottom"/>
       </w:tcPr>
     </w:tblStylePr>
   </w:style>
-  <w:style w:type="character" w:customStyle="1" w:styleId="38">
+  <w:style w:type="character" w:customStyle="1" w:styleId="1Char">
     <w:name w:val="柴_标题1 Char"/>
-    <w:link w:val="28"/>
+    <w:link w:val="1"/>
     <w:qFormat/>
-    <w:uiPriority w:val="0"/>
     <w:rPr>
-      <w:rFonts w:ascii="Arial" w:hAnsi="Arial" w:eastAsia="宋体"/>
+      <w:rFonts w:ascii="Arial" w:eastAsia="宋体" w:hAnsi="Arial"/>
       <w:sz w:val="32"/>
     </w:rPr>
   </w:style>
-  <w:style w:type="table" w:customStyle="1" w:styleId="39">
+  <w:style w:type="table" w:customStyle="1" w:styleId="TableNormal1">
     <w:name w:val="Table Normal_1"/>
     <w:semiHidden/>
     <w:unhideWhenUsed/>
     <w:qFormat/>
-    <w:uiPriority w:val="0"/>
     <w:tblPr>
       <w:tblCellMar>
         <w:top w:w="0" w:type="dxa"/>
@@ -4656,11 +4537,10 @@
       </w:tblCellMar>
     </w:tblPr>
   </w:style>
-  <w:style w:type="paragraph" w:customStyle="1" w:styleId="40">
+  <w:style w:type="paragraph" w:customStyle="1" w:styleId="a3">
     <w:name w:val="柴_正文_无缩进"/>
-    <w:basedOn w:val="1"/>
+    <w:basedOn w:val="Normal"/>
     <w:qFormat/>
-    <w:uiPriority w:val="0"/>
     <w:pPr>
       <w:ind w:firstLine="0" w:firstLineChars="0"/>
     </w:pPr>
@@ -4670,31 +4550,29 @@
       <w:lang w:eastAsia="zh-CN"/>
     </w:rPr>
   </w:style>
-  <w:style w:type="paragraph" w:customStyle="1" w:styleId="41">
+  <w:style w:type="paragraph" w:customStyle="1" w:styleId="4">
     <w:name w:val="柴_标题4"/>
-    <w:basedOn w:val="5"/>
-    <w:next w:val="1"/>
+    <w:basedOn w:val="Heading4"/>
+    <w:next w:val="Normal"/>
     <w:qFormat/>
-    <w:uiPriority w:val="0"/>
     <w:pPr>
       <w:widowControl w:val="0"/>
       <w:spacing w:before="160" w:line="360" w:lineRule="auto"/>
-      <w:ind w:left="981" w:leftChars="300" w:hanging="862"/>
+      <w:ind w:left="981" w:hanging="862" w:leftChars="300"/>
     </w:pPr>
     <w:rPr>
-      <w:rFonts w:hint="eastAsia" w:ascii="Calibri" w:hAnsi="Calibri" w:eastAsia="宋体" w:cs="宋体"/>
+      <w:rFonts w:ascii="Calibri" w:eastAsia="宋体" w:hAnsi="Calibri" w:cs="宋体" w:hint="eastAsia"/>
       <w:sz w:val="24"/>
       <w:szCs w:val="24"/>
       <w:lang w:eastAsia="zh-CN" w:bidi="zh-CN"/>
     </w:rPr>
   </w:style>
-  <w:style w:type="character" w:customStyle="1" w:styleId="42">
+  <w:style w:type="character" w:customStyle="1" w:styleId="Char">
     <w:name w:val="柴_正文 Char"/>
-    <w:link w:val="29"/>
+    <w:link w:val="a1"/>
     <w:qFormat/>
-    <w:uiPriority w:val="0"/>
     <w:rPr>
-      <w:rFonts w:ascii="Arial" w:hAnsi="Arial" w:eastAsia="宋体"/>
+      <w:rFonts w:ascii="Arial" w:eastAsia="宋体" w:hAnsi="Arial"/>
       <w:sz w:val="24"/>
       <w:lang w:eastAsia="zh-CN"/>
     </w:rPr>

--- a/4.质量管理/2.运行记录类文件/JXTX-04-16-运维服务质量管理管理评审报告.docx
+++ b/4.质量管理/2.运行记录类文件/JXTX-04-16-运维服务质量管理管理评审报告.docx
@@ -1,11 +1,10 @@
 
 <file path=word/document.xml><?xml version="1.0" encoding="utf-8"?>
-<w:document xmlns:wpc="http://schemas.microsoft.com/office/word/2010/wordprocessingCanvas" xmlns:mc="http://schemas.openxmlformats.org/markup-compatibility/2006" xmlns:o="urn:schemas-microsoft-com:office:office" xmlns:r="http://schemas.openxmlformats.org/officeDocument/2006/relationships" xmlns:m="http://schemas.openxmlformats.org/officeDocument/2006/math" xmlns:v="urn:schemas-microsoft-com:vml" xmlns:wp14="http://schemas.microsoft.com/office/word/2010/wordprocessingDrawing" xmlns:wp="http://schemas.openxmlformats.org/drawingml/2006/wordprocessingDrawing" xmlns:w10="urn:schemas-microsoft-com:office:word" xmlns:w="http://schemas.openxmlformats.org/wordprocessingml/2006/main" xmlns:w14="http://schemas.microsoft.com/office/word/2010/wordml" xmlns:w15="http://schemas.microsoft.com/office/word/2012/wordml" xmlns:wne="http://schemas.microsoft.com/office/word/2006/wordml" xmlns:wpg="http://schemas.microsoft.com/office/word/2010/wordprocessingGroup" xmlns:wpi="http://schemas.microsoft.com/office/word/2010/wordprocessingInk" xmlns:wps="http://schemas.microsoft.com/office/word/2010/wordprocessingShape" mc:Ignorable="w14 w15 wp14">
-  <!-- Generated by Aspose.Words for .NET 13.3.0.1 -->
+<w:document xmlns:wpc="http://schemas.microsoft.com/office/word/2010/wordprocessingCanvas" xmlns:mc="http://schemas.openxmlformats.org/markup-compatibility/2006" xmlns:o="urn:schemas-microsoft-com:office:office" xmlns:r="http://schemas.openxmlformats.org/officeDocument/2006/relationships" xmlns:m="http://schemas.openxmlformats.org/officeDocument/2006/math" xmlns:v="urn:schemas-microsoft-com:vml" xmlns:wp14="http://schemas.microsoft.com/office/word/2010/wordprocessingDrawing" xmlns:wp="http://schemas.openxmlformats.org/drawingml/2006/wordprocessingDrawing" xmlns:w="http://schemas.openxmlformats.org/wordprocessingml/2006/main" xmlns:w14="http://schemas.microsoft.com/office/word/2010/wordml" xmlns:w10="urn:schemas-microsoft-com:office:word" xmlns:w15="http://schemas.microsoft.com/office/word/2012/wordml" xmlns:wpg="http://schemas.microsoft.com/office/word/2010/wordprocessingGroup" xmlns:wpi="http://schemas.microsoft.com/office/word/2010/wordprocessingInk" xmlns:wne="http://schemas.microsoft.com/office/word/2006/wordml" xmlns:wps="http://schemas.microsoft.com/office/word/2010/wordprocessingShape" xmlns:wpsCustomData="http://www.wps.cn/officeDocument/2013/wpsCustomData" mc:Ignorable="w14 w15 wp14">
   <w:body>
     <w:p>
       <w:pPr>
-        <w:pStyle w:val="a"/>
+        <w:pStyle w:val="24"/>
         <w:keepNext w:val="0"/>
         <w:keepLines w:val="0"/>
         <w:pageBreakBefore w:val="0"/>
@@ -22,10 +21,10 @@
         <w:spacing w:before="3120" w:beforeLines="1000"/>
         <w:textAlignment w:val="baseline"/>
       </w:pPr>
-      <w:bookmarkStart w:id="0" w:name="_Toc19151"/>
+      <w:bookmarkStart w:id="0" w:name="_Toc14103"/>
       <w:r>
         <w:drawing>
-          <wp:anchor distT="0" distB="0" distL="114300" distR="114300" simplePos="0" relativeHeight="251660288" behindDoc="1" locked="0" layoutInCell="1" allowOverlap="1">
+          <wp:anchor distT="0" distB="0" distL="114300" distR="114300" simplePos="0" relativeHeight="251661312" behindDoc="1" locked="0" layoutInCell="1" allowOverlap="1">
             <wp:simplePos x="0" y="0"/>
             <wp:positionH relativeFrom="column">
               <wp:posOffset>-19050</wp:posOffset>
@@ -50,7 +49,7 @@
                     </pic:cNvPicPr>
                   </pic:nvPicPr>
                   <pic:blipFill>
-                    <a:blip xmlns:r="http://schemas.openxmlformats.org/officeDocument/2006/relationships" r:embed="rId4"/>
+                    <a:blip r:embed="rId7"/>
                     <a:stretch>
                       <a:fillRect/>
                     </a:stretch>
@@ -76,7 +75,7 @@
       </w:r>
       <w:r>
         <w:drawing>
-          <wp:anchor distT="0" distB="0" distL="114300" distR="114300" simplePos="0" relativeHeight="251659264" behindDoc="1" locked="0" layoutInCell="1" allowOverlap="1">
+          <wp:anchor distT="0" distB="0" distL="114300" distR="114300" simplePos="0" relativeHeight="251660288" behindDoc="1" locked="0" layoutInCell="1" allowOverlap="1">
             <wp:simplePos x="0" y="0"/>
             <wp:positionH relativeFrom="column">
               <wp:posOffset>0</wp:posOffset>
@@ -101,7 +100,7 @@
                     </pic:cNvPicPr>
                   </pic:nvPicPr>
                   <pic:blipFill>
-                    <a:blip xmlns:r="http://schemas.openxmlformats.org/officeDocument/2006/relationships" r:embed="rId5"/>
+                    <a:blip r:embed="rId8"/>
                     <a:stretch>
                       <a:fillRect/>
                     </a:stretch>
@@ -131,7 +130,7 @@
           <w:lang w:val="en-US" w:eastAsia="zh-CN"/>
         </w:rPr>
         <w:drawing>
-          <wp:anchor distT="0" distB="0" distL="114300" distR="114300" simplePos="0" relativeHeight="251658240" behindDoc="1" locked="0" layoutInCell="1" allowOverlap="1">
+          <wp:anchor distT="0" distB="0" distL="114300" distR="114300" simplePos="0" relativeHeight="251659264" behindDoc="1" locked="0" layoutInCell="1" allowOverlap="1">
             <wp:simplePos x="0" y="0"/>
             <wp:positionH relativeFrom="column">
               <wp:posOffset>635</wp:posOffset>
@@ -156,7 +155,7 @@
                     </pic:cNvPicPr>
                   </pic:nvPicPr>
                   <pic:blipFill>
-                    <a:blip xmlns:r="http://schemas.openxmlformats.org/officeDocument/2006/relationships" r:embed="rId6">
+                    <a:blip r:embed="rId9">
                       <a:alphaModFix amt="58000"/>
                       <a:lum contrast="-52000"/>
                     </a:blip>
@@ -190,7 +189,7 @@
     </w:p>
     <w:p>
       <w:pPr>
-        <w:pStyle w:val="a0"/>
+        <w:pStyle w:val="25"/>
         <w:keepNext w:val="0"/>
         <w:keepLines w:val="0"/>
         <w:pageBreakBefore w:val="0"/>
@@ -211,7 +210,7 @@
           <w:lang w:val="en-US" w:eastAsia="zh-CN"/>
         </w:rPr>
       </w:pPr>
-      <w:bookmarkStart w:id="1" w:name="_Toc17655"/>
+      <w:bookmarkStart w:id="1" w:name="_Toc8518"/>
       <w:r>
         <w:rPr>
           <w:rFonts w:hint="eastAsia"/>
@@ -237,11 +236,11 @@
         <w:adjustRightInd w:val="0"/>
         <w:snapToGrid w:val="0"/>
         <w:spacing w:after="624" w:afterLines="200" w:line="219" w:lineRule="auto"/>
-        <w:ind w:left="0" w:right="0" w:firstLine="0" w:leftChars="0" w:rightChars="0" w:firstLineChars="0"/>
+        <w:ind w:left="0" w:leftChars="0" w:right="0" w:rightChars="0" w:firstLine="0" w:firstLineChars="0"/>
         <w:jc w:val="center"/>
         <w:textAlignment w:val="baseline"/>
         <w:rPr>
-          <w:rFonts w:ascii="宋体" w:eastAsia="宋体" w:hAnsi="宋体" w:cs="宋体" w:hint="default"/>
+          <w:rFonts w:hint="default" w:ascii="宋体" w:hAnsi="宋体" w:eastAsia="宋体" w:cs="宋体"/>
           <w:sz w:val="24"/>
           <w:szCs w:val="24"/>
           <w:lang w:val="en-US" w:eastAsia="zh-CN"/>
@@ -249,7 +248,7 @@
       </w:pPr>
       <w:r>
         <w:rPr>
-          <w:rFonts w:ascii="宋体" w:eastAsia="宋体" w:hAnsi="宋体" w:cs="宋体"/>
+          <w:rFonts w:ascii="宋体" w:hAnsi="宋体" w:eastAsia="宋体" w:cs="宋体"/>
           <w:b/>
           <w:bCs/>
           <w:spacing w:val="-3"/>
@@ -260,7 +259,7 @@
       </w:r>
       <w:r>
         <w:rPr>
-          <w:rFonts w:ascii="宋体" w:eastAsia="宋体" w:hAnsi="宋体" w:cs="宋体" w:hint="eastAsia"/>
+          <w:rFonts w:hint="eastAsia" w:ascii="宋体" w:hAnsi="宋体" w:eastAsia="宋体" w:cs="宋体"/>
           <w:b/>
           <w:bCs/>
           <w:spacing w:val="-3"/>
@@ -272,7 +271,7 @@
       </w:r>
       <w:r>
         <w:rPr>
-          <w:rFonts w:ascii="宋体" w:eastAsia="宋体" w:hAnsi="宋体" w:cs="宋体"/>
+          <w:rFonts w:ascii="宋体" w:hAnsi="宋体" w:eastAsia="宋体" w:cs="宋体"/>
           <w:b/>
           <w:bCs/>
           <w:spacing w:val="-3"/>
@@ -283,7 +282,7 @@
       </w:r>
       <w:r>
         <w:rPr>
-          <w:rFonts w:ascii="宋体" w:hAnsi="宋体" w:cs="宋体" w:hint="eastAsia"/>
+          <w:rFonts w:hint="eastAsia" w:ascii="宋体" w:hAnsi="宋体" w:cs="宋体"/>
           <w:b/>
           <w:bCs/>
           <w:spacing w:val="-3"/>
@@ -295,7 +294,7 @@
       </w:r>
       <w:r>
         <w:rPr>
-          <w:rFonts w:ascii="宋体" w:eastAsia="宋体" w:hAnsi="宋体" w:cs="宋体"/>
+          <w:rFonts w:ascii="宋体" w:hAnsi="宋体" w:eastAsia="宋体" w:cs="宋体"/>
           <w:b/>
           <w:bCs/>
           <w:spacing w:val="-3"/>
@@ -306,7 +305,7 @@
       </w:r>
       <w:r>
         <w:rPr>
-          <w:rFonts w:ascii="宋体" w:hAnsi="宋体" w:cs="宋体" w:hint="eastAsia"/>
+          <w:rFonts w:hint="eastAsia" w:ascii="宋体" w:hAnsi="宋体" w:cs="宋体"/>
           <w:b/>
           <w:bCs/>
           <w:spacing w:val="-3"/>
@@ -319,17 +318,18 @@
     </w:p>
     <w:tbl>
       <w:tblPr>
-        <w:tblStyle w:val="TableGrid"/>
+        <w:tblStyle w:val="21"/>
         <w:tblW w:w="0" w:type="auto"/>
         <w:jc w:val="center"/>
         <w:tblBorders>
-          <w:top w:val="nil"/>
-          <w:left w:val="nil"/>
-          <w:bottom w:val="nil"/>
-          <w:right w:val="nil"/>
-          <w:insideH w:val="nil"/>
-          <w:insideV w:val="nil"/>
+          <w:top w:val="none" w:color="auto" w:sz="0" w:space="0"/>
+          <w:left w:val="none" w:color="auto" w:sz="0" w:space="0"/>
+          <w:bottom w:val="none" w:color="auto" w:sz="0" w:space="0"/>
+          <w:right w:val="none" w:color="auto" w:sz="0" w:space="0"/>
+          <w:insideH w:val="none" w:color="auto" w:sz="0" w:space="0"/>
+          <w:insideV w:val="none" w:color="auto" w:sz="0" w:space="0"/>
         </w:tblBorders>
+        <w:tblLayout w:type="autofit"/>
         <w:tblCellMar>
           <w:top w:w="0" w:type="dxa"/>
           <w:left w:w="108" w:type="dxa"/>
@@ -343,15 +343,13 @@
       </w:tblGrid>
       <w:tr>
         <w:tblPrEx>
-          <w:tblW w:w="0" w:type="auto"/>
-          <w:jc w:val="center"/>
           <w:tblBorders>
-            <w:top w:val="nil"/>
-            <w:left w:val="nil"/>
-            <w:bottom w:val="nil"/>
-            <w:right w:val="nil"/>
-            <w:insideH w:val="nil"/>
-            <w:insideV w:val="nil"/>
+            <w:top w:val="none" w:color="auto" w:sz="0" w:space="0"/>
+            <w:left w:val="none" w:color="auto" w:sz="0" w:space="0"/>
+            <w:bottom w:val="none" w:color="auto" w:sz="0" w:space="0"/>
+            <w:right w:val="none" w:color="auto" w:sz="0" w:space="0"/>
+            <w:insideH w:val="none" w:color="auto" w:sz="0" w:space="0"/>
+            <w:insideV w:val="none" w:color="auto" w:sz="0" w:space="0"/>
           </w:tblBorders>
           <w:tblCellMar>
             <w:top w:w="0" w:type="dxa"/>
@@ -361,7 +359,7 @@
           </w:tblCellMar>
         </w:tblPrEx>
         <w:trPr>
-          <w:trHeight w:val="810"/>
+          <w:trHeight w:val="810" w:hRule="atLeast"/>
           <w:jc w:val="center"/>
         </w:trPr>
         <w:tc>
@@ -399,7 +397,7 @@
             </w:r>
             <w:r>
               <w:rPr>
-                <w:rFonts w:asciiTheme="minorAscii" w:eastAsiaTheme="minorEastAsia" w:hAnsiTheme="minorAscii" w:hint="default"/>
+                <w:rFonts w:hint="default" w:asciiTheme="minorAscii" w:hAnsiTheme="minorAscii" w:eastAsiaTheme="minorEastAsia"/>
                 <w:spacing w:val="227"/>
                 <w:sz w:val="21"/>
                 <w:vertAlign w:val="baseline"/>
@@ -453,7 +451,7 @@
             </w:r>
             <w:r>
               <w:rPr>
-                <w:rFonts w:asciiTheme="minorAscii" w:eastAsiaTheme="minorEastAsia" w:hAnsiTheme="minorAscii" w:hint="eastAsia"/>
+                <w:rFonts w:hint="eastAsia" w:asciiTheme="minorAscii" w:hAnsiTheme="minorAscii" w:eastAsiaTheme="minorEastAsia"/>
                 <w:spacing w:val="227"/>
                 <w:sz w:val="21"/>
                 <w:vertAlign w:val="baseline"/>
@@ -475,8 +473,14 @@
       </w:tr>
       <w:tr>
         <w:tblPrEx>
-          <w:tblW w:w="0" w:type="auto"/>
-          <w:jc w:val="center"/>
+          <w:tblBorders>
+            <w:top w:val="none" w:color="auto" w:sz="0" w:space="0"/>
+            <w:left w:val="none" w:color="auto" w:sz="0" w:space="0"/>
+            <w:bottom w:val="none" w:color="auto" w:sz="0" w:space="0"/>
+            <w:right w:val="none" w:color="auto" w:sz="0" w:space="0"/>
+            <w:insideH w:val="none" w:color="auto" w:sz="0" w:space="0"/>
+            <w:insideV w:val="none" w:color="auto" w:sz="0" w:space="0"/>
+          </w:tblBorders>
           <w:tblCellMar>
             <w:top w:w="0" w:type="dxa"/>
             <w:left w:w="108" w:type="dxa"/>
@@ -485,7 +489,7 @@
           </w:tblCellMar>
         </w:tblPrEx>
         <w:trPr>
-          <w:trHeight w:val="810"/>
+          <w:trHeight w:val="810" w:hRule="atLeast"/>
           <w:jc w:val="center"/>
         </w:trPr>
         <w:tc>
@@ -509,7 +513,7 @@
               <w:snapToGrid w:val="0"/>
               <w:textAlignment w:val="baseline"/>
               <w:rPr>
-                <w:rFonts w:ascii="Arial" w:eastAsia="Arial" w:hAnsi="Arial" w:cs="Arial" w:hint="default"/>
+                <w:rFonts w:hint="default" w:ascii="Arial" w:hAnsi="Arial" w:eastAsia="Arial" w:cs="Arial"/>
                 <w:snapToGrid w:val="0"/>
                 <w:color w:val="000000"/>
                 <w:kern w:val="0"/>
@@ -541,7 +545,7 @@
             </w:r>
             <w:r>
               <w:rPr>
-                <w:rFonts w:asciiTheme="minorAscii" w:eastAsiaTheme="minorEastAsia" w:hAnsiTheme="minorAscii" w:hint="default"/>
+                <w:rFonts w:hint="default" w:asciiTheme="minorAscii" w:hAnsiTheme="minorAscii" w:eastAsiaTheme="minorEastAsia"/>
                 <w:spacing w:val="227"/>
                 <w:sz w:val="21"/>
                 <w:vertAlign w:val="baseline"/>
@@ -594,7 +598,7 @@
               <w:snapToGrid w:val="0"/>
               <w:textAlignment w:val="baseline"/>
               <w:rPr>
-                <w:rFonts w:ascii="Arial" w:eastAsia="Arial" w:hAnsi="Arial" w:cs="Arial" w:hint="default"/>
+                <w:rFonts w:hint="default" w:ascii="Arial" w:hAnsi="Arial" w:eastAsia="Arial" w:cs="Arial"/>
                 <w:snapToGrid w:val="0"/>
                 <w:color w:val="000000"/>
                 <w:kern w:val="0"/>
@@ -614,7 +618,7 @@
             </w:r>
             <w:r>
               <w:rPr>
-                <w:rFonts w:asciiTheme="minorAscii" w:eastAsiaTheme="minorEastAsia" w:hAnsiTheme="minorAscii" w:hint="eastAsia"/>
+                <w:rFonts w:hint="eastAsia" w:asciiTheme="minorAscii" w:hAnsiTheme="minorAscii" w:eastAsiaTheme="minorEastAsia"/>
                 <w:spacing w:val="227"/>
                 <w:sz w:val="21"/>
                 <w:vertAlign w:val="baseline"/>
@@ -636,8 +640,14 @@
       </w:tr>
       <w:tr>
         <w:tblPrEx>
-          <w:tblW w:w="0" w:type="auto"/>
-          <w:jc w:val="center"/>
+          <w:tblBorders>
+            <w:top w:val="none" w:color="auto" w:sz="0" w:space="0"/>
+            <w:left w:val="none" w:color="auto" w:sz="0" w:space="0"/>
+            <w:bottom w:val="none" w:color="auto" w:sz="0" w:space="0"/>
+            <w:right w:val="none" w:color="auto" w:sz="0" w:space="0"/>
+            <w:insideH w:val="none" w:color="auto" w:sz="0" w:space="0"/>
+            <w:insideV w:val="none" w:color="auto" w:sz="0" w:space="0"/>
+          </w:tblBorders>
           <w:tblCellMar>
             <w:top w:w="0" w:type="dxa"/>
             <w:left w:w="108" w:type="dxa"/>
@@ -646,7 +656,7 @@
           </w:tblCellMar>
         </w:tblPrEx>
         <w:trPr>
-          <w:trHeight w:val="635"/>
+          <w:trHeight w:val="635" w:hRule="atLeast"/>
           <w:jc w:val="center"/>
         </w:trPr>
         <w:tc>
@@ -696,7 +706,7 @@
             </w:r>
             <w:r>
               <w:rPr>
-                <w:rFonts w:asciiTheme="minorAscii" w:eastAsiaTheme="minorEastAsia" w:hAnsiTheme="minorAscii" w:hint="eastAsia"/>
+                <w:rFonts w:hint="eastAsia" w:asciiTheme="minorAscii" w:hAnsiTheme="minorAscii" w:eastAsiaTheme="minorEastAsia"/>
                 <w:spacing w:val="227"/>
                 <w:sz w:val="21"/>
                 <w:vertAlign w:val="baseline"/>
@@ -749,7 +759,7 @@
             </w:r>
             <w:r>
               <w:rPr>
-                <w:rFonts w:asciiTheme="minorAscii" w:eastAsiaTheme="minorEastAsia" w:hAnsiTheme="minorAscii" w:hint="eastAsia"/>
+                <w:rFonts w:hint="eastAsia" w:asciiTheme="minorAscii" w:hAnsiTheme="minorAscii" w:eastAsiaTheme="minorEastAsia"/>
                 <w:spacing w:val="227"/>
                 <w:sz w:val="21"/>
                 <w:vertAlign w:val="baseline"/>
@@ -808,14 +818,14 @@
         <w:ind w:left="3634"/>
         <w:textAlignment w:val="baseline"/>
         <w:rPr>
-          <w:rFonts w:ascii="宋体" w:eastAsia="宋体" w:hAnsi="宋体" w:cs="宋体"/>
+          <w:rFonts w:ascii="宋体" w:hAnsi="宋体" w:eastAsia="宋体" w:cs="宋体"/>
           <w:sz w:val="31"/>
           <w:szCs w:val="31"/>
         </w:rPr>
       </w:pPr>
       <w:r>
         <w:rPr>
-          <w:rFonts w:ascii="宋体" w:eastAsia="宋体" w:hAnsi="宋体" w:cs="宋体"/>
+          <w:rFonts w:ascii="宋体" w:hAnsi="宋体" w:eastAsia="宋体" w:cs="宋体"/>
           <w:b/>
           <w:bCs/>
           <w:spacing w:val="4"/>
@@ -827,16 +837,16 @@
     </w:p>
     <w:tbl>
       <w:tblPr>
-        <w:tblStyle w:val="TableNormal0"/>
+        <w:tblStyle w:val="26"/>
         <w:tblW w:w="8214" w:type="dxa"/>
         <w:jc w:val="center"/>
         <w:tblBorders>
-          <w:top w:val="single" w:sz="2" w:space="0" w:color="000000"/>
-          <w:left w:val="single" w:sz="2" w:space="0" w:color="000000"/>
-          <w:bottom w:val="single" w:sz="2" w:space="0" w:color="000000"/>
-          <w:right w:val="single" w:sz="2" w:space="0" w:color="000000"/>
-          <w:insideH w:val="single" w:sz="2" w:space="0" w:color="000000"/>
-          <w:insideV w:val="single" w:sz="2" w:space="0" w:color="000000"/>
+          <w:top w:val="single" w:color="000000" w:sz="2" w:space="0"/>
+          <w:left w:val="single" w:color="000000" w:sz="2" w:space="0"/>
+          <w:bottom w:val="single" w:color="000000" w:sz="2" w:space="0"/>
+          <w:right w:val="single" w:color="000000" w:sz="2" w:space="0"/>
+          <w:insideH w:val="single" w:color="000000" w:sz="2" w:space="0"/>
+          <w:insideV w:val="single" w:color="000000" w:sz="2" w:space="0"/>
         </w:tblBorders>
         <w:tblLayout w:type="fixed"/>
         <w:tblCellMar>
@@ -856,17 +866,14 @@
       </w:tblGrid>
       <w:tr>
         <w:tblPrEx>
-          <w:tblW w:w="8214" w:type="dxa"/>
-          <w:jc w:val="center"/>
           <w:tblBorders>
-            <w:top w:val="single" w:sz="2" w:space="0" w:color="000000"/>
-            <w:left w:val="single" w:sz="2" w:space="0" w:color="000000"/>
-            <w:bottom w:val="single" w:sz="2" w:space="0" w:color="000000"/>
-            <w:right w:val="single" w:sz="2" w:space="0" w:color="000000"/>
-            <w:insideH w:val="single" w:sz="2" w:space="0" w:color="000000"/>
-            <w:insideV w:val="single" w:sz="2" w:space="0" w:color="000000"/>
+            <w:top w:val="single" w:color="000000" w:sz="2" w:space="0"/>
+            <w:left w:val="single" w:color="000000" w:sz="2" w:space="0"/>
+            <w:bottom w:val="single" w:color="000000" w:sz="2" w:space="0"/>
+            <w:right w:val="single" w:color="000000" w:sz="2" w:space="0"/>
+            <w:insideH w:val="single" w:color="000000" w:sz="2" w:space="0"/>
+            <w:insideV w:val="single" w:color="000000" w:sz="2" w:space="0"/>
           </w:tblBorders>
-          <w:tblLayout w:type="fixed"/>
           <w:tblCellMar>
             <w:top w:w="0" w:type="dxa"/>
             <w:left w:w="0" w:type="dxa"/>
@@ -875,7 +882,7 @@
           </w:tblCellMar>
         </w:tblPrEx>
         <w:trPr>
-          <w:trHeight w:val="593"/>
+          <w:trHeight w:val="593" w:hRule="atLeast"/>
           <w:jc w:val="center"/>
         </w:trPr>
         <w:tc>
@@ -897,18 +904,18 @@
               <w:adjustRightInd w:val="0"/>
               <w:snapToGrid w:val="0"/>
               <w:spacing w:before="176" w:line="228" w:lineRule="auto"/>
-              <w:ind w:left="0" w:right="0" w:firstLine="0" w:leftChars="0" w:rightChars="0" w:firstLineChars="0"/>
+              <w:ind w:left="0" w:leftChars="0" w:right="0" w:rightChars="0" w:firstLine="0" w:firstLineChars="0"/>
               <w:jc w:val="center"/>
               <w:textAlignment w:val="baseline"/>
               <w:rPr>
-                <w:rFonts w:ascii="宋体" w:eastAsia="宋体" w:hAnsi="宋体" w:cs="宋体"/>
+                <w:rFonts w:ascii="宋体" w:hAnsi="宋体" w:eastAsia="宋体" w:cs="宋体"/>
                 <w:sz w:val="20"/>
                 <w:szCs w:val="20"/>
               </w:rPr>
             </w:pPr>
             <w:r>
               <w:rPr>
-                <w:rFonts w:ascii="宋体" w:hAnsi="宋体" w:cs="宋体" w:hint="eastAsia"/>
+                <w:rFonts w:hint="eastAsia" w:ascii="宋体" w:hAnsi="宋体" w:cs="宋体"/>
                 <w:spacing w:val="-14"/>
                 <w:sz w:val="20"/>
                 <w:szCs w:val="20"/>
@@ -918,7 +925,7 @@
             </w:r>
             <w:r>
               <w:rPr>
-                <w:rFonts w:ascii="宋体" w:eastAsia="宋体" w:hAnsi="宋体" w:cs="宋体"/>
+                <w:rFonts w:ascii="宋体" w:hAnsi="宋体" w:eastAsia="宋体" w:cs="宋体"/>
                 <w:spacing w:val="-14"/>
                 <w:sz w:val="20"/>
                 <w:szCs w:val="20"/>
@@ -946,18 +953,18 @@
               <w:adjustRightInd w:val="0"/>
               <w:snapToGrid w:val="0"/>
               <w:spacing w:before="175" w:line="227" w:lineRule="auto"/>
-              <w:ind w:left="0" w:right="0" w:firstLine="0" w:leftChars="0" w:rightChars="0" w:firstLineChars="0"/>
+              <w:ind w:left="0" w:leftChars="0" w:right="0" w:rightChars="0" w:firstLine="0" w:firstLineChars="0"/>
               <w:jc w:val="center"/>
               <w:textAlignment w:val="baseline"/>
               <w:rPr>
-                <w:rFonts w:ascii="宋体" w:eastAsia="宋体" w:hAnsi="宋体" w:cs="宋体"/>
+                <w:rFonts w:ascii="宋体" w:hAnsi="宋体" w:eastAsia="宋体" w:cs="宋体"/>
                 <w:sz w:val="20"/>
                 <w:szCs w:val="20"/>
               </w:rPr>
             </w:pPr>
             <w:r>
               <w:rPr>
-                <w:rFonts w:ascii="宋体" w:eastAsia="宋体" w:hAnsi="宋体" w:cs="宋体"/>
+                <w:rFonts w:ascii="宋体" w:hAnsi="宋体" w:eastAsia="宋体" w:cs="宋体"/>
                 <w:spacing w:val="4"/>
                 <w:sz w:val="20"/>
                 <w:szCs w:val="20"/>
@@ -985,18 +992,18 @@
               <w:adjustRightInd w:val="0"/>
               <w:snapToGrid w:val="0"/>
               <w:spacing w:before="175" w:line="228" w:lineRule="auto"/>
-              <w:ind w:left="0" w:right="0" w:firstLine="0" w:leftChars="0" w:rightChars="0" w:firstLineChars="0"/>
+              <w:ind w:left="0" w:leftChars="0" w:right="0" w:rightChars="0" w:firstLine="0" w:firstLineChars="0"/>
               <w:jc w:val="center"/>
               <w:textAlignment w:val="baseline"/>
               <w:rPr>
-                <w:rFonts w:ascii="宋体" w:eastAsia="宋体" w:hAnsi="宋体" w:cs="宋体"/>
+                <w:rFonts w:ascii="宋体" w:hAnsi="宋体" w:eastAsia="宋体" w:cs="宋体"/>
                 <w:sz w:val="20"/>
                 <w:szCs w:val="20"/>
               </w:rPr>
             </w:pPr>
             <w:r>
               <w:rPr>
-                <w:rFonts w:ascii="宋体" w:eastAsia="宋体" w:hAnsi="宋体" w:cs="宋体"/>
+                <w:rFonts w:ascii="宋体" w:hAnsi="宋体" w:eastAsia="宋体" w:cs="宋体"/>
                 <w:spacing w:val="7"/>
                 <w:sz w:val="20"/>
                 <w:szCs w:val="20"/>
@@ -1024,11 +1031,11 @@
               <w:adjustRightInd w:val="0"/>
               <w:snapToGrid w:val="0"/>
               <w:spacing w:before="175" w:line="228" w:lineRule="auto"/>
-              <w:ind w:left="0" w:right="0" w:firstLine="0" w:leftChars="0" w:rightChars="0" w:firstLineChars="0"/>
+              <w:ind w:left="0" w:leftChars="0" w:right="0" w:rightChars="0" w:firstLine="0" w:firstLineChars="0"/>
               <w:jc w:val="center"/>
               <w:textAlignment w:val="baseline"/>
               <w:rPr>
-                <w:rFonts w:ascii="宋体" w:eastAsia="宋体" w:hAnsi="宋体" w:cs="宋体" w:hint="eastAsia"/>
+                <w:rFonts w:hint="eastAsia" w:ascii="宋体" w:hAnsi="宋体" w:eastAsia="宋体" w:cs="宋体"/>
                 <w:spacing w:val="7"/>
                 <w:sz w:val="20"/>
                 <w:szCs w:val="20"/>
@@ -1037,7 +1044,7 @@
             </w:pPr>
             <w:r>
               <w:rPr>
-                <w:rFonts w:ascii="宋体" w:hAnsi="宋体" w:cs="宋体" w:hint="eastAsia"/>
+                <w:rFonts w:hint="eastAsia" w:ascii="宋体" w:hAnsi="宋体" w:cs="宋体"/>
                 <w:spacing w:val="7"/>
                 <w:sz w:val="20"/>
                 <w:szCs w:val="20"/>
@@ -1066,11 +1073,11 @@
               <w:adjustRightInd w:val="0"/>
               <w:snapToGrid w:val="0"/>
               <w:spacing w:before="175" w:line="228" w:lineRule="auto"/>
-              <w:ind w:left="0" w:right="0" w:firstLine="0" w:leftChars="0" w:rightChars="0" w:firstLineChars="0"/>
+              <w:ind w:left="0" w:leftChars="0" w:right="0" w:rightChars="0" w:firstLine="0" w:firstLineChars="0"/>
               <w:jc w:val="center"/>
               <w:textAlignment w:val="baseline"/>
               <w:rPr>
-                <w:rFonts w:ascii="宋体" w:hAnsi="宋体" w:cs="宋体" w:hint="default"/>
+                <w:rFonts w:hint="default" w:ascii="宋体" w:hAnsi="宋体" w:cs="宋体"/>
                 <w:spacing w:val="7"/>
                 <w:sz w:val="20"/>
                 <w:szCs w:val="20"/>
@@ -1079,7 +1086,7 @@
             </w:pPr>
             <w:r>
               <w:rPr>
-                <w:rFonts w:ascii="宋体" w:hAnsi="宋体" w:cs="宋体" w:hint="eastAsia"/>
+                <w:rFonts w:hint="eastAsia" w:ascii="宋体" w:hAnsi="宋体" w:cs="宋体"/>
                 <w:spacing w:val="7"/>
                 <w:sz w:val="20"/>
                 <w:szCs w:val="20"/>
@@ -1108,18 +1115,18 @@
               <w:adjustRightInd w:val="0"/>
               <w:snapToGrid w:val="0"/>
               <w:spacing w:before="176" w:line="229" w:lineRule="auto"/>
-              <w:ind w:left="0" w:right="0" w:firstLine="0" w:leftChars="0" w:rightChars="0" w:firstLineChars="0"/>
+              <w:ind w:left="0" w:leftChars="0" w:right="0" w:rightChars="0" w:firstLine="0" w:firstLineChars="0"/>
               <w:jc w:val="center"/>
               <w:textAlignment w:val="baseline"/>
               <w:rPr>
-                <w:rFonts w:ascii="宋体" w:eastAsia="宋体" w:hAnsi="宋体" w:cs="宋体"/>
+                <w:rFonts w:ascii="宋体" w:hAnsi="宋体" w:eastAsia="宋体" w:cs="宋体"/>
                 <w:sz w:val="20"/>
                 <w:szCs w:val="20"/>
               </w:rPr>
             </w:pPr>
             <w:r>
               <w:rPr>
-                <w:rFonts w:ascii="宋体" w:eastAsia="宋体" w:hAnsi="宋体" w:cs="宋体"/>
+                <w:rFonts w:ascii="宋体" w:hAnsi="宋体" w:eastAsia="宋体" w:cs="宋体"/>
                 <w:spacing w:val="7"/>
                 <w:sz w:val="20"/>
                 <w:szCs w:val="20"/>
@@ -1131,9 +1138,14 @@
       </w:tr>
       <w:tr>
         <w:tblPrEx>
-          <w:tblW w:w="8214" w:type="dxa"/>
-          <w:jc w:val="center"/>
-          <w:tblLayout w:type="fixed"/>
+          <w:tblBorders>
+            <w:top w:val="single" w:color="000000" w:sz="2" w:space="0"/>
+            <w:left w:val="single" w:color="000000" w:sz="2" w:space="0"/>
+            <w:bottom w:val="single" w:color="000000" w:sz="2" w:space="0"/>
+            <w:right w:val="single" w:color="000000" w:sz="2" w:space="0"/>
+            <w:insideH w:val="single" w:color="000000" w:sz="2" w:space="0"/>
+            <w:insideV w:val="single" w:color="000000" w:sz="2" w:space="0"/>
+          </w:tblBorders>
           <w:tblCellMar>
             <w:top w:w="0" w:type="dxa"/>
             <w:left w:w="0" w:type="dxa"/>
@@ -1142,7 +1154,7 @@
           </w:tblCellMar>
         </w:tblPrEx>
         <w:trPr>
-          <w:trHeight w:val="516"/>
+          <w:trHeight w:val="516" w:hRule="atLeast"/>
           <w:jc w:val="center"/>
         </w:trPr>
         <w:tc>
@@ -1164,11 +1176,11 @@
               <w:adjustRightInd w:val="0"/>
               <w:snapToGrid w:val="0"/>
               <w:spacing w:before="173" w:line="267" w:lineRule="exact"/>
-              <w:ind w:left="0" w:right="0" w:firstLine="0" w:leftChars="0" w:rightChars="0" w:firstLineChars="0"/>
+              <w:ind w:left="0" w:leftChars="0" w:right="0" w:rightChars="0" w:firstLine="0" w:firstLineChars="0"/>
               <w:jc w:val="center"/>
               <w:textAlignment w:val="baseline"/>
               <w:rPr>
-                <w:rFonts w:ascii="宋体" w:eastAsia="宋体" w:hAnsi="宋体" w:cs="宋体" w:hint="default"/>
+                <w:rFonts w:hint="default" w:ascii="宋体" w:hAnsi="宋体" w:eastAsia="宋体" w:cs="宋体"/>
                 <w:sz w:val="20"/>
                 <w:szCs w:val="20"/>
                 <w:lang w:val="en-US"/>
@@ -1176,7 +1188,7 @@
             </w:pPr>
             <w:r>
               <w:rPr>
-                <w:rFonts w:ascii="宋体" w:eastAsia="宋体" w:hAnsi="宋体" w:cs="宋体"/>
+                <w:rFonts w:ascii="宋体" w:hAnsi="宋体" w:eastAsia="宋体" w:cs="宋体"/>
                 <w:spacing w:val="3"/>
                 <w:position w:val="1"/>
                 <w:sz w:val="20"/>
@@ -1186,7 +1198,7 @@
             </w:r>
             <w:r>
               <w:rPr>
-                <w:rFonts w:ascii="宋体" w:hAnsi="宋体" w:cs="宋体" w:hint="eastAsia"/>
+                <w:rFonts w:hint="eastAsia" w:ascii="宋体" w:hAnsi="宋体" w:cs="宋体"/>
                 <w:spacing w:val="3"/>
                 <w:position w:val="1"/>
                 <w:sz w:val="20"/>
@@ -1197,7 +1209,7 @@
             </w:r>
             <w:r>
               <w:rPr>
-                <w:rFonts w:ascii="宋体" w:eastAsia="宋体" w:hAnsi="宋体" w:cs="宋体"/>
+                <w:rFonts w:ascii="宋体" w:hAnsi="宋体" w:eastAsia="宋体" w:cs="宋体"/>
                 <w:spacing w:val="3"/>
                 <w:position w:val="1"/>
                 <w:sz w:val="20"/>
@@ -1207,7 +1219,7 @@
             </w:r>
             <w:r>
               <w:rPr>
-                <w:rFonts w:ascii="宋体" w:hAnsi="宋体" w:cs="宋体" w:hint="eastAsia"/>
+                <w:rFonts w:hint="eastAsia" w:ascii="宋体" w:hAnsi="宋体" w:cs="宋体"/>
                 <w:spacing w:val="3"/>
                 <w:position w:val="1"/>
                 <w:sz w:val="20"/>
@@ -1237,18 +1249,18 @@
               <w:adjustRightInd w:val="0"/>
               <w:snapToGrid w:val="0"/>
               <w:spacing w:before="173" w:line="267" w:lineRule="exact"/>
-              <w:ind w:left="0" w:right="0" w:firstLine="0" w:leftChars="0" w:rightChars="0" w:firstLineChars="0"/>
+              <w:ind w:left="0" w:leftChars="0" w:right="0" w:rightChars="0" w:firstLine="0" w:firstLineChars="0"/>
               <w:jc w:val="center"/>
               <w:textAlignment w:val="baseline"/>
               <w:rPr>
-                <w:rFonts w:ascii="宋体" w:eastAsia="宋体" w:hAnsi="宋体" w:cs="宋体"/>
+                <w:rFonts w:ascii="宋体" w:hAnsi="宋体" w:eastAsia="宋体" w:cs="宋体"/>
                 <w:sz w:val="20"/>
                 <w:szCs w:val="20"/>
               </w:rPr>
             </w:pPr>
             <w:r>
               <w:rPr>
-                <w:rFonts w:ascii="宋体" w:eastAsia="宋体" w:hAnsi="宋体" w:cs="宋体"/>
+                <w:rFonts w:ascii="宋体" w:hAnsi="宋体" w:eastAsia="宋体" w:cs="宋体"/>
                 <w:spacing w:val="4"/>
                 <w:position w:val="1"/>
                 <w:sz w:val="20"/>
@@ -1277,18 +1289,18 @@
               <w:adjustRightInd w:val="0"/>
               <w:snapToGrid w:val="0"/>
               <w:spacing w:before="172" w:line="228" w:lineRule="auto"/>
-              <w:ind w:left="0" w:right="0" w:firstLine="0" w:leftChars="0" w:rightChars="0" w:firstLineChars="0"/>
+              <w:ind w:left="0" w:leftChars="0" w:right="0" w:rightChars="0" w:firstLine="0" w:firstLineChars="0"/>
               <w:jc w:val="center"/>
               <w:textAlignment w:val="baseline"/>
               <w:rPr>
-                <w:rFonts w:ascii="宋体" w:eastAsia="宋体" w:hAnsi="宋体" w:cs="宋体"/>
+                <w:rFonts w:ascii="宋体" w:hAnsi="宋体" w:eastAsia="宋体" w:cs="宋体"/>
                 <w:sz w:val="20"/>
                 <w:szCs w:val="20"/>
               </w:rPr>
             </w:pPr>
             <w:r>
               <w:rPr>
-                <w:rFonts w:ascii="宋体" w:eastAsia="宋体" w:hAnsi="宋体" w:cs="宋体"/>
+                <w:rFonts w:ascii="宋体" w:hAnsi="宋体" w:eastAsia="宋体" w:cs="宋体"/>
                 <w:spacing w:val="200"/>
                 <w:kern w:val="0"/>
                 <w:sz w:val="20"/>
@@ -1298,7 +1310,7 @@
             </w:r>
             <w:r>
               <w:rPr>
-                <w:rFonts w:ascii="宋体" w:eastAsia="宋体" w:hAnsi="宋体" w:cs="宋体"/>
+                <w:rFonts w:ascii="宋体" w:hAnsi="宋体" w:eastAsia="宋体" w:cs="宋体"/>
                 <w:spacing w:val="0"/>
                 <w:kern w:val="0"/>
                 <w:sz w:val="20"/>
@@ -1327,11 +1339,11 @@
               <w:adjustRightInd w:val="0"/>
               <w:snapToGrid w:val="0"/>
               <w:spacing w:before="173" w:line="229" w:lineRule="auto"/>
-              <w:ind w:left="0" w:right="0" w:firstLine="0" w:leftChars="0" w:rightChars="0" w:firstLineChars="0"/>
+              <w:ind w:left="0" w:leftChars="0" w:right="0" w:rightChars="0" w:firstLine="0" w:firstLineChars="0"/>
               <w:jc w:val="center"/>
               <w:textAlignment w:val="baseline"/>
               <w:rPr>
-                <w:rFonts w:ascii="宋体" w:eastAsia="宋体" w:hAnsi="宋体" w:cs="宋体"/>
+                <w:rFonts w:ascii="宋体" w:hAnsi="宋体" w:eastAsia="宋体" w:cs="宋体"/>
                 <w:spacing w:val="200"/>
                 <w:kern w:val="0"/>
                 <w:sz w:val="20"/>
@@ -1340,7 +1352,7 @@
             </w:pPr>
             <w:r>
               <w:rPr>
-                <w:rFonts w:asciiTheme="minorAscii" w:eastAsiaTheme="minorEastAsia" w:hAnsiTheme="minorAscii" w:hint="eastAsia"/>
+                <w:rFonts w:hint="eastAsia" w:asciiTheme="minorAscii" w:hAnsiTheme="minorAscii" w:eastAsiaTheme="minorEastAsia"/>
                 <w:spacing w:val="0"/>
                 <w:kern w:val="0"/>
                 <w:sz w:val="21"/>
@@ -1370,11 +1382,11 @@
               <w:adjustRightInd w:val="0"/>
               <w:snapToGrid w:val="0"/>
               <w:spacing w:before="172" w:line="228" w:lineRule="auto"/>
-              <w:ind w:left="0" w:right="0" w:firstLine="0" w:leftChars="0" w:rightChars="0" w:firstLineChars="0"/>
+              <w:ind w:left="0" w:leftChars="0" w:right="0" w:rightChars="0" w:firstLine="0" w:firstLineChars="0"/>
               <w:jc w:val="center"/>
               <w:textAlignment w:val="baseline"/>
               <w:rPr>
-                <w:rFonts w:ascii="宋体" w:eastAsia="宋体" w:hAnsi="宋体" w:cs="宋体"/>
+                <w:rFonts w:ascii="宋体" w:hAnsi="宋体" w:eastAsia="宋体" w:cs="宋体"/>
                 <w:spacing w:val="200"/>
                 <w:kern w:val="0"/>
                 <w:sz w:val="20"/>
@@ -1383,7 +1395,7 @@
             </w:pPr>
             <w:r>
               <w:rPr>
-                <w:rFonts w:ascii="宋体" w:eastAsia="宋体" w:hAnsi="宋体" w:cs="宋体" w:hint="eastAsia"/>
+                <w:rFonts w:hint="eastAsia" w:ascii="宋体" w:hAnsi="宋体" w:eastAsia="宋体" w:cs="宋体"/>
                 <w:spacing w:val="200"/>
                 <w:kern w:val="0"/>
                 <w:sz w:val="20"/>
@@ -1393,7 +1405,7 @@
             </w:r>
             <w:r>
               <w:rPr>
-                <w:rFonts w:asciiTheme="minorAscii" w:eastAsiaTheme="minorEastAsia" w:hAnsiTheme="minorAscii" w:hint="eastAsia"/>
+                <w:rFonts w:hint="eastAsia" w:asciiTheme="minorAscii" w:hAnsiTheme="minorAscii" w:eastAsiaTheme="minorEastAsia"/>
                 <w:spacing w:val="0"/>
                 <w:kern w:val="0"/>
                 <w:sz w:val="21"/>
@@ -1423,18 +1435,18 @@
               <w:adjustRightInd w:val="0"/>
               <w:snapToGrid w:val="0"/>
               <w:spacing w:before="173" w:line="229" w:lineRule="auto"/>
-              <w:ind w:left="0" w:right="0" w:firstLine="0" w:leftChars="0" w:rightChars="0" w:firstLineChars="0"/>
+              <w:ind w:left="0" w:leftChars="0" w:right="0" w:rightChars="0" w:firstLine="0" w:firstLineChars="0"/>
               <w:jc w:val="center"/>
               <w:textAlignment w:val="baseline"/>
               <w:rPr>
-                <w:rFonts w:ascii="宋体" w:eastAsia="宋体" w:hAnsi="宋体" w:cs="宋体"/>
+                <w:rFonts w:ascii="宋体" w:hAnsi="宋体" w:eastAsia="宋体" w:cs="宋体"/>
                 <w:sz w:val="20"/>
                 <w:szCs w:val="20"/>
               </w:rPr>
             </w:pPr>
             <w:r>
               <w:rPr>
-                <w:rFonts w:asciiTheme="minorAscii" w:eastAsiaTheme="minorEastAsia" w:hAnsiTheme="minorAscii" w:hint="eastAsia"/>
+                <w:rFonts w:hint="eastAsia" w:asciiTheme="minorAscii" w:hAnsiTheme="minorAscii" w:eastAsiaTheme="minorEastAsia"/>
                 <w:spacing w:val="0"/>
                 <w:kern w:val="0"/>
                 <w:sz w:val="21"/>
@@ -1448,9 +1460,14 @@
       </w:tr>
       <w:tr>
         <w:tblPrEx>
-          <w:tblW w:w="8214" w:type="dxa"/>
-          <w:jc w:val="center"/>
-          <w:tblLayout w:type="fixed"/>
+          <w:tblBorders>
+            <w:top w:val="single" w:color="000000" w:sz="2" w:space="0"/>
+            <w:left w:val="single" w:color="000000" w:sz="2" w:space="0"/>
+            <w:bottom w:val="single" w:color="000000" w:sz="2" w:space="0"/>
+            <w:right w:val="single" w:color="000000" w:sz="2" w:space="0"/>
+            <w:insideH w:val="single" w:color="000000" w:sz="2" w:space="0"/>
+            <w:insideV w:val="single" w:color="000000" w:sz="2" w:space="0"/>
+          </w:tblBorders>
           <w:tblCellMar>
             <w:top w:w="0" w:type="dxa"/>
             <w:left w:w="0" w:type="dxa"/>
@@ -1459,7 +1476,7 @@
           </w:tblCellMar>
         </w:tblPrEx>
         <w:trPr>
-          <w:trHeight w:val="556"/>
+          <w:trHeight w:val="556" w:hRule="atLeast"/>
           <w:jc w:val="center"/>
         </w:trPr>
         <w:tc>
@@ -1468,7 +1485,7 @@
           </w:tcPr>
           <w:p>
             <w:pPr>
-              <w:pStyle w:val="TableText"/>
+              <w:pStyle w:val="27"/>
               <w:keepNext w:val="0"/>
               <w:keepLines w:val="0"/>
               <w:pageBreakBefore w:val="0"/>
@@ -1481,7 +1498,7 @@
               <w:bidi w:val="0"/>
               <w:adjustRightInd w:val="0"/>
               <w:snapToGrid w:val="0"/>
-              <w:ind w:left="0" w:right="0" w:firstLine="0" w:leftChars="0" w:rightChars="0" w:firstLineChars="0"/>
+              <w:ind w:left="0" w:leftChars="0" w:right="0" w:rightChars="0" w:firstLine="0" w:firstLineChars="0"/>
               <w:jc w:val="center"/>
               <w:textAlignment w:val="baseline"/>
             </w:pPr>
@@ -1493,7 +1510,7 @@
           </w:tcPr>
           <w:p>
             <w:pPr>
-              <w:pStyle w:val="TableText"/>
+              <w:pStyle w:val="27"/>
               <w:keepNext w:val="0"/>
               <w:keepLines w:val="0"/>
               <w:pageBreakBefore w:val="0"/>
@@ -1506,7 +1523,7 @@
               <w:bidi w:val="0"/>
               <w:adjustRightInd w:val="0"/>
               <w:snapToGrid w:val="0"/>
-              <w:ind w:left="0" w:right="0" w:firstLine="0" w:leftChars="0" w:rightChars="0" w:firstLineChars="0"/>
+              <w:ind w:left="0" w:leftChars="0" w:right="0" w:rightChars="0" w:firstLine="0" w:firstLineChars="0"/>
               <w:jc w:val="center"/>
               <w:textAlignment w:val="baseline"/>
             </w:pPr>
@@ -1518,7 +1535,7 @@
           </w:tcPr>
           <w:p>
             <w:pPr>
-              <w:pStyle w:val="TableText"/>
+              <w:pStyle w:val="27"/>
               <w:keepNext w:val="0"/>
               <w:keepLines w:val="0"/>
               <w:pageBreakBefore w:val="0"/>
@@ -1531,7 +1548,7 @@
               <w:bidi w:val="0"/>
               <w:adjustRightInd w:val="0"/>
               <w:snapToGrid w:val="0"/>
-              <w:ind w:left="0" w:right="0" w:firstLine="0" w:leftChars="0" w:rightChars="0" w:firstLineChars="0"/>
+              <w:ind w:left="0" w:leftChars="0" w:right="0" w:rightChars="0" w:firstLine="0" w:firstLineChars="0"/>
               <w:jc w:val="center"/>
               <w:textAlignment w:val="baseline"/>
             </w:pPr>
@@ -1543,7 +1560,7 @@
           </w:tcPr>
           <w:p>
             <w:pPr>
-              <w:pStyle w:val="TableText"/>
+              <w:pStyle w:val="27"/>
               <w:keepNext w:val="0"/>
               <w:keepLines w:val="0"/>
               <w:pageBreakBefore w:val="0"/>
@@ -1556,7 +1573,7 @@
               <w:bidi w:val="0"/>
               <w:adjustRightInd w:val="0"/>
               <w:snapToGrid w:val="0"/>
-              <w:ind w:left="0" w:right="0" w:firstLine="0" w:leftChars="0" w:rightChars="0" w:firstLineChars="0"/>
+              <w:ind w:left="0" w:leftChars="0" w:right="0" w:rightChars="0" w:firstLine="0" w:firstLineChars="0"/>
               <w:jc w:val="center"/>
               <w:textAlignment w:val="baseline"/>
             </w:pPr>
@@ -1568,7 +1585,7 @@
           </w:tcPr>
           <w:p>
             <w:pPr>
-              <w:pStyle w:val="TableText"/>
+              <w:pStyle w:val="27"/>
               <w:keepNext w:val="0"/>
               <w:keepLines w:val="0"/>
               <w:pageBreakBefore w:val="0"/>
@@ -1581,7 +1598,7 @@
               <w:bidi w:val="0"/>
               <w:adjustRightInd w:val="0"/>
               <w:snapToGrid w:val="0"/>
-              <w:ind w:left="0" w:right="0" w:firstLine="0" w:leftChars="0" w:rightChars="0" w:firstLineChars="0"/>
+              <w:ind w:left="0" w:leftChars="0" w:right="0" w:rightChars="0" w:firstLine="0" w:firstLineChars="0"/>
               <w:jc w:val="center"/>
               <w:textAlignment w:val="baseline"/>
             </w:pPr>
@@ -1593,7 +1610,7 @@
           </w:tcPr>
           <w:p>
             <w:pPr>
-              <w:pStyle w:val="TableText"/>
+              <w:pStyle w:val="27"/>
               <w:keepNext w:val="0"/>
               <w:keepLines w:val="0"/>
               <w:pageBreakBefore w:val="0"/>
@@ -1606,7 +1623,7 @@
               <w:bidi w:val="0"/>
               <w:adjustRightInd w:val="0"/>
               <w:snapToGrid w:val="0"/>
-              <w:ind w:left="0" w:right="0" w:firstLine="0" w:leftChars="0" w:rightChars="0" w:firstLineChars="0"/>
+              <w:ind w:left="0" w:leftChars="0" w:right="0" w:rightChars="0" w:firstLine="0" w:firstLineChars="0"/>
               <w:jc w:val="center"/>
               <w:textAlignment w:val="baseline"/>
             </w:pPr>
@@ -1615,9 +1632,14 @@
       </w:tr>
       <w:tr>
         <w:tblPrEx>
-          <w:tblW w:w="8214" w:type="dxa"/>
-          <w:jc w:val="center"/>
-          <w:tblLayout w:type="fixed"/>
+          <w:tblBorders>
+            <w:top w:val="single" w:color="000000" w:sz="2" w:space="0"/>
+            <w:left w:val="single" w:color="000000" w:sz="2" w:space="0"/>
+            <w:bottom w:val="single" w:color="000000" w:sz="2" w:space="0"/>
+            <w:right w:val="single" w:color="000000" w:sz="2" w:space="0"/>
+            <w:insideH w:val="single" w:color="000000" w:sz="2" w:space="0"/>
+            <w:insideV w:val="single" w:color="000000" w:sz="2" w:space="0"/>
+          </w:tblBorders>
           <w:tblCellMar>
             <w:top w:w="0" w:type="dxa"/>
             <w:left w:w="0" w:type="dxa"/>
@@ -1626,7 +1648,7 @@
           </w:tblCellMar>
         </w:tblPrEx>
         <w:trPr>
-          <w:trHeight w:val="556"/>
+          <w:trHeight w:val="556" w:hRule="atLeast"/>
           <w:jc w:val="center"/>
         </w:trPr>
         <w:tc>
@@ -1635,7 +1657,7 @@
           </w:tcPr>
           <w:p>
             <w:pPr>
-              <w:pStyle w:val="TableText"/>
+              <w:pStyle w:val="27"/>
               <w:keepNext w:val="0"/>
               <w:keepLines w:val="0"/>
               <w:pageBreakBefore w:val="0"/>
@@ -1648,7 +1670,7 @@
               <w:bidi w:val="0"/>
               <w:adjustRightInd w:val="0"/>
               <w:snapToGrid w:val="0"/>
-              <w:ind w:left="0" w:right="0" w:firstLine="0" w:leftChars="0" w:rightChars="0" w:firstLineChars="0"/>
+              <w:ind w:left="0" w:leftChars="0" w:right="0" w:rightChars="0" w:firstLine="0" w:firstLineChars="0"/>
               <w:jc w:val="center"/>
               <w:textAlignment w:val="baseline"/>
             </w:pPr>
@@ -1660,7 +1682,7 @@
           </w:tcPr>
           <w:p>
             <w:pPr>
-              <w:pStyle w:val="TableText"/>
+              <w:pStyle w:val="27"/>
               <w:keepNext w:val="0"/>
               <w:keepLines w:val="0"/>
               <w:pageBreakBefore w:val="0"/>
@@ -1673,7 +1695,7 @@
               <w:bidi w:val="0"/>
               <w:adjustRightInd w:val="0"/>
               <w:snapToGrid w:val="0"/>
-              <w:ind w:left="0" w:right="0" w:firstLine="0" w:leftChars="0" w:rightChars="0" w:firstLineChars="0"/>
+              <w:ind w:left="0" w:leftChars="0" w:right="0" w:rightChars="0" w:firstLine="0" w:firstLineChars="0"/>
               <w:jc w:val="center"/>
               <w:textAlignment w:val="baseline"/>
             </w:pPr>
@@ -1685,7 +1707,7 @@
           </w:tcPr>
           <w:p>
             <w:pPr>
-              <w:pStyle w:val="TableText"/>
+              <w:pStyle w:val="27"/>
               <w:keepNext w:val="0"/>
               <w:keepLines w:val="0"/>
               <w:pageBreakBefore w:val="0"/>
@@ -1698,7 +1720,7 @@
               <w:bidi w:val="0"/>
               <w:adjustRightInd w:val="0"/>
               <w:snapToGrid w:val="0"/>
-              <w:ind w:left="0" w:right="0" w:firstLine="0" w:leftChars="0" w:rightChars="0" w:firstLineChars="0"/>
+              <w:ind w:left="0" w:leftChars="0" w:right="0" w:rightChars="0" w:firstLine="0" w:firstLineChars="0"/>
               <w:jc w:val="center"/>
               <w:textAlignment w:val="baseline"/>
             </w:pPr>
@@ -1710,7 +1732,7 @@
           </w:tcPr>
           <w:p>
             <w:pPr>
-              <w:pStyle w:val="TableText"/>
+              <w:pStyle w:val="27"/>
               <w:keepNext w:val="0"/>
               <w:keepLines w:val="0"/>
               <w:pageBreakBefore w:val="0"/>
@@ -1723,7 +1745,7 @@
               <w:bidi w:val="0"/>
               <w:adjustRightInd w:val="0"/>
               <w:snapToGrid w:val="0"/>
-              <w:ind w:left="0" w:right="0" w:firstLine="0" w:leftChars="0" w:rightChars="0" w:firstLineChars="0"/>
+              <w:ind w:left="0" w:leftChars="0" w:right="0" w:rightChars="0" w:firstLine="0" w:firstLineChars="0"/>
               <w:jc w:val="center"/>
               <w:textAlignment w:val="baseline"/>
             </w:pPr>
@@ -1735,7 +1757,7 @@
           </w:tcPr>
           <w:p>
             <w:pPr>
-              <w:pStyle w:val="TableText"/>
+              <w:pStyle w:val="27"/>
               <w:keepNext w:val="0"/>
               <w:keepLines w:val="0"/>
               <w:pageBreakBefore w:val="0"/>
@@ -1748,7 +1770,7 @@
               <w:bidi w:val="0"/>
               <w:adjustRightInd w:val="0"/>
               <w:snapToGrid w:val="0"/>
-              <w:ind w:left="0" w:right="0" w:firstLine="0" w:leftChars="0" w:rightChars="0" w:firstLineChars="0"/>
+              <w:ind w:left="0" w:leftChars="0" w:right="0" w:rightChars="0" w:firstLine="0" w:firstLineChars="0"/>
               <w:jc w:val="center"/>
               <w:textAlignment w:val="baseline"/>
             </w:pPr>
@@ -1760,7 +1782,7 @@
           </w:tcPr>
           <w:p>
             <w:pPr>
-              <w:pStyle w:val="TableText"/>
+              <w:pStyle w:val="27"/>
               <w:keepNext w:val="0"/>
               <w:keepLines w:val="0"/>
               <w:pageBreakBefore w:val="0"/>
@@ -1773,7 +1795,7 @@
               <w:bidi w:val="0"/>
               <w:adjustRightInd w:val="0"/>
               <w:snapToGrid w:val="0"/>
-              <w:ind w:left="0" w:right="0" w:firstLine="0" w:leftChars="0" w:rightChars="0" w:firstLineChars="0"/>
+              <w:ind w:left="0" w:leftChars="0" w:right="0" w:rightChars="0" w:firstLine="0" w:firstLineChars="0"/>
               <w:jc w:val="center"/>
               <w:textAlignment w:val="baseline"/>
             </w:pPr>
@@ -1782,9 +1804,14 @@
       </w:tr>
       <w:tr>
         <w:tblPrEx>
-          <w:tblW w:w="8214" w:type="dxa"/>
-          <w:jc w:val="center"/>
-          <w:tblLayout w:type="fixed"/>
+          <w:tblBorders>
+            <w:top w:val="single" w:color="000000" w:sz="2" w:space="0"/>
+            <w:left w:val="single" w:color="000000" w:sz="2" w:space="0"/>
+            <w:bottom w:val="single" w:color="000000" w:sz="2" w:space="0"/>
+            <w:right w:val="single" w:color="000000" w:sz="2" w:space="0"/>
+            <w:insideH w:val="single" w:color="000000" w:sz="2" w:space="0"/>
+            <w:insideV w:val="single" w:color="000000" w:sz="2" w:space="0"/>
+          </w:tblBorders>
           <w:tblCellMar>
             <w:top w:w="0" w:type="dxa"/>
             <w:left w:w="0" w:type="dxa"/>
@@ -1793,7 +1820,7 @@
           </w:tblCellMar>
         </w:tblPrEx>
         <w:trPr>
-          <w:trHeight w:val="557"/>
+          <w:trHeight w:val="557" w:hRule="atLeast"/>
           <w:jc w:val="center"/>
         </w:trPr>
         <w:tc>
@@ -1802,7 +1829,7 @@
           </w:tcPr>
           <w:p>
             <w:pPr>
-              <w:pStyle w:val="TableText"/>
+              <w:pStyle w:val="27"/>
               <w:keepNext w:val="0"/>
               <w:keepLines w:val="0"/>
               <w:pageBreakBefore w:val="0"/>
@@ -1815,7 +1842,7 @@
               <w:bidi w:val="0"/>
               <w:adjustRightInd w:val="0"/>
               <w:snapToGrid w:val="0"/>
-              <w:ind w:left="0" w:right="0" w:firstLine="0" w:leftChars="0" w:rightChars="0" w:firstLineChars="0"/>
+              <w:ind w:left="0" w:leftChars="0" w:right="0" w:rightChars="0" w:firstLine="0" w:firstLineChars="0"/>
               <w:jc w:val="center"/>
               <w:textAlignment w:val="baseline"/>
             </w:pPr>
@@ -1827,7 +1854,7 @@
           </w:tcPr>
           <w:p>
             <w:pPr>
-              <w:pStyle w:val="TableText"/>
+              <w:pStyle w:val="27"/>
               <w:keepNext w:val="0"/>
               <w:keepLines w:val="0"/>
               <w:pageBreakBefore w:val="0"/>
@@ -1840,7 +1867,7 @@
               <w:bidi w:val="0"/>
               <w:adjustRightInd w:val="0"/>
               <w:snapToGrid w:val="0"/>
-              <w:ind w:left="0" w:right="0" w:firstLine="0" w:leftChars="0" w:rightChars="0" w:firstLineChars="0"/>
+              <w:ind w:left="0" w:leftChars="0" w:right="0" w:rightChars="0" w:firstLine="0" w:firstLineChars="0"/>
               <w:jc w:val="center"/>
               <w:textAlignment w:val="baseline"/>
             </w:pPr>
@@ -1852,7 +1879,7 @@
           </w:tcPr>
           <w:p>
             <w:pPr>
-              <w:pStyle w:val="TableText"/>
+              <w:pStyle w:val="27"/>
               <w:keepNext w:val="0"/>
               <w:keepLines w:val="0"/>
               <w:pageBreakBefore w:val="0"/>
@@ -1865,7 +1892,7 @@
               <w:bidi w:val="0"/>
               <w:adjustRightInd w:val="0"/>
               <w:snapToGrid w:val="0"/>
-              <w:ind w:left="0" w:right="0" w:firstLine="0" w:leftChars="0" w:rightChars="0" w:firstLineChars="0"/>
+              <w:ind w:left="0" w:leftChars="0" w:right="0" w:rightChars="0" w:firstLine="0" w:firstLineChars="0"/>
               <w:jc w:val="center"/>
               <w:textAlignment w:val="baseline"/>
             </w:pPr>
@@ -1877,7 +1904,7 @@
           </w:tcPr>
           <w:p>
             <w:pPr>
-              <w:pStyle w:val="TableText"/>
+              <w:pStyle w:val="27"/>
               <w:keepNext w:val="0"/>
               <w:keepLines w:val="0"/>
               <w:pageBreakBefore w:val="0"/>
@@ -1890,7 +1917,7 @@
               <w:bidi w:val="0"/>
               <w:adjustRightInd w:val="0"/>
               <w:snapToGrid w:val="0"/>
-              <w:ind w:left="0" w:right="0" w:firstLine="0" w:leftChars="0" w:rightChars="0" w:firstLineChars="0"/>
+              <w:ind w:left="0" w:leftChars="0" w:right="0" w:rightChars="0" w:firstLine="0" w:firstLineChars="0"/>
               <w:jc w:val="center"/>
               <w:textAlignment w:val="baseline"/>
             </w:pPr>
@@ -1902,7 +1929,7 @@
           </w:tcPr>
           <w:p>
             <w:pPr>
-              <w:pStyle w:val="TableText"/>
+              <w:pStyle w:val="27"/>
               <w:keepNext w:val="0"/>
               <w:keepLines w:val="0"/>
               <w:pageBreakBefore w:val="0"/>
@@ -1915,7 +1942,7 @@
               <w:bidi w:val="0"/>
               <w:adjustRightInd w:val="0"/>
               <w:snapToGrid w:val="0"/>
-              <w:ind w:left="0" w:right="0" w:firstLine="0" w:leftChars="0" w:rightChars="0" w:firstLineChars="0"/>
+              <w:ind w:left="0" w:leftChars="0" w:right="0" w:rightChars="0" w:firstLine="0" w:firstLineChars="0"/>
               <w:jc w:val="center"/>
               <w:textAlignment w:val="baseline"/>
             </w:pPr>
@@ -1927,7 +1954,7 @@
           </w:tcPr>
           <w:p>
             <w:pPr>
-              <w:pStyle w:val="TableText"/>
+              <w:pStyle w:val="27"/>
               <w:keepNext w:val="0"/>
               <w:keepLines w:val="0"/>
               <w:pageBreakBefore w:val="0"/>
@@ -1940,7 +1967,7 @@
               <w:bidi w:val="0"/>
               <w:adjustRightInd w:val="0"/>
               <w:snapToGrid w:val="0"/>
-              <w:ind w:left="0" w:right="0" w:firstLine="0" w:leftChars="0" w:rightChars="0" w:firstLineChars="0"/>
+              <w:ind w:left="0" w:leftChars="0" w:right="0" w:rightChars="0" w:firstLine="0" w:firstLineChars="0"/>
               <w:jc w:val="center"/>
               <w:textAlignment w:val="baseline"/>
             </w:pPr>
@@ -1971,7 +1998,7 @@
     <w:sdt>
       <w:sdtPr>
         <w:rPr>
-          <w:rFonts w:ascii="宋体" w:eastAsia="宋体" w:hAnsi="宋体" w:cs="Arial"/>
+          <w:rFonts w:ascii="宋体" w:hAnsi="宋体" w:eastAsia="宋体" w:cs="Arial"/>
           <w:snapToGrid w:val="0"/>
           <w:color w:val="000000"/>
           <w:kern w:val="0"/>
@@ -1987,7 +2014,7 @@
       </w:sdtPr>
       <w:sdtEndPr>
         <w:rPr>
-          <w:rFonts w:ascii="宋体" w:eastAsia="宋体" w:hAnsi="宋体" w:cs="宋体" w:hint="eastAsia"/>
+          <w:rFonts w:hint="eastAsia" w:ascii="宋体" w:hAnsi="宋体" w:eastAsia="宋体" w:cs="宋体"/>
           <w:snapToGrid w:val="0"/>
           <w:color w:val="000000"/>
           <w:kern w:val="0"/>
@@ -2012,18 +2039,18 @@
             <w:adjustRightInd w:val="0"/>
             <w:snapToGrid w:val="0"/>
             <w:spacing w:before="0" w:beforeLines="0" w:after="0" w:afterLines="0" w:line="240" w:lineRule="auto"/>
-            <w:ind w:left="0" w:right="0" w:firstLine="0" w:leftChars="0" w:rightChars="0" w:firstLineChars="0"/>
+            <w:ind w:left="0" w:leftChars="0" w:right="0" w:rightChars="0" w:firstLine="0" w:firstLineChars="0"/>
             <w:jc w:val="center"/>
             <w:textAlignment w:val="baseline"/>
             <w:rPr>
-              <w:rFonts w:ascii="宋体" w:eastAsia="宋体" w:hAnsi="宋体" w:cs="宋体" w:hint="eastAsia"/>
+              <w:rFonts w:hint="eastAsia" w:ascii="宋体" w:hAnsi="宋体" w:eastAsia="宋体" w:cs="宋体"/>
               <w:sz w:val="24"/>
               <w:szCs w:val="24"/>
             </w:rPr>
           </w:pPr>
           <w:r>
             <w:rPr>
-              <w:rFonts w:ascii="宋体" w:eastAsia="宋体" w:hAnsi="宋体" w:cs="宋体" w:hint="eastAsia"/>
+              <w:rFonts w:hint="eastAsia" w:ascii="宋体" w:hAnsi="宋体" w:eastAsia="宋体" w:cs="宋体"/>
               <w:sz w:val="24"/>
               <w:szCs w:val="24"/>
             </w:rPr>
@@ -2032,14 +2059,16 @@
         </w:p>
         <w:p>
           <w:pPr>
-            <w:pStyle w:val="TOC1"/>
+            <w:pStyle w:val="16"/>
             <w:tabs>
               <w:tab w:val="right" w:leader="dot" w:pos="8306"/>
             </w:tabs>
           </w:pPr>
-          <w:r>
-            <w:rPr>
-              <w:rFonts w:ascii="宋体" w:eastAsia="宋体" w:hAnsi="宋体" w:cs="宋体" w:hint="eastAsia"/>
+          <w:bookmarkStart w:id="11" w:name="_GoBack"/>
+          <w:bookmarkEnd w:id="11"/>
+          <w:r>
+            <w:rPr>
+              <w:rFonts w:hint="eastAsia" w:ascii="宋体" w:hAnsi="宋体" w:eastAsia="宋体" w:cs="宋体"/>
               <w:sz w:val="24"/>
               <w:szCs w:val="24"/>
             </w:rPr>
@@ -2047,7 +2076,7 @@
           </w:r>
           <w:r>
             <w:rPr>
-              <w:rFonts w:ascii="宋体" w:eastAsia="宋体" w:hAnsi="宋体" w:cs="宋体" w:hint="eastAsia"/>
+              <w:rFonts w:hint="eastAsia" w:ascii="宋体" w:hAnsi="宋体" w:eastAsia="宋体" w:cs="宋体"/>
               <w:sz w:val="24"/>
               <w:szCs w:val="24"/>
             </w:rPr>
@@ -2055,7 +2084,7 @@
           </w:r>
           <w:r>
             <w:rPr>
-              <w:rFonts w:ascii="宋体" w:eastAsia="宋体" w:hAnsi="宋体" w:cs="宋体" w:hint="eastAsia"/>
+              <w:rFonts w:hint="eastAsia" w:ascii="宋体" w:hAnsi="宋体" w:eastAsia="宋体" w:cs="宋体"/>
               <w:sz w:val="24"/>
               <w:szCs w:val="24"/>
             </w:rPr>
@@ -2063,21 +2092,21 @@
           </w:r>
           <w:r>
             <w:rPr>
-              <w:rFonts w:ascii="宋体" w:eastAsia="宋体" w:hAnsi="宋体" w:cs="宋体" w:hint="eastAsia"/>
+              <w:rFonts w:hint="eastAsia" w:ascii="宋体" w:hAnsi="宋体" w:eastAsia="宋体" w:cs="宋体"/>
               <w:szCs w:val="24"/>
             </w:rPr>
             <w:fldChar w:fldCharType="begin"/>
           </w:r>
           <w:r>
             <w:rPr>
-              <w:rFonts w:ascii="宋体" w:eastAsia="宋体" w:hAnsi="宋体" w:cs="宋体" w:hint="eastAsia"/>
-              <w:szCs w:val="24"/>
-            </w:rPr>
-            <w:instrText xml:space="preserve"> HYPERLINK \l _Toc19151 </w:instrText>
-          </w:r>
-          <w:r>
-            <w:rPr>
-              <w:rFonts w:ascii="宋体" w:eastAsia="宋体" w:hAnsi="宋体" w:cs="宋体" w:hint="eastAsia"/>
+              <w:rFonts w:hint="eastAsia" w:ascii="宋体" w:hAnsi="宋体" w:eastAsia="宋体" w:cs="宋体"/>
+              <w:szCs w:val="24"/>
+            </w:rPr>
+            <w:instrText xml:space="preserve"> HYPERLINK \l _Toc14103 </w:instrText>
+          </w:r>
+          <w:r>
+            <w:rPr>
+              <w:rFonts w:hint="eastAsia" w:ascii="宋体" w:hAnsi="宋体" w:eastAsia="宋体" w:cs="宋体"/>
               <w:szCs w:val="24"/>
             </w:rPr>
             <w:fldChar w:fldCharType="separate"/>
@@ -2096,7 +2125,7 @@
             <w:fldChar w:fldCharType="begin"/>
           </w:r>
           <w:r>
-            <w:instrText xml:space="preserve"> PAGEREF _Toc19151 \h </w:instrText>
+            <w:instrText xml:space="preserve"> PAGEREF _Toc14103 \h </w:instrText>
           </w:r>
           <w:r>
             <w:fldChar w:fldCharType="separate"/>
@@ -2109,7 +2138,7 @@
           </w:r>
           <w:r>
             <w:rPr>
-              <w:rFonts w:ascii="宋体" w:eastAsia="宋体" w:hAnsi="宋体" w:cs="宋体" w:hint="eastAsia"/>
+              <w:rFonts w:hint="eastAsia" w:ascii="宋体" w:hAnsi="宋体" w:eastAsia="宋体" w:cs="宋体"/>
               <w:szCs w:val="24"/>
             </w:rPr>
             <w:fldChar w:fldCharType="end"/>
@@ -2117,28 +2146,28 @@
         </w:p>
         <w:p>
           <w:pPr>
-            <w:pStyle w:val="TOC1"/>
+            <w:pStyle w:val="16"/>
             <w:tabs>
               <w:tab w:val="right" w:leader="dot" w:pos="8306"/>
             </w:tabs>
           </w:pPr>
           <w:r>
             <w:rPr>
-              <w:rFonts w:ascii="宋体" w:eastAsia="宋体" w:hAnsi="宋体" w:cs="宋体" w:hint="eastAsia"/>
+              <w:rFonts w:hint="eastAsia" w:ascii="宋体" w:hAnsi="宋体" w:eastAsia="宋体" w:cs="宋体"/>
               <w:szCs w:val="24"/>
             </w:rPr>
             <w:fldChar w:fldCharType="begin"/>
           </w:r>
           <w:r>
             <w:rPr>
-              <w:rFonts w:ascii="宋体" w:eastAsia="宋体" w:hAnsi="宋体" w:cs="宋体" w:hint="eastAsia"/>
-              <w:szCs w:val="24"/>
-            </w:rPr>
-            <w:instrText xml:space="preserve"> HYPERLINK \l _Toc17655 </w:instrText>
-          </w:r>
-          <w:r>
-            <w:rPr>
-              <w:rFonts w:ascii="宋体" w:eastAsia="宋体" w:hAnsi="宋体" w:cs="宋体" w:hint="eastAsia"/>
+              <w:rFonts w:hint="eastAsia" w:ascii="宋体" w:hAnsi="宋体" w:eastAsia="宋体" w:cs="宋体"/>
+              <w:szCs w:val="24"/>
+            </w:rPr>
+            <w:instrText xml:space="preserve"> HYPERLINK \l _Toc8518 </w:instrText>
+          </w:r>
+          <w:r>
+            <w:rPr>
+              <w:rFonts w:hint="eastAsia" w:ascii="宋体" w:hAnsi="宋体" w:eastAsia="宋体" w:cs="宋体"/>
               <w:szCs w:val="24"/>
             </w:rPr>
             <w:fldChar w:fldCharType="separate"/>
@@ -2157,7 +2186,7 @@
             <w:fldChar w:fldCharType="begin"/>
           </w:r>
           <w:r>
-            <w:instrText xml:space="preserve"> PAGEREF _Toc17655 \h </w:instrText>
+            <w:instrText xml:space="preserve"> PAGEREF _Toc8518 \h </w:instrText>
           </w:r>
           <w:r>
             <w:fldChar w:fldCharType="separate"/>
@@ -2170,7 +2199,7 @@
           </w:r>
           <w:r>
             <w:rPr>
-              <w:rFonts w:ascii="宋体" w:eastAsia="宋体" w:hAnsi="宋体" w:cs="宋体" w:hint="eastAsia"/>
+              <w:rFonts w:hint="eastAsia" w:ascii="宋体" w:hAnsi="宋体" w:eastAsia="宋体" w:cs="宋体"/>
               <w:szCs w:val="24"/>
             </w:rPr>
             <w:fldChar w:fldCharType="end"/>
@@ -2178,28 +2207,28 @@
         </w:p>
         <w:p>
           <w:pPr>
-            <w:pStyle w:val="TOC1"/>
+            <w:pStyle w:val="16"/>
             <w:tabs>
               <w:tab w:val="right" w:leader="dot" w:pos="8306"/>
             </w:tabs>
           </w:pPr>
           <w:r>
             <w:rPr>
-              <w:rFonts w:ascii="宋体" w:eastAsia="宋体" w:hAnsi="宋体" w:cs="宋体" w:hint="eastAsia"/>
+              <w:rFonts w:hint="eastAsia" w:ascii="宋体" w:hAnsi="宋体" w:eastAsia="宋体" w:cs="宋体"/>
               <w:szCs w:val="24"/>
             </w:rPr>
             <w:fldChar w:fldCharType="begin"/>
           </w:r>
           <w:r>
             <w:rPr>
-              <w:rFonts w:ascii="宋体" w:eastAsia="宋体" w:hAnsi="宋体" w:cs="宋体" w:hint="eastAsia"/>
-              <w:szCs w:val="24"/>
-            </w:rPr>
-            <w:instrText xml:space="preserve"> HYPERLINK \l _Toc11201 </w:instrText>
-          </w:r>
-          <w:r>
-            <w:rPr>
-              <w:rFonts w:ascii="宋体" w:eastAsia="宋体" w:hAnsi="宋体" w:cs="宋体" w:hint="eastAsia"/>
+              <w:rFonts w:hint="eastAsia" w:ascii="宋体" w:hAnsi="宋体" w:eastAsia="宋体" w:cs="宋体"/>
+              <w:szCs w:val="24"/>
+            </w:rPr>
+            <w:instrText xml:space="preserve"> HYPERLINK \l _Toc21984 </w:instrText>
+          </w:r>
+          <w:r>
+            <w:rPr>
+              <w:rFonts w:hint="eastAsia" w:ascii="宋体" w:hAnsi="宋体" w:eastAsia="宋体" w:cs="宋体"/>
               <w:szCs w:val="24"/>
             </w:rPr>
             <w:fldChar w:fldCharType="separate"/>
@@ -2218,7 +2247,7 @@
             <w:fldChar w:fldCharType="begin"/>
           </w:r>
           <w:r>
-            <w:instrText xml:space="preserve"> PAGEREF _Toc11201 \h </w:instrText>
+            <w:instrText xml:space="preserve"> PAGEREF _Toc21984 \h </w:instrText>
           </w:r>
           <w:r>
             <w:fldChar w:fldCharType="separate"/>
@@ -2231,7 +2260,7 @@
           </w:r>
           <w:r>
             <w:rPr>
-              <w:rFonts w:ascii="宋体" w:eastAsia="宋体" w:hAnsi="宋体" w:cs="宋体" w:hint="eastAsia"/>
+              <w:rFonts w:hint="eastAsia" w:ascii="宋体" w:hAnsi="宋体" w:eastAsia="宋体" w:cs="宋体"/>
               <w:szCs w:val="24"/>
             </w:rPr>
             <w:fldChar w:fldCharType="end"/>
@@ -2239,28 +2268,28 @@
         </w:p>
         <w:p>
           <w:pPr>
-            <w:pStyle w:val="TOC1"/>
+            <w:pStyle w:val="16"/>
             <w:tabs>
               <w:tab w:val="right" w:leader="dot" w:pos="8306"/>
             </w:tabs>
           </w:pPr>
           <w:r>
             <w:rPr>
-              <w:rFonts w:ascii="宋体" w:eastAsia="宋体" w:hAnsi="宋体" w:cs="宋体" w:hint="eastAsia"/>
+              <w:rFonts w:hint="eastAsia" w:ascii="宋体" w:hAnsi="宋体" w:eastAsia="宋体" w:cs="宋体"/>
               <w:szCs w:val="24"/>
             </w:rPr>
             <w:fldChar w:fldCharType="begin"/>
           </w:r>
           <w:r>
             <w:rPr>
-              <w:rFonts w:ascii="宋体" w:eastAsia="宋体" w:hAnsi="宋体" w:cs="宋体" w:hint="eastAsia"/>
-              <w:szCs w:val="24"/>
-            </w:rPr>
-            <w:instrText xml:space="preserve"> HYPERLINK \l _Toc29326 </w:instrText>
-          </w:r>
-          <w:r>
-            <w:rPr>
-              <w:rFonts w:ascii="宋体" w:eastAsia="宋体" w:hAnsi="宋体" w:cs="宋体" w:hint="eastAsia"/>
+              <w:rFonts w:hint="eastAsia" w:ascii="宋体" w:hAnsi="宋体" w:eastAsia="宋体" w:cs="宋体"/>
+              <w:szCs w:val="24"/>
+            </w:rPr>
+            <w:instrText xml:space="preserve"> HYPERLINK \l _Toc20365 </w:instrText>
+          </w:r>
+          <w:r>
+            <w:rPr>
+              <w:rFonts w:hint="eastAsia" w:ascii="宋体" w:hAnsi="宋体" w:eastAsia="宋体" w:cs="宋体"/>
               <w:szCs w:val="24"/>
             </w:rPr>
             <w:fldChar w:fldCharType="separate"/>
@@ -2279,7 +2308,7 @@
             <w:fldChar w:fldCharType="begin"/>
           </w:r>
           <w:r>
-            <w:instrText xml:space="preserve"> PAGEREF _Toc29326 \h </w:instrText>
+            <w:instrText xml:space="preserve"> PAGEREF _Toc20365 \h </w:instrText>
           </w:r>
           <w:r>
             <w:fldChar w:fldCharType="separate"/>
@@ -2292,7 +2321,7 @@
           </w:r>
           <w:r>
             <w:rPr>
-              <w:rFonts w:ascii="宋体" w:eastAsia="宋体" w:hAnsi="宋体" w:cs="宋体" w:hint="eastAsia"/>
+              <w:rFonts w:hint="eastAsia" w:ascii="宋体" w:hAnsi="宋体" w:eastAsia="宋体" w:cs="宋体"/>
               <w:szCs w:val="24"/>
             </w:rPr>
             <w:fldChar w:fldCharType="end"/>
@@ -2300,28 +2329,28 @@
         </w:p>
         <w:p>
           <w:pPr>
-            <w:pStyle w:val="TOC1"/>
+            <w:pStyle w:val="16"/>
             <w:tabs>
               <w:tab w:val="right" w:leader="dot" w:pos="8306"/>
             </w:tabs>
           </w:pPr>
           <w:r>
             <w:rPr>
-              <w:rFonts w:ascii="宋体" w:eastAsia="宋体" w:hAnsi="宋体" w:cs="宋体" w:hint="eastAsia"/>
+              <w:rFonts w:hint="eastAsia" w:ascii="宋体" w:hAnsi="宋体" w:eastAsia="宋体" w:cs="宋体"/>
               <w:szCs w:val="24"/>
             </w:rPr>
             <w:fldChar w:fldCharType="begin"/>
           </w:r>
           <w:r>
             <w:rPr>
-              <w:rFonts w:ascii="宋体" w:eastAsia="宋体" w:hAnsi="宋体" w:cs="宋体" w:hint="eastAsia"/>
-              <w:szCs w:val="24"/>
-            </w:rPr>
-            <w:instrText xml:space="preserve"> HYPERLINK \l _Toc31706 </w:instrText>
-          </w:r>
-          <w:r>
-            <w:rPr>
-              <w:rFonts w:ascii="宋体" w:eastAsia="宋体" w:hAnsi="宋体" w:cs="宋体" w:hint="eastAsia"/>
+              <w:rFonts w:hint="eastAsia" w:ascii="宋体" w:hAnsi="宋体" w:eastAsia="宋体" w:cs="宋体"/>
+              <w:szCs w:val="24"/>
+            </w:rPr>
+            <w:instrText xml:space="preserve"> HYPERLINK \l _Toc2378 </w:instrText>
+          </w:r>
+          <w:r>
+            <w:rPr>
+              <w:rFonts w:hint="eastAsia" w:ascii="宋体" w:hAnsi="宋体" w:eastAsia="宋体" w:cs="宋体"/>
               <w:szCs w:val="24"/>
             </w:rPr>
             <w:fldChar w:fldCharType="separate"/>
@@ -2340,7 +2369,7 @@
             <w:fldChar w:fldCharType="begin"/>
           </w:r>
           <w:r>
-            <w:instrText xml:space="preserve"> PAGEREF _Toc31706 \h </w:instrText>
+            <w:instrText xml:space="preserve"> PAGEREF _Toc2378 \h </w:instrText>
           </w:r>
           <w:r>
             <w:fldChar w:fldCharType="separate"/>
@@ -2353,7 +2382,7 @@
           </w:r>
           <w:r>
             <w:rPr>
-              <w:rFonts w:ascii="宋体" w:eastAsia="宋体" w:hAnsi="宋体" w:cs="宋体" w:hint="eastAsia"/>
+              <w:rFonts w:hint="eastAsia" w:ascii="宋体" w:hAnsi="宋体" w:eastAsia="宋体" w:cs="宋体"/>
               <w:szCs w:val="24"/>
             </w:rPr>
             <w:fldChar w:fldCharType="end"/>
@@ -2361,28 +2390,28 @@
         </w:p>
         <w:p>
           <w:pPr>
-            <w:pStyle w:val="TOC1"/>
+            <w:pStyle w:val="16"/>
             <w:tabs>
               <w:tab w:val="right" w:leader="dot" w:pos="8306"/>
             </w:tabs>
           </w:pPr>
           <w:r>
             <w:rPr>
-              <w:rFonts w:ascii="宋体" w:eastAsia="宋体" w:hAnsi="宋体" w:cs="宋体" w:hint="eastAsia"/>
+              <w:rFonts w:hint="eastAsia" w:ascii="宋体" w:hAnsi="宋体" w:eastAsia="宋体" w:cs="宋体"/>
               <w:szCs w:val="24"/>
             </w:rPr>
             <w:fldChar w:fldCharType="begin"/>
           </w:r>
           <w:r>
             <w:rPr>
-              <w:rFonts w:ascii="宋体" w:eastAsia="宋体" w:hAnsi="宋体" w:cs="宋体" w:hint="eastAsia"/>
-              <w:szCs w:val="24"/>
-            </w:rPr>
-            <w:instrText xml:space="preserve"> HYPERLINK \l _Toc6481 </w:instrText>
-          </w:r>
-          <w:r>
-            <w:rPr>
-              <w:rFonts w:ascii="宋体" w:eastAsia="宋体" w:hAnsi="宋体" w:cs="宋体" w:hint="eastAsia"/>
+              <w:rFonts w:hint="eastAsia" w:ascii="宋体" w:hAnsi="宋体" w:eastAsia="宋体" w:cs="宋体"/>
+              <w:szCs w:val="24"/>
+            </w:rPr>
+            <w:instrText xml:space="preserve"> HYPERLINK \l _Toc24633 </w:instrText>
+          </w:r>
+          <w:r>
+            <w:rPr>
+              <w:rFonts w:hint="eastAsia" w:ascii="宋体" w:hAnsi="宋体" w:eastAsia="宋体" w:cs="宋体"/>
               <w:szCs w:val="24"/>
             </w:rPr>
             <w:fldChar w:fldCharType="separate"/>
@@ -2401,7 +2430,7 @@
             <w:fldChar w:fldCharType="begin"/>
           </w:r>
           <w:r>
-            <w:instrText xml:space="preserve"> PAGEREF _Toc6481 \h </w:instrText>
+            <w:instrText xml:space="preserve"> PAGEREF _Toc24633 \h </w:instrText>
           </w:r>
           <w:r>
             <w:fldChar w:fldCharType="separate"/>
@@ -2414,7 +2443,7 @@
           </w:r>
           <w:r>
             <w:rPr>
-              <w:rFonts w:ascii="宋体" w:eastAsia="宋体" w:hAnsi="宋体" w:cs="宋体" w:hint="eastAsia"/>
+              <w:rFonts w:hint="eastAsia" w:ascii="宋体" w:hAnsi="宋体" w:eastAsia="宋体" w:cs="宋体"/>
               <w:szCs w:val="24"/>
             </w:rPr>
             <w:fldChar w:fldCharType="end"/>
@@ -2422,28 +2451,28 @@
         </w:p>
         <w:p>
           <w:pPr>
-            <w:pStyle w:val="TOC2"/>
+            <w:pStyle w:val="17"/>
             <w:tabs>
               <w:tab w:val="right" w:leader="dot" w:pos="8306"/>
             </w:tabs>
           </w:pPr>
           <w:r>
             <w:rPr>
-              <w:rFonts w:ascii="宋体" w:eastAsia="宋体" w:hAnsi="宋体" w:cs="宋体" w:hint="eastAsia"/>
+              <w:rFonts w:hint="eastAsia" w:ascii="宋体" w:hAnsi="宋体" w:eastAsia="宋体" w:cs="宋体"/>
               <w:szCs w:val="24"/>
             </w:rPr>
             <w:fldChar w:fldCharType="begin"/>
           </w:r>
           <w:r>
             <w:rPr>
-              <w:rFonts w:ascii="宋体" w:eastAsia="宋体" w:hAnsi="宋体" w:cs="宋体" w:hint="eastAsia"/>
-              <w:szCs w:val="24"/>
-            </w:rPr>
-            <w:instrText xml:space="preserve"> HYPERLINK \l _Toc23949 </w:instrText>
-          </w:r>
-          <w:r>
-            <w:rPr>
-              <w:rFonts w:ascii="宋体" w:eastAsia="宋体" w:hAnsi="宋体" w:cs="宋体" w:hint="eastAsia"/>
+              <w:rFonts w:hint="eastAsia" w:ascii="宋体" w:hAnsi="宋体" w:eastAsia="宋体" w:cs="宋体"/>
+              <w:szCs w:val="24"/>
+            </w:rPr>
+            <w:instrText xml:space="preserve"> HYPERLINK \l _Toc9643 </w:instrText>
+          </w:r>
+          <w:r>
+            <w:rPr>
+              <w:rFonts w:hint="eastAsia" w:ascii="宋体" w:hAnsi="宋体" w:eastAsia="宋体" w:cs="宋体"/>
               <w:szCs w:val="24"/>
             </w:rPr>
             <w:fldChar w:fldCharType="separate"/>
@@ -2462,7 +2491,7 @@
             <w:fldChar w:fldCharType="begin"/>
           </w:r>
           <w:r>
-            <w:instrText xml:space="preserve"> PAGEREF _Toc23949 \h </w:instrText>
+            <w:instrText xml:space="preserve"> PAGEREF _Toc9643 \h </w:instrText>
           </w:r>
           <w:r>
             <w:fldChar w:fldCharType="separate"/>
@@ -2475,7 +2504,7 @@
           </w:r>
           <w:r>
             <w:rPr>
-              <w:rFonts w:ascii="宋体" w:eastAsia="宋体" w:hAnsi="宋体" w:cs="宋体" w:hint="eastAsia"/>
+              <w:rFonts w:hint="eastAsia" w:ascii="宋体" w:hAnsi="宋体" w:eastAsia="宋体" w:cs="宋体"/>
               <w:szCs w:val="24"/>
             </w:rPr>
             <w:fldChar w:fldCharType="end"/>
@@ -2483,28 +2512,28 @@
         </w:p>
         <w:p>
           <w:pPr>
-            <w:pStyle w:val="TOC2"/>
+            <w:pStyle w:val="17"/>
             <w:tabs>
               <w:tab w:val="right" w:leader="dot" w:pos="8306"/>
             </w:tabs>
           </w:pPr>
           <w:r>
             <w:rPr>
-              <w:rFonts w:ascii="宋体" w:eastAsia="宋体" w:hAnsi="宋体" w:cs="宋体" w:hint="eastAsia"/>
+              <w:rFonts w:hint="eastAsia" w:ascii="宋体" w:hAnsi="宋体" w:eastAsia="宋体" w:cs="宋体"/>
               <w:szCs w:val="24"/>
             </w:rPr>
             <w:fldChar w:fldCharType="begin"/>
           </w:r>
           <w:r>
             <w:rPr>
-              <w:rFonts w:ascii="宋体" w:eastAsia="宋体" w:hAnsi="宋体" w:cs="宋体" w:hint="eastAsia"/>
-              <w:szCs w:val="24"/>
-            </w:rPr>
-            <w:instrText xml:space="preserve"> HYPERLINK \l _Toc8422 </w:instrText>
-          </w:r>
-          <w:r>
-            <w:rPr>
-              <w:rFonts w:ascii="宋体" w:eastAsia="宋体" w:hAnsi="宋体" w:cs="宋体" w:hint="eastAsia"/>
+              <w:rFonts w:hint="eastAsia" w:ascii="宋体" w:hAnsi="宋体" w:eastAsia="宋体" w:cs="宋体"/>
+              <w:szCs w:val="24"/>
+            </w:rPr>
+            <w:instrText xml:space="preserve"> HYPERLINK \l _Toc12937 </w:instrText>
+          </w:r>
+          <w:r>
+            <w:rPr>
+              <w:rFonts w:hint="eastAsia" w:ascii="宋体" w:hAnsi="宋体" w:eastAsia="宋体" w:cs="宋体"/>
               <w:szCs w:val="24"/>
             </w:rPr>
             <w:fldChar w:fldCharType="separate"/>
@@ -2523,7 +2552,7 @@
             <w:fldChar w:fldCharType="begin"/>
           </w:r>
           <w:r>
-            <w:instrText xml:space="preserve"> PAGEREF _Toc8422 \h </w:instrText>
+            <w:instrText xml:space="preserve"> PAGEREF _Toc12937 \h </w:instrText>
           </w:r>
           <w:r>
             <w:fldChar w:fldCharType="separate"/>
@@ -2536,7 +2565,7 @@
           </w:r>
           <w:r>
             <w:rPr>
-              <w:rFonts w:ascii="宋体" w:eastAsia="宋体" w:hAnsi="宋体" w:cs="宋体" w:hint="eastAsia"/>
+              <w:rFonts w:hint="eastAsia" w:ascii="宋体" w:hAnsi="宋体" w:eastAsia="宋体" w:cs="宋体"/>
               <w:szCs w:val="24"/>
             </w:rPr>
             <w:fldChar w:fldCharType="end"/>
@@ -2544,28 +2573,28 @@
         </w:p>
         <w:p>
           <w:pPr>
-            <w:pStyle w:val="TOC1"/>
+            <w:pStyle w:val="16"/>
             <w:tabs>
               <w:tab w:val="right" w:leader="dot" w:pos="8306"/>
             </w:tabs>
           </w:pPr>
           <w:r>
             <w:rPr>
-              <w:rFonts w:ascii="宋体" w:eastAsia="宋体" w:hAnsi="宋体" w:cs="宋体" w:hint="eastAsia"/>
+              <w:rFonts w:hint="eastAsia" w:ascii="宋体" w:hAnsi="宋体" w:eastAsia="宋体" w:cs="宋体"/>
               <w:szCs w:val="24"/>
             </w:rPr>
             <w:fldChar w:fldCharType="begin"/>
           </w:r>
           <w:r>
             <w:rPr>
-              <w:rFonts w:ascii="宋体" w:eastAsia="宋体" w:hAnsi="宋体" w:cs="宋体" w:hint="eastAsia"/>
-              <w:szCs w:val="24"/>
-            </w:rPr>
-            <w:instrText xml:space="preserve"> HYPERLINK \l _Toc13537 </w:instrText>
-          </w:r>
-          <w:r>
-            <w:rPr>
-              <w:rFonts w:ascii="宋体" w:eastAsia="宋体" w:hAnsi="宋体" w:cs="宋体" w:hint="eastAsia"/>
+              <w:rFonts w:hint="eastAsia" w:ascii="宋体" w:hAnsi="宋体" w:eastAsia="宋体" w:cs="宋体"/>
+              <w:szCs w:val="24"/>
+            </w:rPr>
+            <w:instrText xml:space="preserve"> HYPERLINK \l _Toc126 </w:instrText>
+          </w:r>
+          <w:r>
+            <w:rPr>
+              <w:rFonts w:hint="eastAsia" w:ascii="宋体" w:hAnsi="宋体" w:eastAsia="宋体" w:cs="宋体"/>
               <w:szCs w:val="24"/>
             </w:rPr>
             <w:fldChar w:fldCharType="separate"/>
@@ -2584,7 +2613,7 @@
             <w:fldChar w:fldCharType="begin"/>
           </w:r>
           <w:r>
-            <w:instrText xml:space="preserve"> PAGEREF _Toc13537 \h </w:instrText>
+            <w:instrText xml:space="preserve"> PAGEREF _Toc126 \h </w:instrText>
           </w:r>
           <w:r>
             <w:fldChar w:fldCharType="separate"/>
@@ -2597,7 +2626,7 @@
           </w:r>
           <w:r>
             <w:rPr>
-              <w:rFonts w:ascii="宋体" w:eastAsia="宋体" w:hAnsi="宋体" w:cs="宋体" w:hint="eastAsia"/>
+              <w:rFonts w:hint="eastAsia" w:ascii="宋体" w:hAnsi="宋体" w:eastAsia="宋体" w:cs="宋体"/>
               <w:szCs w:val="24"/>
             </w:rPr>
             <w:fldChar w:fldCharType="end"/>
@@ -2605,28 +2634,28 @@
         </w:p>
         <w:p>
           <w:pPr>
-            <w:pStyle w:val="TOC1"/>
+            <w:pStyle w:val="16"/>
             <w:tabs>
               <w:tab w:val="right" w:leader="dot" w:pos="8306"/>
             </w:tabs>
           </w:pPr>
           <w:r>
             <w:rPr>
-              <w:rFonts w:ascii="宋体" w:eastAsia="宋体" w:hAnsi="宋体" w:cs="宋体" w:hint="eastAsia"/>
+              <w:rFonts w:hint="eastAsia" w:ascii="宋体" w:hAnsi="宋体" w:eastAsia="宋体" w:cs="宋体"/>
               <w:szCs w:val="24"/>
             </w:rPr>
             <w:fldChar w:fldCharType="begin"/>
           </w:r>
           <w:r>
             <w:rPr>
-              <w:rFonts w:ascii="宋体" w:eastAsia="宋体" w:hAnsi="宋体" w:cs="宋体" w:hint="eastAsia"/>
-              <w:szCs w:val="24"/>
-            </w:rPr>
-            <w:instrText xml:space="preserve"> HYPERLINK \l _Toc29772 </w:instrText>
-          </w:r>
-          <w:r>
-            <w:rPr>
-              <w:rFonts w:ascii="宋体" w:eastAsia="宋体" w:hAnsi="宋体" w:cs="宋体" w:hint="eastAsia"/>
+              <w:rFonts w:hint="eastAsia" w:ascii="宋体" w:hAnsi="宋体" w:eastAsia="宋体" w:cs="宋体"/>
+              <w:szCs w:val="24"/>
+            </w:rPr>
+            <w:instrText xml:space="preserve"> HYPERLINK \l _Toc21598 </w:instrText>
+          </w:r>
+          <w:r>
+            <w:rPr>
+              <w:rFonts w:hint="eastAsia" w:ascii="宋体" w:hAnsi="宋体" w:eastAsia="宋体" w:cs="宋体"/>
               <w:szCs w:val="24"/>
             </w:rPr>
             <w:fldChar w:fldCharType="separate"/>
@@ -2645,7 +2674,7 @@
             <w:fldChar w:fldCharType="begin"/>
           </w:r>
           <w:r>
-            <w:instrText xml:space="preserve"> PAGEREF _Toc29772 \h </w:instrText>
+            <w:instrText xml:space="preserve"> PAGEREF _Toc21598 \h </w:instrText>
           </w:r>
           <w:r>
             <w:fldChar w:fldCharType="separate"/>
@@ -2658,7 +2687,7 @@
           </w:r>
           <w:r>
             <w:rPr>
-              <w:rFonts w:ascii="宋体" w:eastAsia="宋体" w:hAnsi="宋体" w:cs="宋体" w:hint="eastAsia"/>
+              <w:rFonts w:hint="eastAsia" w:ascii="宋体" w:hAnsi="宋体" w:eastAsia="宋体" w:cs="宋体"/>
               <w:szCs w:val="24"/>
             </w:rPr>
             <w:fldChar w:fldCharType="end"/>
@@ -2666,28 +2695,28 @@
         </w:p>
         <w:p>
           <w:pPr>
-            <w:pStyle w:val="TOC1"/>
+            <w:pStyle w:val="16"/>
             <w:tabs>
               <w:tab w:val="right" w:leader="dot" w:pos="8306"/>
             </w:tabs>
           </w:pPr>
           <w:r>
             <w:rPr>
-              <w:rFonts w:ascii="宋体" w:eastAsia="宋体" w:hAnsi="宋体" w:cs="宋体" w:hint="eastAsia"/>
+              <w:rFonts w:hint="eastAsia" w:ascii="宋体" w:hAnsi="宋体" w:eastAsia="宋体" w:cs="宋体"/>
               <w:szCs w:val="24"/>
             </w:rPr>
             <w:fldChar w:fldCharType="begin"/>
           </w:r>
           <w:r>
             <w:rPr>
-              <w:rFonts w:ascii="宋体" w:eastAsia="宋体" w:hAnsi="宋体" w:cs="宋体" w:hint="eastAsia"/>
-              <w:szCs w:val="24"/>
-            </w:rPr>
-            <w:instrText xml:space="preserve"> HYPERLINK \l _Toc17318 </w:instrText>
-          </w:r>
-          <w:r>
-            <w:rPr>
-              <w:rFonts w:ascii="宋体" w:eastAsia="宋体" w:hAnsi="宋体" w:cs="宋体" w:hint="eastAsia"/>
+              <w:rFonts w:hint="eastAsia" w:ascii="宋体" w:hAnsi="宋体" w:eastAsia="宋体" w:cs="宋体"/>
+              <w:szCs w:val="24"/>
+            </w:rPr>
+            <w:instrText xml:space="preserve"> HYPERLINK \l _Toc3375 </w:instrText>
+          </w:r>
+          <w:r>
+            <w:rPr>
+              <w:rFonts w:hint="eastAsia" w:ascii="宋体" w:hAnsi="宋体" w:eastAsia="宋体" w:cs="宋体"/>
               <w:szCs w:val="24"/>
             </w:rPr>
             <w:fldChar w:fldCharType="separate"/>
@@ -2706,7 +2735,7 @@
             <w:fldChar w:fldCharType="begin"/>
           </w:r>
           <w:r>
-            <w:instrText xml:space="preserve"> PAGEREF _Toc17318 \h </w:instrText>
+            <w:instrText xml:space="preserve"> PAGEREF _Toc3375 \h </w:instrText>
           </w:r>
           <w:r>
             <w:fldChar w:fldCharType="separate"/>
@@ -2719,7 +2748,7 @@
           </w:r>
           <w:r>
             <w:rPr>
-              <w:rFonts w:ascii="宋体" w:eastAsia="宋体" w:hAnsi="宋体" w:cs="宋体" w:hint="eastAsia"/>
+              <w:rFonts w:hint="eastAsia" w:ascii="宋体" w:hAnsi="宋体" w:eastAsia="宋体" w:cs="宋体"/>
               <w:szCs w:val="24"/>
             </w:rPr>
             <w:fldChar w:fldCharType="end"/>
@@ -2741,7 +2770,7 @@
             <w:snapToGrid w:val="0"/>
             <w:textAlignment w:val="baseline"/>
             <w:rPr>
-              <w:rFonts w:ascii="宋体" w:eastAsia="宋体" w:hAnsi="宋体" w:cs="宋体" w:hint="eastAsia"/>
+              <w:rFonts w:hint="eastAsia" w:ascii="宋体" w:hAnsi="宋体" w:eastAsia="宋体" w:cs="宋体"/>
               <w:snapToGrid w:val="0"/>
               <w:color w:val="000000"/>
               <w:kern w:val="0"/>
@@ -2752,7 +2781,7 @@
           </w:pPr>
           <w:r>
             <w:rPr>
-              <w:rFonts w:ascii="宋体" w:eastAsia="宋体" w:hAnsi="宋体" w:cs="宋体" w:hint="eastAsia"/>
+              <w:rFonts w:hint="eastAsia" w:ascii="宋体" w:hAnsi="宋体" w:eastAsia="宋体" w:cs="宋体"/>
               <w:szCs w:val="24"/>
             </w:rPr>
             <w:fldChar w:fldCharType="end"/>
@@ -2776,7 +2805,7 @@
         <w:snapToGrid w:val="0"/>
         <w:textAlignment w:val="baseline"/>
         <w:rPr>
-          <w:rFonts w:ascii="Arial" w:eastAsia="Arial" w:hAnsi="Arial" w:cs="Arial"/>
+          <w:rFonts w:ascii="Arial" w:hAnsi="Arial" w:eastAsia="Arial" w:cs="Arial"/>
           <w:snapToGrid w:val="0"/>
           <w:color w:val="000000"/>
           <w:kern w:val="0"/>
@@ -2787,7 +2816,7 @@
       </w:pPr>
       <w:r>
         <w:rPr>
-          <w:rFonts w:ascii="Arial" w:eastAsia="Arial" w:hAnsi="Arial" w:cs="Arial"/>
+          <w:rFonts w:ascii="Arial" w:hAnsi="Arial" w:eastAsia="Arial" w:cs="Arial"/>
           <w:snapToGrid w:val="0"/>
           <w:color w:val="000000"/>
           <w:kern w:val="0"/>
@@ -2800,14 +2829,14 @@
     </w:p>
     <w:p>
       <w:pPr>
-        <w:pStyle w:val="1"/>
+        <w:pStyle w:val="28"/>
         <w:bidi w:val="0"/>
         <w:rPr>
           <w:rFonts w:hint="default"/>
           <w:lang w:val="en-US" w:eastAsia="zh-CN"/>
         </w:rPr>
       </w:pPr>
-      <w:bookmarkStart w:id="2" w:name="_Toc11201"/>
+      <w:bookmarkStart w:id="2" w:name="_Toc21984"/>
       <w:r>
         <w:rPr>
           <w:rFonts w:hint="default"/>
@@ -2819,8 +2848,8 @@
     </w:p>
     <w:p>
       <w:pPr>
-        <w:pStyle w:val="a1"/>
-        <w:ind w:left="0" w:firstLine="0" w:leftChars="0" w:firstLineChars="0"/>
+        <w:pStyle w:val="29"/>
+        <w:ind w:left="0" w:leftChars="0" w:firstLine="0" w:firstLineChars="0"/>
         <w:rPr>
           <w:rFonts w:hint="default"/>
           <w:lang w:val="en-US" w:eastAsia="zh-CN"/>
@@ -2850,8 +2879,8 @@
     </w:p>
     <w:p>
       <w:pPr>
-        <w:pStyle w:val="a1"/>
-        <w:ind w:left="0" w:firstLine="0" w:leftChars="0" w:firstLineChars="0"/>
+        <w:pStyle w:val="29"/>
+        <w:ind w:left="0" w:leftChars="0" w:firstLine="0" w:firstLineChars="0"/>
         <w:rPr>
           <w:rFonts w:hint="default"/>
           <w:lang w:val="en-US" w:eastAsia="zh-CN"/>
@@ -2867,8 +2896,8 @@
     </w:p>
     <w:p>
       <w:pPr>
-        <w:pStyle w:val="a1"/>
-        <w:ind w:left="0" w:firstLine="0" w:leftChars="0" w:firstLineChars="0"/>
+        <w:pStyle w:val="29"/>
+        <w:ind w:left="0" w:leftChars="0" w:firstLine="0" w:firstLineChars="0"/>
         <w:rPr>
           <w:rFonts w:hint="default"/>
           <w:lang w:val="en-US" w:eastAsia="zh-CN"/>
@@ -2884,8 +2913,8 @@
     </w:p>
     <w:p>
       <w:pPr>
-        <w:pStyle w:val="a1"/>
-        <w:ind w:left="0" w:firstLine="0" w:leftChars="0" w:firstLineChars="0"/>
+        <w:pStyle w:val="29"/>
+        <w:ind w:left="0" w:leftChars="0" w:firstLine="0" w:firstLineChars="0"/>
         <w:rPr>
           <w:rFonts w:hint="default"/>
           <w:lang w:val="en-US" w:eastAsia="zh-CN"/>
@@ -2901,14 +2930,14 @@
     </w:p>
     <w:p>
       <w:pPr>
-        <w:pStyle w:val="1"/>
+        <w:pStyle w:val="28"/>
         <w:bidi w:val="0"/>
         <w:rPr>
           <w:rFonts w:hint="default"/>
           <w:lang w:val="en-US" w:eastAsia="zh-CN"/>
         </w:rPr>
       </w:pPr>
-      <w:bookmarkStart w:id="3" w:name="_Toc29326"/>
+      <w:bookmarkStart w:id="3" w:name="_Toc20365"/>
       <w:r>
         <w:rPr>
           <w:rFonts w:hint="default"/>
@@ -2920,7 +2949,7 @@
     </w:p>
     <w:p>
       <w:pPr>
-        <w:pStyle w:val="a1"/>
+        <w:pStyle w:val="29"/>
         <w:bidi w:val="0"/>
         <w:rPr>
           <w:rFonts w:hint="default"/>
@@ -2951,14 +2980,14 @@
     </w:p>
     <w:p>
       <w:pPr>
-        <w:pStyle w:val="1"/>
+        <w:pStyle w:val="28"/>
         <w:bidi w:val="0"/>
         <w:rPr>
           <w:rFonts w:hint="default"/>
           <w:lang w:val="en-US" w:eastAsia="zh-CN"/>
         </w:rPr>
       </w:pPr>
-      <w:bookmarkStart w:id="4" w:name="_Toc31706"/>
+      <w:bookmarkStart w:id="4" w:name="_Toc2378"/>
       <w:r>
         <w:rPr>
           <w:rFonts w:hint="default"/>
@@ -2970,8 +2999,8 @@
     </w:p>
     <w:p>
       <w:pPr>
-        <w:pStyle w:val="a1"/>
-        <w:ind w:left="0" w:firstLine="0" w:leftChars="0" w:firstLineChars="0"/>
+        <w:pStyle w:val="29"/>
+        <w:ind w:left="0" w:leftChars="0" w:firstLine="0" w:firstLineChars="0"/>
         <w:rPr>
           <w:rFonts w:hint="default"/>
           <w:lang w:val="en-US" w:eastAsia="zh-CN"/>
@@ -2987,8 +3016,8 @@
     </w:p>
     <w:p>
       <w:pPr>
-        <w:pStyle w:val="a1"/>
-        <w:ind w:left="0" w:firstLine="0" w:leftChars="0" w:firstLineChars="0"/>
+        <w:pStyle w:val="29"/>
+        <w:ind w:left="0" w:leftChars="0" w:firstLine="0" w:firstLineChars="0"/>
         <w:rPr>
           <w:rFonts w:hint="default"/>
           <w:lang w:val="en-US" w:eastAsia="zh-CN"/>
@@ -3004,8 +3033,8 @@
     </w:p>
     <w:p>
       <w:pPr>
-        <w:pStyle w:val="a1"/>
-        <w:ind w:left="0" w:firstLine="0" w:leftChars="0" w:firstLineChars="0"/>
+        <w:pStyle w:val="29"/>
+        <w:ind w:left="0" w:leftChars="0" w:firstLine="0" w:firstLineChars="0"/>
         <w:rPr>
           <w:rFonts w:hint="default"/>
           <w:lang w:val="en-US" w:eastAsia="zh-CN"/>
@@ -3021,8 +3050,8 @@
     </w:p>
     <w:p>
       <w:pPr>
-        <w:pStyle w:val="a1"/>
-        <w:ind w:left="0" w:firstLine="0" w:leftChars="0" w:firstLineChars="0"/>
+        <w:pStyle w:val="29"/>
+        <w:ind w:left="0" w:leftChars="0" w:firstLine="0" w:firstLineChars="0"/>
         <w:rPr>
           <w:rFonts w:hint="default"/>
           <w:lang w:val="en-US" w:eastAsia="zh-CN"/>
@@ -3038,8 +3067,8 @@
     </w:p>
     <w:p>
       <w:pPr>
-        <w:pStyle w:val="a1"/>
-        <w:ind w:left="0" w:firstLine="0" w:leftChars="0" w:firstLineChars="0"/>
+        <w:pStyle w:val="29"/>
+        <w:ind w:left="0" w:leftChars="0" w:firstLine="0" w:firstLineChars="0"/>
         <w:rPr>
           <w:rFonts w:hint="default"/>
           <w:lang w:val="en-US" w:eastAsia="zh-CN"/>
@@ -3055,8 +3084,8 @@
     </w:p>
     <w:p>
       <w:pPr>
-        <w:pStyle w:val="a1"/>
-        <w:ind w:left="0" w:firstLine="0" w:leftChars="0" w:firstLineChars="0"/>
+        <w:pStyle w:val="29"/>
+        <w:ind w:left="0" w:leftChars="0" w:firstLine="0" w:firstLineChars="0"/>
         <w:rPr>
           <w:rFonts w:hint="default"/>
           <w:lang w:val="en-US" w:eastAsia="zh-CN"/>
@@ -3072,8 +3101,8 @@
     </w:p>
     <w:p>
       <w:pPr>
-        <w:pStyle w:val="a1"/>
-        <w:ind w:left="0" w:firstLine="0" w:leftChars="0" w:firstLineChars="0"/>
+        <w:pStyle w:val="29"/>
+        <w:ind w:left="0" w:leftChars="0" w:firstLine="0" w:firstLineChars="0"/>
         <w:rPr>
           <w:rFonts w:hint="default"/>
           <w:lang w:val="en-US" w:eastAsia="zh-CN"/>
@@ -3089,14 +3118,14 @@
     </w:p>
     <w:p>
       <w:pPr>
-        <w:pStyle w:val="1"/>
+        <w:pStyle w:val="28"/>
         <w:bidi w:val="0"/>
         <w:rPr>
           <w:rFonts w:hint="default"/>
           <w:lang w:val="en-US" w:eastAsia="zh-CN"/>
         </w:rPr>
       </w:pPr>
-      <w:bookmarkStart w:id="5" w:name="_Toc6481"/>
+      <w:bookmarkStart w:id="5" w:name="_Toc24633"/>
       <w:r>
         <w:rPr>
           <w:rFonts w:hint="default"/>
@@ -3108,7 +3137,7 @@
     </w:p>
     <w:p>
       <w:pPr>
-        <w:pStyle w:val="a1"/>
+        <w:pStyle w:val="29"/>
         <w:bidi w:val="0"/>
         <w:rPr>
           <w:rFonts w:hint="default"/>
@@ -3125,14 +3154,14 @@
     </w:p>
     <w:p>
       <w:pPr>
-        <w:pStyle w:val="2"/>
+        <w:pStyle w:val="30"/>
         <w:bidi w:val="0"/>
         <w:rPr>
           <w:rFonts w:hint="default"/>
           <w:lang w:val="en-US" w:eastAsia="zh-CN"/>
         </w:rPr>
       </w:pPr>
-      <w:bookmarkStart w:id="6" w:name="_Toc23949"/>
+      <w:bookmarkStart w:id="6" w:name="_Toc9643"/>
       <w:r>
         <w:rPr>
           <w:rFonts w:hint="default"/>
@@ -3144,7 +3173,7 @@
     </w:p>
     <w:p>
       <w:pPr>
-        <w:pStyle w:val="a1"/>
+        <w:pStyle w:val="29"/>
         <w:bidi w:val="0"/>
         <w:rPr>
           <w:rFonts w:hint="default"/>
@@ -3175,7 +3204,7 @@
     </w:p>
     <w:p>
       <w:pPr>
-        <w:pStyle w:val="a1"/>
+        <w:pStyle w:val="29"/>
         <w:bidi w:val="0"/>
         <w:rPr>
           <w:rFonts w:hint="default"/>
@@ -3192,14 +3221,14 @@
     </w:p>
     <w:p>
       <w:pPr>
-        <w:pStyle w:val="2"/>
+        <w:pStyle w:val="30"/>
         <w:bidi w:val="0"/>
         <w:rPr>
           <w:rFonts w:hint="default"/>
           <w:lang w:val="en-US" w:eastAsia="zh-CN"/>
         </w:rPr>
       </w:pPr>
-      <w:bookmarkStart w:id="7" w:name="_Toc8422"/>
+      <w:bookmarkStart w:id="7" w:name="_Toc12937"/>
       <w:r>
         <w:rPr>
           <w:rFonts w:hint="default"/>
@@ -3211,7 +3240,7 @@
     </w:p>
     <w:p>
       <w:pPr>
-        <w:pStyle w:val="a1"/>
+        <w:pStyle w:val="29"/>
         <w:bidi w:val="0"/>
         <w:rPr>
           <w:rFonts w:hint="default"/>
@@ -3242,7 +3271,7 @@
     </w:p>
     <w:p>
       <w:pPr>
-        <w:pStyle w:val="a1"/>
+        <w:pStyle w:val="29"/>
         <w:bidi w:val="0"/>
         <w:rPr>
           <w:rFonts w:hint="default"/>
@@ -3259,7 +3288,7 @@
     </w:p>
     <w:p>
       <w:pPr>
-        <w:pStyle w:val="a1"/>
+        <w:pStyle w:val="29"/>
         <w:bidi w:val="0"/>
         <w:rPr>
           <w:rFonts w:hint="default"/>
@@ -3276,14 +3305,14 @@
     </w:p>
     <w:p>
       <w:pPr>
-        <w:pStyle w:val="1"/>
+        <w:pStyle w:val="28"/>
         <w:bidi w:val="0"/>
         <w:rPr>
           <w:rFonts w:hint="default"/>
           <w:lang w:val="en-US" w:eastAsia="zh-CN"/>
         </w:rPr>
       </w:pPr>
-      <w:bookmarkStart w:id="8" w:name="_Toc13537"/>
+      <w:bookmarkStart w:id="8" w:name="_Toc126"/>
       <w:r>
         <w:rPr>
           <w:rFonts w:hint="default"/>
@@ -3295,7 +3324,7 @@
     </w:p>
     <w:p>
       <w:pPr>
-        <w:pStyle w:val="a1"/>
+        <w:pStyle w:val="29"/>
         <w:bidi w:val="0"/>
         <w:rPr>
           <w:rFonts w:hint="default"/>
@@ -3326,14 +3355,14 @@
     </w:p>
     <w:p>
       <w:pPr>
-        <w:pStyle w:val="1"/>
+        <w:pStyle w:val="28"/>
         <w:bidi w:val="0"/>
         <w:rPr>
           <w:rFonts w:hint="default"/>
           <w:lang w:val="en-US" w:eastAsia="zh-CN"/>
         </w:rPr>
       </w:pPr>
-      <w:bookmarkStart w:id="9" w:name="_Toc29772"/>
+      <w:bookmarkStart w:id="9" w:name="_Toc21598"/>
       <w:r>
         <w:rPr>
           <w:rFonts w:hint="default"/>
@@ -3345,7 +3374,7 @@
     </w:p>
     <w:p>
       <w:pPr>
-        <w:pStyle w:val="a1"/>
+        <w:pStyle w:val="29"/>
         <w:bidi w:val="0"/>
         <w:rPr>
           <w:rFonts w:hint="default"/>
@@ -3390,7 +3419,7 @@
     </w:p>
     <w:p>
       <w:pPr>
-        <w:pStyle w:val="a1"/>
+        <w:pStyle w:val="29"/>
         <w:bidi w:val="0"/>
         <w:rPr>
           <w:rFonts w:hint="default"/>
@@ -3421,7 +3450,7 @@
     </w:p>
     <w:p>
       <w:pPr>
-        <w:pStyle w:val="a1"/>
+        <w:pStyle w:val="29"/>
         <w:bidi w:val="0"/>
         <w:rPr>
           <w:rFonts w:hint="default"/>
@@ -3438,7 +3467,7 @@
     </w:p>
     <w:p>
       <w:pPr>
-        <w:pStyle w:val="a1"/>
+        <w:pStyle w:val="29"/>
         <w:bidi w:val="0"/>
         <w:rPr>
           <w:rFonts w:hint="default"/>
@@ -3455,14 +3484,14 @@
     </w:p>
     <w:p>
       <w:pPr>
-        <w:pStyle w:val="1"/>
+        <w:pStyle w:val="28"/>
         <w:bidi w:val="0"/>
         <w:rPr>
           <w:rFonts w:hint="default"/>
           <w:lang w:val="en-US" w:eastAsia="zh-CN"/>
         </w:rPr>
       </w:pPr>
-      <w:bookmarkStart w:id="10" w:name="_Toc17318"/>
+      <w:bookmarkStart w:id="10" w:name="_Toc3375"/>
       <w:r>
         <w:rPr>
           <w:rFonts w:hint="default"/>
@@ -3474,7 +3503,7 @@
     </w:p>
     <w:p>
       <w:pPr>
-        <w:pStyle w:val="a1"/>
+        <w:pStyle w:val="29"/>
         <w:bidi w:val="0"/>
         <w:rPr>
           <w:rFonts w:hint="default"/>
@@ -3490,23 +3519,73 @@
       </w:r>
     </w:p>
     <w:sectPr>
-      <w:headerReference w:type="default" r:id="rId7"/>
+      <w:headerReference r:id="rId5" w:type="default"/>
       <w:pgSz w:w="11906" w:h="16838"/>
       <w:pgMar w:top="1417" w:right="1800" w:bottom="1440" w:left="1800" w:header="1140" w:footer="992" w:gutter="0"/>
-      <w:cols w:num="1" w:space="425"/>
+      <w:cols w:space="425" w:num="1"/>
       <w:docGrid w:type="lines" w:linePitch="312" w:charSpace="0"/>
     </w:sectPr>
   </w:body>
 </w:document>
 </file>
 
+<file path=word/endnotes.xml><?xml version="1.0" encoding="utf-8"?>
+<w:endnotes xmlns:wpc="http://schemas.microsoft.com/office/word/2010/wordprocessingCanvas" xmlns:mc="http://schemas.openxmlformats.org/markup-compatibility/2006" xmlns:o="urn:schemas-microsoft-com:office:office" xmlns:r="http://schemas.openxmlformats.org/officeDocument/2006/relationships" xmlns:m="http://schemas.openxmlformats.org/officeDocument/2006/math" xmlns:v="urn:schemas-microsoft-com:vml" xmlns:wp14="http://schemas.microsoft.com/office/word/2010/wordprocessingDrawing" xmlns:wp="http://schemas.openxmlformats.org/drawingml/2006/wordprocessingDrawing" xmlns:w="http://schemas.openxmlformats.org/wordprocessingml/2006/main" xmlns:w14="http://schemas.microsoft.com/office/word/2010/wordml" xmlns:w15="http://schemas.microsoft.com/office/word/2012/wordml" xmlns:w10="urn:schemas-microsoft-com:office:word" xmlns:wpg="http://schemas.microsoft.com/office/word/2010/wordprocessingGroup" xmlns:wpi="http://schemas.microsoft.com/office/word/2010/wordprocessingInk" xmlns:wne="http://schemas.microsoft.com/office/word/2006/wordml" xmlns:wps="http://schemas.microsoft.com/office/word/2010/wordprocessingShape" xmlns:wpsCustomData="http://www.wps.cn/officeDocument/2013/wpsCustomData" mc:Ignorable="w14 w15 wp14">
+  <w:endnote w:type="separator" w:id="0">
+    <w:p>
+      <w:pPr>
+        <w:spacing w:line="240" w:lineRule="auto"/>
+      </w:pPr>
+      <w:r>
+        <w:separator/>
+      </w:r>
+    </w:p>
+  </w:endnote>
+  <w:endnote w:type="continuationSeparator" w:id="1">
+    <w:p>
+      <w:pPr>
+        <w:spacing w:line="240" w:lineRule="auto"/>
+      </w:pPr>
+      <w:r>
+        <w:continuationSeparator/>
+      </w:r>
+    </w:p>
+  </w:endnote>
+</w:endnotes>
+</file>
+
+<file path=word/footnotes.xml><?xml version="1.0" encoding="utf-8"?>
+<w:footnotes xmlns:wpc="http://schemas.microsoft.com/office/word/2010/wordprocessingCanvas" xmlns:mc="http://schemas.openxmlformats.org/markup-compatibility/2006" xmlns:o="urn:schemas-microsoft-com:office:office" xmlns:r="http://schemas.openxmlformats.org/officeDocument/2006/relationships" xmlns:m="http://schemas.openxmlformats.org/officeDocument/2006/math" xmlns:v="urn:schemas-microsoft-com:vml" xmlns:wp14="http://schemas.microsoft.com/office/word/2010/wordprocessingDrawing" xmlns:wp="http://schemas.openxmlformats.org/drawingml/2006/wordprocessingDrawing" xmlns:w="http://schemas.openxmlformats.org/wordprocessingml/2006/main" xmlns:w14="http://schemas.microsoft.com/office/word/2010/wordml" xmlns:w15="http://schemas.microsoft.com/office/word/2012/wordml" xmlns:w10="urn:schemas-microsoft-com:office:word" xmlns:wpg="http://schemas.microsoft.com/office/word/2010/wordprocessingGroup" xmlns:wpi="http://schemas.microsoft.com/office/word/2010/wordprocessingInk" xmlns:wne="http://schemas.microsoft.com/office/word/2006/wordml" xmlns:wps="http://schemas.microsoft.com/office/word/2010/wordprocessingShape" xmlns:wpsCustomData="http://www.wps.cn/officeDocument/2013/wpsCustomData" mc:Ignorable="w14 w15 wp14">
+  <w:footnote w:type="separator" w:id="0">
+    <w:p>
+      <w:pPr>
+        <w:spacing w:line="360" w:lineRule="auto"/>
+      </w:pPr>
+      <w:r>
+        <w:separator/>
+      </w:r>
+    </w:p>
+  </w:footnote>
+  <w:footnote w:type="continuationSeparator" w:id="1">
+    <w:p>
+      <w:pPr>
+        <w:spacing w:line="360" w:lineRule="auto"/>
+      </w:pPr>
+      <w:r>
+        <w:continuationSeparator/>
+      </w:r>
+    </w:p>
+  </w:footnote>
+</w:footnotes>
+</file>
+
 <file path=word/header1.xml><?xml version="1.0" encoding="utf-8"?>
-<w:hdr xmlns:wpc="http://schemas.microsoft.com/office/word/2010/wordprocessingCanvas" xmlns:mc="http://schemas.openxmlformats.org/markup-compatibility/2006" xmlns:o="urn:schemas-microsoft-com:office:office" xmlns:r="http://schemas.openxmlformats.org/officeDocument/2006/relationships" xmlns:m="http://schemas.openxmlformats.org/officeDocument/2006/math" xmlns:v="urn:schemas-microsoft-com:vml" xmlns:wp14="http://schemas.microsoft.com/office/word/2010/wordprocessingDrawing" xmlns:wp="http://schemas.openxmlformats.org/drawingml/2006/wordprocessingDrawing" xmlns:w10="urn:schemas-microsoft-com:office:word" xmlns:w="http://schemas.openxmlformats.org/wordprocessingml/2006/main" xmlns:w14="http://schemas.microsoft.com/office/word/2010/wordml" xmlns:w15="http://schemas.microsoft.com/office/word/2012/wordml" xmlns:wne="http://schemas.microsoft.com/office/word/2006/wordml" xmlns:wpg="http://schemas.microsoft.com/office/word/2010/wordprocessingGroup" xmlns:wpi="http://schemas.microsoft.com/office/word/2010/wordprocessingInk" xmlns:wps="http://schemas.microsoft.com/office/word/2010/wordprocessingShape" mc:Ignorable="w14 w15 wp14">
+<w:hdr xmlns:wpc="http://schemas.microsoft.com/office/word/2010/wordprocessingCanvas" xmlns:mc="http://schemas.openxmlformats.org/markup-compatibility/2006" xmlns:o="urn:schemas-microsoft-com:office:office" xmlns:r="http://schemas.openxmlformats.org/officeDocument/2006/relationships" xmlns:m="http://schemas.openxmlformats.org/officeDocument/2006/math" xmlns:v="urn:schemas-microsoft-com:vml" xmlns:wp14="http://schemas.microsoft.com/office/word/2010/wordprocessingDrawing" xmlns:wp="http://schemas.openxmlformats.org/drawingml/2006/wordprocessingDrawing" xmlns:w10="urn:schemas-microsoft-com:office:word" xmlns:w="http://schemas.openxmlformats.org/wordprocessingml/2006/main" xmlns:w14="http://schemas.microsoft.com/office/word/2010/wordml" xmlns:w15="http://schemas.microsoft.com/office/word/2012/wordml" xmlns:wpg="http://schemas.microsoft.com/office/word/2010/wordprocessingGroup" xmlns:wpi="http://schemas.microsoft.com/office/word/2010/wordprocessingInk" xmlns:wne="http://schemas.microsoft.com/office/word/2006/wordml" xmlns:wps="http://schemas.microsoft.com/office/word/2010/wordprocessingShape" xmlns:wpsCustomData="http://www.wps.cn/officeDocument/2013/wpsCustomData" mc:Ignorable="w14 w15 wp14">
   <w:p>
     <w:pPr>
-      <w:pStyle w:val="Header"/>
+      <w:pStyle w:val="15"/>
       <w:pBdr>
-        <w:bottom w:val="single" w:sz="4" w:space="1" w:color="auto"/>
+        <w:bottom w:val="single" w:color="auto" w:sz="4" w:space="1"/>
       </w:pBdr>
       <w:tabs>
         <w:tab w:val="left" w:pos="335"/>
@@ -3514,27 +3593,27 @@
       </w:tabs>
       <w:jc w:val="right"/>
       <w:rPr>
-        <w:rFonts w:eastAsiaTheme="minorEastAsia" w:hint="eastAsia"/>
+        <w:rFonts w:hint="eastAsia" w:eastAsiaTheme="minorEastAsia"/>
         <w:lang w:eastAsia="zh-CN"/>
       </w:rPr>
     </w:pPr>
     <w:r>
       <w:rPr>
-        <w:rFonts w:eastAsiaTheme="minorEastAsia" w:hint="eastAsia"/>
+        <w:rFonts w:hint="eastAsia" w:eastAsiaTheme="minorEastAsia"/>
         <w:lang w:val="en-US" w:eastAsia="zh-CN"/>
       </w:rPr>
       <w:tab/>
     </w:r>
     <w:r>
       <w:rPr>
-        <w:rFonts w:eastAsiaTheme="minorEastAsia" w:hint="eastAsia"/>
+        <w:rFonts w:hint="eastAsia" w:eastAsiaTheme="minorEastAsia"/>
         <w:lang w:val="en-US" w:eastAsia="zh-CN"/>
       </w:rPr>
       <w:tab/>
     </w:r>
     <w:r>
       <w:rPr>
-        <w:rFonts w:eastAsiaTheme="minorEastAsia" w:hint="eastAsia"/>
+        <w:rFonts w:hint="eastAsia" w:eastAsiaTheme="minorEastAsia"/>
         <w:lang w:val="en-US" w:eastAsia="zh-CN"/>
       </w:rPr>
       <w:t>江西通信产业服务有限公司</w:t>
@@ -3544,15 +3623,15 @@
 </file>
 
 <file path=word/numbering.xml><?xml version="1.0" encoding="utf-8"?>
-<w:numbering xmlns:wpc="http://schemas.microsoft.com/office/word/2010/wordprocessingCanvas" xmlns:mc="http://schemas.openxmlformats.org/markup-compatibility/2006" xmlns:o="urn:schemas-microsoft-com:office:office" xmlns:r="http://schemas.openxmlformats.org/officeDocument/2006/relationships" xmlns:m="http://schemas.openxmlformats.org/officeDocument/2006/math" xmlns:v="urn:schemas-microsoft-com:vml" xmlns:wp14="http://schemas.microsoft.com/office/word/2010/wordprocessingDrawing" xmlns:wp="http://schemas.openxmlformats.org/drawingml/2006/wordprocessingDrawing" xmlns:w10="urn:schemas-microsoft-com:office:word" xmlns:w="http://schemas.openxmlformats.org/wordprocessingml/2006/main" xmlns:w14="http://schemas.microsoft.com/office/word/2010/wordml" xmlns:w15="http://schemas.microsoft.com/office/word/2012/wordml" xmlns:wne="http://schemas.microsoft.com/office/word/2006/wordml" xmlns:wpg="http://schemas.microsoft.com/office/word/2010/wordprocessingGroup" xmlns:wpi="http://schemas.microsoft.com/office/word/2010/wordprocessingInk" xmlns:wps="http://schemas.microsoft.com/office/word/2010/wordprocessingShape" mc:Ignorable="w14 w15 wp14">
+<w:numbering xmlns:wpc="http://schemas.microsoft.com/office/word/2010/wordprocessingCanvas" xmlns:mc="http://schemas.openxmlformats.org/markup-compatibility/2006" xmlns:o="urn:schemas-microsoft-com:office:office" xmlns:r="http://schemas.openxmlformats.org/officeDocument/2006/relationships" xmlns:m="http://schemas.openxmlformats.org/officeDocument/2006/math" xmlns:v="urn:schemas-microsoft-com:vml" xmlns:wp14="http://schemas.microsoft.com/office/word/2010/wordprocessingDrawing" xmlns:wp="http://schemas.openxmlformats.org/drawingml/2006/wordprocessingDrawing" xmlns:w10="urn:schemas-microsoft-com:office:word" xmlns:w="http://schemas.openxmlformats.org/wordprocessingml/2006/main" xmlns:w14="http://schemas.microsoft.com/office/word/2010/wordml" xmlns:wpg="http://schemas.microsoft.com/office/word/2010/wordprocessingGroup" xmlns:wpi="http://schemas.microsoft.com/office/word/2010/wordprocessingInk" xmlns:wne="http://schemas.microsoft.com/office/word/2006/wordml" xmlns:wps="http://schemas.microsoft.com/office/word/2010/wordprocessingShape" xmlns:wpsCustomData="http://www.wps.cn/officeDocument/2013/wpsCustomData" mc:Ignorable="w14 wp14">
   <w:abstractNum w:abstractNumId="0">
     <w:nsid w:val="8E964DCE"/>
     <w:multiLevelType w:val="multilevel"/>
     <w:tmpl w:val="8E964DCE"/>
-    <w:lvl w:ilvl="0">
+    <w:lvl w:ilvl="0" w:tentative="0">
       <w:start w:val="1"/>
       <w:numFmt w:val="decimal"/>
-      <w:pStyle w:val="Heading1"/>
+      <w:pStyle w:val="2"/>
       <w:lvlText w:val="%1."/>
       <w:lvlJc w:val="left"/>
       <w:pPr>
@@ -3562,10 +3641,10 @@
         <w:rFonts w:hint="default"/>
       </w:rPr>
     </w:lvl>
-    <w:lvl w:ilvl="1">
+    <w:lvl w:ilvl="1" w:tentative="0">
       <w:start w:val="1"/>
       <w:numFmt w:val="decimal"/>
-      <w:pStyle w:val="Heading2"/>
+      <w:pStyle w:val="3"/>
       <w:lvlText w:val="%1.%2."/>
       <w:lvlJc w:val="left"/>
       <w:pPr>
@@ -3575,10 +3654,10 @@
         <w:rFonts w:hint="default"/>
       </w:rPr>
     </w:lvl>
-    <w:lvl w:ilvl="2">
+    <w:lvl w:ilvl="2" w:tentative="0">
       <w:start w:val="1"/>
       <w:numFmt w:val="decimal"/>
-      <w:pStyle w:val="Heading3"/>
+      <w:pStyle w:val="4"/>
       <w:lvlText w:val="%1.%2.%3."/>
       <w:lvlJc w:val="left"/>
       <w:pPr>
@@ -3588,10 +3667,10 @@
         <w:rFonts w:hint="default"/>
       </w:rPr>
     </w:lvl>
-    <w:lvl w:ilvl="3">
+    <w:lvl w:ilvl="3" w:tentative="0">
       <w:start w:val="1"/>
       <w:numFmt w:val="decimal"/>
-      <w:pStyle w:val="Heading4"/>
+      <w:pStyle w:val="5"/>
       <w:lvlText w:val="%1.%2.%3.%4."/>
       <w:lvlJc w:val="left"/>
       <w:pPr>
@@ -3601,10 +3680,10 @@
         <w:rFonts w:hint="default"/>
       </w:rPr>
     </w:lvl>
-    <w:lvl w:ilvl="4">
+    <w:lvl w:ilvl="4" w:tentative="0">
       <w:start w:val="1"/>
       <w:numFmt w:val="decimal"/>
-      <w:pStyle w:val="Heading5"/>
+      <w:pStyle w:val="6"/>
       <w:lvlText w:val="%1.%2.%3.%4.%5."/>
       <w:lvlJc w:val="left"/>
       <w:pPr>
@@ -3614,10 +3693,10 @@
         <w:rFonts w:hint="default"/>
       </w:rPr>
     </w:lvl>
-    <w:lvl w:ilvl="5">
+    <w:lvl w:ilvl="5" w:tentative="0">
       <w:start w:val="1"/>
       <w:numFmt w:val="decimal"/>
-      <w:pStyle w:val="Heading6"/>
+      <w:pStyle w:val="7"/>
       <w:lvlText w:val="%1.%2.%3.%4.%5.%6."/>
       <w:lvlJc w:val="left"/>
       <w:pPr>
@@ -3627,10 +3706,10 @@
         <w:rFonts w:hint="default"/>
       </w:rPr>
     </w:lvl>
-    <w:lvl w:ilvl="6">
+    <w:lvl w:ilvl="6" w:tentative="0">
       <w:start w:val="1"/>
       <w:numFmt w:val="decimal"/>
-      <w:pStyle w:val="Heading7"/>
+      <w:pStyle w:val="8"/>
       <w:lvlText w:val="%1.%2.%3.%4.%5.%6.%7."/>
       <w:lvlJc w:val="left"/>
       <w:pPr>
@@ -3640,10 +3719,10 @@
         <w:rFonts w:hint="default"/>
       </w:rPr>
     </w:lvl>
-    <w:lvl w:ilvl="7">
+    <w:lvl w:ilvl="7" w:tentative="0">
       <w:start w:val="1"/>
       <w:numFmt w:val="decimal"/>
-      <w:pStyle w:val="Heading8"/>
+      <w:pStyle w:val="9"/>
       <w:lvlText w:val="%1.%2.%3.%4.%5.%6.%7.%8."/>
       <w:lvlJc w:val="left"/>
       <w:pPr>
@@ -3653,10 +3732,10 @@
         <w:rFonts w:hint="default"/>
       </w:rPr>
     </w:lvl>
-    <w:lvl w:ilvl="8">
+    <w:lvl w:ilvl="8" w:tentative="0">
       <w:start w:val="1"/>
       <w:numFmt w:val="decimal"/>
-      <w:pStyle w:val="Heading9"/>
+      <w:pStyle w:val="10"/>
       <w:lvlText w:val="%1.%2.%3.%4.%5.%6.%7.%8.%9."/>
       <w:lvlJc w:val="left"/>
       <w:pPr>
@@ -3674,267 +3753,269 @@
 </file>
 
 <file path=word/styles.xml><?xml version="1.0" encoding="utf-8"?>
-<w:styles xmlns:mc="http://schemas.openxmlformats.org/markup-compatibility/2006" xmlns:r="http://schemas.openxmlformats.org/officeDocument/2006/relationships" xmlns:w="http://schemas.openxmlformats.org/wordprocessingml/2006/main" xmlns:w14="http://schemas.microsoft.com/office/word/2010/wordml" xmlns:w15="http://schemas.microsoft.com/office/word/2012/wordml" mc:Ignorable="w14 w15">
+<w:styles xmlns:mc="http://schemas.openxmlformats.org/markup-compatibility/2006" xmlns:o="urn:schemas-microsoft-com:office:office" xmlns:r="http://schemas.openxmlformats.org/officeDocument/2006/relationships" xmlns:m="http://schemas.openxmlformats.org/officeDocument/2006/math" xmlns:v="urn:schemas-microsoft-com:vml" xmlns:w="http://schemas.openxmlformats.org/wordprocessingml/2006/main" xmlns:w14="http://schemas.microsoft.com/office/word/2010/wordml" xmlns:w10="urn:schemas-microsoft-com:office:word" xmlns:sl="http://schemas.openxmlformats.org/schemaLibrary/2006/main" xmlns:wpsCustomData="http://www.wps.cn/officeDocument/2013/wpsCustomData" mc:Ignorable="w14">
   <w:docDefaults>
     <w:rPrDefault>
       <w:rPr>
-        <w:rFonts w:ascii="Times New Roman" w:eastAsia="宋体" w:hAnsi="Times New Roman" w:cs="Times New Roman"/>
+        <w:rFonts w:ascii="Times New Roman" w:hAnsi="Times New Roman" w:eastAsia="宋体" w:cs="Times New Roman"/>
       </w:rPr>
     </w:rPrDefault>
     <w:pPrDefault/>
   </w:docDefaults>
-  <w:latentStyles w:defLockedState="0" w:defUIPriority="99" w:defSemiHidden="1" w:defUnhideWhenUsed="1" w:defQFormat="0" w:count="260">
-    <w:lsdException w:name="Normal" w:semiHidden="0" w:uiPriority="0" w:unhideWhenUsed="0" w:qFormat="1"/>
-    <w:lsdException w:name="heading 1" w:semiHidden="0" w:uiPriority="0" w:unhideWhenUsed="0" w:qFormat="1"/>
-    <w:lsdException w:name="heading 2" w:semiHidden="0" w:uiPriority="0" w:qFormat="1"/>
-    <w:lsdException w:name="heading 3" w:uiPriority="0" w:qFormat="1"/>
-    <w:lsdException w:name="heading 4" w:semiHidden="0" w:uiPriority="0" w:qFormat="1"/>
-    <w:lsdException w:name="heading 5" w:uiPriority="0" w:qFormat="1"/>
-    <w:lsdException w:name="heading 6" w:uiPriority="0" w:qFormat="1"/>
-    <w:lsdException w:name="heading 7" w:uiPriority="0" w:qFormat="1"/>
-    <w:lsdException w:name="heading 8" w:uiPriority="0" w:qFormat="1"/>
-    <w:lsdException w:name="heading 9" w:uiPriority="0" w:qFormat="1"/>
-    <w:lsdException w:name="index 1" w:semiHidden="0" w:uiPriority="0" w:unhideWhenUsed="0"/>
-    <w:lsdException w:name="index 2" w:semiHidden="0" w:uiPriority="0" w:unhideWhenUsed="0"/>
-    <w:lsdException w:name="index 3" w:semiHidden="0" w:uiPriority="0" w:unhideWhenUsed="0"/>
-    <w:lsdException w:name="index 4" w:semiHidden="0" w:uiPriority="0" w:unhideWhenUsed="0"/>
-    <w:lsdException w:name="index 5" w:semiHidden="0" w:uiPriority="0" w:unhideWhenUsed="0"/>
-    <w:lsdException w:name="index 6" w:semiHidden="0" w:uiPriority="0" w:unhideWhenUsed="0"/>
-    <w:lsdException w:name="index 7" w:semiHidden="0" w:uiPriority="0" w:unhideWhenUsed="0"/>
-    <w:lsdException w:name="index 8" w:semiHidden="0" w:uiPriority="0" w:unhideWhenUsed="0"/>
-    <w:lsdException w:name="index 9" w:semiHidden="0" w:uiPriority="0" w:unhideWhenUsed="0"/>
-    <w:lsdException w:name="toc 1" w:semiHidden="0" w:uiPriority="0" w:unhideWhenUsed="0" w:qFormat="1"/>
-    <w:lsdException w:name="toc 2" w:semiHidden="0" w:uiPriority="0" w:unhideWhenUsed="0" w:qFormat="1"/>
-    <w:lsdException w:name="toc 3" w:semiHidden="0" w:uiPriority="0" w:unhideWhenUsed="0" w:qFormat="1"/>
-    <w:lsdException w:name="toc 4" w:semiHidden="0" w:uiPriority="0" w:unhideWhenUsed="0"/>
-    <w:lsdException w:name="toc 5" w:semiHidden="0" w:uiPriority="0" w:unhideWhenUsed="0"/>
-    <w:lsdException w:name="toc 6" w:semiHidden="0" w:uiPriority="0" w:unhideWhenUsed="0"/>
-    <w:lsdException w:name="toc 7" w:semiHidden="0" w:uiPriority="0" w:unhideWhenUsed="0"/>
-    <w:lsdException w:name="toc 8" w:semiHidden="0" w:uiPriority="0" w:unhideWhenUsed="0"/>
-    <w:lsdException w:name="toc 9" w:semiHidden="0" w:uiPriority="0" w:unhideWhenUsed="0"/>
-    <w:lsdException w:name="Normal Indent" w:semiHidden="0" w:uiPriority="0" w:unhideWhenUsed="0"/>
-    <w:lsdException w:name="footnote text" w:semiHidden="0" w:uiPriority="0" w:unhideWhenUsed="0"/>
-    <w:lsdException w:name="annotation text" w:semiHidden="0" w:uiPriority="0" w:unhideWhenUsed="0" w:qFormat="1"/>
-    <w:lsdException w:name="header" w:semiHidden="0" w:uiPriority="0" w:unhideWhenUsed="0" w:qFormat="1"/>
-    <w:lsdException w:name="footer" w:semiHidden="0" w:uiPriority="0" w:unhideWhenUsed="0" w:qFormat="1"/>
-    <w:lsdException w:name="index heading" w:semiHidden="0" w:uiPriority="0" w:unhideWhenUsed="0"/>
-    <w:lsdException w:name="caption" w:uiPriority="0" w:qFormat="1"/>
-    <w:lsdException w:name="table of figures" w:semiHidden="0" w:uiPriority="0" w:unhideWhenUsed="0"/>
-    <w:lsdException w:name="envelope address" w:semiHidden="0" w:uiPriority="0" w:unhideWhenUsed="0"/>
-    <w:lsdException w:name="envelope return" w:semiHidden="0" w:uiPriority="0" w:unhideWhenUsed="0"/>
-    <w:lsdException w:name="footnote reference" w:semiHidden="0" w:uiPriority="0" w:unhideWhenUsed="0"/>
-    <w:lsdException w:name="annotation reference" w:semiHidden="0" w:uiPriority="0" w:unhideWhenUsed="0"/>
-    <w:lsdException w:name="line number" w:semiHidden="0" w:uiPriority="0" w:unhideWhenUsed="0"/>
-    <w:lsdException w:name="page number" w:semiHidden="0" w:uiPriority="0" w:unhideWhenUsed="0"/>
-    <w:lsdException w:name="endnote reference" w:semiHidden="0" w:uiPriority="0" w:unhideWhenUsed="0"/>
-    <w:lsdException w:name="endnote text" w:semiHidden="0" w:uiPriority="0" w:unhideWhenUsed="0"/>
-    <w:lsdException w:name="table of authorities" w:semiHidden="0" w:uiPriority="0" w:unhideWhenUsed="0"/>
-    <w:lsdException w:name="macro" w:semiHidden="0" w:uiPriority="0" w:unhideWhenUsed="0"/>
-    <w:lsdException w:name="toa heading" w:semiHidden="0" w:uiPriority="0" w:unhideWhenUsed="0"/>
-    <w:lsdException w:name="List" w:semiHidden="0" w:uiPriority="0" w:unhideWhenUsed="0"/>
-    <w:lsdException w:name="List Bullet" w:semiHidden="0" w:uiPriority="0" w:unhideWhenUsed="0"/>
-    <w:lsdException w:name="List Number" w:semiHidden="0" w:uiPriority="0" w:unhideWhenUsed="0"/>
-    <w:lsdException w:name="List 2" w:semiHidden="0" w:uiPriority="0" w:unhideWhenUsed="0"/>
-    <w:lsdException w:name="List 3" w:semiHidden="0" w:uiPriority="0" w:unhideWhenUsed="0"/>
-    <w:lsdException w:name="List 4" w:semiHidden="0" w:uiPriority="0" w:unhideWhenUsed="0"/>
-    <w:lsdException w:name="List 5" w:semiHidden="0" w:uiPriority="0" w:unhideWhenUsed="0"/>
-    <w:lsdException w:name="List Bullet 2" w:semiHidden="0" w:uiPriority="0" w:unhideWhenUsed="0"/>
-    <w:lsdException w:name="List Bullet 3" w:semiHidden="0" w:uiPriority="0" w:unhideWhenUsed="0"/>
-    <w:lsdException w:name="List Bullet 4" w:semiHidden="0" w:uiPriority="0" w:unhideWhenUsed="0"/>
-    <w:lsdException w:name="List Bullet 5" w:semiHidden="0" w:uiPriority="0" w:unhideWhenUsed="0"/>
-    <w:lsdException w:name="List Number 2" w:semiHidden="0" w:uiPriority="0" w:unhideWhenUsed="0"/>
-    <w:lsdException w:name="List Number 3" w:semiHidden="0" w:uiPriority="0" w:unhideWhenUsed="0"/>
-    <w:lsdException w:name="List Number 4" w:semiHidden="0" w:uiPriority="0" w:unhideWhenUsed="0"/>
-    <w:lsdException w:name="List Number 5" w:semiHidden="0" w:uiPriority="0" w:unhideWhenUsed="0"/>
-    <w:lsdException w:name="Title" w:semiHidden="0" w:uiPriority="0" w:unhideWhenUsed="0" w:qFormat="1"/>
-    <w:lsdException w:name="Closing" w:semiHidden="0" w:uiPriority="0" w:unhideWhenUsed="0"/>
-    <w:lsdException w:name="Signature" w:semiHidden="0" w:uiPriority="0" w:unhideWhenUsed="0"/>
-    <w:lsdException w:name="Default Paragraph Font" w:uiPriority="0" w:unhideWhenUsed="0" w:qFormat="1"/>
-    <w:lsdException w:name="Body Text" w:uiPriority="0" w:unhideWhenUsed="0" w:qFormat="1"/>
-    <w:lsdException w:name="Body Text Indent" w:semiHidden="0" w:uiPriority="0" w:unhideWhenUsed="0"/>
-    <w:lsdException w:name="List Continue" w:semiHidden="0" w:uiPriority="0" w:unhideWhenUsed="0"/>
-    <w:lsdException w:name="List Continue 2" w:semiHidden="0" w:uiPriority="0" w:unhideWhenUsed="0"/>
-    <w:lsdException w:name="List Continue 3" w:semiHidden="0" w:uiPriority="0" w:unhideWhenUsed="0"/>
-    <w:lsdException w:name="List Continue 4" w:semiHidden="0" w:uiPriority="0" w:unhideWhenUsed="0"/>
-    <w:lsdException w:name="List Continue 5" w:semiHidden="0" w:uiPriority="0" w:unhideWhenUsed="0"/>
-    <w:lsdException w:name="Message Header" w:semiHidden="0" w:uiPriority="0" w:unhideWhenUsed="0"/>
-    <w:lsdException w:name="Subtitle" w:semiHidden="0" w:uiPriority="0" w:unhideWhenUsed="0" w:qFormat="1"/>
-    <w:lsdException w:name="Salutation" w:semiHidden="0" w:uiPriority="0" w:unhideWhenUsed="0"/>
-    <w:lsdException w:name="Date" w:semiHidden="0" w:uiPriority="0" w:unhideWhenUsed="0"/>
-    <w:lsdException w:name="Body Text First Indent" w:semiHidden="0" w:uiPriority="0" w:unhideWhenUsed="0"/>
-    <w:lsdException w:name="Body Text First Indent 2" w:semiHidden="0" w:uiPriority="0" w:unhideWhenUsed="0"/>
-    <w:lsdException w:name="Body Text 2" w:semiHidden="0" w:uiPriority="0" w:unhideWhenUsed="0"/>
-    <w:lsdException w:name="Body Text 3" w:semiHidden="0" w:uiPriority="0" w:unhideWhenUsed="0"/>
-    <w:lsdException w:name="Body Text Indent 2" w:semiHidden="0" w:uiPriority="0" w:unhideWhenUsed="0"/>
-    <w:lsdException w:name="Body Text Indent 3" w:semiHidden="0" w:uiPriority="0" w:unhideWhenUsed="0"/>
-    <w:lsdException w:name="Block Text" w:semiHidden="0" w:uiPriority="0" w:unhideWhenUsed="0"/>
-    <w:lsdException w:name="Hyperlink" w:semiHidden="0" w:uiPriority="0" w:unhideWhenUsed="0"/>
-    <w:lsdException w:name="FollowedHyperlink" w:semiHidden="0" w:uiPriority="0" w:unhideWhenUsed="0"/>
-    <w:lsdException w:name="Strong" w:semiHidden="0" w:uiPriority="0" w:unhideWhenUsed="0" w:qFormat="1"/>
-    <w:lsdException w:name="Emphasis" w:semiHidden="0" w:uiPriority="0" w:unhideWhenUsed="0" w:qFormat="1"/>
-    <w:lsdException w:name="Document Map" w:semiHidden="0" w:uiPriority="0" w:unhideWhenUsed="0"/>
-    <w:lsdException w:name="Plain Text" w:semiHidden="0" w:uiPriority="0" w:unhideWhenUsed="0"/>
-    <w:lsdException w:name="E-mail Signature" w:semiHidden="0" w:uiPriority="0" w:unhideWhenUsed="0"/>
-    <w:lsdException w:name="Normal (Web)" w:semiHidden="0" w:uiPriority="0" w:unhideWhenUsed="0" w:qFormat="1"/>
-    <w:lsdException w:name="HTML Acronym" w:semiHidden="0" w:uiPriority="0" w:unhideWhenUsed="0"/>
-    <w:lsdException w:name="HTML Address" w:semiHidden="0" w:uiPriority="0" w:unhideWhenUsed="0"/>
-    <w:lsdException w:name="HTML Cite" w:semiHidden="0" w:uiPriority="0" w:unhideWhenUsed="0"/>
-    <w:lsdException w:name="HTML Code" w:semiHidden="0" w:uiPriority="0" w:unhideWhenUsed="0"/>
-    <w:lsdException w:name="HTML Definition" w:semiHidden="0" w:uiPriority="0" w:unhideWhenUsed="0"/>
-    <w:lsdException w:name="HTML Keyboard" w:semiHidden="0" w:uiPriority="0" w:unhideWhenUsed="0"/>
-    <w:lsdException w:name="HTML Preformatted" w:semiHidden="0" w:uiPriority="0" w:unhideWhenUsed="0"/>
-    <w:lsdException w:name="HTML Sample" w:semiHidden="0" w:uiPriority="0" w:unhideWhenUsed="0"/>
-    <w:lsdException w:name="HTML Typewriter" w:semiHidden="0" w:uiPriority="0" w:unhideWhenUsed="0"/>
-    <w:lsdException w:name="HTML Variable" w:semiHidden="0" w:uiPriority="0" w:unhideWhenUsed="0"/>
-    <w:lsdException w:name="Normal Table" w:uiPriority="0" w:unhideWhenUsed="0" w:qFormat="1"/>
-    <w:lsdException w:name="annotation subject" w:semiHidden="0" w:uiPriority="0" w:unhideWhenUsed="0"/>
-    <w:lsdException w:name="Table Simple 1" w:semiHidden="0" w:uiPriority="0" w:unhideWhenUsed="0"/>
-    <w:lsdException w:name="Table Simple 2" w:semiHidden="0" w:uiPriority="0" w:unhideWhenUsed="0"/>
-    <w:lsdException w:name="Table Simple 3" w:semiHidden="0" w:uiPriority="0" w:unhideWhenUsed="0"/>
-    <w:lsdException w:name="Table Classic 1" w:semiHidden="0" w:uiPriority="0" w:unhideWhenUsed="0"/>
-    <w:lsdException w:name="Table Classic 2" w:semiHidden="0" w:uiPriority="0" w:unhideWhenUsed="0"/>
-    <w:lsdException w:name="Table Classic 3" w:semiHidden="0" w:uiPriority="0" w:unhideWhenUsed="0"/>
-    <w:lsdException w:name="Table Classic 4" w:semiHidden="0" w:uiPriority="0" w:unhideWhenUsed="0"/>
-    <w:lsdException w:name="Table Colorful 1" w:semiHidden="0" w:uiPriority="0" w:unhideWhenUsed="0"/>
-    <w:lsdException w:name="Table Colorful 2" w:semiHidden="0" w:uiPriority="0" w:unhideWhenUsed="0"/>
-    <w:lsdException w:name="Table Colorful 3" w:semiHidden="0" w:uiPriority="0" w:unhideWhenUsed="0"/>
-    <w:lsdException w:name="Table Columns 1" w:semiHidden="0" w:uiPriority="0" w:unhideWhenUsed="0"/>
-    <w:lsdException w:name="Table Columns 2" w:semiHidden="0" w:uiPriority="0" w:unhideWhenUsed="0"/>
-    <w:lsdException w:name="Table Columns 3" w:semiHidden="0" w:uiPriority="0" w:unhideWhenUsed="0"/>
-    <w:lsdException w:name="Table Columns 4" w:semiHidden="0" w:uiPriority="0" w:unhideWhenUsed="0"/>
-    <w:lsdException w:name="Table Columns 5" w:semiHidden="0" w:uiPriority="0" w:unhideWhenUsed="0"/>
-    <w:lsdException w:name="Table Grid 1" w:semiHidden="0" w:uiPriority="0" w:unhideWhenUsed="0"/>
-    <w:lsdException w:name="Table Grid 2" w:semiHidden="0" w:uiPriority="0" w:unhideWhenUsed="0"/>
-    <w:lsdException w:name="Table Grid 3" w:semiHidden="0" w:uiPriority="0" w:unhideWhenUsed="0"/>
-    <w:lsdException w:name="Table Grid 4" w:semiHidden="0" w:uiPriority="0" w:unhideWhenUsed="0"/>
-    <w:lsdException w:name="Table Grid 5" w:semiHidden="0" w:uiPriority="0" w:unhideWhenUsed="0"/>
-    <w:lsdException w:name="Table Grid 6" w:semiHidden="0" w:uiPriority="0" w:unhideWhenUsed="0"/>
-    <w:lsdException w:name="Table Grid 7" w:semiHidden="0" w:uiPriority="0" w:unhideWhenUsed="0"/>
-    <w:lsdException w:name="Table Grid 8" w:semiHidden="0" w:uiPriority="0" w:unhideWhenUsed="0"/>
-    <w:lsdException w:name="Table List 1" w:semiHidden="0" w:uiPriority="0" w:unhideWhenUsed="0"/>
-    <w:lsdException w:name="Table List 2" w:semiHidden="0" w:uiPriority="0" w:unhideWhenUsed="0"/>
-    <w:lsdException w:name="Table List 3" w:semiHidden="0" w:uiPriority="0" w:unhideWhenUsed="0"/>
-    <w:lsdException w:name="Table List 4" w:semiHidden="0" w:uiPriority="0" w:unhideWhenUsed="0"/>
-    <w:lsdException w:name="Table List 5" w:semiHidden="0" w:uiPriority="0" w:unhideWhenUsed="0"/>
-    <w:lsdException w:name="Table List 6" w:semiHidden="0" w:uiPriority="0" w:unhideWhenUsed="0"/>
-    <w:lsdException w:name="Table List 7" w:semiHidden="0" w:uiPriority="0" w:unhideWhenUsed="0"/>
-    <w:lsdException w:name="Table List 8" w:semiHidden="0" w:uiPriority="0" w:unhideWhenUsed="0"/>
-    <w:lsdException w:name="Table 3D effects 1" w:semiHidden="0" w:uiPriority="0" w:unhideWhenUsed="0"/>
-    <w:lsdException w:name="Table 3D effects 2" w:semiHidden="0" w:uiPriority="0" w:unhideWhenUsed="0"/>
-    <w:lsdException w:name="Table 3D effects 3" w:semiHidden="0" w:uiPriority="0" w:unhideWhenUsed="0"/>
-    <w:lsdException w:name="Table Contemporary" w:semiHidden="0" w:uiPriority="0" w:unhideWhenUsed="0"/>
-    <w:lsdException w:name="Table Elegant" w:semiHidden="0" w:uiPriority="0" w:unhideWhenUsed="0"/>
-    <w:lsdException w:name="Table Professional" w:semiHidden="0" w:uiPriority="0" w:unhideWhenUsed="0"/>
-    <w:lsdException w:name="Table Subtle 1" w:semiHidden="0" w:uiPriority="0" w:unhideWhenUsed="0"/>
-    <w:lsdException w:name="Table Subtle 2" w:semiHidden="0" w:uiPriority="0" w:unhideWhenUsed="0"/>
-    <w:lsdException w:name="Table Web 1" w:semiHidden="0" w:uiPriority="0" w:unhideWhenUsed="0"/>
-    <w:lsdException w:name="Table Web 2" w:semiHidden="0" w:uiPriority="0" w:unhideWhenUsed="0"/>
-    <w:lsdException w:name="Table Web 3" w:semiHidden="0" w:uiPriority="0" w:unhideWhenUsed="0"/>
-    <w:lsdException w:name="Balloon Text" w:semiHidden="0" w:uiPriority="0" w:unhideWhenUsed="0"/>
-    <w:lsdException w:name="Table Grid" w:semiHidden="0" w:uiPriority="0" w:unhideWhenUsed="0" w:qFormat="1"/>
-    <w:lsdException w:name="Table Theme" w:semiHidden="0" w:uiPriority="0" w:unhideWhenUsed="0"/>
-    <w:lsdException w:name="Light Shading" w:semiHidden="0" w:uiPriority="60" w:unhideWhenUsed="0"/>
-    <w:lsdException w:name="Light List" w:semiHidden="0" w:uiPriority="61" w:unhideWhenUsed="0"/>
-    <w:lsdException w:name="Light Grid" w:semiHidden="0" w:uiPriority="62" w:unhideWhenUsed="0"/>
-    <w:lsdException w:name="Medium Shading 1" w:semiHidden="0" w:uiPriority="63" w:unhideWhenUsed="0"/>
-    <w:lsdException w:name="Medium Shading 2" w:semiHidden="0" w:uiPriority="64" w:unhideWhenUsed="0"/>
-    <w:lsdException w:name="Medium List 1" w:semiHidden="0" w:uiPriority="65" w:unhideWhenUsed="0"/>
-    <w:lsdException w:name="Medium List 2" w:semiHidden="0" w:uiPriority="66" w:unhideWhenUsed="0"/>
-    <w:lsdException w:name="Medium Grid 1" w:semiHidden="0" w:uiPriority="67" w:unhideWhenUsed="0"/>
-    <w:lsdException w:name="Medium Grid 2" w:semiHidden="0" w:uiPriority="68" w:unhideWhenUsed="0"/>
-    <w:lsdException w:name="Medium Grid 3" w:semiHidden="0" w:uiPriority="69" w:unhideWhenUsed="0"/>
-    <w:lsdException w:name="Dark List" w:semiHidden="0" w:uiPriority="70" w:unhideWhenUsed="0"/>
-    <w:lsdException w:name="Colorful Shading" w:semiHidden="0" w:uiPriority="71" w:unhideWhenUsed="0"/>
-    <w:lsdException w:name="Colorful List" w:semiHidden="0" w:uiPriority="72" w:unhideWhenUsed="0"/>
-    <w:lsdException w:name="Colorful Grid" w:semiHidden="0" w:uiPriority="73" w:unhideWhenUsed="0"/>
-    <w:lsdException w:name="Light Shading Accent 1" w:semiHidden="0" w:uiPriority="60" w:unhideWhenUsed="0"/>
-    <w:lsdException w:name="Light List Accent 1" w:semiHidden="0" w:uiPriority="61" w:unhideWhenUsed="0"/>
-    <w:lsdException w:name="Light Grid Accent 1" w:semiHidden="0" w:uiPriority="62" w:unhideWhenUsed="0"/>
-    <w:lsdException w:name="Medium Shading 1 Accent 1" w:semiHidden="0" w:uiPriority="63" w:unhideWhenUsed="0"/>
-    <w:lsdException w:name="Medium Shading 2 Accent 1" w:semiHidden="0" w:uiPriority="64" w:unhideWhenUsed="0"/>
-    <w:lsdException w:name="Medium List 1 Accent 1" w:semiHidden="0" w:uiPriority="65" w:unhideWhenUsed="0"/>
-    <w:lsdException w:name="Medium List 2 Accent 1" w:semiHidden="0" w:uiPriority="66" w:unhideWhenUsed="0"/>
-    <w:lsdException w:name="Medium Grid 1 Accent 1" w:semiHidden="0" w:uiPriority="67" w:unhideWhenUsed="0"/>
-    <w:lsdException w:name="Medium Grid 2 Accent 1" w:semiHidden="0" w:uiPriority="68" w:unhideWhenUsed="0"/>
-    <w:lsdException w:name="Medium Grid 3 Accent 1" w:semiHidden="0" w:uiPriority="69" w:unhideWhenUsed="0"/>
-    <w:lsdException w:name="Dark List Accent 1" w:semiHidden="0" w:uiPriority="70" w:unhideWhenUsed="0"/>
-    <w:lsdException w:name="Colorful Shading Accent 1" w:semiHidden="0" w:uiPriority="71" w:unhideWhenUsed="0"/>
-    <w:lsdException w:name="Colorful List Accent 1" w:semiHidden="0" w:uiPriority="72" w:unhideWhenUsed="0"/>
-    <w:lsdException w:name="Colorful Grid Accent 1" w:semiHidden="0" w:uiPriority="73" w:unhideWhenUsed="0"/>
-    <w:lsdException w:name="Light Shading Accent 2" w:semiHidden="0" w:uiPriority="60" w:unhideWhenUsed="0"/>
-    <w:lsdException w:name="Light List Accent 2" w:semiHidden="0" w:uiPriority="61" w:unhideWhenUsed="0"/>
-    <w:lsdException w:name="Light Grid Accent 2" w:semiHidden="0" w:uiPriority="62" w:unhideWhenUsed="0"/>
-    <w:lsdException w:name="Medium Shading 1 Accent 2" w:semiHidden="0" w:uiPriority="63" w:unhideWhenUsed="0"/>
-    <w:lsdException w:name="Medium Shading 2 Accent 2" w:semiHidden="0" w:uiPriority="64" w:unhideWhenUsed="0"/>
-    <w:lsdException w:name="Medium List 1 Accent 2" w:semiHidden="0" w:uiPriority="65" w:unhideWhenUsed="0"/>
-    <w:lsdException w:name="Medium List 2 Accent 2" w:semiHidden="0" w:uiPriority="66" w:unhideWhenUsed="0"/>
-    <w:lsdException w:name="Medium Grid 1 Accent 2" w:semiHidden="0" w:uiPriority="67" w:unhideWhenUsed="0"/>
-    <w:lsdException w:name="Medium Grid 2 Accent 2" w:semiHidden="0" w:uiPriority="68" w:unhideWhenUsed="0"/>
-    <w:lsdException w:name="Medium Grid 3 Accent 2" w:semiHidden="0" w:uiPriority="69" w:unhideWhenUsed="0"/>
-    <w:lsdException w:name="Dark List Accent 2" w:semiHidden="0" w:uiPriority="70" w:unhideWhenUsed="0"/>
-    <w:lsdException w:name="Colorful Shading Accent 2" w:semiHidden="0" w:uiPriority="71" w:unhideWhenUsed="0"/>
-    <w:lsdException w:name="Colorful List Accent 2" w:semiHidden="0" w:uiPriority="72" w:unhideWhenUsed="0"/>
-    <w:lsdException w:name="Colorful Grid Accent 2" w:semiHidden="0" w:uiPriority="73" w:unhideWhenUsed="0"/>
-    <w:lsdException w:name="Light Shading Accent 3" w:semiHidden="0" w:uiPriority="60" w:unhideWhenUsed="0"/>
-    <w:lsdException w:name="Light List Accent 3" w:semiHidden="0" w:uiPriority="61" w:unhideWhenUsed="0"/>
-    <w:lsdException w:name="Light Grid Accent 3" w:semiHidden="0" w:uiPriority="62" w:unhideWhenUsed="0"/>
-    <w:lsdException w:name="Medium Shading 1 Accent 3" w:semiHidden="0" w:uiPriority="63" w:unhideWhenUsed="0"/>
-    <w:lsdException w:name="Medium Shading 2 Accent 3" w:semiHidden="0" w:uiPriority="64" w:unhideWhenUsed="0"/>
-    <w:lsdException w:name="Medium List 1 Accent 3" w:semiHidden="0" w:uiPriority="65" w:unhideWhenUsed="0"/>
-    <w:lsdException w:name="Medium List 2 Accent 3" w:semiHidden="0" w:uiPriority="66" w:unhideWhenUsed="0"/>
-    <w:lsdException w:name="Medium Grid 1 Accent 3" w:semiHidden="0" w:uiPriority="67" w:unhideWhenUsed="0"/>
-    <w:lsdException w:name="Medium Grid 2 Accent 3" w:semiHidden="0" w:uiPriority="68" w:unhideWhenUsed="0"/>
-    <w:lsdException w:name="Medium Grid 3 Accent 3" w:semiHidden="0" w:uiPriority="69" w:unhideWhenUsed="0"/>
-    <w:lsdException w:name="Dark List Accent 3" w:semiHidden="0" w:uiPriority="70" w:unhideWhenUsed="0"/>
-    <w:lsdException w:name="Colorful Shading Accent 3" w:semiHidden="0" w:uiPriority="71" w:unhideWhenUsed="0"/>
-    <w:lsdException w:name="Colorful List Accent 3" w:semiHidden="0" w:uiPriority="72" w:unhideWhenUsed="0"/>
-    <w:lsdException w:name="Colorful Grid Accent 3" w:semiHidden="0" w:uiPriority="73" w:unhideWhenUsed="0"/>
-    <w:lsdException w:name="Light Shading Accent 4" w:semiHidden="0" w:uiPriority="60" w:unhideWhenUsed="0"/>
-    <w:lsdException w:name="Light List Accent 4" w:semiHidden="0" w:uiPriority="61" w:unhideWhenUsed="0"/>
-    <w:lsdException w:name="Light Grid Accent 4" w:semiHidden="0" w:uiPriority="62" w:unhideWhenUsed="0"/>
-    <w:lsdException w:name="Medium Shading 1 Accent 4" w:semiHidden="0" w:uiPriority="63" w:unhideWhenUsed="0"/>
-    <w:lsdException w:name="Medium Shading 2 Accent 4" w:semiHidden="0" w:uiPriority="64" w:unhideWhenUsed="0"/>
-    <w:lsdException w:name="Medium List 1 Accent 4" w:semiHidden="0" w:uiPriority="65" w:unhideWhenUsed="0"/>
-    <w:lsdException w:name="Medium List 2 Accent 4" w:semiHidden="0" w:uiPriority="66" w:unhideWhenUsed="0"/>
-    <w:lsdException w:name="Medium Grid 1 Accent 4" w:semiHidden="0" w:uiPriority="67" w:unhideWhenUsed="0"/>
-    <w:lsdException w:name="Medium Grid 2 Accent 4" w:semiHidden="0" w:uiPriority="68" w:unhideWhenUsed="0"/>
-    <w:lsdException w:name="Medium Grid 3 Accent 4" w:semiHidden="0" w:uiPriority="69" w:unhideWhenUsed="0"/>
-    <w:lsdException w:name="Dark List Accent 4" w:semiHidden="0" w:uiPriority="70" w:unhideWhenUsed="0"/>
-    <w:lsdException w:name="Colorful Shading Accent 4" w:semiHidden="0" w:uiPriority="71" w:unhideWhenUsed="0"/>
-    <w:lsdException w:name="Colorful List Accent 4" w:semiHidden="0" w:uiPriority="72" w:unhideWhenUsed="0"/>
-    <w:lsdException w:name="Colorful Grid Accent 4" w:semiHidden="0" w:uiPriority="73" w:unhideWhenUsed="0"/>
-    <w:lsdException w:name="Light Shading Accent 5" w:semiHidden="0" w:uiPriority="60" w:unhideWhenUsed="0"/>
-    <w:lsdException w:name="Light List Accent 5" w:semiHidden="0" w:uiPriority="61" w:unhideWhenUsed="0"/>
-    <w:lsdException w:name="Light Grid Accent 5" w:semiHidden="0" w:uiPriority="62" w:unhideWhenUsed="0"/>
-    <w:lsdException w:name="Medium Shading 1 Accent 5" w:semiHidden="0" w:uiPriority="63" w:unhideWhenUsed="0"/>
-    <w:lsdException w:name="Medium Shading 2 Accent 5" w:semiHidden="0" w:uiPriority="64" w:unhideWhenUsed="0"/>
-    <w:lsdException w:name="Medium List 1 Accent 5" w:semiHidden="0" w:uiPriority="65" w:unhideWhenUsed="0"/>
-    <w:lsdException w:name="Medium List 2 Accent 5" w:semiHidden="0" w:uiPriority="66" w:unhideWhenUsed="0"/>
-    <w:lsdException w:name="Medium Grid 1 Accent 5" w:semiHidden="0" w:uiPriority="67" w:unhideWhenUsed="0"/>
-    <w:lsdException w:name="Medium Grid 2 Accent 5" w:semiHidden="0" w:uiPriority="68" w:unhideWhenUsed="0"/>
-    <w:lsdException w:name="Medium Grid 3 Accent 5" w:semiHidden="0" w:uiPriority="69" w:unhideWhenUsed="0"/>
-    <w:lsdException w:name="Dark List Accent 5" w:semiHidden="0" w:uiPriority="70" w:unhideWhenUsed="0"/>
-    <w:lsdException w:name="Colorful Shading Accent 5" w:semiHidden="0" w:uiPriority="71" w:unhideWhenUsed="0"/>
-    <w:lsdException w:name="Colorful List Accent 5" w:semiHidden="0" w:uiPriority="72" w:unhideWhenUsed="0"/>
-    <w:lsdException w:name="Colorful Grid Accent 5" w:semiHidden="0" w:uiPriority="73" w:unhideWhenUsed="0"/>
-    <w:lsdException w:name="Light Shading Accent 6" w:semiHidden="0" w:uiPriority="60" w:unhideWhenUsed="0"/>
-    <w:lsdException w:name="Light List Accent 6" w:semiHidden="0" w:uiPriority="61" w:unhideWhenUsed="0"/>
-    <w:lsdException w:name="Light Grid Accent 6" w:semiHidden="0" w:uiPriority="62" w:unhideWhenUsed="0"/>
-    <w:lsdException w:name="Medium Shading 1 Accent 6" w:semiHidden="0" w:uiPriority="63" w:unhideWhenUsed="0"/>
-    <w:lsdException w:name="Medium Shading 2 Accent 6" w:semiHidden="0" w:uiPriority="64" w:unhideWhenUsed="0"/>
-    <w:lsdException w:name="Medium List 1 Accent 6" w:semiHidden="0" w:uiPriority="65" w:unhideWhenUsed="0"/>
-    <w:lsdException w:name="Medium List 2 Accent 6" w:semiHidden="0" w:uiPriority="66" w:unhideWhenUsed="0"/>
-    <w:lsdException w:name="Medium Grid 1 Accent 6" w:semiHidden="0" w:uiPriority="67" w:unhideWhenUsed="0"/>
-    <w:lsdException w:name="Medium Grid 2 Accent 6" w:semiHidden="0" w:uiPriority="68" w:unhideWhenUsed="0"/>
-    <w:lsdException w:name="Medium Grid 3 Accent 6" w:semiHidden="0" w:uiPriority="69" w:unhideWhenUsed="0"/>
-    <w:lsdException w:name="Dark List Accent 6" w:semiHidden="0" w:uiPriority="70" w:unhideWhenUsed="0"/>
-    <w:lsdException w:name="Colorful Shading Accent 6" w:semiHidden="0" w:uiPriority="71" w:unhideWhenUsed="0"/>
-    <w:lsdException w:name="Colorful List Accent 6" w:semiHidden="0" w:uiPriority="72" w:unhideWhenUsed="0"/>
-    <w:lsdException w:name="Colorful Grid Accent 6" w:semiHidden="0" w:uiPriority="73" w:unhideWhenUsed="0"/>
+  <w:latentStyles w:count="260" w:defQFormat="0" w:defUnhideWhenUsed="1" w:defSemiHidden="1" w:defUIPriority="99" w:defLockedState="0">
+    <w:lsdException w:qFormat="1" w:unhideWhenUsed="0" w:uiPriority="0" w:semiHidden="0" w:name="Normal"/>
+    <w:lsdException w:qFormat="1" w:unhideWhenUsed="0" w:uiPriority="0" w:semiHidden="0" w:name="heading 1"/>
+    <w:lsdException w:qFormat="1" w:uiPriority="0" w:semiHidden="0" w:name="heading 2"/>
+    <w:lsdException w:qFormat="1" w:uiPriority="0" w:name="heading 3"/>
+    <w:lsdException w:qFormat="1" w:uiPriority="0" w:semiHidden="0" w:name="heading 4"/>
+    <w:lsdException w:qFormat="1" w:uiPriority="0" w:name="heading 5"/>
+    <w:lsdException w:qFormat="1" w:uiPriority="0" w:name="heading 6"/>
+    <w:lsdException w:qFormat="1" w:uiPriority="0" w:name="heading 7"/>
+    <w:lsdException w:qFormat="1" w:uiPriority="0" w:name="heading 8"/>
+    <w:lsdException w:qFormat="1" w:uiPriority="0" w:name="heading 9"/>
+    <w:lsdException w:unhideWhenUsed="0" w:uiPriority="0" w:semiHidden="0" w:name="index 1"/>
+    <w:lsdException w:unhideWhenUsed="0" w:uiPriority="0" w:semiHidden="0" w:name="index 2"/>
+    <w:lsdException w:unhideWhenUsed="0" w:uiPriority="0" w:semiHidden="0" w:name="index 3"/>
+    <w:lsdException w:unhideWhenUsed="0" w:uiPriority="0" w:semiHidden="0" w:name="index 4"/>
+    <w:lsdException w:unhideWhenUsed="0" w:uiPriority="0" w:semiHidden="0" w:name="index 5"/>
+    <w:lsdException w:unhideWhenUsed="0" w:uiPriority="0" w:semiHidden="0" w:name="index 6"/>
+    <w:lsdException w:unhideWhenUsed="0" w:uiPriority="0" w:semiHidden="0" w:name="index 7"/>
+    <w:lsdException w:unhideWhenUsed="0" w:uiPriority="0" w:semiHidden="0" w:name="index 8"/>
+    <w:lsdException w:unhideWhenUsed="0" w:uiPriority="0" w:semiHidden="0" w:name="index 9"/>
+    <w:lsdException w:qFormat="1" w:unhideWhenUsed="0" w:uiPriority="0" w:semiHidden="0" w:name="toc 1"/>
+    <w:lsdException w:qFormat="1" w:unhideWhenUsed="0" w:uiPriority="0" w:semiHidden="0" w:name="toc 2"/>
+    <w:lsdException w:qFormat="1" w:unhideWhenUsed="0" w:uiPriority="0" w:semiHidden="0" w:name="toc 3"/>
+    <w:lsdException w:unhideWhenUsed="0" w:uiPriority="0" w:semiHidden="0" w:name="toc 4"/>
+    <w:lsdException w:unhideWhenUsed="0" w:uiPriority="0" w:semiHidden="0" w:name="toc 5"/>
+    <w:lsdException w:unhideWhenUsed="0" w:uiPriority="0" w:semiHidden="0" w:name="toc 6"/>
+    <w:lsdException w:unhideWhenUsed="0" w:uiPriority="0" w:semiHidden="0" w:name="toc 7"/>
+    <w:lsdException w:unhideWhenUsed="0" w:uiPriority="0" w:semiHidden="0" w:name="toc 8"/>
+    <w:lsdException w:unhideWhenUsed="0" w:uiPriority="0" w:semiHidden="0" w:name="toc 9"/>
+    <w:lsdException w:unhideWhenUsed="0" w:uiPriority="0" w:semiHidden="0" w:name="Normal Indent"/>
+    <w:lsdException w:unhideWhenUsed="0" w:uiPriority="0" w:semiHidden="0" w:name="footnote text"/>
+    <w:lsdException w:qFormat="1" w:unhideWhenUsed="0" w:uiPriority="0" w:semiHidden="0" w:name="annotation text"/>
+    <w:lsdException w:qFormat="1" w:unhideWhenUsed="0" w:uiPriority="0" w:semiHidden="0" w:name="header"/>
+    <w:lsdException w:qFormat="1" w:unhideWhenUsed="0" w:uiPriority="0" w:semiHidden="0" w:name="footer"/>
+    <w:lsdException w:unhideWhenUsed="0" w:uiPriority="0" w:semiHidden="0" w:name="index heading"/>
+    <w:lsdException w:qFormat="1" w:uiPriority="0" w:name="caption"/>
+    <w:lsdException w:unhideWhenUsed="0" w:uiPriority="0" w:semiHidden="0" w:name="table of figures"/>
+    <w:lsdException w:unhideWhenUsed="0" w:uiPriority="0" w:semiHidden="0" w:name="envelope address"/>
+    <w:lsdException w:unhideWhenUsed="0" w:uiPriority="0" w:semiHidden="0" w:name="envelope return"/>
+    <w:lsdException w:unhideWhenUsed="0" w:uiPriority="0" w:semiHidden="0" w:name="footnote reference"/>
+    <w:lsdException w:unhideWhenUsed="0" w:uiPriority="0" w:semiHidden="0" w:name="annotation reference"/>
+    <w:lsdException w:unhideWhenUsed="0" w:uiPriority="0" w:semiHidden="0" w:name="line number"/>
+    <w:lsdException w:unhideWhenUsed="0" w:uiPriority="0" w:semiHidden="0" w:name="page number"/>
+    <w:lsdException w:unhideWhenUsed="0" w:uiPriority="0" w:semiHidden="0" w:name="endnote reference"/>
+    <w:lsdException w:unhideWhenUsed="0" w:uiPriority="0" w:semiHidden="0" w:name="endnote text"/>
+    <w:lsdException w:unhideWhenUsed="0" w:uiPriority="0" w:semiHidden="0" w:name="table of authorities"/>
+    <w:lsdException w:unhideWhenUsed="0" w:uiPriority="0" w:semiHidden="0" w:name="macro"/>
+    <w:lsdException w:unhideWhenUsed="0" w:uiPriority="0" w:semiHidden="0" w:name="toa heading"/>
+    <w:lsdException w:unhideWhenUsed="0" w:uiPriority="0" w:semiHidden="0" w:name="List"/>
+    <w:lsdException w:unhideWhenUsed="0" w:uiPriority="0" w:semiHidden="0" w:name="List Bullet"/>
+    <w:lsdException w:unhideWhenUsed="0" w:uiPriority="0" w:semiHidden="0" w:name="List Number"/>
+    <w:lsdException w:unhideWhenUsed="0" w:uiPriority="0" w:semiHidden="0" w:name="List 2"/>
+    <w:lsdException w:unhideWhenUsed="0" w:uiPriority="0" w:semiHidden="0" w:name="List 3"/>
+    <w:lsdException w:unhideWhenUsed="0" w:uiPriority="0" w:semiHidden="0" w:name="List 4"/>
+    <w:lsdException w:unhideWhenUsed="0" w:uiPriority="0" w:semiHidden="0" w:name="List 5"/>
+    <w:lsdException w:unhideWhenUsed="0" w:uiPriority="0" w:semiHidden="0" w:name="List Bullet 2"/>
+    <w:lsdException w:unhideWhenUsed="0" w:uiPriority="0" w:semiHidden="0" w:name="List Bullet 3"/>
+    <w:lsdException w:unhideWhenUsed="0" w:uiPriority="0" w:semiHidden="0" w:name="List Bullet 4"/>
+    <w:lsdException w:unhideWhenUsed="0" w:uiPriority="0" w:semiHidden="0" w:name="List Bullet 5"/>
+    <w:lsdException w:unhideWhenUsed="0" w:uiPriority="0" w:semiHidden="0" w:name="List Number 2"/>
+    <w:lsdException w:unhideWhenUsed="0" w:uiPriority="0" w:semiHidden="0" w:name="List Number 3"/>
+    <w:lsdException w:unhideWhenUsed="0" w:uiPriority="0" w:semiHidden="0" w:name="List Number 4"/>
+    <w:lsdException w:unhideWhenUsed="0" w:uiPriority="0" w:semiHidden="0" w:name="List Number 5"/>
+    <w:lsdException w:qFormat="1" w:unhideWhenUsed="0" w:uiPriority="0" w:semiHidden="0" w:name="Title"/>
+    <w:lsdException w:unhideWhenUsed="0" w:uiPriority="0" w:semiHidden="0" w:name="Closing"/>
+    <w:lsdException w:unhideWhenUsed="0" w:uiPriority="0" w:semiHidden="0" w:name="Signature"/>
+    <w:lsdException w:qFormat="1" w:unhideWhenUsed="0" w:uiPriority="0" w:name="Default Paragraph Font"/>
+    <w:lsdException w:qFormat="1" w:unhideWhenUsed="0" w:uiPriority="0" w:name="Body Text"/>
+    <w:lsdException w:unhideWhenUsed="0" w:uiPriority="0" w:semiHidden="0" w:name="Body Text Indent"/>
+    <w:lsdException w:unhideWhenUsed="0" w:uiPriority="0" w:semiHidden="0" w:name="List Continue"/>
+    <w:lsdException w:unhideWhenUsed="0" w:uiPriority="0" w:semiHidden="0" w:name="List Continue 2"/>
+    <w:lsdException w:unhideWhenUsed="0" w:uiPriority="0" w:semiHidden="0" w:name="List Continue 3"/>
+    <w:lsdException w:unhideWhenUsed="0" w:uiPriority="0" w:semiHidden="0" w:name="List Continue 4"/>
+    <w:lsdException w:unhideWhenUsed="0" w:uiPriority="0" w:semiHidden="0" w:name="List Continue 5"/>
+    <w:lsdException w:unhideWhenUsed="0" w:uiPriority="0" w:semiHidden="0" w:name="Message Header"/>
+    <w:lsdException w:qFormat="1" w:unhideWhenUsed="0" w:uiPriority="0" w:semiHidden="0" w:name="Subtitle"/>
+    <w:lsdException w:unhideWhenUsed="0" w:uiPriority="0" w:semiHidden="0" w:name="Salutation"/>
+    <w:lsdException w:unhideWhenUsed="0" w:uiPriority="0" w:semiHidden="0" w:name="Date"/>
+    <w:lsdException w:unhideWhenUsed="0" w:uiPriority="0" w:semiHidden="0" w:name="Body Text First Indent"/>
+    <w:lsdException w:unhideWhenUsed="0" w:uiPriority="0" w:semiHidden="0" w:name="Body Text First Indent 2"/>
+    <w:lsdException w:uiPriority="99" w:name="Note Heading"/>
+    <w:lsdException w:unhideWhenUsed="0" w:uiPriority="0" w:semiHidden="0" w:name="Body Text 2"/>
+    <w:lsdException w:unhideWhenUsed="0" w:uiPriority="0" w:semiHidden="0" w:name="Body Text 3"/>
+    <w:lsdException w:unhideWhenUsed="0" w:uiPriority="0" w:semiHidden="0" w:name="Body Text Indent 2"/>
+    <w:lsdException w:unhideWhenUsed="0" w:uiPriority="0" w:semiHidden="0" w:name="Body Text Indent 3"/>
+    <w:lsdException w:unhideWhenUsed="0" w:uiPriority="0" w:semiHidden="0" w:name="Block Text"/>
+    <w:lsdException w:unhideWhenUsed="0" w:uiPriority="0" w:semiHidden="0" w:name="Hyperlink"/>
+    <w:lsdException w:unhideWhenUsed="0" w:uiPriority="0" w:semiHidden="0" w:name="FollowedHyperlink"/>
+    <w:lsdException w:qFormat="1" w:unhideWhenUsed="0" w:uiPriority="0" w:semiHidden="0" w:name="Strong"/>
+    <w:lsdException w:qFormat="1" w:unhideWhenUsed="0" w:uiPriority="0" w:semiHidden="0" w:name="Emphasis"/>
+    <w:lsdException w:unhideWhenUsed="0" w:uiPriority="0" w:semiHidden="0" w:name="Document Map"/>
+    <w:lsdException w:unhideWhenUsed="0" w:uiPriority="0" w:semiHidden="0" w:name="Plain Text"/>
+    <w:lsdException w:unhideWhenUsed="0" w:uiPriority="0" w:semiHidden="0" w:name="E-mail Signature"/>
+    <w:lsdException w:qFormat="1" w:unhideWhenUsed="0" w:uiPriority="0" w:semiHidden="0" w:name="Normal (Web)"/>
+    <w:lsdException w:unhideWhenUsed="0" w:uiPriority="0" w:semiHidden="0" w:name="HTML Acronym"/>
+    <w:lsdException w:unhideWhenUsed="0" w:uiPriority="0" w:semiHidden="0" w:name="HTML Address"/>
+    <w:lsdException w:unhideWhenUsed="0" w:uiPriority="0" w:semiHidden="0" w:name="HTML Cite"/>
+    <w:lsdException w:unhideWhenUsed="0" w:uiPriority="0" w:semiHidden="0" w:name="HTML Code"/>
+    <w:lsdException w:unhideWhenUsed="0" w:uiPriority="0" w:semiHidden="0" w:name="HTML Definition"/>
+    <w:lsdException w:unhideWhenUsed="0" w:uiPriority="0" w:semiHidden="0" w:name="HTML Keyboard"/>
+    <w:lsdException w:unhideWhenUsed="0" w:uiPriority="0" w:semiHidden="0" w:name="HTML Preformatted"/>
+    <w:lsdException w:unhideWhenUsed="0" w:uiPriority="0" w:semiHidden="0" w:name="HTML Sample"/>
+    <w:lsdException w:unhideWhenUsed="0" w:uiPriority="0" w:semiHidden="0" w:name="HTML Typewriter"/>
+    <w:lsdException w:unhideWhenUsed="0" w:uiPriority="0" w:semiHidden="0" w:name="HTML Variable"/>
+    <w:lsdException w:qFormat="1" w:unhideWhenUsed="0" w:uiPriority="0" w:name="Normal Table"/>
+    <w:lsdException w:unhideWhenUsed="0" w:uiPriority="0" w:semiHidden="0" w:name="annotation subject"/>
+    <w:lsdException w:unhideWhenUsed="0" w:uiPriority="0" w:semiHidden="0" w:name="Table Simple 1"/>
+    <w:lsdException w:unhideWhenUsed="0" w:uiPriority="0" w:semiHidden="0" w:name="Table Simple 2"/>
+    <w:lsdException w:unhideWhenUsed="0" w:uiPriority="0" w:semiHidden="0" w:name="Table Simple 3"/>
+    <w:lsdException w:unhideWhenUsed="0" w:uiPriority="0" w:semiHidden="0" w:name="Table Classic 1"/>
+    <w:lsdException w:unhideWhenUsed="0" w:uiPriority="0" w:semiHidden="0" w:name="Table Classic 2"/>
+    <w:lsdException w:unhideWhenUsed="0" w:uiPriority="0" w:semiHidden="0" w:name="Table Classic 3"/>
+    <w:lsdException w:unhideWhenUsed="0" w:uiPriority="0" w:semiHidden="0" w:name="Table Classic 4"/>
+    <w:lsdException w:unhideWhenUsed="0" w:uiPriority="0" w:semiHidden="0" w:name="Table Colorful 1"/>
+    <w:lsdException w:unhideWhenUsed="0" w:uiPriority="0" w:semiHidden="0" w:name="Table Colorful 2"/>
+    <w:lsdException w:unhideWhenUsed="0" w:uiPriority="0" w:semiHidden="0" w:name="Table Colorful 3"/>
+    <w:lsdException w:unhideWhenUsed="0" w:uiPriority="0" w:semiHidden="0" w:name="Table Columns 1"/>
+    <w:lsdException w:unhideWhenUsed="0" w:uiPriority="0" w:semiHidden="0" w:name="Table Columns 2"/>
+    <w:lsdException w:unhideWhenUsed="0" w:uiPriority="0" w:semiHidden="0" w:name="Table Columns 3"/>
+    <w:lsdException w:unhideWhenUsed="0" w:uiPriority="0" w:semiHidden="0" w:name="Table Columns 4"/>
+    <w:lsdException w:unhideWhenUsed="0" w:uiPriority="0" w:semiHidden="0" w:name="Table Columns 5"/>
+    <w:lsdException w:unhideWhenUsed="0" w:uiPriority="0" w:semiHidden="0" w:name="Table Grid 1"/>
+    <w:lsdException w:unhideWhenUsed="0" w:uiPriority="0" w:semiHidden="0" w:name="Table Grid 2"/>
+    <w:lsdException w:unhideWhenUsed="0" w:uiPriority="0" w:semiHidden="0" w:name="Table Grid 3"/>
+    <w:lsdException w:unhideWhenUsed="0" w:uiPriority="0" w:semiHidden="0" w:name="Table Grid 4"/>
+    <w:lsdException w:unhideWhenUsed="0" w:uiPriority="0" w:semiHidden="0" w:name="Table Grid 5"/>
+    <w:lsdException w:unhideWhenUsed="0" w:uiPriority="0" w:semiHidden="0" w:name="Table Grid 6"/>
+    <w:lsdException w:unhideWhenUsed="0" w:uiPriority="0" w:semiHidden="0" w:name="Table Grid 7"/>
+    <w:lsdException w:unhideWhenUsed="0" w:uiPriority="0" w:semiHidden="0" w:name="Table Grid 8"/>
+    <w:lsdException w:unhideWhenUsed="0" w:uiPriority="0" w:semiHidden="0" w:name="Table List 1"/>
+    <w:lsdException w:unhideWhenUsed="0" w:uiPriority="0" w:semiHidden="0" w:name="Table List 2"/>
+    <w:lsdException w:unhideWhenUsed="0" w:uiPriority="0" w:semiHidden="0" w:name="Table List 3"/>
+    <w:lsdException w:unhideWhenUsed="0" w:uiPriority="0" w:semiHidden="0" w:name="Table List 4"/>
+    <w:lsdException w:unhideWhenUsed="0" w:uiPriority="0" w:semiHidden="0" w:name="Table List 5"/>
+    <w:lsdException w:unhideWhenUsed="0" w:uiPriority="0" w:semiHidden="0" w:name="Table List 6"/>
+    <w:lsdException w:unhideWhenUsed="0" w:uiPriority="0" w:semiHidden="0" w:name="Table List 7"/>
+    <w:lsdException w:unhideWhenUsed="0" w:uiPriority="0" w:semiHidden="0" w:name="Table List 8"/>
+    <w:lsdException w:unhideWhenUsed="0" w:uiPriority="0" w:semiHidden="0" w:name="Table 3D effects 1"/>
+    <w:lsdException w:unhideWhenUsed="0" w:uiPriority="0" w:semiHidden="0" w:name="Table 3D effects 2"/>
+    <w:lsdException w:unhideWhenUsed="0" w:uiPriority="0" w:semiHidden="0" w:name="Table 3D effects 3"/>
+    <w:lsdException w:unhideWhenUsed="0" w:uiPriority="0" w:semiHidden="0" w:name="Table Contemporary"/>
+    <w:lsdException w:unhideWhenUsed="0" w:uiPriority="0" w:semiHidden="0" w:name="Table Elegant"/>
+    <w:lsdException w:unhideWhenUsed="0" w:uiPriority="0" w:semiHidden="0" w:name="Table Professional"/>
+    <w:lsdException w:unhideWhenUsed="0" w:uiPriority="0" w:semiHidden="0" w:name="Table Subtle 1"/>
+    <w:lsdException w:unhideWhenUsed="0" w:uiPriority="0" w:semiHidden="0" w:name="Table Subtle 2"/>
+    <w:lsdException w:unhideWhenUsed="0" w:uiPriority="0" w:semiHidden="0" w:name="Table Web 1"/>
+    <w:lsdException w:unhideWhenUsed="0" w:uiPriority="0" w:semiHidden="0" w:name="Table Web 2"/>
+    <w:lsdException w:unhideWhenUsed="0" w:uiPriority="0" w:semiHidden="0" w:name="Table Web 3"/>
+    <w:lsdException w:unhideWhenUsed="0" w:uiPriority="0" w:semiHidden="0" w:name="Balloon Text"/>
+    <w:lsdException w:qFormat="1" w:unhideWhenUsed="0" w:uiPriority="0" w:semiHidden="0" w:name="Table Grid"/>
+    <w:lsdException w:unhideWhenUsed="0" w:uiPriority="0" w:semiHidden="0" w:name="Table Theme"/>
+    <w:lsdException w:unhideWhenUsed="0" w:uiPriority="60" w:semiHidden="0" w:name="Light Shading"/>
+    <w:lsdException w:unhideWhenUsed="0" w:uiPriority="61" w:semiHidden="0" w:name="Light List"/>
+    <w:lsdException w:unhideWhenUsed="0" w:uiPriority="62" w:semiHidden="0" w:name="Light Grid"/>
+    <w:lsdException w:unhideWhenUsed="0" w:uiPriority="63" w:semiHidden="0" w:name="Medium Shading 1"/>
+    <w:lsdException w:unhideWhenUsed="0" w:uiPriority="64" w:semiHidden="0" w:name="Medium Shading 2"/>
+    <w:lsdException w:unhideWhenUsed="0" w:uiPriority="65" w:semiHidden="0" w:name="Medium List 1"/>
+    <w:lsdException w:unhideWhenUsed="0" w:uiPriority="66" w:semiHidden="0" w:name="Medium List 2"/>
+    <w:lsdException w:unhideWhenUsed="0" w:uiPriority="67" w:semiHidden="0" w:name="Medium Grid 1"/>
+    <w:lsdException w:unhideWhenUsed="0" w:uiPriority="68" w:semiHidden="0" w:name="Medium Grid 2"/>
+    <w:lsdException w:unhideWhenUsed="0" w:uiPriority="69" w:semiHidden="0" w:name="Medium Grid 3"/>
+    <w:lsdException w:unhideWhenUsed="0" w:uiPriority="70" w:semiHidden="0" w:name="Dark List"/>
+    <w:lsdException w:unhideWhenUsed="0" w:uiPriority="71" w:semiHidden="0" w:name="Colorful Shading"/>
+    <w:lsdException w:unhideWhenUsed="0" w:uiPriority="72" w:semiHidden="0" w:name="Colorful List"/>
+    <w:lsdException w:unhideWhenUsed="0" w:uiPriority="73" w:semiHidden="0" w:name="Colorful Grid"/>
+    <w:lsdException w:unhideWhenUsed="0" w:uiPriority="60" w:semiHidden="0" w:name="Light Shading Accent 1"/>
+    <w:lsdException w:unhideWhenUsed="0" w:uiPriority="61" w:semiHidden="0" w:name="Light List Accent 1"/>
+    <w:lsdException w:unhideWhenUsed="0" w:uiPriority="62" w:semiHidden="0" w:name="Light Grid Accent 1"/>
+    <w:lsdException w:unhideWhenUsed="0" w:uiPriority="63" w:semiHidden="0" w:name="Medium Shading 1 Accent 1"/>
+    <w:lsdException w:unhideWhenUsed="0" w:uiPriority="64" w:semiHidden="0" w:name="Medium Shading 2 Accent 1"/>
+    <w:lsdException w:unhideWhenUsed="0" w:uiPriority="65" w:semiHidden="0" w:name="Medium List 1 Accent 1"/>
+    <w:lsdException w:unhideWhenUsed="0" w:uiPriority="66" w:semiHidden="0" w:name="Medium List 2 Accent 1"/>
+    <w:lsdException w:unhideWhenUsed="0" w:uiPriority="67" w:semiHidden="0" w:name="Medium Grid 1 Accent 1"/>
+    <w:lsdException w:unhideWhenUsed="0" w:uiPriority="68" w:semiHidden="0" w:name="Medium Grid 2 Accent 1"/>
+    <w:lsdException w:unhideWhenUsed="0" w:uiPriority="69" w:semiHidden="0" w:name="Medium Grid 3 Accent 1"/>
+    <w:lsdException w:unhideWhenUsed="0" w:uiPriority="70" w:semiHidden="0" w:name="Dark List Accent 1"/>
+    <w:lsdException w:unhideWhenUsed="0" w:uiPriority="71" w:semiHidden="0" w:name="Colorful Shading Accent 1"/>
+    <w:lsdException w:unhideWhenUsed="0" w:uiPriority="72" w:semiHidden="0" w:name="Colorful List Accent 1"/>
+    <w:lsdException w:unhideWhenUsed="0" w:uiPriority="73" w:semiHidden="0" w:name="Colorful Grid Accent 1"/>
+    <w:lsdException w:unhideWhenUsed="0" w:uiPriority="60" w:semiHidden="0" w:name="Light Shading Accent 2"/>
+    <w:lsdException w:unhideWhenUsed="0" w:uiPriority="61" w:semiHidden="0" w:name="Light List Accent 2"/>
+    <w:lsdException w:unhideWhenUsed="0" w:uiPriority="62" w:semiHidden="0" w:name="Light Grid Accent 2"/>
+    <w:lsdException w:unhideWhenUsed="0" w:uiPriority="63" w:semiHidden="0" w:name="Medium Shading 1 Accent 2"/>
+    <w:lsdException w:unhideWhenUsed="0" w:uiPriority="64" w:semiHidden="0" w:name="Medium Shading 2 Accent 2"/>
+    <w:lsdException w:unhideWhenUsed="0" w:uiPriority="65" w:semiHidden="0" w:name="Medium List 1 Accent 2"/>
+    <w:lsdException w:unhideWhenUsed="0" w:uiPriority="66" w:semiHidden="0" w:name="Medium List 2 Accent 2"/>
+    <w:lsdException w:unhideWhenUsed="0" w:uiPriority="67" w:semiHidden="0" w:name="Medium Grid 1 Accent 2"/>
+    <w:lsdException w:unhideWhenUsed="0" w:uiPriority="68" w:semiHidden="0" w:name="Medium Grid 2 Accent 2"/>
+    <w:lsdException w:unhideWhenUsed="0" w:uiPriority="69" w:semiHidden="0" w:name="Medium Grid 3 Accent 2"/>
+    <w:lsdException w:unhideWhenUsed="0" w:uiPriority="70" w:semiHidden="0" w:name="Dark List Accent 2"/>
+    <w:lsdException w:unhideWhenUsed="0" w:uiPriority="71" w:semiHidden="0" w:name="Colorful Shading Accent 2"/>
+    <w:lsdException w:unhideWhenUsed="0" w:uiPriority="72" w:semiHidden="0" w:name="Colorful List Accent 2"/>
+    <w:lsdException w:unhideWhenUsed="0" w:uiPriority="73" w:semiHidden="0" w:name="Colorful Grid Accent 2"/>
+    <w:lsdException w:unhideWhenUsed="0" w:uiPriority="60" w:semiHidden="0" w:name="Light Shading Accent 3"/>
+    <w:lsdException w:unhideWhenUsed="0" w:uiPriority="61" w:semiHidden="0" w:name="Light List Accent 3"/>
+    <w:lsdException w:unhideWhenUsed="0" w:uiPriority="62" w:semiHidden="0" w:name="Light Grid Accent 3"/>
+    <w:lsdException w:unhideWhenUsed="0" w:uiPriority="63" w:semiHidden="0" w:name="Medium Shading 1 Accent 3"/>
+    <w:lsdException w:unhideWhenUsed="0" w:uiPriority="64" w:semiHidden="0" w:name="Medium Shading 2 Accent 3"/>
+    <w:lsdException w:unhideWhenUsed="0" w:uiPriority="65" w:semiHidden="0" w:name="Medium List 1 Accent 3"/>
+    <w:lsdException w:unhideWhenUsed="0" w:uiPriority="66" w:semiHidden="0" w:name="Medium List 2 Accent 3"/>
+    <w:lsdException w:unhideWhenUsed="0" w:uiPriority="67" w:semiHidden="0" w:name="Medium Grid 1 Accent 3"/>
+    <w:lsdException w:unhideWhenUsed="0" w:uiPriority="68" w:semiHidden="0" w:name="Medium Grid 2 Accent 3"/>
+    <w:lsdException w:unhideWhenUsed="0" w:uiPriority="69" w:semiHidden="0" w:name="Medium Grid 3 Accent 3"/>
+    <w:lsdException w:unhideWhenUsed="0" w:uiPriority="70" w:semiHidden="0" w:name="Dark List Accent 3"/>
+    <w:lsdException w:unhideWhenUsed="0" w:uiPriority="71" w:semiHidden="0" w:name="Colorful Shading Accent 3"/>
+    <w:lsdException w:unhideWhenUsed="0" w:uiPriority="72" w:semiHidden="0" w:name="Colorful List Accent 3"/>
+    <w:lsdException w:unhideWhenUsed="0" w:uiPriority="73" w:semiHidden="0" w:name="Colorful Grid Accent 3"/>
+    <w:lsdException w:unhideWhenUsed="0" w:uiPriority="60" w:semiHidden="0" w:name="Light Shading Accent 4"/>
+    <w:lsdException w:unhideWhenUsed="0" w:uiPriority="61" w:semiHidden="0" w:name="Light List Accent 4"/>
+    <w:lsdException w:unhideWhenUsed="0" w:uiPriority="62" w:semiHidden="0" w:name="Light Grid Accent 4"/>
+    <w:lsdException w:unhideWhenUsed="0" w:uiPriority="63" w:semiHidden="0" w:name="Medium Shading 1 Accent 4"/>
+    <w:lsdException w:unhideWhenUsed="0" w:uiPriority="64" w:semiHidden="0" w:name="Medium Shading 2 Accent 4"/>
+    <w:lsdException w:unhideWhenUsed="0" w:uiPriority="65" w:semiHidden="0" w:name="Medium List 1 Accent 4"/>
+    <w:lsdException w:unhideWhenUsed="0" w:uiPriority="66" w:semiHidden="0" w:name="Medium List 2 Accent 4"/>
+    <w:lsdException w:unhideWhenUsed="0" w:uiPriority="67" w:semiHidden="0" w:name="Medium Grid 1 Accent 4"/>
+    <w:lsdException w:unhideWhenUsed="0" w:uiPriority="68" w:semiHidden="0" w:name="Medium Grid 2 Accent 4"/>
+    <w:lsdException w:unhideWhenUsed="0" w:uiPriority="69" w:semiHidden="0" w:name="Medium Grid 3 Accent 4"/>
+    <w:lsdException w:unhideWhenUsed="0" w:uiPriority="70" w:semiHidden="0" w:name="Dark List Accent 4"/>
+    <w:lsdException w:unhideWhenUsed="0" w:uiPriority="71" w:semiHidden="0" w:name="Colorful Shading Accent 4"/>
+    <w:lsdException w:unhideWhenUsed="0" w:uiPriority="72" w:semiHidden="0" w:name="Colorful List Accent 4"/>
+    <w:lsdException w:unhideWhenUsed="0" w:uiPriority="73" w:semiHidden="0" w:name="Colorful Grid Accent 4"/>
+    <w:lsdException w:unhideWhenUsed="0" w:uiPriority="60" w:semiHidden="0" w:name="Light Shading Accent 5"/>
+    <w:lsdException w:unhideWhenUsed="0" w:uiPriority="61" w:semiHidden="0" w:name="Light List Accent 5"/>
+    <w:lsdException w:unhideWhenUsed="0" w:uiPriority="62" w:semiHidden="0" w:name="Light Grid Accent 5"/>
+    <w:lsdException w:unhideWhenUsed="0" w:uiPriority="63" w:semiHidden="0" w:name="Medium Shading 1 Accent 5"/>
+    <w:lsdException w:unhideWhenUsed="0" w:uiPriority="64" w:semiHidden="0" w:name="Medium Shading 2 Accent 5"/>
+    <w:lsdException w:unhideWhenUsed="0" w:uiPriority="65" w:semiHidden="0" w:name="Medium List 1 Accent 5"/>
+    <w:lsdException w:unhideWhenUsed="0" w:uiPriority="66" w:semiHidden="0" w:name="Medium List 2 Accent 5"/>
+    <w:lsdException w:unhideWhenUsed="0" w:uiPriority="67" w:semiHidden="0" w:name="Medium Grid 1 Accent 5"/>
+    <w:lsdException w:unhideWhenUsed="0" w:uiPriority="68" w:semiHidden="0" w:name="Medium Grid 2 Accent 5"/>
+    <w:lsdException w:unhideWhenUsed="0" w:uiPriority="69" w:semiHidden="0" w:name="Medium Grid 3 Accent 5"/>
+    <w:lsdException w:unhideWhenUsed="0" w:uiPriority="70" w:semiHidden="0" w:name="Dark List Accent 5"/>
+    <w:lsdException w:unhideWhenUsed="0" w:uiPriority="71" w:semiHidden="0" w:name="Colorful Shading Accent 5"/>
+    <w:lsdException w:unhideWhenUsed="0" w:uiPriority="72" w:semiHidden="0" w:name="Colorful List Accent 5"/>
+    <w:lsdException w:unhideWhenUsed="0" w:uiPriority="73" w:semiHidden="0" w:name="Colorful Grid Accent 5"/>
+    <w:lsdException w:unhideWhenUsed="0" w:uiPriority="60" w:semiHidden="0" w:name="Light Shading Accent 6"/>
+    <w:lsdException w:unhideWhenUsed="0" w:uiPriority="61" w:semiHidden="0" w:name="Light List Accent 6"/>
+    <w:lsdException w:unhideWhenUsed="0" w:uiPriority="62" w:semiHidden="0" w:name="Light Grid Accent 6"/>
+    <w:lsdException w:unhideWhenUsed="0" w:uiPriority="63" w:semiHidden="0" w:name="Medium Shading 1 Accent 6"/>
+    <w:lsdException w:unhideWhenUsed="0" w:uiPriority="64" w:semiHidden="0" w:name="Medium Shading 2 Accent 6"/>
+    <w:lsdException w:unhideWhenUsed="0" w:uiPriority="65" w:semiHidden="0" w:name="Medium List 1 Accent 6"/>
+    <w:lsdException w:unhideWhenUsed="0" w:uiPriority="66" w:semiHidden="0" w:name="Medium List 2 Accent 6"/>
+    <w:lsdException w:unhideWhenUsed="0" w:uiPriority="67" w:semiHidden="0" w:name="Medium Grid 1 Accent 6"/>
+    <w:lsdException w:unhideWhenUsed="0" w:uiPriority="68" w:semiHidden="0" w:name="Medium Grid 2 Accent 6"/>
+    <w:lsdException w:unhideWhenUsed="0" w:uiPriority="69" w:semiHidden="0" w:name="Medium Grid 3 Accent 6"/>
+    <w:lsdException w:unhideWhenUsed="0" w:uiPriority="70" w:semiHidden="0" w:name="Dark List Accent 6"/>
+    <w:lsdException w:unhideWhenUsed="0" w:uiPriority="71" w:semiHidden="0" w:name="Colorful Shading Accent 6"/>
+    <w:lsdException w:unhideWhenUsed="0" w:uiPriority="72" w:semiHidden="0" w:name="Colorful List Accent 6"/>
+    <w:lsdException w:unhideWhenUsed="0" w:uiPriority="73" w:semiHidden="0" w:name="Colorful Grid Accent 6"/>
   </w:latentStyles>
-  <w:style w:type="paragraph" w:default="1" w:styleId="Normal">
+  <w:style w:type="paragraph" w:default="1" w:styleId="1">
     <w:name w:val="Normal"/>
     <w:qFormat/>
+    <w:uiPriority w:val="0"/>
     <w:pPr>
       <w:kinsoku w:val="0"/>
       <w:autoSpaceDE w:val="0"/>
@@ -3946,7 +4027,7 @@
       <w:textAlignment w:val="baseline"/>
     </w:pPr>
     <w:rPr>
-      <w:rFonts w:ascii="Arial" w:eastAsia="宋体" w:hAnsi="Arial" w:cs="Arial"/>
+      <w:rFonts w:ascii="Arial" w:hAnsi="Arial" w:eastAsia="宋体" w:cs="Arial"/>
       <w:snapToGrid w:val="0"/>
       <w:color w:val="000000"/>
       <w:kern w:val="0"/>
@@ -3955,11 +4036,12 @@
       <w:lang w:val="en-US" w:eastAsia="en-US" w:bidi="ar-SA"/>
     </w:rPr>
   </w:style>
-  <w:style w:type="paragraph" w:styleId="Heading1">
+  <w:style w:type="paragraph" w:styleId="2">
     <w:name w:val="heading 1"/>
-    <w:basedOn w:val="Normal"/>
-    <w:next w:val="Normal"/>
+    <w:basedOn w:val="1"/>
+    <w:next w:val="1"/>
     <w:qFormat/>
+    <w:uiPriority w:val="0"/>
     <w:pPr>
       <w:keepNext/>
       <w:keepLines/>
@@ -3977,12 +4059,13 @@
       <w:sz w:val="44"/>
     </w:rPr>
   </w:style>
-  <w:style w:type="paragraph" w:styleId="Heading2">
+  <w:style w:type="paragraph" w:styleId="3">
     <w:name w:val="heading 2"/>
-    <w:basedOn w:val="Normal"/>
-    <w:next w:val="Normal"/>
+    <w:basedOn w:val="1"/>
+    <w:next w:val="1"/>
     <w:unhideWhenUsed/>
     <w:qFormat/>
+    <w:uiPriority w:val="0"/>
     <w:pPr>
       <w:keepNext/>
       <w:keepLines/>
@@ -3995,18 +4078,19 @@
       <w:outlineLvl w:val="1"/>
     </w:pPr>
     <w:rPr>
-      <w:rFonts w:ascii="Arial" w:eastAsia="黑体" w:hAnsi="Arial"/>
+      <w:rFonts w:ascii="Arial" w:hAnsi="Arial" w:eastAsia="黑体"/>
       <w:b/>
       <w:sz w:val="32"/>
     </w:rPr>
   </w:style>
-  <w:style w:type="paragraph" w:styleId="Heading3">
+  <w:style w:type="paragraph" w:styleId="4">
     <w:name w:val="heading 3"/>
-    <w:basedOn w:val="Normal"/>
-    <w:next w:val="Normal"/>
+    <w:basedOn w:val="1"/>
+    <w:next w:val="1"/>
     <w:semiHidden/>
     <w:unhideWhenUsed/>
     <w:qFormat/>
+    <w:uiPriority w:val="0"/>
     <w:pPr>
       <w:keepNext/>
       <w:keepLines/>
@@ -4023,12 +4107,13 @@
       <w:sz w:val="32"/>
     </w:rPr>
   </w:style>
-  <w:style w:type="paragraph" w:styleId="Heading4">
+  <w:style w:type="paragraph" w:styleId="5">
     <w:name w:val="heading 4"/>
-    <w:basedOn w:val="Normal"/>
-    <w:next w:val="Normal"/>
+    <w:basedOn w:val="1"/>
+    <w:next w:val="1"/>
     <w:unhideWhenUsed/>
     <w:qFormat/>
+    <w:uiPriority w:val="0"/>
     <w:pPr>
       <w:keepNext/>
       <w:keepLines/>
@@ -4041,18 +4126,19 @@
       <w:outlineLvl w:val="3"/>
     </w:pPr>
     <w:rPr>
-      <w:rFonts w:ascii="Arial" w:eastAsia="黑体" w:hAnsi="Arial"/>
+      <w:rFonts w:ascii="Arial" w:hAnsi="Arial" w:eastAsia="黑体"/>
       <w:b/>
       <w:sz w:val="28"/>
     </w:rPr>
   </w:style>
-  <w:style w:type="paragraph" w:styleId="Heading5">
+  <w:style w:type="paragraph" w:styleId="6">
     <w:name w:val="heading 5"/>
-    <w:basedOn w:val="Normal"/>
-    <w:next w:val="Normal"/>
+    <w:basedOn w:val="1"/>
+    <w:next w:val="1"/>
     <w:semiHidden/>
     <w:unhideWhenUsed/>
     <w:qFormat/>
+    <w:uiPriority w:val="0"/>
     <w:pPr>
       <w:keepNext/>
       <w:keepLines/>
@@ -4069,13 +4155,14 @@
       <w:sz w:val="28"/>
     </w:rPr>
   </w:style>
-  <w:style w:type="paragraph" w:styleId="Heading6">
+  <w:style w:type="paragraph" w:styleId="7">
     <w:name w:val="heading 6"/>
-    <w:basedOn w:val="Normal"/>
-    <w:next w:val="Normal"/>
+    <w:basedOn w:val="1"/>
+    <w:next w:val="1"/>
     <w:semiHidden/>
     <w:unhideWhenUsed/>
     <w:qFormat/>
+    <w:uiPriority w:val="0"/>
     <w:pPr>
       <w:keepNext/>
       <w:keepLines/>
@@ -4088,18 +4175,19 @@
       <w:outlineLvl w:val="5"/>
     </w:pPr>
     <w:rPr>
-      <w:rFonts w:ascii="Arial" w:eastAsia="黑体" w:hAnsi="Arial"/>
+      <w:rFonts w:ascii="Arial" w:hAnsi="Arial" w:eastAsia="黑体"/>
       <w:b/>
       <w:sz w:val="24"/>
     </w:rPr>
   </w:style>
-  <w:style w:type="paragraph" w:styleId="Heading7">
+  <w:style w:type="paragraph" w:styleId="8">
     <w:name w:val="heading 7"/>
-    <w:basedOn w:val="Normal"/>
-    <w:next w:val="Normal"/>
+    <w:basedOn w:val="1"/>
+    <w:next w:val="1"/>
     <w:semiHidden/>
     <w:unhideWhenUsed/>
     <w:qFormat/>
+    <w:uiPriority w:val="0"/>
     <w:pPr>
       <w:keepNext/>
       <w:keepLines/>
@@ -4116,13 +4204,14 @@
       <w:sz w:val="24"/>
     </w:rPr>
   </w:style>
-  <w:style w:type="paragraph" w:styleId="Heading8">
+  <w:style w:type="paragraph" w:styleId="9">
     <w:name w:val="heading 8"/>
-    <w:basedOn w:val="Normal"/>
-    <w:next w:val="Normal"/>
+    <w:basedOn w:val="1"/>
+    <w:next w:val="1"/>
     <w:semiHidden/>
     <w:unhideWhenUsed/>
     <w:qFormat/>
+    <w:uiPriority w:val="0"/>
     <w:pPr>
       <w:keepNext/>
       <w:keepLines/>
@@ -4135,17 +4224,18 @@
       <w:outlineLvl w:val="7"/>
     </w:pPr>
     <w:rPr>
-      <w:rFonts w:ascii="Arial" w:eastAsia="黑体" w:hAnsi="Arial"/>
+      <w:rFonts w:ascii="Arial" w:hAnsi="Arial" w:eastAsia="黑体"/>
       <w:sz w:val="24"/>
     </w:rPr>
   </w:style>
-  <w:style w:type="paragraph" w:styleId="Heading9">
+  <w:style w:type="paragraph" w:styleId="10">
     <w:name w:val="heading 9"/>
-    <w:basedOn w:val="Normal"/>
-    <w:next w:val="Normal"/>
+    <w:basedOn w:val="1"/>
+    <w:next w:val="1"/>
     <w:semiHidden/>
     <w:unhideWhenUsed/>
     <w:qFormat/>
+    <w:uiPriority w:val="0"/>
     <w:pPr>
       <w:keepNext/>
       <w:keepLines/>
@@ -4158,19 +4248,21 @@
       <w:outlineLvl w:val="8"/>
     </w:pPr>
     <w:rPr>
-      <w:rFonts w:ascii="Arial" w:eastAsia="黑体" w:hAnsi="Arial"/>
+      <w:rFonts w:ascii="Arial" w:hAnsi="Arial" w:eastAsia="黑体"/>
       <w:sz w:val="21"/>
     </w:rPr>
   </w:style>
-  <w:style w:type="character" w:default="1" w:styleId="DefaultParagraphFont">
+  <w:style w:type="character" w:default="1" w:styleId="22">
     <w:name w:val="Default Paragraph Font"/>
     <w:semiHidden/>
     <w:qFormat/>
+    <w:uiPriority w:val="0"/>
   </w:style>
-  <w:style w:type="table" w:default="1" w:styleId="TableNormal">
+  <w:style w:type="table" w:default="1" w:styleId="20">
     <w:name w:val="Normal Table"/>
     <w:semiHidden/>
     <w:qFormat/>
+    <w:uiPriority w:val="0"/>
     <w:tblPr>
       <w:tblCellMar>
         <w:top w:w="0" w:type="dxa"/>
@@ -4180,39 +4272,43 @@
       </w:tblCellMar>
     </w:tblPr>
   </w:style>
-  <w:style w:type="paragraph" w:styleId="CommentText">
+  <w:style w:type="paragraph" w:styleId="11">
     <w:name w:val="annotation text"/>
-    <w:basedOn w:val="Normal"/>
+    <w:basedOn w:val="1"/>
     <w:qFormat/>
+    <w:uiPriority w:val="0"/>
     <w:pPr>
       <w:jc w:val="left"/>
     </w:pPr>
   </w:style>
-  <w:style w:type="paragraph" w:styleId="BodyText">
+  <w:style w:type="paragraph" w:styleId="12">
     <w:name w:val="Body Text"/>
-    <w:basedOn w:val="Normal"/>
+    <w:basedOn w:val="1"/>
     <w:semiHidden/>
     <w:qFormat/>
+    <w:uiPriority w:val="0"/>
     <w:rPr>
-      <w:rFonts w:ascii="Arial" w:eastAsia="Arial" w:hAnsi="Arial" w:cs="Arial"/>
+      <w:rFonts w:ascii="Arial" w:hAnsi="Arial" w:eastAsia="Arial" w:cs="Arial"/>
       <w:sz w:val="21"/>
       <w:szCs w:val="21"/>
       <w:lang w:val="en-US" w:eastAsia="en-US" w:bidi="ar-SA"/>
     </w:rPr>
   </w:style>
-  <w:style w:type="paragraph" w:styleId="TOC3">
+  <w:style w:type="paragraph" w:styleId="13">
     <w:name w:val="toc 3"/>
-    <w:basedOn w:val="Normal"/>
-    <w:next w:val="Normal"/>
+    <w:basedOn w:val="1"/>
+    <w:next w:val="1"/>
     <w:qFormat/>
+    <w:uiPriority w:val="0"/>
     <w:pPr>
       <w:ind w:left="840" w:leftChars="400"/>
     </w:pPr>
   </w:style>
-  <w:style w:type="paragraph" w:styleId="Footer">
+  <w:style w:type="paragraph" w:styleId="14">
     <w:name w:val="footer"/>
-    <w:basedOn w:val="Normal"/>
+    <w:basedOn w:val="1"/>
     <w:qFormat/>
+    <w:uiPriority w:val="0"/>
     <w:pPr>
       <w:tabs>
         <w:tab w:val="center" w:pos="4153"/>
@@ -4225,16 +4321,17 @@
       <w:sz w:val="18"/>
     </w:rPr>
   </w:style>
-  <w:style w:type="paragraph" w:styleId="Header">
+  <w:style w:type="paragraph" w:styleId="15">
     <w:name w:val="header"/>
-    <w:basedOn w:val="Normal"/>
+    <w:basedOn w:val="1"/>
     <w:qFormat/>
+    <w:uiPriority w:val="0"/>
     <w:pPr>
       <w:pBdr>
-        <w:top w:val="nil"/>
-        <w:left w:val="nil"/>
-        <w:bottom w:val="nil"/>
-        <w:right w:val="nil"/>
+        <w:top w:val="none" w:color="auto" w:sz="0" w:space="0"/>
+        <w:left w:val="none" w:color="auto" w:sz="0" w:space="0"/>
+        <w:bottom w:val="none" w:color="auto" w:sz="0" w:space="0"/>
+        <w:right w:val="none" w:color="auto" w:sz="0" w:space="0"/>
       </w:pBdr>
       <w:tabs>
         <w:tab w:val="center" w:pos="4153"/>
@@ -4249,37 +4346,41 @@
       <w:sz w:val="18"/>
     </w:rPr>
   </w:style>
-  <w:style w:type="paragraph" w:styleId="TOC1">
+  <w:style w:type="paragraph" w:styleId="16">
     <w:name w:val="toc 1"/>
-    <w:basedOn w:val="Normal"/>
-    <w:next w:val="Normal"/>
+    <w:basedOn w:val="1"/>
+    <w:next w:val="1"/>
     <w:qFormat/>
+    <w:uiPriority w:val="0"/>
     <w:rPr>
-      <w:rFonts w:ascii="Arial" w:eastAsia="Microsoft JhengHei" w:hAnsi="Arial"/>
+      <w:rFonts w:ascii="Arial" w:hAnsi="Arial" w:eastAsia="Microsoft JhengHei"/>
       <w:sz w:val="24"/>
     </w:rPr>
   </w:style>
-  <w:style w:type="paragraph" w:styleId="TOC2">
+  <w:style w:type="paragraph" w:styleId="17">
     <w:name w:val="toc 2"/>
-    <w:basedOn w:val="Normal"/>
-    <w:next w:val="Normal"/>
+    <w:basedOn w:val="1"/>
+    <w:next w:val="1"/>
     <w:qFormat/>
+    <w:uiPriority w:val="0"/>
     <w:pPr>
       <w:ind w:left="420" w:leftChars="200"/>
     </w:pPr>
   </w:style>
-  <w:style w:type="paragraph" w:styleId="NormalWeb">
+  <w:style w:type="paragraph" w:styleId="18">
     <w:name w:val="Normal (Web)"/>
-    <w:basedOn w:val="Normal"/>
+    <w:basedOn w:val="1"/>
     <w:qFormat/>
+    <w:uiPriority w:val="0"/>
     <w:rPr>
       <w:sz w:val="24"/>
     </w:rPr>
   </w:style>
-  <w:style w:type="paragraph" w:styleId="Title">
+  <w:style w:type="paragraph" w:styleId="19">
     <w:name w:val="Title"/>
-    <w:basedOn w:val="Normal"/>
+    <w:basedOn w:val="1"/>
     <w:qFormat/>
+    <w:uiPriority w:val="0"/>
     <w:pPr>
       <w:spacing w:before="240" w:beforeLines="0" w:beforeAutospacing="0" w:after="60" w:afterLines="0" w:afterAutospacing="0"/>
       <w:jc w:val="center"/>
@@ -4291,68 +4392,73 @@
       <w:sz w:val="32"/>
     </w:rPr>
   </w:style>
-  <w:style w:type="table" w:styleId="TableGrid">
+  <w:style w:type="table" w:styleId="21">
     <w:name w:val="Table Grid"/>
-    <w:basedOn w:val="TableNormal"/>
+    <w:basedOn w:val="20"/>
     <w:qFormat/>
+    <w:uiPriority w:val="0"/>
     <w:pPr>
       <w:widowControl w:val="0"/>
       <w:jc w:val="both"/>
     </w:pPr>
     <w:tblPr>
       <w:tblBorders>
-        <w:top w:val="single" w:sz="4" w:space="0" w:color="auto"/>
-        <w:left w:val="single" w:sz="4" w:space="0" w:color="auto"/>
-        <w:bottom w:val="single" w:sz="4" w:space="0" w:color="auto"/>
-        <w:right w:val="single" w:sz="4" w:space="0" w:color="auto"/>
-        <w:insideH w:val="single" w:sz="4" w:space="0" w:color="auto"/>
-        <w:insideV w:val="single" w:sz="4" w:space="0" w:color="auto"/>
+        <w:top w:val="single" w:color="auto" w:sz="4" w:space="0"/>
+        <w:left w:val="single" w:color="auto" w:sz="4" w:space="0"/>
+        <w:bottom w:val="single" w:color="auto" w:sz="4" w:space="0"/>
+        <w:right w:val="single" w:color="auto" w:sz="4" w:space="0"/>
+        <w:insideH w:val="single" w:color="auto" w:sz="4" w:space="0"/>
+        <w:insideV w:val="single" w:color="auto" w:sz="4" w:space="0"/>
       </w:tblBorders>
     </w:tblPr>
   </w:style>
-  <w:style w:type="character" w:styleId="Strong">
+  <w:style w:type="character" w:styleId="23">
     <w:name w:val="Strong"/>
-    <w:basedOn w:val="DefaultParagraphFont"/>
+    <w:basedOn w:val="22"/>
     <w:qFormat/>
+    <w:uiPriority w:val="0"/>
     <w:rPr>
       <w:b/>
     </w:rPr>
   </w:style>
-  <w:style w:type="paragraph" w:customStyle="1" w:styleId="a">
+  <w:style w:type="paragraph" w:customStyle="1" w:styleId="24">
     <w:name w:val="柴_公司名"/>
-    <w:basedOn w:val="Title"/>
+    <w:basedOn w:val="19"/>
     <w:qFormat/>
+    <w:uiPriority w:val="0"/>
     <w:pPr>
       <w:spacing w:after="600" w:afterLines="600"/>
     </w:pPr>
     <w:rPr>
-      <w:rFonts w:ascii="宋体" w:eastAsia="宋体" w:hAnsi="宋体" w:cs="宋体" w:hint="eastAsia"/>
+      <w:rFonts w:hint="eastAsia" w:ascii="宋体" w:hAnsi="宋体" w:eastAsia="宋体" w:cs="宋体"/>
       <w:bCs/>
       <w:spacing w:val="-6"/>
       <w:sz w:val="52"/>
       <w:szCs w:val="52"/>
     </w:rPr>
   </w:style>
-  <w:style w:type="paragraph" w:customStyle="1" w:styleId="a0">
+  <w:style w:type="paragraph" w:customStyle="1" w:styleId="25">
     <w:name w:val="柴_文档名"/>
-    <w:basedOn w:val="Title"/>
+    <w:basedOn w:val="19"/>
     <w:qFormat/>
+    <w:uiPriority w:val="0"/>
     <w:pPr>
       <w:spacing w:after="900" w:afterLines="900"/>
     </w:pPr>
     <w:rPr>
-      <w:rFonts w:ascii="黑体" w:eastAsia="黑体" w:hAnsi="黑体" w:cs="黑体"/>
+      <w:rFonts w:ascii="黑体" w:hAnsi="黑体" w:eastAsia="黑体" w:cs="黑体"/>
       <w:bCs/>
       <w:spacing w:val="-7"/>
       <w:sz w:val="52"/>
       <w:szCs w:val="52"/>
     </w:rPr>
   </w:style>
-  <w:style w:type="table" w:customStyle="1" w:styleId="TableNormal0">
+  <w:style w:type="table" w:customStyle="1" w:styleId="26">
     <w:name w:val="Table Normal_0"/>
     <w:semiHidden/>
     <w:unhideWhenUsed/>
     <w:qFormat/>
+    <w:uiPriority w:val="0"/>
     <w:tblPr>
       <w:tblCellMar>
         <w:top w:w="0" w:type="dxa"/>
@@ -4362,81 +4468,87 @@
       </w:tblCellMar>
     </w:tblPr>
   </w:style>
-  <w:style w:type="paragraph" w:customStyle="1" w:styleId="TableText">
+  <w:style w:type="paragraph" w:customStyle="1" w:styleId="27">
     <w:name w:val="Table Text"/>
-    <w:basedOn w:val="Normal"/>
+    <w:basedOn w:val="1"/>
     <w:semiHidden/>
     <w:qFormat/>
+    <w:uiPriority w:val="0"/>
     <w:rPr>
-      <w:rFonts w:ascii="宋体" w:eastAsia="宋体" w:hAnsi="宋体" w:cs="宋体"/>
+      <w:rFonts w:ascii="宋体" w:hAnsi="宋体" w:eastAsia="宋体" w:cs="宋体"/>
       <w:sz w:val="21"/>
       <w:szCs w:val="21"/>
       <w:lang w:val="en-US" w:eastAsia="en-US" w:bidi="ar-SA"/>
     </w:rPr>
   </w:style>
-  <w:style w:type="paragraph" w:customStyle="1" w:styleId="1">
+  <w:style w:type="paragraph" w:customStyle="1" w:styleId="28">
     <w:name w:val="柴_标题1"/>
-    <w:basedOn w:val="Heading1"/>
-    <w:next w:val="a1"/>
-    <w:link w:val="1Char"/>
+    <w:basedOn w:val="2"/>
+    <w:next w:val="29"/>
+    <w:link w:val="38"/>
     <w:qFormat/>
+    <w:uiPriority w:val="0"/>
     <w:pPr>
       <w:spacing w:before="100" w:after="90" w:line="360" w:lineRule="auto"/>
     </w:pPr>
     <w:rPr>
-      <w:rFonts w:ascii="Arial" w:eastAsia="宋体" w:hAnsi="Arial"/>
+      <w:rFonts w:ascii="Arial" w:hAnsi="Arial" w:eastAsia="宋体"/>
       <w:sz w:val="32"/>
     </w:rPr>
   </w:style>
-  <w:style w:type="paragraph" w:customStyle="1" w:styleId="a1">
+  <w:style w:type="paragraph" w:customStyle="1" w:styleId="29">
     <w:name w:val="柴_正文"/>
-    <w:basedOn w:val="BodyText"/>
-    <w:link w:val="Char"/>
+    <w:basedOn w:val="12"/>
+    <w:link w:val="42"/>
     <w:qFormat/>
+    <w:uiPriority w:val="0"/>
     <w:pPr>
       <w:spacing w:line="360" w:lineRule="auto"/>
       <w:ind w:firstLine="470" w:firstLineChars="200"/>
     </w:pPr>
     <w:rPr>
-      <w:rFonts w:ascii="Arial" w:eastAsia="宋体" w:hAnsi="Arial"/>
+      <w:rFonts w:ascii="Arial" w:hAnsi="Arial" w:eastAsia="宋体"/>
       <w:sz w:val="24"/>
       <w:lang w:eastAsia="zh-CN"/>
     </w:rPr>
   </w:style>
-  <w:style w:type="paragraph" w:customStyle="1" w:styleId="2">
+  <w:style w:type="paragraph" w:customStyle="1" w:styleId="30">
     <w:name w:val="柴_标题2"/>
-    <w:basedOn w:val="Heading2"/>
-    <w:next w:val="a1"/>
+    <w:basedOn w:val="3"/>
+    <w:next w:val="29"/>
     <w:qFormat/>
+    <w:uiPriority w:val="0"/>
     <w:pPr>
       <w:spacing w:line="360" w:lineRule="auto"/>
     </w:pPr>
     <w:rPr>
-      <w:rFonts w:ascii="Arial" w:eastAsia="宋体" w:hAnsi="Arial"/>
+      <w:rFonts w:ascii="Arial" w:hAnsi="Arial" w:eastAsia="宋体"/>
       <w:sz w:val="28"/>
     </w:rPr>
   </w:style>
-  <w:style w:type="paragraph" w:customStyle="1" w:styleId="3">
+  <w:style w:type="paragraph" w:customStyle="1" w:styleId="31">
     <w:name w:val="柴_标题3"/>
-    <w:basedOn w:val="Heading3"/>
-    <w:next w:val="a1"/>
+    <w:basedOn w:val="4"/>
+    <w:next w:val="29"/>
     <w:qFormat/>
+    <w:uiPriority w:val="0"/>
     <w:pPr>
       <w:spacing w:line="360" w:lineRule="auto"/>
       <w:ind w:left="0" w:firstLine="472" w:firstLineChars="200"/>
     </w:pPr>
     <w:rPr>
-      <w:rFonts w:ascii="宋体" w:eastAsia="宋体" w:hAnsi="宋体" w:cs="宋体"/>
+      <w:rFonts w:ascii="宋体" w:hAnsi="宋体" w:eastAsia="宋体" w:cs="宋体"/>
       <w:spacing w:val="-2"/>
       <w:sz w:val="24"/>
       <w:szCs w:val="24"/>
     </w:rPr>
   </w:style>
-  <w:style w:type="paragraph" w:customStyle="1" w:styleId="a2">
+  <w:style w:type="paragraph" w:customStyle="1" w:styleId="32">
     <w:name w:val="柴_目录"/>
-    <w:basedOn w:val="Normal"/>
-    <w:next w:val="BodyText"/>
+    <w:basedOn w:val="1"/>
+    <w:next w:val="12"/>
     <w:qFormat/>
+    <w:uiPriority w:val="0"/>
     <w:pPr>
       <w:tabs>
         <w:tab w:val="right" w:leader="dot" w:pos="8442"/>
@@ -4444,59 +4556,64 @@
       <w:ind w:left="0" w:leftChars="0"/>
     </w:pPr>
     <w:rPr>
-      <w:rFonts w:ascii="Arial" w:eastAsia="Microsoft JhengHei" w:hAnsi="Arial"/>
+      <w:rFonts w:ascii="Arial" w:hAnsi="Arial" w:eastAsia="Microsoft JhengHei"/>
       <w:sz w:val="24"/>
     </w:rPr>
   </w:style>
-  <w:style w:type="paragraph" w:customStyle="1" w:styleId="WPSOffice1">
+  <w:style w:type="paragraph" w:customStyle="1" w:styleId="33">
     <w:name w:val="WPSOffice手动目录 1"/>
     <w:qFormat/>
+    <w:uiPriority w:val="0"/>
     <w:pPr>
       <w:ind w:leftChars="0"/>
     </w:pPr>
     <w:rPr>
-      <w:rFonts w:ascii="Times New Roman" w:eastAsia="宋体" w:hAnsi="Times New Roman" w:cs="Times New Roman"/>
+      <w:rFonts w:ascii="Times New Roman" w:hAnsi="Times New Roman" w:eastAsia="宋体" w:cs="Times New Roman"/>
       <w:sz w:val="20"/>
       <w:szCs w:val="20"/>
     </w:rPr>
   </w:style>
-  <w:style w:type="paragraph" w:customStyle="1" w:styleId="WPSOffice2">
+  <w:style w:type="paragraph" w:customStyle="1" w:styleId="34">
     <w:name w:val="WPSOffice手动目录 2"/>
     <w:qFormat/>
+    <w:uiPriority w:val="0"/>
     <w:pPr>
       <w:ind w:leftChars="200"/>
     </w:pPr>
     <w:rPr>
-      <w:rFonts w:ascii="Times New Roman" w:eastAsia="宋体" w:hAnsi="Times New Roman" w:cs="Times New Roman"/>
+      <w:rFonts w:ascii="Times New Roman" w:hAnsi="Times New Roman" w:eastAsia="宋体" w:cs="Times New Roman"/>
       <w:sz w:val="20"/>
       <w:szCs w:val="20"/>
     </w:rPr>
   </w:style>
-  <w:style w:type="paragraph" w:customStyle="1" w:styleId="WPSOffice3">
+  <w:style w:type="paragraph" w:customStyle="1" w:styleId="35">
     <w:name w:val="WPSOffice手动目录 3"/>
     <w:qFormat/>
+    <w:uiPriority w:val="0"/>
     <w:pPr>
       <w:ind w:leftChars="400"/>
     </w:pPr>
     <w:rPr>
-      <w:rFonts w:ascii="Times New Roman" w:eastAsia="宋体" w:hAnsi="Times New Roman" w:cs="Times New Roman"/>
+      <w:rFonts w:ascii="Times New Roman" w:hAnsi="Times New Roman" w:eastAsia="宋体" w:cs="Times New Roman"/>
       <w:sz w:val="20"/>
       <w:szCs w:val="20"/>
     </w:rPr>
   </w:style>
-  <w:style w:type="paragraph" w:customStyle="1" w:styleId="Compact">
+  <w:style w:type="paragraph" w:customStyle="1" w:styleId="36">
     <w:name w:val="Compact"/>
-    <w:basedOn w:val="BodyText"/>
+    <w:basedOn w:val="12"/>
     <w:qFormat/>
+    <w:uiPriority w:val="0"/>
     <w:pPr>
       <w:spacing w:before="36" w:after="36"/>
     </w:pPr>
   </w:style>
-  <w:style w:type="table" w:customStyle="1" w:styleId="Table">
+  <w:style w:type="table" w:customStyle="1" w:styleId="37">
     <w:name w:val="Table"/>
     <w:semiHidden/>
     <w:unhideWhenUsed/>
     <w:qFormat/>
+    <w:uiPriority w:val="0"/>
     <w:tblPr>
       <w:tblCellMar>
         <w:top w:w="0" w:type="dxa"/>
@@ -4508,26 +4625,28 @@
     <w:tblStylePr w:type="firstRow">
       <w:tcPr>
         <w:tcBorders>
-          <w:bottom w:val="single" w:sz="0" w:space="0" w:color="auto"/>
+          <w:bottom w:val="single" w:color="auto" w:sz="0" w:space="0"/>
         </w:tcBorders>
         <w:vAlign w:val="bottom"/>
       </w:tcPr>
     </w:tblStylePr>
   </w:style>
-  <w:style w:type="character" w:customStyle="1" w:styleId="1Char">
+  <w:style w:type="character" w:customStyle="1" w:styleId="38">
     <w:name w:val="柴_标题1 Char"/>
-    <w:link w:val="1"/>
+    <w:link w:val="28"/>
     <w:qFormat/>
+    <w:uiPriority w:val="0"/>
     <w:rPr>
-      <w:rFonts w:ascii="Arial" w:eastAsia="宋体" w:hAnsi="Arial"/>
+      <w:rFonts w:ascii="Arial" w:hAnsi="Arial" w:eastAsia="宋体"/>
       <w:sz w:val="32"/>
     </w:rPr>
   </w:style>
-  <w:style w:type="table" w:customStyle="1" w:styleId="TableNormal1">
+  <w:style w:type="table" w:customStyle="1" w:styleId="39">
     <w:name w:val="Table Normal_1"/>
     <w:semiHidden/>
     <w:unhideWhenUsed/>
     <w:qFormat/>
+    <w:uiPriority w:val="0"/>
     <w:tblPr>
       <w:tblCellMar>
         <w:top w:w="0" w:type="dxa"/>
@@ -4537,10 +4656,11 @@
       </w:tblCellMar>
     </w:tblPr>
   </w:style>
-  <w:style w:type="paragraph" w:customStyle="1" w:styleId="a3">
+  <w:style w:type="paragraph" w:customStyle="1" w:styleId="40">
     <w:name w:val="柴_正文_无缩进"/>
-    <w:basedOn w:val="Normal"/>
+    <w:basedOn w:val="1"/>
     <w:qFormat/>
+    <w:uiPriority w:val="0"/>
     <w:pPr>
       <w:ind w:firstLine="0" w:firstLineChars="0"/>
     </w:pPr>
@@ -4550,29 +4670,31 @@
       <w:lang w:eastAsia="zh-CN"/>
     </w:rPr>
   </w:style>
-  <w:style w:type="paragraph" w:customStyle="1" w:styleId="4">
+  <w:style w:type="paragraph" w:customStyle="1" w:styleId="41">
     <w:name w:val="柴_标题4"/>
-    <w:basedOn w:val="Heading4"/>
-    <w:next w:val="Normal"/>
+    <w:basedOn w:val="5"/>
+    <w:next w:val="1"/>
     <w:qFormat/>
+    <w:uiPriority w:val="0"/>
     <w:pPr>
       <w:widowControl w:val="0"/>
       <w:spacing w:before="160" w:line="360" w:lineRule="auto"/>
-      <w:ind w:left="981" w:hanging="862" w:leftChars="300"/>
+      <w:ind w:left="981" w:leftChars="300" w:hanging="862"/>
     </w:pPr>
     <w:rPr>
-      <w:rFonts w:ascii="Calibri" w:eastAsia="宋体" w:hAnsi="Calibri" w:cs="宋体" w:hint="eastAsia"/>
+      <w:rFonts w:hint="eastAsia" w:ascii="Calibri" w:hAnsi="Calibri" w:eastAsia="宋体" w:cs="宋体"/>
       <w:sz w:val="24"/>
       <w:szCs w:val="24"/>
       <w:lang w:eastAsia="zh-CN" w:bidi="zh-CN"/>
     </w:rPr>
   </w:style>
-  <w:style w:type="character" w:customStyle="1" w:styleId="Char">
+  <w:style w:type="character" w:customStyle="1" w:styleId="42">
     <w:name w:val="柴_正文 Char"/>
-    <w:link w:val="a1"/>
+    <w:link w:val="29"/>
     <w:qFormat/>
+    <w:uiPriority w:val="0"/>
     <w:rPr>
-      <w:rFonts w:ascii="Arial" w:eastAsia="宋体" w:hAnsi="Arial"/>
+      <w:rFonts w:ascii="Arial" w:hAnsi="Arial" w:eastAsia="宋体"/>
       <w:sz w:val="24"/>
       <w:lang w:eastAsia="zh-CN"/>
     </w:rPr>
